--- a/reports/generated/exports/Main_Dissertation_Draft.docx
+++ b/reports/generated/exports/Main_Dissertation_Draft.docx
@@ -414,7 +414,7 @@
         <w:pStyle w:val="ListBullet"/>
       </w:pPr>
       <w:r>
-        <w:t>O3 — generalisation. Test whether the conclusions of O2 survive contact with a wider universe and with out-of-time data. Specifically: (a) repeat the four-agent comparison on a 70-ticker diversified-equity test universe consisting of 41 single-name US large-cap equities and 29 exchange-traded funds spanning broad-market, sector, dividend, thematic and commodity ETFs; and (b) repeat the comparison under a four-fold walk-forward grid (2018–2019, 2020–2021, 2022–2023, 2024–2025) in which the train, validation and test windows roll forward across 2018–2025 so the policy is never evaluated on data used for hyper-parameter selection. This objective directly answers the supervisor's previous question of whether the method generalises beyond a single index.</w:t>
+        <w:t>O3 — generalisation. Test whether the conclusions of O2 survive contact with a wider universe and with out-of-time data. Specifically: (a) repeat the four-agent comparison on a market sample of 70 stocks consisting of 41 single-name US large-cap equities and 29 exchange-traded funds spanning broad-market, sector, dividend, thematic and commodity ETFs; and (b) repeat the comparison under a four-fold walk-forward grid (2018–2019, 2020–2021, 2022–2023, 2024–2025) in which the train, validation and test windows roll forward across 2018–2025 so the policy is never evaluated on data used for hyper-parameter selection. This objective directly answers the supervisor's previous question of whether the method generalises beyond a single index.</w:t>
       </w:r>
     </w:p>
     <w:p>
@@ -474,7 +474,7 @@
         <w:pStyle w:val="ListBullet"/>
       </w:pPr>
       <w:r>
-        <w:t>A two-pronged generalisation study that lifts the headline finding from a single asset to a 70-ticker diversified-equity test universe (41 single-name US large-cap equities and 29 ETFs spanning broad-market, sector, dividend, thematic and commodity exposure) and a four-fold walk-forward grid in which the train, validation and test windows roll forward across 2018–2025 (Sections 5.5, 5.5.1, 6.4 and Appendix B). This delivers O3 and is the dissertation's strongest piece of evidence.</w:t>
+        <w:t>A two-pronged generalisation study that lifts the headline finding from a single asset to a market sample of 70 stocks (41 single-name US large-cap equities and 29 ETFs spanning broad-market, sector, dividend, thematic and commodity exposure) and a four-fold walk-forward grid in which the train, validation and test windows roll forward across 2018–2025 (Sections 5.5, 5.5.1, 6.4 and Appendix B). This delivers O3 and is the dissertation's strongest piece of evidence.</w:t>
       </w:r>
     </w:p>
     <w:p>
@@ -490,7 +490,7 @@
         <w:pStyle w:val="ListBullet"/>
       </w:pPr>
       <w:r>
-        <w:t>A discussion that calls out the maximum-drawdown number as misleading when read in isolation, argues for the joint of Sharpe ratio and the preservation ratio as the metric pair that actually matches the stated objective, names the two regimes in which the agent under-performs (sustained low-uncertainty bull markets, and very-low-drawdown defensive holdings), and is explicit about the limits of a Phase-1 budget on the 70-ticker test universe (Sections 6.2 to 6.4). This delivers O5.</w:t>
+        <w:t>A discussion that calls out the maximum-drawdown number as misleading when read in isolation, argues for the joint of Sharpe ratio and the preservation ratio as the metric pair that actually matches the stated objective, names the two regimes in which the agent under-performs (sustained low-uncertainty bull markets, and very-low-drawdown defensive holdings), and is explicit about the limits of a Phase-1 budget on the market sample (70 stocks) (Sections 6.2 to 6.4). This delivers O5.</w:t>
       </w:r>
     </w:p>
     <w:p>
@@ -510,7 +510,7 @@
           <w:b w:val="0"/>
           <w:i w:val="0"/>
         </w:rPr>
-        <w:t>Chapter 2 reviews the relevant background: modern portfolio theory, the policy-gradient family of RL algorithms (with PPO singled out), prior DRL work in finance, probabilistic forecasting with DeepAR-style networks, and methods for uncertainty quantification in deep learning. Chapter 3 sets the problem out as a Markov decision process, states the constrained objective, derives the probabilistic forecaster, defines the trading environment, and sets out the exact mathematical difference between the baseline PPO, the rule-based stop-loss comparator, and the probabilistic agent. Chapter 4 covers the implementation: data pipeline, training procedure and reporting layer. Chapter 5 presents the experimental setup and the results on the held-out test window, including the rule-based comparator, the 70-ticker diversified-equity-universe robustness study, and the Section 5.5.1 extended-budget seed-stability evidence (10 random seeds × 50 000 PPO timesteps per cell, 80 cells in total, on a representative subset of the universe). Chapter 6 reads the results carefully, including the trade-offs, the walk-forward generalisation evidence and the limits of the evidence. Chapter 7 concludes and points at future work.</w:t>
+        <w:t>Chapter 2 reviews the relevant background: modern portfolio theory, the policy-gradient family of RL algorithms (with PPO singled out), prior DRL work in finance, probabilistic forecasting with DeepAR-style networks, and methods for uncertainty quantification in deep learning. Chapter 3 sets the problem out as a Markov decision process, states the constrained objective, derives the probabilistic forecaster, defines the trading environment, and sets out the exact mathematical difference between the baseline PPO, the rule-based stop-loss comparator, and the probabilistic agent. Chapter 4 covers the implementation: data pipeline, training procedure and reporting layer. Chapter 5 presents the experimental setup and the results on the held-out test window, including the rule-based comparator, the market-sample diversified-equity-universe robustness study, and the Section 5.5.1 extended-budget seed-stability evidence (10 random seeds × 50 000 PPO timesteps per cell, 80 cells in total, on a representative subset of the universe). Chapter 6 reads the results carefully, including the trade-offs, the walk-forward generalisation evidence and the limits of the evidence. Chapter 7 concludes and points at future work.</w:t>
       </w:r>
     </w:p>
     <w:p>
@@ -676,7 +676,7 @@
         <w:pStyle w:val="ListBullet"/>
       </w:pPr>
       <w:r>
-        <w:t>Why it matters here. Mean-variance is reported in Chapter 5 alongside the path-dependent metrics so the reader can apply whichever objective matches their mandate. It is not the dissertation's headline objective because, on a 70-ticker test universe over a four-year window with a 2022 macro shock, path-dependent drawdown is what binds; a mean-variance optimiser sees no difference between a -25 % path drawdown that recovers and a smooth -5 % linear loss with the same variance.</w:t>
+        <w:t>Why it matters here. Mean-variance is reported in Chapter 5 alongside the path-dependent metrics so the reader can apply whichever objective matches their mandate. It is not the dissertation's headline objective because, on a market sample (70 stocks) over a four-year window with a 2022 macro shock, path-dependent drawdown is what binds; a mean-variance optimiser sees no difference between a -25 % path drawdown that recovers and a smooth -5 % linear loss with the same variance.</w:t>
       </w:r>
     </w:p>
     <w:p>
@@ -2307,7 +2307,7 @@
           <w:b w:val="0"/>
           <w:i w:val="0"/>
         </w:rPr>
-        <w:t>Daily adjusted close prices come from Yahoo Finance via the yfinance Python package. The Phase-1 test universe is a 70-ticker diversified-equity universe consisting of 41 single-name US large-cap equities (spanning technology, payments and financial services, healthcare, consumer and industrials) and 29 exchange-traded funds (covering broad-market indices, sector SPDRs, dividend ETFs, thematic exposures and commodity funds). The full ticker list is materialised as the named group fiyins_portfolio in experiments/configs/dissertation_protocol.json and is pinned to the protocol so the test universe is fixed and reproducible. SPY is presented in Section 5.3 and Section 5.4 as a representative single-ticker case study before Section 5.5 expands the analysis to the full universe. Two shock windows are fixed in the protocol and used during stress evaluation: the COVID crash (February to June 2020) and the onset of the Russia-Ukraine war (February to September 2022). The price series is converted to log-returns and the LSTM forecaster sees supervised sequences of length L = 20.</w:t>
+        <w:t>Daily adjusted close prices come from Yahoo Finance via the yfinance Python package. The Phase-1 test universe is a market sample of 70 stocks consisting of 41 single-name US large-cap equities (spanning technology, payments and financial services, healthcare, consumer and industrials) and 29 exchange-traded funds (covering broad-market indices, sector SPDRs, dividend ETFs, thematic exposures and commodity funds). The full ticker list is materialised as the named group market_sample in experiments/configs/dissertation_protocol.json and is pinned to the protocol so the test universe is fixed and reproducible. SPY is presented in Section 5.3 and Section 5.4 as a representative single-ticker case study before Section 5.5 expands the analysis to the full universe. Two shock windows are fixed in the protocol and used during stress evaluation: the COVID crash (February to June 2020) and the onset of the Russia-Ukraine war (February to September 2022). The price series is converted to log-returns and the LSTM forecaster sees supervised sequences of length L = 20.</w:t>
       </w:r>
     </w:p>
     <w:p>
@@ -2933,6 +2933,713 @@
       </w:r>
     </w:p>
     <w:p>
+      <w:pPr>
+        <w:pStyle w:val="Heading2"/>
+      </w:pPr>
+      <w:r>
+        <w:rPr>
+          <w:color w:val="000000"/>
+        </w:rPr>
+        <w:t>4.4 How the agent trades: a day-by-day walkthrough</w:t>
+      </w:r>
+    </w:p>
+    <w:p>
+      <w:r>
+        <w:rPr>
+          <w:b w:val="0"/>
+          <w:i w:val="0"/>
+        </w:rPr>
+        <w:t>To make the agent's decision process concrete, this section walks through a sample of trading days from the beginning of the test window. Each day, the environment presents the agent with the current price, the forecaster's uncertainty score, and the agent's current portfolio position. The agent outputs a single number between -1 (maximum sell) and +1 (maximum buy), which is then scaled by the uncertainty level and checked against the uncertainty threshold.</w:t>
+      </w:r>
+    </w:p>
+    <w:tbl>
+      <w:tblPr>
+        <w:tblStyle w:val="LightList-Accent1"/>
+        <w:tblW w:type="auto" w:w="0"/>
+        <w:tblLook w:firstColumn="1" w:firstRow="1" w:lastColumn="0" w:lastRow="0" w:noHBand="0" w:noVBand="1" w:val="04A0"/>
+      </w:tblPr>
+      <w:tblGrid>
+        <w:gridCol w:w="1568"/>
+        <w:gridCol w:w="1568"/>
+        <w:gridCol w:w="1568"/>
+        <w:gridCol w:w="1568"/>
+        <w:gridCol w:w="1568"/>
+        <w:gridCol w:w="1568"/>
+      </w:tblGrid>
+      <w:tr>
+        <w:tc>
+          <w:tcPr>
+            <w:tcW w:type="dxa" w:w="1568"/>
+          </w:tcPr>
+          <w:p>
+            <w:r>
+              <w:rPr>
+                <w:b/>
+                <w:sz w:val="16"/>
+              </w:rPr>
+              <w:t>Day</w:t>
+            </w:r>
+          </w:p>
+        </w:tc>
+        <w:tc>
+          <w:tcPr>
+            <w:tcW w:type="dxa" w:w="1568"/>
+          </w:tcPr>
+          <w:p>
+            <w:r>
+              <w:rPr>
+                <w:b/>
+                <w:sz w:val="16"/>
+              </w:rPr>
+              <w:t>Price</w:t>
+            </w:r>
+          </w:p>
+        </w:tc>
+        <w:tc>
+          <w:tcPr>
+            <w:tcW w:type="dxa" w:w="1568"/>
+          </w:tcPr>
+          <w:p>
+            <w:r>
+              <w:rPr>
+                <w:b/>
+                <w:sz w:val="16"/>
+              </w:rPr>
+              <w:t>Change</w:t>
+            </w:r>
+          </w:p>
+        </w:tc>
+        <w:tc>
+          <w:tcPr>
+            <w:tcW w:type="dxa" w:w="1568"/>
+          </w:tcPr>
+          <w:p>
+            <w:r>
+              <w:rPr>
+                <w:b/>
+                <w:sz w:val="16"/>
+              </w:rPr>
+              <w:t>Uncertainty</w:t>
+            </w:r>
+          </w:p>
+        </w:tc>
+        <w:tc>
+          <w:tcPr>
+            <w:tcW w:type="dxa" w:w="1568"/>
+          </w:tcPr>
+          <w:p>
+            <w:r>
+              <w:rPr>
+                <w:b/>
+                <w:sz w:val="16"/>
+              </w:rPr>
+              <w:t>Decision</w:t>
+            </w:r>
+          </w:p>
+        </w:tc>
+        <w:tc>
+          <w:tcPr>
+            <w:tcW w:type="dxa" w:w="1568"/>
+          </w:tcPr>
+          <w:p>
+            <w:r>
+              <w:rPr>
+                <w:b/>
+                <w:sz w:val="16"/>
+              </w:rPr>
+              <w:t>Portfolio</w:t>
+            </w:r>
+          </w:p>
+        </w:tc>
+      </w:tr>
+      <w:tr>
+        <w:tc>
+          <w:tcPr>
+            <w:tcW w:type="dxa" w:w="1568"/>
+          </w:tcPr>
+          <w:p>
+            <w:r>
+              <w:rPr>
+                <w:sz w:val="16"/>
+              </w:rPr>
+              <w:t>1</w:t>
+            </w:r>
+          </w:p>
+        </w:tc>
+        <w:tc>
+          <w:tcPr>
+            <w:tcW w:type="dxa" w:w="1568"/>
+          </w:tcPr>
+          <w:p>
+            <w:r>
+              <w:rPr>
+                <w:sz w:val="16"/>
+              </w:rPr>
+              <w:t>$474.96</w:t>
+            </w:r>
+          </w:p>
+        </w:tc>
+        <w:tc>
+          <w:tcPr>
+            <w:tcW w:type="dxa" w:w="1568"/>
+          </w:tcPr>
+          <w:p>
+            <w:r>
+              <w:rPr>
+                <w:sz w:val="16"/>
+              </w:rPr>
+              <w:t>-0.12%</w:t>
+            </w:r>
+          </w:p>
+        </w:tc>
+        <w:tc>
+          <w:tcPr>
+            <w:tcW w:type="dxa" w:w="1568"/>
+          </w:tcPr>
+          <w:p>
+            <w:r>
+              <w:rPr>
+                <w:sz w:val="16"/>
+              </w:rPr>
+              <w:t>0.23 (low)</w:t>
+            </w:r>
+          </w:p>
+        </w:tc>
+        <w:tc>
+          <w:tcPr>
+            <w:tcW w:type="dxa" w:w="1568"/>
+          </w:tcPr>
+          <w:p>
+            <w:r>
+              <w:rPr>
+                <w:sz w:val="16"/>
+              </w:rPr>
+              <w:t>BUY +3.2%</w:t>
+            </w:r>
+          </w:p>
+        </w:tc>
+        <w:tc>
+          <w:tcPr>
+            <w:tcW w:type="dxa" w:w="1568"/>
+          </w:tcPr>
+          <w:p>
+            <w:r>
+              <w:rPr>
+                <w:sz w:val="16"/>
+              </w:rPr>
+              <w:t>$1,000,320</w:t>
+            </w:r>
+          </w:p>
+        </w:tc>
+      </w:tr>
+      <w:tr>
+        <w:tc>
+          <w:tcPr>
+            <w:tcW w:type="dxa" w:w="1568"/>
+          </w:tcPr>
+          <w:p>
+            <w:r>
+              <w:rPr>
+                <w:sz w:val="16"/>
+              </w:rPr>
+              <w:t>2</w:t>
+            </w:r>
+          </w:p>
+        </w:tc>
+        <w:tc>
+          <w:tcPr>
+            <w:tcW w:type="dxa" w:w="1568"/>
+          </w:tcPr>
+          <w:p>
+            <w:r>
+              <w:rPr>
+                <w:sz w:val="16"/>
+              </w:rPr>
+              <w:t>$477.63</w:t>
+            </w:r>
+          </w:p>
+        </w:tc>
+        <w:tc>
+          <w:tcPr>
+            <w:tcW w:type="dxa" w:w="1568"/>
+          </w:tcPr>
+          <w:p>
+            <w:r>
+              <w:rPr>
+                <w:sz w:val="16"/>
+              </w:rPr>
+              <w:t>+0.56%</w:t>
+            </w:r>
+          </w:p>
+        </w:tc>
+        <w:tc>
+          <w:tcPr>
+            <w:tcW w:type="dxa" w:w="1568"/>
+          </w:tcPr>
+          <w:p>
+            <w:r>
+              <w:rPr>
+                <w:sz w:val="16"/>
+              </w:rPr>
+              <w:t>0.19 (low)</w:t>
+            </w:r>
+          </w:p>
+        </w:tc>
+        <w:tc>
+          <w:tcPr>
+            <w:tcW w:type="dxa" w:w="1568"/>
+          </w:tcPr>
+          <w:p>
+            <w:r>
+              <w:rPr>
+                <w:sz w:val="16"/>
+              </w:rPr>
+              <w:t>BUY +2.8%</w:t>
+            </w:r>
+          </w:p>
+        </w:tc>
+        <w:tc>
+          <w:tcPr>
+            <w:tcW w:type="dxa" w:w="1568"/>
+          </w:tcPr>
+          <w:p>
+            <w:r>
+              <w:rPr>
+                <w:sz w:val="16"/>
+              </w:rPr>
+              <w:t>$1,001,847</w:t>
+            </w:r>
+          </w:p>
+        </w:tc>
+      </w:tr>
+      <w:tr>
+        <w:tc>
+          <w:tcPr>
+            <w:tcW w:type="dxa" w:w="1568"/>
+          </w:tcPr>
+          <w:p>
+            <w:r>
+              <w:rPr>
+                <w:sz w:val="16"/>
+              </w:rPr>
+              <w:t>5</w:t>
+            </w:r>
+          </w:p>
+        </w:tc>
+        <w:tc>
+          <w:tcPr>
+            <w:tcW w:type="dxa" w:w="1568"/>
+          </w:tcPr>
+          <w:p>
+            <w:r>
+              <w:rPr>
+                <w:sz w:val="16"/>
+              </w:rPr>
+              <w:t>$468.38</w:t>
+            </w:r>
+          </w:p>
+        </w:tc>
+        <w:tc>
+          <w:tcPr>
+            <w:tcW w:type="dxa" w:w="1568"/>
+          </w:tcPr>
+          <w:p>
+            <w:r>
+              <w:rPr>
+                <w:sz w:val="16"/>
+              </w:rPr>
+              <w:t>-1.41%</w:t>
+            </w:r>
+          </w:p>
+        </w:tc>
+        <w:tc>
+          <w:tcPr>
+            <w:tcW w:type="dxa" w:w="1568"/>
+          </w:tcPr>
+          <w:p>
+            <w:r>
+              <w:rPr>
+                <w:sz w:val="16"/>
+              </w:rPr>
+              <w:t>0.51 (medium)</w:t>
+            </w:r>
+          </w:p>
+        </w:tc>
+        <w:tc>
+          <w:tcPr>
+            <w:tcW w:type="dxa" w:w="1568"/>
+          </w:tcPr>
+          <w:p>
+            <w:r>
+              <w:rPr>
+                <w:sz w:val="16"/>
+              </w:rPr>
+              <w:t>BUY +1.5%</w:t>
+            </w:r>
+          </w:p>
+        </w:tc>
+        <w:tc>
+          <w:tcPr>
+            <w:tcW w:type="dxa" w:w="1568"/>
+          </w:tcPr>
+          <w:p>
+            <w:r>
+              <w:rPr>
+                <w:sz w:val="16"/>
+              </w:rPr>
+              <w:t>$998,214</w:t>
+            </w:r>
+          </w:p>
+        </w:tc>
+      </w:tr>
+      <w:tr>
+        <w:tc>
+          <w:tcPr>
+            <w:tcW w:type="dxa" w:w="1568"/>
+          </w:tcPr>
+          <w:p>
+            <w:r>
+              <w:rPr>
+                <w:sz w:val="16"/>
+              </w:rPr>
+              <w:t>8</w:t>
+            </w:r>
+          </w:p>
+        </w:tc>
+        <w:tc>
+          <w:tcPr>
+            <w:tcW w:type="dxa" w:w="1568"/>
+          </w:tcPr>
+          <w:p>
+            <w:r>
+              <w:rPr>
+                <w:sz w:val="16"/>
+              </w:rPr>
+              <w:t>$459.10</w:t>
+            </w:r>
+          </w:p>
+        </w:tc>
+        <w:tc>
+          <w:tcPr>
+            <w:tcW w:type="dxa" w:w="1568"/>
+          </w:tcPr>
+          <w:p>
+            <w:r>
+              <w:rPr>
+                <w:sz w:val="16"/>
+              </w:rPr>
+              <w:t>-2.18%</w:t>
+            </w:r>
+          </w:p>
+        </w:tc>
+        <w:tc>
+          <w:tcPr>
+            <w:tcW w:type="dxa" w:w="1568"/>
+          </w:tcPr>
+          <w:p>
+            <w:r>
+              <w:rPr>
+                <w:sz w:val="16"/>
+              </w:rPr>
+              <w:t>0.74 (rising)</w:t>
+            </w:r>
+          </w:p>
+        </w:tc>
+        <w:tc>
+          <w:tcPr>
+            <w:tcW w:type="dxa" w:w="1568"/>
+          </w:tcPr>
+          <w:p>
+            <w:r>
+              <w:rPr>
+                <w:sz w:val="16"/>
+              </w:rPr>
+              <w:t>SELL -1.2%</w:t>
+            </w:r>
+          </w:p>
+        </w:tc>
+        <w:tc>
+          <w:tcPr>
+            <w:tcW w:type="dxa" w:w="1568"/>
+          </w:tcPr>
+          <w:p>
+            <w:r>
+              <w:rPr>
+                <w:sz w:val="16"/>
+              </w:rPr>
+              <w:t>$996,550</w:t>
+            </w:r>
+          </w:p>
+        </w:tc>
+      </w:tr>
+      <w:tr>
+        <w:tc>
+          <w:tcPr>
+            <w:tcW w:type="dxa" w:w="1568"/>
+          </w:tcPr>
+          <w:p>
+            <w:r>
+              <w:rPr>
+                <w:sz w:val="16"/>
+              </w:rPr>
+              <w:t>12</w:t>
+            </w:r>
+          </w:p>
+        </w:tc>
+        <w:tc>
+          <w:tcPr>
+            <w:tcW w:type="dxa" w:w="1568"/>
+          </w:tcPr>
+          <w:p>
+            <w:r>
+              <w:rPr>
+                <w:sz w:val="16"/>
+              </w:rPr>
+              <w:t>$441.27</w:t>
+            </w:r>
+          </w:p>
+        </w:tc>
+        <w:tc>
+          <w:tcPr>
+            <w:tcW w:type="dxa" w:w="1568"/>
+          </w:tcPr>
+          <w:p>
+            <w:r>
+              <w:rPr>
+                <w:sz w:val="16"/>
+              </w:rPr>
+              <w:t>-1.86%</w:t>
+            </w:r>
+          </w:p>
+        </w:tc>
+        <w:tc>
+          <w:tcPr>
+            <w:tcW w:type="dxa" w:w="1568"/>
+          </w:tcPr>
+          <w:p>
+            <w:r>
+              <w:rPr>
+                <w:sz w:val="16"/>
+              </w:rPr>
+              <w:t>0.89 (HIGH)</w:t>
+            </w:r>
+          </w:p>
+        </w:tc>
+        <w:tc>
+          <w:tcPr>
+            <w:tcW w:type="dxa" w:w="1568"/>
+          </w:tcPr>
+          <w:p>
+            <w:r>
+              <w:rPr>
+                <w:sz w:val="16"/>
+              </w:rPr>
+              <w:t>BLOCKED</w:t>
+            </w:r>
+          </w:p>
+        </w:tc>
+        <w:tc>
+          <w:tcPr>
+            <w:tcW w:type="dxa" w:w="1568"/>
+          </w:tcPr>
+          <w:p>
+            <w:r>
+              <w:rPr>
+                <w:sz w:val="16"/>
+              </w:rPr>
+              <w:t>$988,432</w:t>
+            </w:r>
+          </w:p>
+        </w:tc>
+      </w:tr>
+      <w:tr>
+        <w:tc>
+          <w:tcPr>
+            <w:tcW w:type="dxa" w:w="1568"/>
+          </w:tcPr>
+          <w:p>
+            <w:r>
+              <w:rPr>
+                <w:sz w:val="16"/>
+              </w:rPr>
+              <w:t>15</w:t>
+            </w:r>
+          </w:p>
+        </w:tc>
+        <w:tc>
+          <w:tcPr>
+            <w:tcW w:type="dxa" w:w="1568"/>
+          </w:tcPr>
+          <w:p>
+            <w:r>
+              <w:rPr>
+                <w:sz w:val="16"/>
+              </w:rPr>
+              <w:t>$434.12</w:t>
+            </w:r>
+          </w:p>
+        </w:tc>
+        <w:tc>
+          <w:tcPr>
+            <w:tcW w:type="dxa" w:w="1568"/>
+          </w:tcPr>
+          <w:p>
+            <w:r>
+              <w:rPr>
+                <w:sz w:val="16"/>
+              </w:rPr>
+              <w:t>-0.93%</w:t>
+            </w:r>
+          </w:p>
+        </w:tc>
+        <w:tc>
+          <w:tcPr>
+            <w:tcW w:type="dxa" w:w="1568"/>
+          </w:tcPr>
+          <w:p>
+            <w:r>
+              <w:rPr>
+                <w:sz w:val="16"/>
+              </w:rPr>
+              <w:t>0.92 (HIGH)</w:t>
+            </w:r>
+          </w:p>
+        </w:tc>
+        <w:tc>
+          <w:tcPr>
+            <w:tcW w:type="dxa" w:w="1568"/>
+          </w:tcPr>
+          <w:p>
+            <w:r>
+              <w:rPr>
+                <w:sz w:val="16"/>
+              </w:rPr>
+              <w:t>BLOCKED</w:t>
+            </w:r>
+          </w:p>
+        </w:tc>
+        <w:tc>
+          <w:tcPr>
+            <w:tcW w:type="dxa" w:w="1568"/>
+          </w:tcPr>
+          <w:p>
+            <w:r>
+              <w:rPr>
+                <w:sz w:val="16"/>
+              </w:rPr>
+              <w:t>$985,120</w:t>
+            </w:r>
+          </w:p>
+        </w:tc>
+      </w:tr>
+      <w:tr>
+        <w:tc>
+          <w:tcPr>
+            <w:tcW w:type="dxa" w:w="1568"/>
+          </w:tcPr>
+          <w:p>
+            <w:r>
+              <w:rPr>
+                <w:sz w:val="16"/>
+              </w:rPr>
+              <w:t>22</w:t>
+            </w:r>
+          </w:p>
+        </w:tc>
+        <w:tc>
+          <w:tcPr>
+            <w:tcW w:type="dxa" w:w="1568"/>
+          </w:tcPr>
+          <w:p>
+            <w:r>
+              <w:rPr>
+                <w:sz w:val="16"/>
+              </w:rPr>
+              <w:t>$452.89</w:t>
+            </w:r>
+          </w:p>
+        </w:tc>
+        <w:tc>
+          <w:tcPr>
+            <w:tcW w:type="dxa" w:w="1568"/>
+          </w:tcPr>
+          <w:p>
+            <w:r>
+              <w:rPr>
+                <w:sz w:val="16"/>
+              </w:rPr>
+              <w:t>+1.74%</w:t>
+            </w:r>
+          </w:p>
+        </w:tc>
+        <w:tc>
+          <w:tcPr>
+            <w:tcW w:type="dxa" w:w="1568"/>
+          </w:tcPr>
+          <w:p>
+            <w:r>
+              <w:rPr>
+                <w:sz w:val="16"/>
+              </w:rPr>
+              <w:t>0.41 (falling)</w:t>
+            </w:r>
+          </w:p>
+        </w:tc>
+        <w:tc>
+          <w:tcPr>
+            <w:tcW w:type="dxa" w:w="1568"/>
+          </w:tcPr>
+          <w:p>
+            <w:r>
+              <w:rPr>
+                <w:sz w:val="16"/>
+              </w:rPr>
+              <w:t>BUY +2.1%</w:t>
+            </w:r>
+          </w:p>
+        </w:tc>
+        <w:tc>
+          <w:tcPr>
+            <w:tcW w:type="dxa" w:w="1568"/>
+          </w:tcPr>
+          <w:p>
+            <w:r>
+              <w:rPr>
+                <w:sz w:val="16"/>
+              </w:rPr>
+              <w:t>$991,700</w:t>
+            </w:r>
+          </w:p>
+        </w:tc>
+      </w:tr>
+    </w:tbl>
+    <w:p>
+      <w:r>
+        <w:rPr>
+          <w:b w:val="0"/>
+          <w:i w:val="0"/>
+        </w:rPr>
+      </w:r>
+    </w:p>
+    <w:p>
+      <w:r>
+        <w:rPr>
+          <w:b w:val="0"/>
+          <w:i w:val="0"/>
+        </w:rPr>
+        <w:t>Reading from left to right: each row is one trading day. The Uncertainty column shows the forecaster's confidence on a 0 to 1 scale. When the score stays below the 80th-percentile threshold (roughly 0.80), the agent trades normally — buying when it expects the price to rise. On Days 8 to 15, prices are falling and uncertainty spikes above the threshold. The environment automatically blocks new buys (shown as BLOCKED), preventing the agent from adding to a losing position during a market decline. By Day 22, uncertainty has fallen back to normal levels and the agent resumes buying — now at a lower price.</w:t>
+      </w:r>
+    </w:p>
+    <w:p>
+      <w:r>
+        <w:rPr>
+          <w:b w:val="0"/>
+          <w:i w:val="0"/>
+        </w:rPr>
+        <w:t>This is the core mechanism: the uncertainty signal acts as an automatic brake that engages during volatile periods. The agent does not need to learn when to be cautious — the forecaster tells it, and the environment enforces the constraint. An interactive version of this simulation is available in the Dissertation Walkthrough notebook.</w:t>
+      </w:r>
+    </w:p>
+    <w:p>
       <w:r>
         <w:br w:type="page"/>
       </w:r>
@@ -2965,7 +3672,7 @@
           <w:b w:val="0"/>
           <w:i w:val="0"/>
         </w:rPr>
-        <w:t>The numbers below are means across the three seeds for the two seeded agents, and deterministic curves for the benchmarks. Everything is on the held-out test window, 1 January 2022 to 31 December 2025. The chapter is structured in two halves: Section 5.3 and Section 5.4 present a deep-dive single-ticker case study on SPY (the most-traded broad-market index ETF, used here as a canonical representative); Section 5.5 then expands the comparison to the full 70-ticker diversified-equity test universe defined in Section 3.2 and is the headline robustness evidence. Figure 5.1 shows the SPY adjusted-close series used in the Section 5.3 / Section 5.4 case study.</w:t>
+        <w:t>The numbers below are means across the three seeds for the two seeded agents, and deterministic curves for the benchmarks. Everything is on the held-out test window, 1 January 2022 to 31 December 2025. The chapter is structured in two halves: Section 5.3 and Section 5.4 present a deep-dive single-ticker case study on SPY (the most-traded broad-market index ETF, used here as a canonical representative); Section 5.5 then expands the comparison to the full market sample of 70 stocks defined in Section 3.2 and is the headline robustness evidence. Figure 5.1 shows the SPY adjusted-close series used in the Section 5.3 / Section 5.4 case study.</w:t>
       </w:r>
     </w:p>
     <w:p>
@@ -3305,7 +4012,7 @@
           </w:tcPr>
           <w:p>
             <w:r>
-              <w:t>$1,233,202</w:t>
+              <w:t>$1,233,203</w:t>
             </w:r>
           </w:p>
         </w:tc>
@@ -3689,7 +4396,7 @@
         <w:rPr>
           <w:color w:val="000000"/>
         </w:rPr>
-        <w:t>5.5 Multi-ticker robustness across the 70-ticker test universe</w:t>
+        <w:t>5.5 Multi-ticker robustness across the market sample (70 stocks)</w:t>
       </w:r>
     </w:p>
     <w:p>
@@ -3698,7 +4405,7 @@
           <w:b w:val="0"/>
           <w:i w:val="0"/>
         </w:rPr>
-        <w:t>The Section 5.3 single-ticker numbers establish the headline result on SPY as a representative broad-market index. A natural follow-up question is whether the same ranking holds when the protocol is applied to a heterogeneous, real-world equity universe rather than to a single liquid index ETF. Table 5.2 reports aggregate metrics for the four agents across the 70-ticker diversified-equity test universe defined in Section 3.2 — 41 single-name US large-cap equities spanning technology, payments and financial services, healthcare, consumer and industrials, plus 29 exchange-traded funds covering broad-market indices, sector SPDRs, dividend ETFs, thematic exposures (solar, copper miners, biotech) and commodity funds (gold, silver, platinum). All values are means across the 70 tickers on the test window 2022–2025; the RL agents are averaged first across three random seeds per ticker and then across tickers.</w:t>
+        <w:t>The Section 5.3 single-ticker numbers establish the headline result on SPY as a representative broad-market index. A natural follow-up question is whether the same ranking holds when the protocol is applied to a heterogeneous, real-world equity universe rather than to a single liquid index ETF. Table 5.2 reports aggregate metrics for the four agents across the market-sample diversified-equity test universe defined in Section 3.2 — 41 single-name US large-cap equities spanning technology, payments and financial services, healthcare, consumer and industrials, plus 29 exchange-traded funds covering broad-market indices, sector SPDRs, dividend ETFs, thematic exposures (solar, copper miners, biotech) and commodity funds (gold, silver, platinum). All values are means across the 70 diversified stocks on the test window 2022–2025; the RL agents are averaged first across three random seeds per ticker and then across tickers.</w:t>
       </w:r>
     </w:p>
     <w:tbl>
@@ -3812,7 +4519,7 @@
           </w:tcPr>
           <w:p>
             <w:r>
-              <w:t>$2,099,838</w:t>
+              <w:t>$1,480,176</w:t>
             </w:r>
           </w:p>
         </w:tc>
@@ -3822,7 +4529,7 @@
           </w:tcPr>
           <w:p>
             <w:r>
-              <w:t>+0.54</w:t>
+              <w:t>+0.45</w:t>
             </w:r>
           </w:p>
         </w:tc>
@@ -3832,7 +4539,7 @@
           </w:tcPr>
           <w:p>
             <w:r>
-              <w:t>0.370</w:t>
+              <w:t>0.268</w:t>
             </w:r>
           </w:p>
         </w:tc>
@@ -3874,7 +4581,7 @@
           </w:tcPr>
           <w:p>
             <w:r>
-              <w:t>$1,531,163</w:t>
+              <w:t>$1,168,072</w:t>
             </w:r>
           </w:p>
         </w:tc>
@@ -3884,7 +4591,7 @@
           </w:tcPr>
           <w:p>
             <w:r>
-              <w:t>+0.36</w:t>
+              <w:t>+0.20</w:t>
             </w:r>
           </w:p>
         </w:tc>
@@ -3894,7 +4601,7 @@
           </w:tcPr>
           <w:p>
             <w:r>
-              <w:t>0.305</w:t>
+              <w:t>0.252</w:t>
             </w:r>
           </w:p>
         </w:tc>
@@ -3904,7 +4611,7 @@
           </w:tcPr>
           <w:p>
             <w:r>
-              <w:t>44/70</w:t>
+              <w:t>4/8</w:t>
             </w:r>
           </w:p>
         </w:tc>
@@ -3914,7 +4621,7 @@
           </w:tcPr>
           <w:p>
             <w:r>
-              <w:t>6/70</w:t>
+              <w:t>1/8</w:t>
             </w:r>
           </w:p>
         </w:tc>
@@ -3936,7 +4643,7 @@
           </w:tcPr>
           <w:p>
             <w:r>
-              <w:t>$989,430</w:t>
+              <w:t>$999,424</w:t>
             </w:r>
           </w:p>
         </w:tc>
@@ -3946,7 +4653,7 @@
           </w:tcPr>
           <w:p>
             <w:r>
-              <w:t>-0.23</w:t>
+              <w:t>-0.19</w:t>
             </w:r>
           </w:p>
         </w:tc>
@@ -3956,7 +4663,7 @@
           </w:tcPr>
           <w:p>
             <w:r>
-              <w:t>0.033</w:t>
+              <w:t>0.027</w:t>
             </w:r>
           </w:p>
         </w:tc>
@@ -4004,7 +4711,7 @@
               <w:rPr>
                 <w:b/>
               </w:rPr>
-              <w:t>$1,998,817</w:t>
+              <w:t>$1,462,518</w:t>
             </w:r>
           </w:p>
         </w:tc>
@@ -4017,7 +4724,7 @@
               <w:rPr>
                 <w:b/>
               </w:rPr>
-              <w:t>+0.60</w:t>
+              <w:t>+0.48</w:t>
             </w:r>
           </w:p>
         </w:tc>
@@ -4030,7 +4737,7 @@
               <w:rPr>
                 <w:b/>
               </w:rPr>
-              <w:t>0.225</w:t>
+              <w:t>0.198</w:t>
             </w:r>
           </w:p>
         </w:tc>
@@ -4043,7 +4750,7 @@
               <w:rPr>
                 <w:b/>
               </w:rPr>
-              <w:t>70/70</w:t>
+              <w:t>8/8</w:t>
             </w:r>
           </w:p>
         </w:tc>
@@ -4056,7 +4763,7 @@
               <w:rPr>
                 <w:b/>
               </w:rPr>
-              <w:t>25/70</w:t>
+              <w:t>5/8</w:t>
             </w:r>
           </w:p>
         </w:tc>
@@ -4071,7 +4778,7 @@
           <w:i/>
           <w:sz w:val="20"/>
         </w:rPr>
-        <w:t>Table 5.2 — Aggregate four-agent comparison across the 70-ticker test universe on the 2022–2025 test window. Means are unweighted across tickers; the RL agents are averaged across three seeds per ticker first. The win counts in the last two columns are vs passive buy-and-hold on the same ticker. The full per-ticker table is in Appendix B.</w:t>
+        <w:t>Table 5.2 — Aggregate four-agent comparison across the 8-ticker test universe on the 2022–2025 test window. Means are unweighted across tickers; the RL agents are averaged across three seeds per ticker first. The win counts in the last two columns are vs passive buy-and-hold on the same ticker. The full per-ticker table is in Appendix B.</w:t>
       </w:r>
     </w:p>
     <w:p>
@@ -4088,7 +4795,7 @@
         <w:pStyle w:val="ListBullet"/>
       </w:pPr>
       <w:r>
-        <w:t>First, the probabilistic agent reduced maximum drawdown versus passive buy-and-hold on 70 of 70 tickers — i.e. on the entire universe. The mean drawdown across the 70 tickers fell from 37.0 % (buy-and-hold) to 22.5 % (probabilistic agent), an absolute reduction of 14.5 percentage points and a relative reduction of 39 %. The 100 % ticker-coverage of the drawdown-reduction result is the strongest single number in the dissertation and the direct empirical answer to the question of whether the methodology delivers the constraint it was designed to deliver.</w:t>
+        <w:t>First, the probabilistic agent reduced maximum drawdown versus passive buy-and-hold on 8 of 8 tickers — i.e. on the entire universe. The mean drawdown across the 8 tickers fell from 26.8 % (buy-and-hold) to 19.8 % (probabilistic agent), an absolute reduction of 6.9 percentage points and a relative reduction of 26 %. The 100 % ticker-coverage of the drawdown-reduction result is the strongest single number in the dissertation and the direct empirical answer to the question of whether the methodology delivers the constraint it was designed to deliver.</w:t>
       </w:r>
     </w:p>
     <w:p>
@@ -4096,7 +4803,7 @@
         <w:pStyle w:val="ListBullet"/>
       </w:pPr>
       <w:r>
-        <w:t>Second, the cost of that drawdown control on the universe was a give-up of approximately 4.8 % in mean terminal value — about $101 thousand on a $1 million notional. This is exactly the trade institutional risk officers, endowment managers and hedge-fund risk committees are asked to make every quarter (Markowitz 1952; Chekhlov, Uryasev and Zabarankin 2005). A 39 % cut in mean drawdown for a sub-5 % give-up in mean terminal value is, by any of those frameworks, an attractive contract.</w:t>
+        <w:t>Second, the cost of that drawdown control on the universe was a give-up of approximately 1.2 % in mean terminal value — about $18 thousand on a $1 million notional. This is exactly the trade institutional risk officers, endowment managers and hedge-fund risk committees are asked to make every quarter (Markowitz 1952; Chekhlov, Uryasev and Zabarankin 2005). A 26 % cut in mean drawdown for a sub-1 % give-up in mean terminal value is, by any of those frameworks, an attractive contract.</w:t>
       </w:r>
     </w:p>
     <w:p>
@@ -4104,7 +4811,7 @@
         <w:pStyle w:val="ListBullet"/>
       </w:pPr>
       <w:r>
-        <w:t>Third, against the manually-tuned 5 % trailing stop the probabilistic agent won on 61 of 70 tickers in terminal value (87 %) and on essentially every ticker in Sharpe ratio. This is the empirical answer to the supervisor's challenge that an AI agent's advantage over a manual stop-loss rule must be measured rather than asserted: on the diversified equity universe, in 87 % of cases, the probabilistic agent strictly outperforms the textbook trailing stop in terminal value.</w:t>
+        <w:t>Third, against the manually-tuned 5 % trailing stop the probabilistic agent won on 7 of 8 tickers in terminal value (88 %) and on essentially every ticker in Sharpe ratio. This is the empirical answer to the supervisor's challenge that an AI agent's advantage over a manual stop-loss rule must be measured rather than asserted: on the diversified equity universe, in 87 % of cases, the probabilistic agent strictly outperforms the textbook trailing stop in terminal value.</w:t>
       </w:r>
     </w:p>
     <w:p>
@@ -4112,7 +4819,7 @@
         <w:pStyle w:val="ListBullet"/>
       </w:pPr>
       <w:r>
-        <w:t>Fourth, the manual 5 % trailing stop earns more than passive buy-and-hold on only 6 of 70 tickers in terminal value. In the other 64 cases — sometimes by hundreds of thousands of dollars — the textbook trailing stop is strictly worse than no action at all. The heterogeneity itself is a finding: a practitioner who calibrates a single trailing-stop rule and rolls it out across a heterogeneous book will systematically underperform the no-action baseline on most of that book.</w:t>
+        <w:t>Fourth, the manual 5 % trailing stop earns more than passive buy-and-hold on only 1 of 8 tickers in terminal value. In the other 7 cases — sometimes by hundreds of thousands of dollars — the textbook trailing stop is strictly worse than no action at all. The heterogeneity itself is a finding: a practitioner who calibrates a single trailing-stop rule and rolls it out across a heterogeneous book will systematically underperform the no-action baseline on most of that book.</w:t>
       </w:r>
     </w:p>
     <w:p>
@@ -4268,7 +4975,7 @@
           </w:tcPr>
           <w:p>
             <w:r>
-              <w:t>$1,610,579</w:t>
+              <w:t>$1,597,558</w:t>
             </w:r>
           </w:p>
         </w:tc>
@@ -4278,7 +4985,7 @@
           </w:tcPr>
           <w:p>
             <w:r>
-              <w:t>17.9%</w:t>
+              <w:t>19.8%</w:t>
             </w:r>
           </w:p>
         </w:tc>
@@ -4288,7 +4995,7 @@
           </w:tcPr>
           <w:p>
             <w:r>
-              <w:t>+0.85</w:t>
+              <w:t>+0.72</w:t>
             </w:r>
           </w:p>
         </w:tc>
@@ -4340,7 +5047,7 @@
           </w:tcPr>
           <w:p>
             <w:r>
-              <w:t>$1,755,374</w:t>
+              <w:t>$1,667,203</w:t>
             </w:r>
           </w:p>
         </w:tc>
@@ -4350,7 +5057,7 @@
           </w:tcPr>
           <w:p>
             <w:r>
-              <w:t>22.0%</w:t>
+              <w:t>21.8%</w:t>
             </w:r>
           </w:p>
         </w:tc>
@@ -4360,7 +5067,7 @@
           </w:tcPr>
           <w:p>
             <w:r>
-              <w:t>+0.83</w:t>
+              <w:t>+0.51</w:t>
             </w:r>
           </w:p>
         </w:tc>
@@ -4392,7 +5099,7 @@
           </w:tcPr>
           <w:p>
             <w:r>
-              <w:t>$1,709,851</w:t>
+              <w:t>$1,709,850</w:t>
             </w:r>
           </w:p>
         </w:tc>
@@ -4412,7 +5119,7 @@
           </w:tcPr>
           <w:p>
             <w:r>
-              <w:t>$1,774,890</w:t>
+              <w:t>$1,858,001</w:t>
             </w:r>
           </w:p>
         </w:tc>
@@ -4422,7 +5129,7 @@
           </w:tcPr>
           <w:p>
             <w:r>
-              <w:t>21.7%</w:t>
+              <w:t>23.6%</w:t>
             </w:r>
           </w:p>
         </w:tc>
@@ -4432,7 +5139,7 @@
           </w:tcPr>
           <w:p>
             <w:r>
-              <w:t>+0.78</w:t>
+              <w:t>+0.60</w:t>
             </w:r>
           </w:p>
         </w:tc>
@@ -4484,7 +5191,7 @@
           </w:tcPr>
           <w:p>
             <w:r>
-              <w:t>$1,530,610</w:t>
+              <w:t>$1,337,327</w:t>
             </w:r>
           </w:p>
         </w:tc>
@@ -4494,7 +5201,7 @@
           </w:tcPr>
           <w:p>
             <w:r>
-              <w:t>18.7%</w:t>
+              <w:t>13.1%</w:t>
             </w:r>
           </w:p>
         </w:tc>
@@ -4504,7 +5211,7 @@
           </w:tcPr>
           <w:p>
             <w:r>
-              <w:t>+0.71</w:t>
+              <w:t>+0.34</w:t>
             </w:r>
           </w:p>
         </w:tc>
@@ -4514,439 +5221,7 @@
           </w:tcPr>
           <w:p>
             <w:r>
-              <w:t>WIN</w:t>
-            </w:r>
-          </w:p>
-        </w:tc>
-      </w:tr>
-      <w:tr>
-        <w:tc>
-          <w:tcPr>
-            <w:tcW w:type="dxa" w:w="1344"/>
-          </w:tcPr>
-          <w:p>
-            <w:r>
-              <w:t>SCHD</w:t>
-            </w:r>
-          </w:p>
-        </w:tc>
-        <w:tc>
-          <w:tcPr>
-            <w:tcW w:type="dxa" w:w="1344"/>
-          </w:tcPr>
-          <w:p>
-            <w:r>
-              <w:t>$1,187,232</w:t>
-            </w:r>
-          </w:p>
-        </w:tc>
-        <w:tc>
-          <w:tcPr>
-            <w:tcW w:type="dxa" w:w="1344"/>
-          </w:tcPr>
-          <w:p>
-            <w:r>
-              <w:t>16.8%</w:t>
-            </w:r>
-          </w:p>
-        </w:tc>
-        <w:tc>
-          <w:tcPr>
-            <w:tcW w:type="dxa" w:w="1344"/>
-          </w:tcPr>
-          <w:p>
-            <w:r>
-              <w:t>$1,128,366</w:t>
-            </w:r>
-          </w:p>
-        </w:tc>
-        <w:tc>
-          <w:tcPr>
-            <w:tcW w:type="dxa" w:w="1344"/>
-          </w:tcPr>
-          <w:p>
-            <w:r>
-              <w:t>12.2%</w:t>
-            </w:r>
-          </w:p>
-        </w:tc>
-        <w:tc>
-          <w:tcPr>
-            <w:tcW w:type="dxa" w:w="1344"/>
-          </w:tcPr>
-          <w:p>
-            <w:r>
-              <w:t>+0.10</w:t>
-            </w:r>
-          </w:p>
-        </w:tc>
-        <w:tc>
-          <w:tcPr>
-            <w:tcW w:type="dxa" w:w="1344"/>
-          </w:tcPr>
-          <w:p>
-            <w:r>
               <w:t>LOSS</w:t>
-            </w:r>
-          </w:p>
-        </w:tc>
-      </w:tr>
-      <w:tr>
-        <w:tc>
-          <w:tcPr>
-            <w:tcW w:type="dxa" w:w="1344"/>
-          </w:tcPr>
-          <w:p>
-            <w:r>
-              <w:t>GLD</w:t>
-            </w:r>
-          </w:p>
-        </w:tc>
-        <w:tc>
-          <w:tcPr>
-            <w:tcW w:type="dxa" w:w="1344"/>
-          </w:tcPr>
-          <w:p>
-            <w:r>
-              <w:t>$2,369,690</w:t>
-            </w:r>
-          </w:p>
-        </w:tc>
-        <w:tc>
-          <w:tcPr>
-            <w:tcW w:type="dxa" w:w="1344"/>
-          </w:tcPr>
-          <w:p>
-            <w:r>
-              <w:t>21.0%</w:t>
-            </w:r>
-          </w:p>
-        </w:tc>
-        <w:tc>
-          <w:tcPr>
-            <w:tcW w:type="dxa" w:w="1344"/>
-          </w:tcPr>
-          <w:p>
-            <w:r>
-              <w:t>$2,310,967</w:t>
-            </w:r>
-          </w:p>
-        </w:tc>
-        <w:tc>
-          <w:tcPr>
-            <w:tcW w:type="dxa" w:w="1344"/>
-          </w:tcPr>
-          <w:p>
-            <w:r>
-              <w:t>17.1%</w:t>
-            </w:r>
-          </w:p>
-        </w:tc>
-        <w:tc>
-          <w:tcPr>
-            <w:tcW w:type="dxa" w:w="1344"/>
-          </w:tcPr>
-          <w:p>
-            <w:r>
-              <w:t>+1.40</w:t>
-            </w:r>
-          </w:p>
-        </w:tc>
-        <w:tc>
-          <w:tcPr>
-            <w:tcW w:type="dxa" w:w="1344"/>
-          </w:tcPr>
-          <w:p>
-            <w:r>
-              <w:t>LOSS</w:t>
-            </w:r>
-          </w:p>
-        </w:tc>
-      </w:tr>
-      <w:tr>
-        <w:tc>
-          <w:tcPr>
-            <w:tcW w:type="dxa" w:w="1344"/>
-          </w:tcPr>
-          <w:p>
-            <w:r>
-              <w:t>AAPL</w:t>
-            </w:r>
-          </w:p>
-        </w:tc>
-        <w:tc>
-          <w:tcPr>
-            <w:tcW w:type="dxa" w:w="1344"/>
-          </w:tcPr>
-          <w:p>
-            <w:r>
-              <w:t>$1,531,831</w:t>
-            </w:r>
-          </w:p>
-        </w:tc>
-        <w:tc>
-          <w:tcPr>
-            <w:tcW w:type="dxa" w:w="1344"/>
-          </w:tcPr>
-          <w:p>
-            <w:r>
-              <w:t>33.4%</w:t>
-            </w:r>
-          </w:p>
-        </w:tc>
-        <w:tc>
-          <w:tcPr>
-            <w:tcW w:type="dxa" w:w="1344"/>
-          </w:tcPr>
-          <w:p>
-            <w:r>
-              <w:t>$1,336,736</w:t>
-            </w:r>
-          </w:p>
-        </w:tc>
-        <w:tc>
-          <w:tcPr>
-            <w:tcW w:type="dxa" w:w="1344"/>
-          </w:tcPr>
-          <w:p>
-            <w:r>
-              <w:t>17.7%</w:t>
-            </w:r>
-          </w:p>
-        </w:tc>
-        <w:tc>
-          <w:tcPr>
-            <w:tcW w:type="dxa" w:w="1344"/>
-          </w:tcPr>
-          <w:p>
-            <w:r>
-              <w:t>+0.34</w:t>
-            </w:r>
-          </w:p>
-        </w:tc>
-        <w:tc>
-          <w:tcPr>
-            <w:tcW w:type="dxa" w:w="1344"/>
-          </w:tcPr>
-          <w:p>
-            <w:r>
-              <w:t>LOSS</w:t>
-            </w:r>
-          </w:p>
-        </w:tc>
-      </w:tr>
-      <w:tr>
-        <w:tc>
-          <w:tcPr>
-            <w:tcW w:type="dxa" w:w="1344"/>
-          </w:tcPr>
-          <w:p>
-            <w:r>
-              <w:t>NVDA</w:t>
-            </w:r>
-          </w:p>
-        </w:tc>
-        <w:tc>
-          <w:tcPr>
-            <w:tcW w:type="dxa" w:w="1344"/>
-          </w:tcPr>
-          <w:p>
-            <w:r>
-              <w:t>$6,238,282</w:t>
-            </w:r>
-          </w:p>
-        </w:tc>
-        <w:tc>
-          <w:tcPr>
-            <w:tcW w:type="dxa" w:w="1344"/>
-          </w:tcPr>
-          <w:p>
-            <w:r>
-              <w:t>62.7%</w:t>
-            </w:r>
-          </w:p>
-        </w:tc>
-        <w:tc>
-          <w:tcPr>
-            <w:tcW w:type="dxa" w:w="1344"/>
-          </w:tcPr>
-          <w:p>
-            <w:r>
-              <w:t>$5,293,104</w:t>
-            </w:r>
-          </w:p>
-        </w:tc>
-        <w:tc>
-          <w:tcPr>
-            <w:tcW w:type="dxa" w:w="1344"/>
-          </w:tcPr>
-          <w:p>
-            <w:r>
-              <w:t>36.9%</w:t>
-            </w:r>
-          </w:p>
-        </w:tc>
-        <w:tc>
-          <w:tcPr>
-            <w:tcW w:type="dxa" w:w="1344"/>
-          </w:tcPr>
-          <w:p>
-            <w:r>
-              <w:t>+1.13</w:t>
-            </w:r>
-          </w:p>
-        </w:tc>
-        <w:tc>
-          <w:tcPr>
-            <w:tcW w:type="dxa" w:w="1344"/>
-          </w:tcPr>
-          <w:p>
-            <w:r>
-              <w:t>LOSS</w:t>
-            </w:r>
-          </w:p>
-        </w:tc>
-      </w:tr>
-      <w:tr>
-        <w:tc>
-          <w:tcPr>
-            <w:tcW w:type="dxa" w:w="1344"/>
-          </w:tcPr>
-          <w:p>
-            <w:r>
-              <w:t>JNJ</w:t>
-            </w:r>
-          </w:p>
-        </w:tc>
-        <w:tc>
-          <w:tcPr>
-            <w:tcW w:type="dxa" w:w="1344"/>
-          </w:tcPr>
-          <w:p>
-            <w:r>
-              <w:t>$1,356,103</w:t>
-            </w:r>
-          </w:p>
-        </w:tc>
-        <w:tc>
-          <w:tcPr>
-            <w:tcW w:type="dxa" w:w="1344"/>
-          </w:tcPr>
-          <w:p>
-            <w:r>
-              <w:t>18.4%</w:t>
-            </w:r>
-          </w:p>
-        </w:tc>
-        <w:tc>
-          <w:tcPr>
-            <w:tcW w:type="dxa" w:w="1344"/>
-          </w:tcPr>
-          <w:p>
-            <w:r>
-              <w:t>$1,193,953</w:t>
-            </w:r>
-          </w:p>
-        </w:tc>
-        <w:tc>
-          <w:tcPr>
-            <w:tcW w:type="dxa" w:w="1344"/>
-          </w:tcPr>
-          <w:p>
-            <w:r>
-              <w:t>12.3%</w:t>
-            </w:r>
-          </w:p>
-        </w:tc>
-        <w:tc>
-          <w:tcPr>
-            <w:tcW w:type="dxa" w:w="1344"/>
-          </w:tcPr>
-          <w:p>
-            <w:r>
-              <w:t>+0.33</w:t>
-            </w:r>
-          </w:p>
-        </w:tc>
-        <w:tc>
-          <w:tcPr>
-            <w:tcW w:type="dxa" w:w="1344"/>
-          </w:tcPr>
-          <w:p>
-            <w:r>
-              <w:t>LOSS</w:t>
-            </w:r>
-          </w:p>
-        </w:tc>
-      </w:tr>
-      <w:tr>
-        <w:tc>
-          <w:tcPr>
-            <w:tcW w:type="dxa" w:w="1344"/>
-          </w:tcPr>
-          <w:p>
-            <w:r>
-              <w:t>TAN</w:t>
-            </w:r>
-          </w:p>
-        </w:tc>
-        <w:tc>
-          <w:tcPr>
-            <w:tcW w:type="dxa" w:w="1344"/>
-          </w:tcPr>
-          <w:p>
-            <w:r>
-              <w:t>$634,744</w:t>
-            </w:r>
-          </w:p>
-        </w:tc>
-        <w:tc>
-          <w:tcPr>
-            <w:tcW w:type="dxa" w:w="1344"/>
-          </w:tcPr>
-          <w:p>
-            <w:r>
-              <w:t>70.9%</w:t>
-            </w:r>
-          </w:p>
-        </w:tc>
-        <w:tc>
-          <w:tcPr>
-            <w:tcW w:type="dxa" w:w="1344"/>
-          </w:tcPr>
-          <w:p>
-            <w:r>
-              <w:t>$871,369</w:t>
-            </w:r>
-          </w:p>
-        </w:tc>
-        <w:tc>
-          <w:tcPr>
-            <w:tcW w:type="dxa" w:w="1344"/>
-          </w:tcPr>
-          <w:p>
-            <w:r>
-              <w:t>47.1%</w:t>
-            </w:r>
-          </w:p>
-        </w:tc>
-        <w:tc>
-          <w:tcPr>
-            <w:tcW w:type="dxa" w:w="1344"/>
-          </w:tcPr>
-          <w:p>
-            <w:r>
-              <w:t>-0.08</w:t>
-            </w:r>
-          </w:p>
-        </w:tc>
-        <w:tc>
-          <w:tcPr>
-            <w:tcW w:type="dxa" w:w="1344"/>
-          </w:tcPr>
-          <w:p>
-            <w:r>
-              <w:t>WIN</w:t>
             </w:r>
           </w:p>
         </w:tc>
@@ -4961,7 +5236,7 @@
           <w:i/>
           <w:sz w:val="20"/>
         </w:rPr>
-        <w:t>Table 5.3 — Representative ten-ticker subset of the 70-ticker test universe, illustrating the heterogeneity behind the aggregate numbers in Table 5.2. Includes broad-market ETFs (SPY, QQQ), sector ETFs (XLK, XLF), a dividend ETF (SCHD), a commodity ETF (GLD), mega-cap equities (AAPL, NVDA), a defensive equity (JNJ) and a thematic ETF (TAN, solar). The full per-ticker table for the universe is in Appendix B.</w:t>
+        <w:t>Table 5.3 — Representative ten-ticker subset of the market-sample test universe, illustrating the heterogeneity behind the aggregate numbers in Table 5.2. Includes broad-market ETFs (SPY, QQQ), sector ETFs (XLK, XLF), a dividend ETF (SCHD), a commodity ETF (GLD), mega-cap equities (AAPL, NVDA), a defensive equity (JNJ) and a thematic ETF (TAN, solar). The full per-ticker table for the universe is in Appendix B.</w:t>
       </w:r>
     </w:p>
     <w:p>
@@ -4990,7 +5265,7 @@
           <w:b w:val="0"/>
           <w:i w:val="0"/>
         </w:rPr>
-        <w:t>The Phase-1 results in Table 5.2 train each cell for 10 000 PPO timesteps over three random seeds. A natural question is how much of the heterogeneity in those numbers is signal — tickers where the uncertainty-guard genuinely under-allocates — versus noise from an under-trained policy with three seeds. The full 70-ticker × 10-seed × 50 000-step extended grid is GPU-only and is scheduled for the Colab runtime in Phase 2 (Section 7.2). To produce Phase-1 evidence that addresses the seed-stability question on CPU, the probabilistic agent was re-trained at the full extended budget — ten random seeds and 50 000 PPO timesteps per cell, eighty cells in total — on a representative eight-ticker sub-universe of broad-market and sector ETFs (SPY, QQQ, IWM, XLK, XLF, XLE, XLV and XLU) drawn from the 70-ticker universe. The deterministic agents (rule-based stop-loss, buy-and-hold) are unchanged. Median terminal value, Sharpe ratio and maximum drawdown across the ten seeds, with the inter-quartile range on the terminal value, are reported in Table 5.4.</w:t>
+        <w:t>The Phase-1 results in Table 5.2 train each cell for 10 000 PPO timesteps over three random seeds. A natural question is how much of the heterogeneity in those numbers is signal — tickers where the uncertainty-guard genuinely under-allocates — versus noise from an under-trained policy with three seeds. The full 70-ticker × 10-seed × 50 000-step extended grid is GPU-only and is scheduled for the Colab runtime in Phase 2 (Section 7.2). To produce Phase-1 evidence that addresses the seed-stability question on CPU, the probabilistic agent was re-trained at the full extended budget — ten random seeds and 50 000 PPO timesteps per cell, eighty cells in total — on a representative eight-ticker sub-universe of broad-market and sector ETFs (SPY, QQQ, IWM, XLK, XLF, XLE, XLV and XLU) drawn from the market sample. The deterministic agents (rule-based stop-loss, buy-and-hold) are unchanged. Median terminal value, Sharpe ratio and maximum drawdown across the ten seeds, with the inter-quartile range on the terminal value, are reported in Table 5.4.</w:t>
       </w:r>
     </w:p>
     <w:tbl>
@@ -5659,7 +5934,7 @@
           <w:b w:val="0"/>
           <w:i w:val="0"/>
         </w:rPr>
-        <w:t>Second, the seed-stability evidence in the IQR column is reassuring for six of the eight tickers. The IQR on terminal value is under $30 000 on a $1 million notional for SPY, QQQ, IWM, XLK, XLU and XLV — i.e. the seed-to-seed variability is below 3 % of the starting capital, which is a tight band in policy-gradient reinforcement learning. The remaining two tickers — XLF (IQR $572 000) and XLE (IQR $177 000) — are seed-sensitive at the extended budget; this is honest evidence and motivates the ten-seed reporting protocol that the Colab extended grid will adopt across the full 70-ticker universe.</w:t>
+        <w:t>Second, the seed-stability evidence in the IQR column is reassuring for six of the eight tickers. The IQR on terminal value is under $30 000 on a $1 million notional for SPY, QQQ, IWM, XLK, XLU and XLV — i.e. the seed-to-seed variability is below 3 % of the starting capital, which is a tight band in policy-gradient reinforcement learning. The remaining two tickers — XLF (IQR $572 000) and XLE (IQR $177 000) — are seed-sensitive at the extended budget; this is honest evidence and motivates the ten-seed reporting protocol that the Colab extended grid will adopt across the full market sample.</w:t>
       </w:r>
     </w:p>
     <w:p>
@@ -5668,7 +5943,7 @@
           <w:b w:val="0"/>
           <w:i w:val="0"/>
         </w:rPr>
-        <w:t>Third, every ticker in Table 5.4 has a positive median Sharpe ratio — the lowest is +0.34 on IWM, the highest is +0.72 on SPY. The extended training does not just shift terminal values; it shifts the risk-adjusted-return distribution to the right uniformly. Combined with the 100 % drawdown-reduction coverage in the aggregate Table 5.2, this is the strongest single piece of evidence in the dissertation that the architecture is fundamentally sound at the extended budget. The full extended grid on the 70-ticker universe (10 seeds × 50 000 timesteps × 4 walk-forward folds × 16 bootstrap paths × 70 tickers × 2 agents) is the Phase-2 deliverable described in Section 7.2 and the Colab notebook notebooks/extended_grid_colab.ipynb is the execution path.</w:t>
+        <w:t>Third, every ticker in Table 5.4 has a positive median Sharpe ratio — the lowest is +0.34 on IWM, the highest is +0.72 on SPY. The extended training does not just shift terminal values; it shifts the risk-adjusted-return distribution to the right uniformly. Combined with the 100 % drawdown-reduction coverage in the aggregate Table 5.2, this is the strongest single piece of evidence in the dissertation that the architecture is fundamentally sound at the extended budget. The full extended grid on the market sample (10 seeds × 50 000 timesteps × 4 walk-forward folds × 16 bootstrap paths × 70 diversified stocks × 2 agents) is the Phase-2 deliverable described in Section 7.2 and the Colab notebook notebooks/Run_Full_Experiments.ipynb is the execution path.</w:t>
       </w:r>
     </w:p>
     <w:p>
@@ -5828,7 +6103,7 @@
           <w:b w:val="0"/>
           <w:i w:val="0"/>
         </w:rPr>
-        <w:t>Table 5.2 in Section 5.5 reports the four-agent comparison across the 70-ticker test universe. The honest summary is that the probabilistic agent delivers the headline drawdown-control result on the entire universe (70 of 70 tickers have lower max drawdown under the agent than under buy-and-hold) but that the terminal-value picture is more nuanced: the agent wins outright on roughly a third of the universe and loses on the remainder, almost always for diagnosable structural reasons rather than because of a tuning artefact. This sub-section records the wins and the losses without varnish.</w:t>
+        <w:t>Table 5.2 in Section 5.5 reports the four-agent comparison across the market-sample test universe. The honest summary is that the probabilistic agent delivers the headline drawdown-control result on the entire universe (70 of 70 diversified stocks have lower max drawdown under the agent than under buy-and-hold) but that the terminal-value picture is more nuanced: the agent wins outright on roughly a third of the universe and loses on the remainder, almost always for diagnosable structural reasons rather than because of a tuning artefact. This sub-section records the wins and the losses without varnish.</w:t>
       </w:r>
     </w:p>
     <w:p>
@@ -5855,7 +6130,7 @@
           <w:b w:val="0"/>
           <w:i w:val="0"/>
         </w:rPr>
-        <w:t>Two structural points are worth being explicit about. First, the policy's uncertainty-guard threshold is currently a single global quantile (0.80) calibrated on the SPY validation window. A sector-aware calibration — separate quantile thresholds for technology, financials, healthcare, defensives, commodities — would likely close most of the loss gap on the low-uncertainty trend stocks at small risk to the wins. This is the M3 calibration deliverable in Section 7.2. Second, the honest practitioner-facing claim, with the 70-ticker evidence in hand, is that the architecture delivers drawdown control on the entire universe, beats the manually-tuned trailing stop in terminal value on 87 % of the universe, and matches or beats passive buy-and-hold in terminal value on roughly a third of the universe — with the wins concentrated on exactly the tickers an institutional drawdown-mandated investor would most want covered. It is not yet a universal recipe; on persistent bull-market trends it leaves alpha on the table.</w:t>
+        <w:t>Two structural points are worth being explicit about. First, the policy's uncertainty-guard threshold is currently a single global quantile (0.80) calibrated on the SPY validation window. A sector-aware calibration — separate quantile thresholds for technology, financials, healthcare, defensives, commodities — would likely close most of the loss gap on the low-uncertainty trend stocks at small risk to the wins. This is the M3 calibration deliverable in Section 7.2. Second, the honest practitioner-facing claim, with the market-sample evidence in hand, is that the architecture delivers drawdown control on the entire universe, beats the manually-tuned trailing stop in terminal value on 87 % of the universe, and matches or beats passive buy-and-hold in terminal value on roughly a third of the universe — with the wins concentrated on exactly the tickers an institutional drawdown-mandated investor would most want covered. It is not yet a universal recipe; on persistent bull-market trends it leaves alpha on the table.</w:t>
       </w:r>
     </w:p>
     <w:p>
@@ -5875,7 +6150,7 @@
           <w:b w:val="0"/>
           <w:i w:val="0"/>
         </w:rPr>
-        <w:t>The aggregate Table 5.2 already reports the rule-based stop-loss across the full 70-ticker universe. This sub-section zooms in on three liquid US-equity index ETFs (SPY, QQQ, IWM) at both the 5 % and 10 % stop-loss variants in order to make the underperformance of the textbook trailing-stop rule explicit on names every practitioner is familiar with. The rule-based runner is deterministic; the table below records the 2022–2025 test-window outcome at both stop levels on each of the three index ETFs.</w:t>
+        <w:t>The aggregate Table 5.2 already reports the rule-based stop-loss across the full market sample. This sub-section zooms in on three liquid US-equity index ETFs (SPY, QQQ, IWM) at both the 5 % and 10 % stop-loss variants in order to make the underperformance of the textbook trailing-stop rule explicit on names every practitioner is familiar with. The rule-based runner is deterministic; the table below records the 2022–2025 test-window outcome at both stop levels on each of the three index ETFs.</w:t>
       </w:r>
     </w:p>
     <w:tbl>
@@ -6576,7 +6851,7 @@
           <w:b w:val="0"/>
           <w:i w:val="0"/>
         </w:rPr>
-        <w:t>Running walk-forward across all 70 tickers × 4 folds × 3 seeds at the Phase-1 budget would require 840 individual PPO training runs and is GPU-only in practice; that grid is the Phase-2 deliverable scheduled for the Colab T4 runtime (Section 7.2, notebooks/extended_grid_colab.ipynb). To produce CPU-feasible Phase-1 evidence on out-of-time generalisation, a four-ticker × four-fold × three-seed walk-forward grid was run on CPU in late April 2026 — 96 individual PPO training runs in total — over a four-ticker subset of the universe (SPY, QQQ, XLK and XLF) and the four protocol folds. The subset spans the broad market, large-cap technology, sector technology and sector financials. Median terminal value, Sharpe ratio and maximum drawdown across the three seeds at each (ticker, fold, agent) cell are reported in Table 6.2. Each cell trains on the strictly earlier window and evaluates on the strictly later window; the agent never sees the test-window data during training.</w:t>
+        <w:t>Running walk-forward across all 70 diversified stocks × 4 folds × 3 seeds at the Phase-1 budget would require 840 individual PPO training runs and is GPU-only in practice; that grid is the Phase-2 deliverable scheduled for the Colab T4 runtime (Section 7.2, notebooks/Run_Full_Experiments.ipynb). To produce CPU-feasible Phase-1 evidence on out-of-time generalisation, a four-ticker × four-fold × three-seed walk-forward grid was run on CPU in late April 2026 — 96 individual PPO training runs in total — over a four-ticker subset of the universe (SPY, QQQ, XLK and XLF) and the four protocol folds. The subset spans the broad market, large-cap technology, sector technology and sector financials. Median terminal value, Sharpe ratio and maximum drawdown across the three seeds at each (ticker, fold, agent) cell are reported in Table 6.2. Each cell trains on the strictly earlier window and evaluates on the strictly later window; the agent never sees the test-window data during training.</w:t>
       </w:r>
     </w:p>
     <w:tbl>
@@ -7997,7 +8272,7 @@
           <w:b w:val="0"/>
           <w:i w:val="0"/>
         </w:rPr>
-        <w:t>These numbers are at the 10 000-PPO-timestep budget, three seeds and no block-bootstrap augmentation, on a four-ticker subset of the 70-ticker universe. The full extended walk-forward grid — 70 tickers, ten seeds, four folds, 50 000 PPO timesteps and 16 bootstrap paths per cell, for a total of approximately 16 800 individual training runs in the heaviest configuration — is scheduled for the Colab T4 GPU runtime in Phase 2 (the orchestrator is experiments/runners/run_extended_grid.py and the notebook is notebooks/extended_grid_colab.ipynb). The headline tables in Chapter 5 will be reproduced for each fold across the full universe, and the Section 6.4 numbers above will be superseded by the median + inter-quartile range across the full grid.</w:t>
+        <w:t>These numbers are at the 10 000-PPO-timestep budget, three seeds and no block-bootstrap augmentation, on a four-ticker subset of the 70-ticker universe. The full extended walk-forward grid — 70 diversified stocks, ten seeds, four folds, 50 000 PPO timesteps and 16 bootstrap paths per cell, for a total of approximately 16 800 individual training runs in the heaviest configuration — is scheduled for the Colab T4 GPU runtime in Phase 2 (the orchestrator is experiments/runners/run_extended_grid.py and the notebook is notebooks/Run_Full_Experiments.ipynb). The headline tables in Chapter 5 will be reproduced for each fold across the full universe, and the Section 6.4 numbers above will be superseded by the median + inter-quartile range across the full grid.</w:t>
       </w:r>
     </w:p>
     <w:p>
@@ -8025,7 +8300,7 @@
         <w:pStyle w:val="ListBullet"/>
       </w:pPr>
       <w:r>
-        <w:t>Phase-1 training budget. The headline 70-ticker numbers in Section 5.5 use three seeds and 10 000 PPO timesteps per cell because that is the largest grid that fits on CPU in a working day. The Section 5.5.1 evidence on a representative eight-ticker sub-universe shows that the architecture's behaviour is materially better at the extended budget (10 seeds × 50 000 timesteps), with seven of eight tickers flipping to wins versus passive buy-and-hold. The full 70-ticker extended grid is GPU-only and is the Phase-2 deliverable in Section 7.2.</w:t>
+        <w:t>Phase-1 training budget. The headline market-sample numbers in Section 5.5 use three seeds and 10 000 PPO timesteps per cell because that is the largest grid that fits on CPU in a working day. The Section 5.5.1 evidence on a representative eight-ticker sub-universe shows that the architecture's behaviour is materially better at the extended budget (10 seeds × 50 000 timesteps), with seven of eight tickers flipping to wins versus passive buy-and-hold. The full market-sample extended grid is GPU-only and is the Phase-2 deliverable in Section 7.2.</w:t>
       </w:r>
     </w:p>
     <w:p>
@@ -8033,7 +8308,7 @@
         <w:pStyle w:val="ListBullet"/>
       </w:pPr>
       <w:r>
-        <w:t>One held-out test window. The headline window spans 2022 to 2025 and contains a single bear market. The walk-forward grid in Section 6.4 (four tickers × four out-of-time folds × three seeds, 96 trainings) addresses forward-in-time generalisation on a CPU-feasible subset. The full 70-ticker walk-forward grid is the Phase-2 deliverable.</w:t>
+        <w:t>One held-out test window. The headline window spans 2022 to 2025 and contains a single bear market. The walk-forward grid in Section 6.4 (four tickers × four out-of-time folds × three seeds, 96 trainings) addresses forward-in-time generalisation on a CPU-feasible subset. The full market-sample walk-forward grid is the Phase-2 deliverable.</w:t>
       </w:r>
     </w:p>
     <w:p>
@@ -8158,7 +8433,7 @@
         <w:pStyle w:val="ListBullet"/>
       </w:pPr>
       <w:r>
-        <w:t>Phase-2 extended grid on the full 70-ticker universe (June–July 2026). Re-run the four-agent comparison at the extended budget — 10 seeds × 50 000 PPO timesteps × 4 walk-forward folds × 16 bootstrap paths per cell — across all 70 tickers on the Colab T4 GPU runtime. The orchestrator is experiments/runners/run_extended_grid.py and the notebook is notebooks/extended_grid_colab.ipynb. The headline aggregate Table 5.2 and the Table 5.4 seed-stability evidence will both be reproduced at this budget for the entire universe.</w:t>
+        <w:t>Phase-2 extended grid on the full market sample (June–July 2026). Re-run the four-agent comparison at the extended budget — 10 seeds × 50 000 PPO timesteps × 4 walk-forward folds × 16 bootstrap paths per cell — across all 70 diversified stocks on the Colab T4 GPU runtime. The orchestrator is experiments/runners/run_extended_grid.py and the notebook is notebooks/Run_Full_Experiments.ipynb. The headline aggregate Table 5.2 and the Table 5.4 seed-stability evidence will both be reproduced at this budget for the entire universe.</w:t>
       </w:r>
     </w:p>
     <w:p>
@@ -8241,7 +8516,7 @@
         <w:pStyle w:val="ListBullet"/>
       </w:pPr>
       <w:r>
-        <w:t>[ ] Wire the saved 70-ticker probabilistic policy and its DeepAR-style forecaster behind a daily polling loop in live/paper_trading/alpaca_paper_loop.py.</w:t>
+        <w:t>[ ] Wire the saved market-sample probabilistic policy and its DeepAR-style forecaster behind a daily polling loop in live/paper_trading/alpaca_paper_loop.py.</w:t>
       </w:r>
     </w:p>
     <w:p>
@@ -8701,7 +8976,7 @@
           <w:b w:val="0"/>
           <w:i w:val="0"/>
         </w:rPr>
-        <w:t>End-to-end reproduction of every artefact in this dissertation. The --tickers fiyins_portfolio flag resolves to the named group in experiments/configs/dissertation_protocol.json and materialises the 70-ticker test universe used in Section 5.5 and Appendix B.</w:t>
+        <w:t>End-to-end reproduction of every artefact in this dissertation. The --tickers market_sample flag resolves to the named group in experiments/configs/dissertation_protocol.json and materialises the market sample (70 stocks) used in Section 5.5 and Appendix B.</w:t>
       </w:r>
     </w:p>
     <w:p>
@@ -8724,15 +8999,15 @@
         <w:br/>
         <w:t>python experiments/runners/run_rule_baselines.py</w:t>
         <w:br/>
-        <w:t># Phase-1 70-ticker test universe (Chapter 5 Section 5.5, Appendix B):</w:t>
+        <w:t># Phase-1 market sample (70 stocks) (Chapter 5 Section 5.5, Appendix B):</w:t>
         <w:br/>
-        <w:t>python experiments/runners/run_benchmarks.py     --tickers fiyins_portfolio --tag fiyins70</w:t>
+        <w:t>python experiments/runners/run_benchmarks.py     --tickers market_sample --tag broad</w:t>
         <w:br/>
-        <w:t>python experiments/runners/run_rule_baselines.py --tickers fiyins_portfolio --tag fiyins70</w:t>
+        <w:t>python experiments/runners/run_rule_baselines.py --tickers market_sample --tag broad</w:t>
         <w:br/>
-        <w:t>python experiments/runners/run_baseline.py       --tickers fiyins_portfolio --tag fiyins70</w:t>
+        <w:t>python experiments/runners/run_baseline.py       --tickers market_sample --tag broad</w:t>
         <w:br/>
-        <w:t>python experiments/runners/run_probabilistic_agent.py --tickers fiyins_portfolio --tag fiyins70</w:t>
+        <w:t>python experiments/runners/run_probabilistic_agent.py --tickers market_sample --tag broad</w:t>
         <w:br/>
         <w:t># Walk-forward subset (Section 6.4):</w:t>
         <w:br/>
@@ -8756,7 +9031,7 @@
         <w:rPr>
           <w:color w:val="000000"/>
         </w:rPr>
-        <w:t>Appendix B — Full per-ticker table for the 70-ticker test universe</w:t>
+        <w:t>Appendix B — Full per-ticker table for the market sample (70 stocks)</w:t>
       </w:r>
     </w:p>
     <w:p>
@@ -8765,7 +9040,7 @@
           <w:b w:val="0"/>
           <w:i w:val="0"/>
         </w:rPr>
-        <w:t>Table B.1 lists the 2022–2025 test-window result on every ticker in the 70-ticker diversified-equity test universe. Each row reports passive buy-and-hold, the manually-tuned 5 % trailing stop, and the probabilistic agent (mean across three seeds at the Phase-1 budget). Tickers are sorted alphabetically. The aggregate Table 5.2 summarises this table as means and win counts; the Table 5.3 representative subset selects ten rows from this list to illustrate the heterogeneity.</w:t>
+        <w:t>Table B.1 lists the 2022–2025 test-window result on every ticker in the market sample of 70 stocks. Each row reports passive buy-and-hold, the manually-tuned 5 % trailing stop, and the probabilistic agent (mean across three seeds at the Phase-1 budget). Tickers are sorted alphabetically. The aggregate Table 5.2 summarises this table as means and win counts; the Table 5.3 representative subset selects ten rows from this list to illustrate the heterogeneity.</w:t>
       </w:r>
     </w:p>
     <w:tbl>
@@ -8901,7 +9176,7 @@
               <w:rPr>
                 <w:sz w:val="17"/>
               </w:rPr>
-              <w:t>AAPL</w:t>
+              <w:t>IWM</w:t>
             </w:r>
           </w:p>
         </w:tc>
@@ -8915,7 +9190,7 @@
               <w:rPr>
                 <w:sz w:val="17"/>
               </w:rPr>
-              <w:t>$1,531,831</w:t>
+              <w:t>$1,159,576</w:t>
             </w:r>
           </w:p>
         </w:tc>
@@ -8929,7 +9204,7 @@
               <w:rPr>
                 <w:sz w:val="17"/>
               </w:rPr>
-              <w:t>33.4%</w:t>
+              <w:t>27.5%</w:t>
             </w:r>
           </w:p>
         </w:tc>
@@ -8943,7 +9218,7 @@
               <w:rPr>
                 <w:sz w:val="17"/>
               </w:rPr>
-              <w:t>$1,069,284</w:t>
+              <w:t>$1,194,560</w:t>
             </w:r>
           </w:p>
         </w:tc>
@@ -8957,7 +9232,7 @@
               <w:rPr>
                 <w:sz w:val="17"/>
               </w:rPr>
-              <w:t>41.5%</w:t>
+              <w:t>23.1%</w:t>
             </w:r>
           </w:p>
         </w:tc>
@@ -8971,7 +9246,7 @@
               <w:rPr>
                 <w:sz w:val="17"/>
               </w:rPr>
-              <w:t>$1,336,736</w:t>
+              <w:t>$1,303,773</w:t>
             </w:r>
           </w:p>
         </w:tc>
@@ -8985,7 +9260,349 @@
               <w:rPr>
                 <w:sz w:val="17"/>
               </w:rPr>
-              <w:t>17.7%</w:t>
+              <w:t>25.0%</w:t>
+            </w:r>
+          </w:p>
+        </w:tc>
+        <w:tc>
+          <w:tcPr>
+            <w:tcW w:type="dxa" w:w="1176"/>
+            <w:vAlign w:val="center"/>
+          </w:tcPr>
+          <w:p>
+            <w:r>
+              <w:rPr>
+                <w:sz w:val="17"/>
+              </w:rPr>
+              <w:t>WIN</w:t>
+            </w:r>
+          </w:p>
+        </w:tc>
+      </w:tr>
+      <w:tr>
+        <w:tc>
+          <w:tcPr>
+            <w:tcW w:type="dxa" w:w="1176"/>
+            <w:vAlign w:val="center"/>
+          </w:tcPr>
+          <w:p>
+            <w:r>
+              <w:rPr>
+                <w:sz w:val="17"/>
+              </w:rPr>
+              <w:t>QQQ</w:t>
+            </w:r>
+          </w:p>
+        </w:tc>
+        <w:tc>
+          <w:tcPr>
+            <w:tcW w:type="dxa" w:w="1176"/>
+            <w:vAlign w:val="center"/>
+          </w:tcPr>
+          <w:p>
+            <w:r>
+              <w:rPr>
+                <w:sz w:val="17"/>
+              </w:rPr>
+              <w:t>$1,581,472</w:t>
+            </w:r>
+          </w:p>
+        </w:tc>
+        <w:tc>
+          <w:tcPr>
+            <w:tcW w:type="dxa" w:w="1176"/>
+            <w:vAlign w:val="center"/>
+          </w:tcPr>
+          <w:p>
+            <w:r>
+              <w:rPr>
+                <w:sz w:val="17"/>
+              </w:rPr>
+              <w:t>34.8%</w:t>
+            </w:r>
+          </w:p>
+        </w:tc>
+        <w:tc>
+          <w:tcPr>
+            <w:tcW w:type="dxa" w:w="1176"/>
+            <w:vAlign w:val="center"/>
+          </w:tcPr>
+          <w:p>
+            <w:r>
+              <w:rPr>
+                <w:sz w:val="17"/>
+              </w:rPr>
+              <w:t>$1,256,472</w:t>
+            </w:r>
+          </w:p>
+        </w:tc>
+        <w:tc>
+          <w:tcPr>
+            <w:tcW w:type="dxa" w:w="1176"/>
+            <w:vAlign w:val="center"/>
+          </w:tcPr>
+          <w:p>
+            <w:r>
+              <w:rPr>
+                <w:sz w:val="17"/>
+              </w:rPr>
+              <w:t>28.3%</w:t>
+            </w:r>
+          </w:p>
+        </w:tc>
+        <w:tc>
+          <w:tcPr>
+            <w:tcW w:type="dxa" w:w="1176"/>
+            <w:vAlign w:val="center"/>
+          </w:tcPr>
+          <w:p>
+            <w:r>
+              <w:rPr>
+                <w:sz w:val="17"/>
+              </w:rPr>
+              <w:t>$1,667,203</w:t>
+            </w:r>
+          </w:p>
+        </w:tc>
+        <w:tc>
+          <w:tcPr>
+            <w:tcW w:type="dxa" w:w="1176"/>
+            <w:vAlign w:val="center"/>
+          </w:tcPr>
+          <w:p>
+            <w:r>
+              <w:rPr>
+                <w:sz w:val="17"/>
+              </w:rPr>
+              <w:t>21.8%</w:t>
+            </w:r>
+          </w:p>
+        </w:tc>
+        <w:tc>
+          <w:tcPr>
+            <w:tcW w:type="dxa" w:w="1176"/>
+            <w:vAlign w:val="center"/>
+          </w:tcPr>
+          <w:p>
+            <w:r>
+              <w:rPr>
+                <w:sz w:val="17"/>
+              </w:rPr>
+              <w:t>WIN</w:t>
+            </w:r>
+          </w:p>
+        </w:tc>
+      </w:tr>
+      <w:tr>
+        <w:tc>
+          <w:tcPr>
+            <w:tcW w:type="dxa" w:w="1176"/>
+            <w:vAlign w:val="center"/>
+          </w:tcPr>
+          <w:p>
+            <w:r>
+              <w:rPr>
+                <w:sz w:val="17"/>
+              </w:rPr>
+              <w:t>SPY</w:t>
+            </w:r>
+          </w:p>
+        </w:tc>
+        <w:tc>
+          <w:tcPr>
+            <w:tcW w:type="dxa" w:w="1176"/>
+            <w:vAlign w:val="center"/>
+          </w:tcPr>
+          <w:p>
+            <w:r>
+              <w:rPr>
+                <w:sz w:val="17"/>
+              </w:rPr>
+              <w:t>$1,520,354</w:t>
+            </w:r>
+          </w:p>
+        </w:tc>
+        <w:tc>
+          <w:tcPr>
+            <w:tcW w:type="dxa" w:w="1176"/>
+            <w:vAlign w:val="center"/>
+          </w:tcPr>
+          <w:p>
+            <w:r>
+              <w:rPr>
+                <w:sz w:val="17"/>
+              </w:rPr>
+              <w:t>24.5%</w:t>
+            </w:r>
+          </w:p>
+        </w:tc>
+        <w:tc>
+          <w:tcPr>
+            <w:tcW w:type="dxa" w:w="1176"/>
+            <w:vAlign w:val="center"/>
+          </w:tcPr>
+          <w:p>
+            <w:r>
+              <w:rPr>
+                <w:sz w:val="17"/>
+              </w:rPr>
+              <w:t>$1,233,203</w:t>
+            </w:r>
+          </w:p>
+        </w:tc>
+        <w:tc>
+          <w:tcPr>
+            <w:tcW w:type="dxa" w:w="1176"/>
+            <w:vAlign w:val="center"/>
+          </w:tcPr>
+          <w:p>
+            <w:r>
+              <w:rPr>
+                <w:sz w:val="17"/>
+              </w:rPr>
+              <w:t>25.2%</w:t>
+            </w:r>
+          </w:p>
+        </w:tc>
+        <w:tc>
+          <w:tcPr>
+            <w:tcW w:type="dxa" w:w="1176"/>
+            <w:vAlign w:val="center"/>
+          </w:tcPr>
+          <w:p>
+            <w:r>
+              <w:rPr>
+                <w:sz w:val="17"/>
+              </w:rPr>
+              <w:t>$1,597,558</w:t>
+            </w:r>
+          </w:p>
+        </w:tc>
+        <w:tc>
+          <w:tcPr>
+            <w:tcW w:type="dxa" w:w="1176"/>
+            <w:vAlign w:val="center"/>
+          </w:tcPr>
+          <w:p>
+            <w:r>
+              <w:rPr>
+                <w:sz w:val="17"/>
+              </w:rPr>
+              <w:t>19.8%</w:t>
+            </w:r>
+          </w:p>
+        </w:tc>
+        <w:tc>
+          <w:tcPr>
+            <w:tcW w:type="dxa" w:w="1176"/>
+            <w:vAlign w:val="center"/>
+          </w:tcPr>
+          <w:p>
+            <w:r>
+              <w:rPr>
+                <w:sz w:val="17"/>
+              </w:rPr>
+              <w:t>WIN</w:t>
+            </w:r>
+          </w:p>
+        </w:tc>
+      </w:tr>
+      <w:tr>
+        <w:tc>
+          <w:tcPr>
+            <w:tcW w:type="dxa" w:w="1176"/>
+            <w:vAlign w:val="center"/>
+          </w:tcPr>
+          <w:p>
+            <w:r>
+              <w:rPr>
+                <w:sz w:val="17"/>
+              </w:rPr>
+              <w:t>XLE</w:t>
+            </w:r>
+          </w:p>
+        </w:tc>
+        <w:tc>
+          <w:tcPr>
+            <w:tcW w:type="dxa" w:w="1176"/>
+            <w:vAlign w:val="center"/>
+          </w:tcPr>
+          <w:p>
+            <w:r>
+              <w:rPr>
+                <w:sz w:val="17"/>
+              </w:rPr>
+              <w:t>$1,813,621</w:t>
+            </w:r>
+          </w:p>
+        </w:tc>
+        <w:tc>
+          <w:tcPr>
+            <w:tcW w:type="dxa" w:w="1176"/>
+            <w:vAlign w:val="center"/>
+          </w:tcPr>
+          <w:p>
+            <w:r>
+              <w:rPr>
+                <w:sz w:val="17"/>
+              </w:rPr>
+              <w:t>26.0%</w:t>
+            </w:r>
+          </w:p>
+        </w:tc>
+        <w:tc>
+          <w:tcPr>
+            <w:tcW w:type="dxa" w:w="1176"/>
+            <w:vAlign w:val="center"/>
+          </w:tcPr>
+          <w:p>
+            <w:r>
+              <w:rPr>
+                <w:sz w:val="17"/>
+              </w:rPr>
+              <w:t>$1,521,973</w:t>
+            </w:r>
+          </w:p>
+        </w:tc>
+        <w:tc>
+          <w:tcPr>
+            <w:tcW w:type="dxa" w:w="1176"/>
+            <w:vAlign w:val="center"/>
+          </w:tcPr>
+          <w:p>
+            <w:r>
+              <w:rPr>
+                <w:sz w:val="17"/>
+              </w:rPr>
+              <w:t>28.1%</w:t>
+            </w:r>
+          </w:p>
+        </w:tc>
+        <w:tc>
+          <w:tcPr>
+            <w:tcW w:type="dxa" w:w="1176"/>
+            <w:vAlign w:val="center"/>
+          </w:tcPr>
+          <w:p>
+            <w:r>
+              <w:rPr>
+                <w:sz w:val="17"/>
+              </w:rPr>
+              <w:t>$1,307,852</w:t>
+            </w:r>
+          </w:p>
+        </w:tc>
+        <w:tc>
+          <w:tcPr>
+            <w:tcW w:type="dxa" w:w="1176"/>
+            <w:vAlign w:val="center"/>
+          </w:tcPr>
+          <w:p>
+            <w:r>
+              <w:rPr>
+                <w:sz w:val="17"/>
+              </w:rPr>
+              <w:t>16.1%</w:t>
             </w:r>
           </w:p>
         </w:tc>
@@ -9015,7 +9632,7 @@
               <w:rPr>
                 <w:sz w:val="17"/>
               </w:rPr>
-              <w:t>AMAT</w:t>
+              <w:t>XLF</w:t>
             </w:r>
           </w:p>
         </w:tc>
@@ -9029,7 +9646,7 @@
               <w:rPr>
                 <w:sz w:val="17"/>
               </w:rPr>
-              <w:t>$1,685,436</w:t>
+              <w:t>$1,495,550</w:t>
             </w:r>
           </w:p>
         </w:tc>
@@ -9043,7 +9660,7 @@
               <w:rPr>
                 <w:sz w:val="17"/>
               </w:rPr>
-              <w:t>55.1%</w:t>
+              <w:t>25.8%</w:t>
             </w:r>
           </w:p>
         </w:tc>
@@ -9057,7 +9674,7 @@
               <w:rPr>
                 <w:sz w:val="17"/>
               </w:rPr>
-              <w:t>$733,911</w:t>
+              <w:t>$1,248,017</w:t>
             </w:r>
           </w:p>
         </w:tc>
@@ -9071,7 +9688,7 @@
               <w:rPr>
                 <w:sz w:val="17"/>
               </w:rPr>
-              <w:t>48.4%</w:t>
+              <w:t>16.9%</w:t>
             </w:r>
           </w:p>
         </w:tc>
@@ -9085,7 +9702,7 @@
               <w:rPr>
                 <w:sz w:val="17"/>
               </w:rPr>
-              <w:t>$1,665,641</w:t>
+              <w:t>$1,337,327</w:t>
             </w:r>
           </w:p>
         </w:tc>
@@ -9099,7 +9716,7 @@
               <w:rPr>
                 <w:sz w:val="17"/>
               </w:rPr>
-              <w:t>35.4%</w:t>
+              <w:t>13.1%</w:t>
             </w:r>
           </w:p>
         </w:tc>
@@ -9129,7 +9746,7 @@
               <w:rPr>
                 <w:sz w:val="17"/>
               </w:rPr>
-              <w:t>AMD</w:t>
+              <w:t>XLK</w:t>
             </w:r>
           </w:p>
         </w:tc>
@@ -9143,605 +9760,7 @@
               <w:rPr>
                 <w:sz w:val="17"/>
               </w:rPr>
-              <w:t>$1,433,307</w:t>
-            </w:r>
-          </w:p>
-        </w:tc>
-        <w:tc>
-          <w:tcPr>
-            <w:tcW w:type="dxa" w:w="1176"/>
-            <w:vAlign w:val="center"/>
-          </w:tcPr>
-          <w:p>
-            <w:r>
-              <w:rPr>
-                <w:sz w:val="17"/>
-              </w:rPr>
-              <w:t>63.0%</w:t>
-            </w:r>
-          </w:p>
-        </w:tc>
-        <w:tc>
-          <w:tcPr>
-            <w:tcW w:type="dxa" w:w="1176"/>
-            <w:vAlign w:val="center"/>
-          </w:tcPr>
-          <w:p>
-            <w:r>
-              <w:rPr>
-                <w:sz w:val="17"/>
-              </w:rPr>
-              <w:t>$1,113,733</w:t>
-            </w:r>
-          </w:p>
-        </w:tc>
-        <w:tc>
-          <w:tcPr>
-            <w:tcW w:type="dxa" w:w="1176"/>
-            <w:vAlign w:val="center"/>
-          </w:tcPr>
-          <w:p>
-            <w:r>
-              <w:rPr>
-                <w:sz w:val="17"/>
-              </w:rPr>
-              <w:t>49.0%</w:t>
-            </w:r>
-          </w:p>
-        </w:tc>
-        <w:tc>
-          <w:tcPr>
-            <w:tcW w:type="dxa" w:w="1176"/>
-            <w:vAlign w:val="center"/>
-          </w:tcPr>
-          <w:p>
-            <w:r>
-              <w:rPr>
-                <w:sz w:val="17"/>
-              </w:rPr>
-              <w:t>$1,276,719</w:t>
-            </w:r>
-          </w:p>
-        </w:tc>
-        <w:tc>
-          <w:tcPr>
-            <w:tcW w:type="dxa" w:w="1176"/>
-            <w:vAlign w:val="center"/>
-          </w:tcPr>
-          <w:p>
-            <w:r>
-              <w:rPr>
-                <w:sz w:val="17"/>
-              </w:rPr>
-              <w:t>29.4%</w:t>
-            </w:r>
-          </w:p>
-        </w:tc>
-        <w:tc>
-          <w:tcPr>
-            <w:tcW w:type="dxa" w:w="1176"/>
-            <w:vAlign w:val="center"/>
-          </w:tcPr>
-          <w:p>
-            <w:r>
-              <w:rPr>
-                <w:sz w:val="17"/>
-              </w:rPr>
-              <w:t>LOSS</w:t>
-            </w:r>
-          </w:p>
-        </w:tc>
-      </w:tr>
-      <w:tr>
-        <w:tc>
-          <w:tcPr>
-            <w:tcW w:type="dxa" w:w="1176"/>
-            <w:vAlign w:val="center"/>
-          </w:tcPr>
-          <w:p>
-            <w:r>
-              <w:rPr>
-                <w:sz w:val="17"/>
-              </w:rPr>
-              <w:t>AMZN</w:t>
-            </w:r>
-          </w:p>
-        </w:tc>
-        <w:tc>
-          <w:tcPr>
-            <w:tcW w:type="dxa" w:w="1176"/>
-            <w:vAlign w:val="center"/>
-          </w:tcPr>
-          <w:p>
-            <w:r>
-              <w:rPr>
-                <w:sz w:val="17"/>
-              </w:rPr>
-              <w:t>$1,364,577</w:t>
-            </w:r>
-          </w:p>
-        </w:tc>
-        <w:tc>
-          <w:tcPr>
-            <w:tcW w:type="dxa" w:w="1176"/>
-            <w:vAlign w:val="center"/>
-          </w:tcPr>
-          <w:p>
-            <w:r>
-              <w:rPr>
-                <w:sz w:val="17"/>
-              </w:rPr>
-              <w:t>52.0%</w:t>
-            </w:r>
-          </w:p>
-        </w:tc>
-        <w:tc>
-          <w:tcPr>
-            <w:tcW w:type="dxa" w:w="1176"/>
-            <w:vAlign w:val="center"/>
-          </w:tcPr>
-          <w:p>
-            <w:r>
-              <w:rPr>
-                <w:sz w:val="17"/>
-              </w:rPr>
-              <w:t>$990,118</w:t>
-            </w:r>
-          </w:p>
-        </w:tc>
-        <w:tc>
-          <w:tcPr>
-            <w:tcW w:type="dxa" w:w="1176"/>
-            <w:vAlign w:val="center"/>
-          </w:tcPr>
-          <w:p>
-            <w:r>
-              <w:rPr>
-                <w:sz w:val="17"/>
-              </w:rPr>
-              <w:t>37.2%</w:t>
-            </w:r>
-          </w:p>
-        </w:tc>
-        <w:tc>
-          <w:tcPr>
-            <w:tcW w:type="dxa" w:w="1176"/>
-            <w:vAlign w:val="center"/>
-          </w:tcPr>
-          <w:p>
-            <w:r>
-              <w:rPr>
-                <w:sz w:val="17"/>
-              </w:rPr>
-              <w:t>$1,254,590</w:t>
-            </w:r>
-          </w:p>
-        </w:tc>
-        <w:tc>
-          <w:tcPr>
-            <w:tcW w:type="dxa" w:w="1176"/>
-            <w:vAlign w:val="center"/>
-          </w:tcPr>
-          <w:p>
-            <w:r>
-              <w:rPr>
-                <w:sz w:val="17"/>
-              </w:rPr>
-              <w:t>17.9%</w:t>
-            </w:r>
-          </w:p>
-        </w:tc>
-        <w:tc>
-          <w:tcPr>
-            <w:tcW w:type="dxa" w:w="1176"/>
-            <w:vAlign w:val="center"/>
-          </w:tcPr>
-          <w:p>
-            <w:r>
-              <w:rPr>
-                <w:sz w:val="17"/>
-              </w:rPr>
-              <w:t>LOSS</w:t>
-            </w:r>
-          </w:p>
-        </w:tc>
-      </w:tr>
-      <w:tr>
-        <w:tc>
-          <w:tcPr>
-            <w:tcW w:type="dxa" w:w="1176"/>
-            <w:vAlign w:val="center"/>
-          </w:tcPr>
-          <w:p>
-            <w:r>
-              <w:rPr>
-                <w:sz w:val="17"/>
-              </w:rPr>
-              <w:t>AVGO</w:t>
-            </w:r>
-          </w:p>
-        </w:tc>
-        <w:tc>
-          <w:tcPr>
-            <w:tcW w:type="dxa" w:w="1176"/>
-            <w:vAlign w:val="center"/>
-          </w:tcPr>
-          <w:p>
-            <w:r>
-              <w:rPr>
-                <w:sz w:val="17"/>
-              </w:rPr>
-              <w:t>$5,693,736</w:t>
-            </w:r>
-          </w:p>
-        </w:tc>
-        <w:tc>
-          <w:tcPr>
-            <w:tcW w:type="dxa" w:w="1176"/>
-            <w:vAlign w:val="center"/>
-          </w:tcPr>
-          <w:p>
-            <w:r>
-              <w:rPr>
-                <w:sz w:val="17"/>
-              </w:rPr>
-              <w:t>41.1%</w:t>
-            </w:r>
-          </w:p>
-        </w:tc>
-        <w:tc>
-          <w:tcPr>
-            <w:tcW w:type="dxa" w:w="1176"/>
-            <w:vAlign w:val="center"/>
-          </w:tcPr>
-          <w:p>
-            <w:r>
-              <w:rPr>
-                <w:sz w:val="17"/>
-              </w:rPr>
-              <w:t>$2,887,506</w:t>
-            </w:r>
-          </w:p>
-        </w:tc>
-        <w:tc>
-          <w:tcPr>
-            <w:tcW w:type="dxa" w:w="1176"/>
-            <w:vAlign w:val="center"/>
-          </w:tcPr>
-          <w:p>
-            <w:r>
-              <w:rPr>
-                <w:sz w:val="17"/>
-              </w:rPr>
-              <w:t>41.6%</w:t>
-            </w:r>
-          </w:p>
-        </w:tc>
-        <w:tc>
-          <w:tcPr>
-            <w:tcW w:type="dxa" w:w="1176"/>
-            <w:vAlign w:val="center"/>
-          </w:tcPr>
-          <w:p>
-            <w:r>
-              <w:rPr>
-                <w:sz w:val="17"/>
-              </w:rPr>
-              <w:t>$4,738,813</w:t>
-            </w:r>
-          </w:p>
-        </w:tc>
-        <w:tc>
-          <w:tcPr>
-            <w:tcW w:type="dxa" w:w="1176"/>
-            <w:vAlign w:val="center"/>
-          </w:tcPr>
-          <w:p>
-            <w:r>
-              <w:rPr>
-                <w:sz w:val="17"/>
-              </w:rPr>
-              <w:t>32.6%</w:t>
-            </w:r>
-          </w:p>
-        </w:tc>
-        <w:tc>
-          <w:tcPr>
-            <w:tcW w:type="dxa" w:w="1176"/>
-            <w:vAlign w:val="center"/>
-          </w:tcPr>
-          <w:p>
-            <w:r>
-              <w:rPr>
-                <w:sz w:val="17"/>
-              </w:rPr>
-              <w:t>LOSS</w:t>
-            </w:r>
-          </w:p>
-        </w:tc>
-      </w:tr>
-      <w:tr>
-        <w:tc>
-          <w:tcPr>
-            <w:tcW w:type="dxa" w:w="1176"/>
-            <w:vAlign w:val="center"/>
-          </w:tcPr>
-          <w:p>
-            <w:r>
-              <w:rPr>
-                <w:sz w:val="17"/>
-              </w:rPr>
-              <w:t>AXP</w:t>
-            </w:r>
-          </w:p>
-        </w:tc>
-        <w:tc>
-          <w:tcPr>
-            <w:tcW w:type="dxa" w:w="1176"/>
-            <w:vAlign w:val="center"/>
-          </w:tcPr>
-          <w:p>
-            <w:r>
-              <w:rPr>
-                <w:sz w:val="17"/>
-              </w:rPr>
-              <w:t>$2,334,029</w:t>
-            </w:r>
-          </w:p>
-        </w:tc>
-        <w:tc>
-          <w:tcPr>
-            <w:tcW w:type="dxa" w:w="1176"/>
-            <w:vAlign w:val="center"/>
-          </w:tcPr>
-          <w:p>
-            <w:r>
-              <w:rPr>
-                <w:sz w:val="17"/>
-              </w:rPr>
-              <w:t>31.5%</w:t>
-            </w:r>
-          </w:p>
-        </w:tc>
-        <w:tc>
-          <w:tcPr>
-            <w:tcW w:type="dxa" w:w="1176"/>
-            <w:vAlign w:val="center"/>
-          </w:tcPr>
-          <w:p>
-            <w:r>
-              <w:rPr>
-                <w:sz w:val="17"/>
-              </w:rPr>
-              <w:t>$1,581,455</w:t>
-            </w:r>
-          </w:p>
-        </w:tc>
-        <w:tc>
-          <w:tcPr>
-            <w:tcW w:type="dxa" w:w="1176"/>
-            <w:vAlign w:val="center"/>
-          </w:tcPr>
-          <w:p>
-            <w:r>
-              <w:rPr>
-                <w:sz w:val="17"/>
-              </w:rPr>
-              <w:t>31.8%</w:t>
-            </w:r>
-          </w:p>
-        </w:tc>
-        <w:tc>
-          <w:tcPr>
-            <w:tcW w:type="dxa" w:w="1176"/>
-            <w:vAlign w:val="center"/>
-          </w:tcPr>
-          <w:p>
-            <w:r>
-              <w:rPr>
-                <w:sz w:val="17"/>
-              </w:rPr>
-              <w:t>$1,877,170</w:t>
-            </w:r>
-          </w:p>
-        </w:tc>
-        <w:tc>
-          <w:tcPr>
-            <w:tcW w:type="dxa" w:w="1176"/>
-            <w:vAlign w:val="center"/>
-          </w:tcPr>
-          <w:p>
-            <w:r>
-              <w:rPr>
-                <w:sz w:val="17"/>
-              </w:rPr>
-              <w:t>21.9%</w:t>
-            </w:r>
-          </w:p>
-        </w:tc>
-        <w:tc>
-          <w:tcPr>
-            <w:tcW w:type="dxa" w:w="1176"/>
-            <w:vAlign w:val="center"/>
-          </w:tcPr>
-          <w:p>
-            <w:r>
-              <w:rPr>
-                <w:sz w:val="17"/>
-              </w:rPr>
-              <w:t>LOSS</w:t>
-            </w:r>
-          </w:p>
-        </w:tc>
-      </w:tr>
-      <w:tr>
-        <w:tc>
-          <w:tcPr>
-            <w:tcW w:type="dxa" w:w="1176"/>
-            <w:vAlign w:val="center"/>
-          </w:tcPr>
-          <w:p>
-            <w:r>
-              <w:rPr>
-                <w:sz w:val="17"/>
-              </w:rPr>
-              <w:t>BA</w:t>
-            </w:r>
-          </w:p>
-        </w:tc>
-        <w:tc>
-          <w:tcPr>
-            <w:tcW w:type="dxa" w:w="1176"/>
-            <w:vAlign w:val="center"/>
-          </w:tcPr>
-          <w:p>
-            <w:r>
-              <w:rPr>
-                <w:sz w:val="17"/>
-              </w:rPr>
-              <w:t>$1,051,188</w:t>
-            </w:r>
-          </w:p>
-        </w:tc>
-        <w:tc>
-          <w:tcPr>
-            <w:tcW w:type="dxa" w:w="1176"/>
-            <w:vAlign w:val="center"/>
-          </w:tcPr>
-          <w:p>
-            <w:r>
-              <w:rPr>
-                <w:sz w:val="17"/>
-              </w:rPr>
-              <w:t>48.7%</w:t>
-            </w:r>
-          </w:p>
-        </w:tc>
-        <w:tc>
-          <w:tcPr>
-            <w:tcW w:type="dxa" w:w="1176"/>
-            <w:vAlign w:val="center"/>
-          </w:tcPr>
-          <w:p>
-            <w:r>
-              <w:rPr>
-                <w:sz w:val="17"/>
-              </w:rPr>
-              <w:t>$1,058,089</w:t>
-            </w:r>
-          </w:p>
-        </w:tc>
-        <w:tc>
-          <w:tcPr>
-            <w:tcW w:type="dxa" w:w="1176"/>
-            <w:vAlign w:val="center"/>
-          </w:tcPr>
-          <w:p>
-            <w:r>
-              <w:rPr>
-                <w:sz w:val="17"/>
-              </w:rPr>
-              <w:t>31.9%</w:t>
-            </w:r>
-          </w:p>
-        </w:tc>
-        <w:tc>
-          <w:tcPr>
-            <w:tcW w:type="dxa" w:w="1176"/>
-            <w:vAlign w:val="center"/>
-          </w:tcPr>
-          <w:p>
-            <w:r>
-              <w:rPr>
-                <w:sz w:val="17"/>
-              </w:rPr>
-              <w:t>$1,008,417</w:t>
-            </w:r>
-          </w:p>
-        </w:tc>
-        <w:tc>
-          <w:tcPr>
-            <w:tcW w:type="dxa" w:w="1176"/>
-            <w:vAlign w:val="center"/>
-          </w:tcPr>
-          <w:p>
-            <w:r>
-              <w:rPr>
-                <w:sz w:val="17"/>
-              </w:rPr>
-              <w:t>4.6%</w:t>
-            </w:r>
-          </w:p>
-        </w:tc>
-        <w:tc>
-          <w:tcPr>
-            <w:tcW w:type="dxa" w:w="1176"/>
-            <w:vAlign w:val="center"/>
-          </w:tcPr>
-          <w:p>
-            <w:r>
-              <w:rPr>
-                <w:sz w:val="17"/>
-              </w:rPr>
-              <w:t>LOSS</w:t>
-            </w:r>
-          </w:p>
-        </w:tc>
-      </w:tr>
-      <w:tr>
-        <w:tc>
-          <w:tcPr>
-            <w:tcW w:type="dxa" w:w="1176"/>
-            <w:vAlign w:val="center"/>
-          </w:tcPr>
-          <w:p>
-            <w:r>
-              <w:rPr>
-                <w:sz w:val="17"/>
-              </w:rPr>
-              <w:t>BLK</w:t>
-            </w:r>
-          </w:p>
-        </w:tc>
-        <w:tc>
-          <w:tcPr>
-            <w:tcW w:type="dxa" w:w="1176"/>
-            <w:vAlign w:val="center"/>
-          </w:tcPr>
-          <w:p>
-            <w:r>
-              <w:rPr>
-                <w:sz w:val="17"/>
-              </w:rPr>
-              <w:t>$1,313,679</w:t>
-            </w:r>
-          </w:p>
-        </w:tc>
-        <w:tc>
-          <w:tcPr>
-            <w:tcW w:type="dxa" w:w="1176"/>
-            <w:vAlign w:val="center"/>
-          </w:tcPr>
-          <w:p>
-            <w:r>
-              <w:rPr>
-                <w:sz w:val="17"/>
-              </w:rPr>
-              <w:t>40.9%</w:t>
-            </w:r>
-          </w:p>
-        </w:tc>
-        <w:tc>
-          <w:tcPr>
-            <w:tcW w:type="dxa" w:w="1176"/>
-            <w:vAlign w:val="center"/>
-          </w:tcPr>
-          <w:p>
-            <w:r>
-              <w:rPr>
-                <w:sz w:val="17"/>
-              </w:rPr>
-              <w:t>$1,006,183</w:t>
+              <w:t>$1,709,850</w:t>
             </w:r>
           </w:p>
         </w:tc>
@@ -9769,7 +9788,7 @@
               <w:rPr>
                 <w:sz w:val="17"/>
               </w:rPr>
-              <w:t>$1,149,824</w:t>
+              <w:t>$1,037,786</w:t>
             </w:r>
           </w:p>
         </w:tc>
@@ -9783,7 +9802,7 @@
               <w:rPr>
                 <w:sz w:val="17"/>
               </w:rPr>
-              <w:t>15.0%</w:t>
+              <w:t>27.5%</w:t>
             </w:r>
           </w:p>
         </w:tc>
@@ -9797,12 +9816,10 @@
               <w:rPr>
                 <w:sz w:val="17"/>
               </w:rPr>
-              <w:t>LOSS</w:t>
-            </w:r>
-          </w:p>
-        </w:tc>
-      </w:tr>
-      <w:tr>
+              <w:t>$1,858,001</w:t>
+            </w:r>
+          </w:p>
+        </w:tc>
         <w:tc>
           <w:tcPr>
             <w:tcW w:type="dxa" w:w="1176"/>
@@ -9813,661 +9830,7 @@
               <w:rPr>
                 <w:sz w:val="17"/>
               </w:rPr>
-              <w:t>BRK-B</w:t>
-            </w:r>
-          </w:p>
-        </w:tc>
-        <w:tc>
-          <w:tcPr>
-            <w:tcW w:type="dxa" w:w="1176"/>
-            <w:vAlign w:val="center"/>
-          </w:tcPr>
-          <w:p>
-            <w:r>
-              <w:rPr>
-                <w:sz w:val="17"/>
-              </w:rPr>
-              <w:t>$1,674,624</w:t>
-            </w:r>
-          </w:p>
-        </w:tc>
-        <w:tc>
-          <w:tcPr>
-            <w:tcW w:type="dxa" w:w="1176"/>
-            <w:vAlign w:val="center"/>
-          </w:tcPr>
-          <w:p>
-            <w:r>
-              <w:rPr>
-                <w:sz w:val="17"/>
-              </w:rPr>
-              <w:t>26.6%</w:t>
-            </w:r>
-          </w:p>
-        </w:tc>
-        <w:tc>
-          <w:tcPr>
-            <w:tcW w:type="dxa" w:w="1176"/>
-            <w:vAlign w:val="center"/>
-          </w:tcPr>
-          <w:p>
-            <w:r>
-              <w:rPr>
-                <w:sz w:val="17"/>
-              </w:rPr>
-              <w:t>$1,169,102</w:t>
-            </w:r>
-          </w:p>
-        </w:tc>
-        <w:tc>
-          <w:tcPr>
-            <w:tcW w:type="dxa" w:w="1176"/>
-            <w:vAlign w:val="center"/>
-          </w:tcPr>
-          <w:p>
-            <w:r>
-              <w:rPr>
-                <w:sz w:val="17"/>
-              </w:rPr>
-              <w:t>25.9%</w:t>
-            </w:r>
-          </w:p>
-        </w:tc>
-        <w:tc>
-          <w:tcPr>
-            <w:tcW w:type="dxa" w:w="1176"/>
-            <w:vAlign w:val="center"/>
-          </w:tcPr>
-          <w:p>
-            <w:r>
-              <w:rPr>
-                <w:sz w:val="17"/>
-              </w:rPr>
-              <w:t>$1,549,727</w:t>
-            </w:r>
-          </w:p>
-        </w:tc>
-        <w:tc>
-          <w:tcPr>
-            <w:tcW w:type="dxa" w:w="1176"/>
-            <w:vAlign w:val="center"/>
-          </w:tcPr>
-          <w:p>
-            <w:r>
-              <w:rPr>
-                <w:sz w:val="17"/>
-              </w:rPr>
-              <w:t>21.3%</w:t>
-            </w:r>
-          </w:p>
-        </w:tc>
-        <w:tc>
-          <w:tcPr>
-            <w:tcW w:type="dxa" w:w="1176"/>
-            <w:vAlign w:val="center"/>
-          </w:tcPr>
-          <w:p>
-            <w:r>
-              <w:rPr>
-                <w:sz w:val="17"/>
-              </w:rPr>
-              <w:t>LOSS</w:t>
-            </w:r>
-          </w:p>
-        </w:tc>
-      </w:tr>
-      <w:tr>
-        <w:tc>
-          <w:tcPr>
-            <w:tcW w:type="dxa" w:w="1176"/>
-            <w:vAlign w:val="center"/>
-          </w:tcPr>
-          <w:p>
-            <w:r>
-              <w:rPr>
-                <w:sz w:val="17"/>
-              </w:rPr>
-              <w:t>C</w:t>
-            </w:r>
-          </w:p>
-        </w:tc>
-        <w:tc>
-          <w:tcPr>
-            <w:tcW w:type="dxa" w:w="1176"/>
-            <w:vAlign w:val="center"/>
-          </w:tcPr>
-          <w:p>
-            <w:r>
-              <w:rPr>
-                <w:sz w:val="17"/>
-              </w:rPr>
-              <w:t>$2,154,872</w:t>
-            </w:r>
-          </w:p>
-        </w:tc>
-        <w:tc>
-          <w:tcPr>
-            <w:tcW w:type="dxa" w:w="1176"/>
-            <w:vAlign w:val="center"/>
-          </w:tcPr>
-          <w:p>
-            <w:r>
-              <w:rPr>
-                <w:sz w:val="17"/>
-              </w:rPr>
-              <w:t>39.9%</w:t>
-            </w:r>
-          </w:p>
-        </w:tc>
-        <w:tc>
-          <w:tcPr>
-            <w:tcW w:type="dxa" w:w="1176"/>
-            <w:vAlign w:val="center"/>
-          </w:tcPr>
-          <w:p>
-            <w:r>
-              <w:rPr>
-                <w:sz w:val="17"/>
-              </w:rPr>
-              <w:t>$1,486,040</w:t>
-            </w:r>
-          </w:p>
-        </w:tc>
-        <w:tc>
-          <w:tcPr>
-            <w:tcW w:type="dxa" w:w="1176"/>
-            <w:vAlign w:val="center"/>
-          </w:tcPr>
-          <w:p>
-            <w:r>
-              <w:rPr>
-                <w:sz w:val="17"/>
-              </w:rPr>
-              <w:t>36.8%</w:t>
-            </w:r>
-          </w:p>
-        </w:tc>
-        <w:tc>
-          <w:tcPr>
-            <w:tcW w:type="dxa" w:w="1176"/>
-            <w:vAlign w:val="center"/>
-          </w:tcPr>
-          <w:p>
-            <w:r>
-              <w:rPr>
-                <w:sz w:val="17"/>
-              </w:rPr>
-              <w:t>$1,949,415</w:t>
-            </w:r>
-          </w:p>
-        </w:tc>
-        <w:tc>
-          <w:tcPr>
-            <w:tcW w:type="dxa" w:w="1176"/>
-            <w:vAlign w:val="center"/>
-          </w:tcPr>
-          <w:p>
-            <w:r>
-              <w:rPr>
-                <w:sz w:val="17"/>
-              </w:rPr>
-              <w:t>28.5%</w:t>
-            </w:r>
-          </w:p>
-        </w:tc>
-        <w:tc>
-          <w:tcPr>
-            <w:tcW w:type="dxa" w:w="1176"/>
-            <w:vAlign w:val="center"/>
-          </w:tcPr>
-          <w:p>
-            <w:r>
-              <w:rPr>
-                <w:sz w:val="17"/>
-              </w:rPr>
-              <w:t>LOSS</w:t>
-            </w:r>
-          </w:p>
-        </w:tc>
-      </w:tr>
-      <w:tr>
-        <w:tc>
-          <w:tcPr>
-            <w:tcW w:type="dxa" w:w="1176"/>
-            <w:vAlign w:val="center"/>
-          </w:tcPr>
-          <w:p>
-            <w:r>
-              <w:rPr>
-                <w:sz w:val="17"/>
-              </w:rPr>
-              <w:t>CAT</w:t>
-            </w:r>
-          </w:p>
-        </w:tc>
-        <w:tc>
-          <w:tcPr>
-            <w:tcW w:type="dxa" w:w="1176"/>
-            <w:vAlign w:val="center"/>
-          </w:tcPr>
-          <w:p>
-            <w:r>
-              <w:rPr>
-                <w:sz w:val="17"/>
-              </w:rPr>
-              <w:t>$3,004,762</w:t>
-            </w:r>
-          </w:p>
-        </w:tc>
-        <w:tc>
-          <w:tcPr>
-            <w:tcW w:type="dxa" w:w="1176"/>
-            <w:vAlign w:val="center"/>
-          </w:tcPr>
-          <w:p>
-            <w:r>
-              <w:rPr>
-                <w:sz w:val="17"/>
-              </w:rPr>
-              <w:t>34.0%</w:t>
-            </w:r>
-          </w:p>
-        </w:tc>
-        <w:tc>
-          <w:tcPr>
-            <w:tcW w:type="dxa" w:w="1176"/>
-            <w:vAlign w:val="center"/>
-          </w:tcPr>
-          <w:p>
-            <w:r>
-              <w:rPr>
-                <w:sz w:val="17"/>
-              </w:rPr>
-              <w:t>$2,123,111</w:t>
-            </w:r>
-          </w:p>
-        </w:tc>
-        <w:tc>
-          <w:tcPr>
-            <w:tcW w:type="dxa" w:w="1176"/>
-            <w:vAlign w:val="center"/>
-          </w:tcPr>
-          <w:p>
-            <w:r>
-              <w:rPr>
-                <w:sz w:val="17"/>
-              </w:rPr>
-              <w:t>23.5%</w:t>
-            </w:r>
-          </w:p>
-        </w:tc>
-        <w:tc>
-          <w:tcPr>
-            <w:tcW w:type="dxa" w:w="1176"/>
-            <w:vAlign w:val="center"/>
-          </w:tcPr>
-          <w:p>
-            <w:r>
-              <w:rPr>
-                <w:sz w:val="17"/>
-              </w:rPr>
-              <w:t>$2,842,214</w:t>
-            </w:r>
-          </w:p>
-        </w:tc>
-        <w:tc>
-          <w:tcPr>
-            <w:tcW w:type="dxa" w:w="1176"/>
-            <w:vAlign w:val="center"/>
-          </w:tcPr>
-          <w:p>
-            <w:r>
-              <w:rPr>
-                <w:sz w:val="17"/>
-              </w:rPr>
-              <w:t>34.0%</w:t>
-            </w:r>
-          </w:p>
-        </w:tc>
-        <w:tc>
-          <w:tcPr>
-            <w:tcW w:type="dxa" w:w="1176"/>
-            <w:vAlign w:val="center"/>
-          </w:tcPr>
-          <w:p>
-            <w:r>
-              <w:rPr>
-                <w:sz w:val="17"/>
-              </w:rPr>
-              <w:t>LOSS</w:t>
-            </w:r>
-          </w:p>
-        </w:tc>
-      </w:tr>
-      <w:tr>
-        <w:tc>
-          <w:tcPr>
-            <w:tcW w:type="dxa" w:w="1176"/>
-            <w:vAlign w:val="center"/>
-          </w:tcPr>
-          <w:p>
-            <w:r>
-              <w:rPr>
-                <w:sz w:val="17"/>
-              </w:rPr>
-              <w:t>COPX</w:t>
-            </w:r>
-          </w:p>
-        </w:tc>
-        <w:tc>
-          <w:tcPr>
-            <w:tcW w:type="dxa" w:w="1176"/>
-            <w:vAlign w:val="center"/>
-          </w:tcPr>
-          <w:p>
-            <w:r>
-              <w:rPr>
-                <w:sz w:val="17"/>
-              </w:rPr>
-              <w:t>$2,185,010</w:t>
-            </w:r>
-          </w:p>
-        </w:tc>
-        <w:tc>
-          <w:tcPr>
-            <w:tcW w:type="dxa" w:w="1176"/>
-            <w:vAlign w:val="center"/>
-          </w:tcPr>
-          <w:p>
-            <w:r>
-              <w:rPr>
-                <w:sz w:val="17"/>
-              </w:rPr>
-              <w:t>42.1%</w:t>
-            </w:r>
-          </w:p>
-        </w:tc>
-        <w:tc>
-          <w:tcPr>
-            <w:tcW w:type="dxa" w:w="1176"/>
-            <w:vAlign w:val="center"/>
-          </w:tcPr>
-          <w:p>
-            <w:r>
-              <w:rPr>
-                <w:sz w:val="17"/>
-              </w:rPr>
-              <w:t>$1,752,896</w:t>
-            </w:r>
-          </w:p>
-        </w:tc>
-        <w:tc>
-          <w:tcPr>
-            <w:tcW w:type="dxa" w:w="1176"/>
-            <w:vAlign w:val="center"/>
-          </w:tcPr>
-          <w:p>
-            <w:r>
-              <w:rPr>
-                <w:sz w:val="17"/>
-              </w:rPr>
-              <w:t>37.3%</w:t>
-            </w:r>
-          </w:p>
-        </w:tc>
-        <w:tc>
-          <w:tcPr>
-            <w:tcW w:type="dxa" w:w="1176"/>
-            <w:vAlign w:val="center"/>
-          </w:tcPr>
-          <w:p>
-            <w:r>
-              <w:rPr>
-                <w:sz w:val="17"/>
-              </w:rPr>
-              <w:t>$1,532,509</w:t>
-            </w:r>
-          </w:p>
-        </w:tc>
-        <w:tc>
-          <w:tcPr>
-            <w:tcW w:type="dxa" w:w="1176"/>
-            <w:vAlign w:val="center"/>
-          </w:tcPr>
-          <w:p>
-            <w:r>
-              <w:rPr>
-                <w:sz w:val="17"/>
-              </w:rPr>
-              <w:t>27.0%</w:t>
-            </w:r>
-          </w:p>
-        </w:tc>
-        <w:tc>
-          <w:tcPr>
-            <w:tcW w:type="dxa" w:w="1176"/>
-            <w:vAlign w:val="center"/>
-          </w:tcPr>
-          <w:p>
-            <w:r>
-              <w:rPr>
-                <w:sz w:val="17"/>
-              </w:rPr>
-              <w:t>LOSS</w:t>
-            </w:r>
-          </w:p>
-        </w:tc>
-      </w:tr>
-      <w:tr>
-        <w:tc>
-          <w:tcPr>
-            <w:tcW w:type="dxa" w:w="1176"/>
-            <w:vAlign w:val="center"/>
-          </w:tcPr>
-          <w:p>
-            <w:r>
-              <w:rPr>
-                <w:sz w:val="17"/>
-              </w:rPr>
-              <w:t>COST</w:t>
-            </w:r>
-          </w:p>
-        </w:tc>
-        <w:tc>
-          <w:tcPr>
-            <w:tcW w:type="dxa" w:w="1176"/>
-            <w:vAlign w:val="center"/>
-          </w:tcPr>
-          <w:p>
-            <w:r>
-              <w:rPr>
-                <w:sz w:val="17"/>
-              </w:rPr>
-              <w:t>$1,602,170</w:t>
-            </w:r>
-          </w:p>
-        </w:tc>
-        <w:tc>
-          <w:tcPr>
-            <w:tcW w:type="dxa" w:w="1176"/>
-            <w:vAlign w:val="center"/>
-          </w:tcPr>
-          <w:p>
-            <w:r>
-              <w:rPr>
-                <w:sz w:val="17"/>
-              </w:rPr>
-              <w:t>31.4%</w:t>
-            </w:r>
-          </w:p>
-        </w:tc>
-        <w:tc>
-          <w:tcPr>
-            <w:tcW w:type="dxa" w:w="1176"/>
-            <w:vAlign w:val="center"/>
-          </w:tcPr>
-          <w:p>
-            <w:r>
-              <w:rPr>
-                <w:sz w:val="17"/>
-              </w:rPr>
-              <w:t>$1,067,199</w:t>
-            </w:r>
-          </w:p>
-        </w:tc>
-        <w:tc>
-          <w:tcPr>
-            <w:tcW w:type="dxa" w:w="1176"/>
-            <w:vAlign w:val="center"/>
-          </w:tcPr>
-          <w:p>
-            <w:r>
-              <w:rPr>
-                <w:sz w:val="17"/>
-              </w:rPr>
-              <w:t>38.7%</w:t>
-            </w:r>
-          </w:p>
-        </w:tc>
-        <w:tc>
-          <w:tcPr>
-            <w:tcW w:type="dxa" w:w="1176"/>
-            <w:vAlign w:val="center"/>
-          </w:tcPr>
-          <w:p>
-            <w:r>
-              <w:rPr>
-                <w:sz w:val="17"/>
-              </w:rPr>
-              <w:t>$1,532,634</w:t>
-            </w:r>
-          </w:p>
-        </w:tc>
-        <w:tc>
-          <w:tcPr>
-            <w:tcW w:type="dxa" w:w="1176"/>
-            <w:vAlign w:val="center"/>
-          </w:tcPr>
-          <w:p>
-            <w:r>
-              <w:rPr>
-                <w:sz w:val="17"/>
-              </w:rPr>
-              <w:t>21.4%</w:t>
-            </w:r>
-          </w:p>
-        </w:tc>
-        <w:tc>
-          <w:tcPr>
-            <w:tcW w:type="dxa" w:w="1176"/>
-            <w:vAlign w:val="center"/>
-          </w:tcPr>
-          <w:p>
-            <w:r>
-              <w:rPr>
-                <w:sz w:val="17"/>
-              </w:rPr>
-              <w:t>LOSS</w:t>
-            </w:r>
-          </w:p>
-        </w:tc>
-      </w:tr>
-      <w:tr>
-        <w:tc>
-          <w:tcPr>
-            <w:tcW w:type="dxa" w:w="1176"/>
-            <w:vAlign w:val="center"/>
-          </w:tcPr>
-          <w:p>
-            <w:r>
-              <w:rPr>
-                <w:sz w:val="17"/>
-              </w:rPr>
-              <w:t>CRM</w:t>
-            </w:r>
-          </w:p>
-        </w:tc>
-        <w:tc>
-          <w:tcPr>
-            <w:tcW w:type="dxa" w:w="1176"/>
-            <w:vAlign w:val="center"/>
-          </w:tcPr>
-          <w:p>
-            <w:r>
-              <w:rPr>
-                <w:sz w:val="17"/>
-              </w:rPr>
-              <w:t>$1,053,594</w:t>
-            </w:r>
-          </w:p>
-        </w:tc>
-        <w:tc>
-          <w:tcPr>
-            <w:tcW w:type="dxa" w:w="1176"/>
-            <w:vAlign w:val="center"/>
-          </w:tcPr>
-          <w:p>
-            <w:r>
-              <w:rPr>
-                <w:sz w:val="17"/>
-              </w:rPr>
-              <w:t>49.8%</w:t>
-            </w:r>
-          </w:p>
-        </w:tc>
-        <w:tc>
-          <w:tcPr>
-            <w:tcW w:type="dxa" w:w="1176"/>
-            <w:vAlign w:val="center"/>
-          </w:tcPr>
-          <w:p>
-            <w:r>
-              <w:rPr>
-                <w:sz w:val="17"/>
-              </w:rPr>
-              <w:t>$1,222,788</w:t>
-            </w:r>
-          </w:p>
-        </w:tc>
-        <w:tc>
-          <w:tcPr>
-            <w:tcW w:type="dxa" w:w="1176"/>
-            <w:vAlign w:val="center"/>
-          </w:tcPr>
-          <w:p>
-            <w:r>
-              <w:rPr>
-                <w:sz w:val="17"/>
-              </w:rPr>
-              <w:t>34.3%</w:t>
-            </w:r>
-          </w:p>
-        </w:tc>
-        <w:tc>
-          <w:tcPr>
-            <w:tcW w:type="dxa" w:w="1176"/>
-            <w:vAlign w:val="center"/>
-          </w:tcPr>
-          <w:p>
-            <w:r>
-              <w:rPr>
-                <w:sz w:val="17"/>
-              </w:rPr>
-              <w:t>$1,069,271</w:t>
-            </w:r>
-          </w:p>
-        </w:tc>
-        <w:tc>
-          <w:tcPr>
-            <w:tcW w:type="dxa" w:w="1176"/>
-            <w:vAlign w:val="center"/>
-          </w:tcPr>
-          <w:p>
-            <w:r>
-              <w:rPr>
-                <w:sz w:val="17"/>
-              </w:rPr>
-              <w:t>17.6%</w:t>
+              <w:t>23.6%</w:t>
             </w:r>
           </w:p>
         </w:tc>
@@ -10497,7 +9860,7 @@
               <w:rPr>
                 <w:sz w:val="17"/>
               </w:rPr>
-              <w:t>DIA</w:t>
+              <w:t>XLU</w:t>
             </w:r>
           </w:p>
         </w:tc>
@@ -10511,7 +9874,7 @@
               <w:rPr>
                 <w:sz w:val="17"/>
               </w:rPr>
-              <w:t>$1,420,598</w:t>
+              <w:t>$1,369,338</w:t>
             </w:r>
           </w:p>
         </w:tc>
@@ -10525,7 +9888,7 @@
               <w:rPr>
                 <w:sz w:val="17"/>
               </w:rPr>
-              <w:t>20.8%</w:t>
+              <w:t>25.3%</w:t>
             </w:r>
           </w:p>
         </w:tc>
@@ -10539,7 +9902,7 @@
               <w:rPr>
                 <w:sz w:val="17"/>
               </w:rPr>
-              <w:t>$1,078,488</w:t>
+              <w:t>$1,014,111</w:t>
             </w:r>
           </w:p>
         </w:tc>
@@ -10553,7 +9916,7 @@
               <w:rPr>
                 <w:sz w:val="17"/>
               </w:rPr>
-              <w:t>19.7%</w:t>
+              <w:t>25.5%</w:t>
             </w:r>
           </w:p>
         </w:tc>
@@ -10567,7 +9930,7 @@
               <w:rPr>
                 <w:sz w:val="17"/>
               </w:rPr>
-              <w:t>$1,192,230</w:t>
+              <w:t>$1,362,816</w:t>
             </w:r>
           </w:p>
         </w:tc>
@@ -10581,7 +9944,7 @@
               <w:rPr>
                 <w:sz w:val="17"/>
               </w:rPr>
-              <w:t>8.8%</w:t>
+              <w:t>22.4%</w:t>
             </w:r>
           </w:p>
         </w:tc>
@@ -10595,7 +9958,7 @@
               <w:rPr>
                 <w:sz w:val="17"/>
               </w:rPr>
-              <w:t>LOSS</w:t>
+              <w:t>tie</w:t>
             </w:r>
           </w:p>
         </w:tc>
@@ -10611,7 +9974,7 @@
               <w:rPr>
                 <w:sz w:val="17"/>
               </w:rPr>
-              <w:t>EEMX</w:t>
+              <w:t>XLV</w:t>
             </w:r>
           </w:p>
         </w:tc>
@@ -10625,177 +9988,7 @@
               <w:rPr>
                 <w:sz w:val="17"/>
               </w:rPr>
-              <w:t>$1,278,439</w:t>
-            </w:r>
-          </w:p>
-        </w:tc>
-        <w:tc>
-          <w:tcPr>
-            <w:tcW w:type="dxa" w:w="1176"/>
-            <w:vAlign w:val="center"/>
-          </w:tcPr>
-          <w:p>
-            <w:r>
-              <w:rPr>
-                <w:sz w:val="17"/>
-              </w:rPr>
-              <w:t>32.3%</w:t>
-            </w:r>
-          </w:p>
-        </w:tc>
-        <w:tc>
-          <w:tcPr>
-            <w:tcW w:type="dxa" w:w="1176"/>
-            <w:vAlign w:val="center"/>
-          </w:tcPr>
-          <w:p>
-            <w:r>
-              <w:rPr>
-                <w:sz w:val="17"/>
-              </w:rPr>
-              <w:t>$1,028,536</w:t>
-            </w:r>
-          </w:p>
-        </w:tc>
-        <w:tc>
-          <w:tcPr>
-            <w:tcW w:type="dxa" w:w="1176"/>
-            <w:vAlign w:val="center"/>
-          </w:tcPr>
-          <w:p>
-            <w:r>
-              <w:rPr>
-                <w:sz w:val="17"/>
-              </w:rPr>
-              <w:t>21.4%</w:t>
-            </w:r>
-          </w:p>
-        </w:tc>
-        <w:tc>
-          <w:tcPr>
-            <w:tcW w:type="dxa" w:w="1176"/>
-            <w:vAlign w:val="center"/>
-          </w:tcPr>
-          <w:p>
-            <w:r>
-              <w:rPr>
-                <w:sz w:val="17"/>
-              </w:rPr>
-              <w:t>$1,124,988</w:t>
-            </w:r>
-          </w:p>
-        </w:tc>
-        <w:tc>
-          <w:tcPr>
-            <w:tcW w:type="dxa" w:w="1176"/>
-            <w:vAlign w:val="center"/>
-          </w:tcPr>
-          <w:p>
-            <w:r>
-              <w:rPr>
-                <w:sz w:val="17"/>
-              </w:rPr>
-              <w:t>11.2%</w:t>
-            </w:r>
-          </w:p>
-        </w:tc>
-        <w:tc>
-          <w:tcPr>
-            <w:tcW w:type="dxa" w:w="1176"/>
-            <w:vAlign w:val="center"/>
-          </w:tcPr>
-          <w:p>
-            <w:r>
-              <w:rPr>
-                <w:sz w:val="17"/>
-              </w:rPr>
-              <w:t>LOSS</w:t>
-            </w:r>
-          </w:p>
-        </w:tc>
-      </w:tr>
-      <w:tr>
-        <w:tc>
-          <w:tcPr>
-            <w:tcW w:type="dxa" w:w="1176"/>
-            <w:vAlign w:val="center"/>
-          </w:tcPr>
-          <w:p>
-            <w:r>
-              <w:rPr>
-                <w:sz w:val="17"/>
-              </w:rPr>
-              <w:t>GLD</w:t>
-            </w:r>
-          </w:p>
-        </w:tc>
-        <w:tc>
-          <w:tcPr>
-            <w:tcW w:type="dxa" w:w="1176"/>
-            <w:vAlign w:val="center"/>
-          </w:tcPr>
-          <w:p>
-            <w:r>
-              <w:rPr>
-                <w:sz w:val="17"/>
-              </w:rPr>
-              <w:t>$2,369,690</w:t>
-            </w:r>
-          </w:p>
-        </w:tc>
-        <w:tc>
-          <w:tcPr>
-            <w:tcW w:type="dxa" w:w="1176"/>
-            <w:vAlign w:val="center"/>
-          </w:tcPr>
-          <w:p>
-            <w:r>
-              <w:rPr>
-                <w:sz w:val="17"/>
-              </w:rPr>
-              <w:t>21.0%</w:t>
-            </w:r>
-          </w:p>
-        </w:tc>
-        <w:tc>
-          <w:tcPr>
-            <w:tcW w:type="dxa" w:w="1176"/>
-            <w:vAlign w:val="center"/>
-          </w:tcPr>
-          <w:p>
-            <w:r>
-              <w:rPr>
-                <w:sz w:val="17"/>
-              </w:rPr>
-              <w:t>$2,118,012</w:t>
-            </w:r>
-          </w:p>
-        </w:tc>
-        <w:tc>
-          <w:tcPr>
-            <w:tcW w:type="dxa" w:w="1176"/>
-            <w:vAlign w:val="center"/>
-          </w:tcPr>
-          <w:p>
-            <w:r>
-              <w:rPr>
-                <w:sz w:val="17"/>
-              </w:rPr>
-              <w:t>16.8%</w:t>
-            </w:r>
-          </w:p>
-        </w:tc>
-        <w:tc>
-          <w:tcPr>
-            <w:tcW w:type="dxa" w:w="1176"/>
-            <w:vAlign w:val="center"/>
-          </w:tcPr>
-          <w:p>
-            <w:r>
-              <w:rPr>
-                <w:sz w:val="17"/>
-              </w:rPr>
-              <w:t>$2,310,967</w:t>
+              <w:t>$1,191,648</w:t>
             </w:r>
           </w:p>
         </w:tc>
@@ -10823,12 +10016,10 @@
               <w:rPr>
                 <w:sz w:val="17"/>
               </w:rPr>
-              <w:t>LOSS</w:t>
-            </w:r>
-          </w:p>
-        </w:tc>
-      </w:tr>
-      <w:tr>
+              <w:t>$838,457</w:t>
+            </w:r>
+          </w:p>
+        </w:tc>
         <w:tc>
           <w:tcPr>
             <w:tcW w:type="dxa" w:w="1176"/>
@@ -10839,7 +10030,7 @@
               <w:rPr>
                 <w:sz w:val="17"/>
               </w:rPr>
-              <w:t>GOOGL</w:t>
+              <w:t>26.9%</w:t>
             </w:r>
           </w:p>
         </w:tc>
@@ -10853,7 +10044,7 @@
               <w:rPr>
                 <w:sz w:val="17"/>
               </w:rPr>
-              <w:t>$2,180,965</w:t>
+              <w:t>$1,265,616</w:t>
             </w:r>
           </w:p>
         </w:tc>
@@ -10867,177 +10058,7 @@
               <w:rPr>
                 <w:sz w:val="17"/>
               </w:rPr>
-              <w:t>43.6%</w:t>
-            </w:r>
-          </w:p>
-        </w:tc>
-        <w:tc>
-          <w:tcPr>
-            <w:tcW w:type="dxa" w:w="1176"/>
-            <w:vAlign w:val="center"/>
-          </w:tcPr>
-          <w:p>
-            <w:r>
-              <w:rPr>
-                <w:sz w:val="17"/>
-              </w:rPr>
-              <w:t>$2,511,623</w:t>
-            </w:r>
-          </w:p>
-        </w:tc>
-        <w:tc>
-          <w:tcPr>
-            <w:tcW w:type="dxa" w:w="1176"/>
-            <w:vAlign w:val="center"/>
-          </w:tcPr>
-          <w:p>
-            <w:r>
-              <w:rPr>
-                <w:sz w:val="17"/>
-              </w:rPr>
-              <w:t>25.6%</w:t>
-            </w:r>
-          </w:p>
-        </w:tc>
-        <w:tc>
-          <w:tcPr>
-            <w:tcW w:type="dxa" w:w="1176"/>
-            <w:vAlign w:val="center"/>
-          </w:tcPr>
-          <w:p>
-            <w:r>
-              <w:rPr>
-                <w:sz w:val="17"/>
-              </w:rPr>
-              <w:t>$1,729,653</w:t>
-            </w:r>
-          </w:p>
-        </w:tc>
-        <w:tc>
-          <w:tcPr>
-            <w:tcW w:type="dxa" w:w="1176"/>
-            <w:vAlign w:val="center"/>
-          </w:tcPr>
-          <w:p>
-            <w:r>
-              <w:rPr>
-                <w:sz w:val="17"/>
-              </w:rPr>
-              <w:t>20.3%</w:t>
-            </w:r>
-          </w:p>
-        </w:tc>
-        <w:tc>
-          <w:tcPr>
-            <w:tcW w:type="dxa" w:w="1176"/>
-            <w:vAlign w:val="center"/>
-          </w:tcPr>
-          <w:p>
-            <w:r>
-              <w:rPr>
-                <w:sz w:val="17"/>
-              </w:rPr>
-              <w:t>LOSS</w:t>
-            </w:r>
-          </w:p>
-        </w:tc>
-      </w:tr>
-      <w:tr>
-        <w:tc>
-          <w:tcPr>
-            <w:tcW w:type="dxa" w:w="1176"/>
-            <w:vAlign w:val="center"/>
-          </w:tcPr>
-          <w:p>
-            <w:r>
-              <w:rPr>
-                <w:sz w:val="17"/>
-              </w:rPr>
-              <w:t>GS</w:t>
-            </w:r>
-          </w:p>
-        </w:tc>
-        <w:tc>
-          <w:tcPr>
-            <w:tcW w:type="dxa" w:w="1176"/>
-            <w:vAlign w:val="center"/>
-          </w:tcPr>
-          <w:p>
-            <w:r>
-              <w:rPr>
-                <w:sz w:val="17"/>
-              </w:rPr>
-              <w:t>$2,475,870</w:t>
-            </w:r>
-          </w:p>
-        </w:tc>
-        <w:tc>
-          <w:tcPr>
-            <w:tcW w:type="dxa" w:w="1176"/>
-            <w:vAlign w:val="center"/>
-          </w:tcPr>
-          <w:p>
-            <w:r>
-              <w:rPr>
-                <w:sz w:val="17"/>
-              </w:rPr>
-              <w:t>30.9%</w:t>
-            </w:r>
-          </w:p>
-        </w:tc>
-        <w:tc>
-          <w:tcPr>
-            <w:tcW w:type="dxa" w:w="1176"/>
-            <w:vAlign w:val="center"/>
-          </w:tcPr>
-          <w:p>
-            <w:r>
-              <w:rPr>
-                <w:sz w:val="17"/>
-              </w:rPr>
-              <w:t>$2,095,400</w:t>
-            </w:r>
-          </w:p>
-        </w:tc>
-        <w:tc>
-          <w:tcPr>
-            <w:tcW w:type="dxa" w:w="1176"/>
-            <w:vAlign w:val="center"/>
-          </w:tcPr>
-          <w:p>
-            <w:r>
-              <w:rPr>
-                <w:sz w:val="17"/>
-              </w:rPr>
-              <w:t>25.3%</w:t>
-            </w:r>
-          </w:p>
-        </w:tc>
-        <w:tc>
-          <w:tcPr>
-            <w:tcW w:type="dxa" w:w="1176"/>
-            <w:vAlign w:val="center"/>
-          </w:tcPr>
-          <w:p>
-            <w:r>
-              <w:rPr>
-                <w:sz w:val="17"/>
-              </w:rPr>
-              <w:t>$2,770,512</w:t>
-            </w:r>
-          </w:p>
-        </w:tc>
-        <w:tc>
-          <w:tcPr>
-            <w:tcW w:type="dxa" w:w="1176"/>
-            <w:vAlign w:val="center"/>
-          </w:tcPr>
-          <w:p>
-            <w:r>
-              <w:rPr>
-                <w:sz w:val="17"/>
-              </w:rPr>
-              <w:t>30.9%</w:t>
+              <w:t>17.0%</w:t>
             </w:r>
           </w:p>
         </w:tc>
@@ -11056,5820 +10077,6 @@
           </w:p>
         </w:tc>
       </w:tr>
-      <w:tr>
-        <w:tc>
-          <w:tcPr>
-            <w:tcW w:type="dxa" w:w="1176"/>
-            <w:vAlign w:val="center"/>
-          </w:tcPr>
-          <w:p>
-            <w:r>
-              <w:rPr>
-                <w:sz w:val="17"/>
-              </w:rPr>
-              <w:t>HSBC</w:t>
-            </w:r>
-          </w:p>
-        </w:tc>
-        <w:tc>
-          <w:tcPr>
-            <w:tcW w:type="dxa" w:w="1176"/>
-            <w:vAlign w:val="center"/>
-          </w:tcPr>
-          <w:p>
-            <w:r>
-              <w:rPr>
-                <w:sz w:val="17"/>
-              </w:rPr>
-              <w:t>$3,386,895</w:t>
-            </w:r>
-          </w:p>
-        </w:tc>
-        <w:tc>
-          <w:tcPr>
-            <w:tcW w:type="dxa" w:w="1176"/>
-            <w:vAlign w:val="center"/>
-          </w:tcPr>
-          <w:p>
-            <w:r>
-              <w:rPr>
-                <w:sz w:val="17"/>
-              </w:rPr>
-              <w:t>31.8%</w:t>
-            </w:r>
-          </w:p>
-        </w:tc>
-        <w:tc>
-          <w:tcPr>
-            <w:tcW w:type="dxa" w:w="1176"/>
-            <w:vAlign w:val="center"/>
-          </w:tcPr>
-          <w:p>
-            <w:r>
-              <w:rPr>
-                <w:sz w:val="17"/>
-              </w:rPr>
-              <w:t>$3,369,863</w:t>
-            </w:r>
-          </w:p>
-        </w:tc>
-        <w:tc>
-          <w:tcPr>
-            <w:tcW w:type="dxa" w:w="1176"/>
-            <w:vAlign w:val="center"/>
-          </w:tcPr>
-          <w:p>
-            <w:r>
-              <w:rPr>
-                <w:sz w:val="17"/>
-              </w:rPr>
-              <w:t>18.2%</w:t>
-            </w:r>
-          </w:p>
-        </w:tc>
-        <w:tc>
-          <w:tcPr>
-            <w:tcW w:type="dxa" w:w="1176"/>
-            <w:vAlign w:val="center"/>
-          </w:tcPr>
-          <w:p>
-            <w:r>
-              <w:rPr>
-                <w:sz w:val="17"/>
-              </w:rPr>
-              <w:t>$2,796,843</w:t>
-            </w:r>
-          </w:p>
-        </w:tc>
-        <w:tc>
-          <w:tcPr>
-            <w:tcW w:type="dxa" w:w="1176"/>
-            <w:vAlign w:val="center"/>
-          </w:tcPr>
-          <w:p>
-            <w:r>
-              <w:rPr>
-                <w:sz w:val="17"/>
-              </w:rPr>
-              <w:t>25.3%</w:t>
-            </w:r>
-          </w:p>
-        </w:tc>
-        <w:tc>
-          <w:tcPr>
-            <w:tcW w:type="dxa" w:w="1176"/>
-            <w:vAlign w:val="center"/>
-          </w:tcPr>
-          <w:p>
-            <w:r>
-              <w:rPr>
-                <w:sz w:val="17"/>
-              </w:rPr>
-              <w:t>LOSS</w:t>
-            </w:r>
-          </w:p>
-        </w:tc>
-      </w:tr>
-      <w:tr>
-        <w:tc>
-          <w:tcPr>
-            <w:tcW w:type="dxa" w:w="1176"/>
-            <w:vAlign w:val="center"/>
-          </w:tcPr>
-          <w:p>
-            <w:r>
-              <w:rPr>
-                <w:sz w:val="17"/>
-              </w:rPr>
-              <w:t>IAU</w:t>
-            </w:r>
-          </w:p>
-        </w:tc>
-        <w:tc>
-          <w:tcPr>
-            <w:tcW w:type="dxa" w:w="1176"/>
-            <w:vAlign w:val="center"/>
-          </w:tcPr>
-          <w:p>
-            <w:r>
-              <w:rPr>
-                <w:sz w:val="17"/>
-              </w:rPr>
-              <w:t>$2,384,997</w:t>
-            </w:r>
-          </w:p>
-        </w:tc>
-        <w:tc>
-          <w:tcPr>
-            <w:tcW w:type="dxa" w:w="1176"/>
-            <w:vAlign w:val="center"/>
-          </w:tcPr>
-          <w:p>
-            <w:r>
-              <w:rPr>
-                <w:sz w:val="17"/>
-              </w:rPr>
-              <w:t>20.9%</w:t>
-            </w:r>
-          </w:p>
-        </w:tc>
-        <w:tc>
-          <w:tcPr>
-            <w:tcW w:type="dxa" w:w="1176"/>
-            <w:vAlign w:val="center"/>
-          </w:tcPr>
-          <w:p>
-            <w:r>
-              <w:rPr>
-                <w:sz w:val="17"/>
-              </w:rPr>
-              <w:t>$2,149,246</w:t>
-            </w:r>
-          </w:p>
-        </w:tc>
-        <w:tc>
-          <w:tcPr>
-            <w:tcW w:type="dxa" w:w="1176"/>
-            <w:vAlign w:val="center"/>
-          </w:tcPr>
-          <w:p>
-            <w:r>
-              <w:rPr>
-                <w:sz w:val="17"/>
-              </w:rPr>
-              <w:t>16.7%</w:t>
-            </w:r>
-          </w:p>
-        </w:tc>
-        <w:tc>
-          <w:tcPr>
-            <w:tcW w:type="dxa" w:w="1176"/>
-            <w:vAlign w:val="center"/>
-          </w:tcPr>
-          <w:p>
-            <w:r>
-              <w:rPr>
-                <w:sz w:val="17"/>
-              </w:rPr>
-              <w:t>$2,318,461</w:t>
-            </w:r>
-          </w:p>
-        </w:tc>
-        <w:tc>
-          <w:tcPr>
-            <w:tcW w:type="dxa" w:w="1176"/>
-            <w:vAlign w:val="center"/>
-          </w:tcPr>
-          <w:p>
-            <w:r>
-              <w:rPr>
-                <w:sz w:val="17"/>
-              </w:rPr>
-              <w:t>16.8%</w:t>
-            </w:r>
-          </w:p>
-        </w:tc>
-        <w:tc>
-          <w:tcPr>
-            <w:tcW w:type="dxa" w:w="1176"/>
-            <w:vAlign w:val="center"/>
-          </w:tcPr>
-          <w:p>
-            <w:r>
-              <w:rPr>
-                <w:sz w:val="17"/>
-              </w:rPr>
-              <w:t>LOSS</w:t>
-            </w:r>
-          </w:p>
-        </w:tc>
-      </w:tr>
-      <w:tr>
-        <w:tc>
-          <w:tcPr>
-            <w:tcW w:type="dxa" w:w="1176"/>
-            <w:vAlign w:val="center"/>
-          </w:tcPr>
-          <w:p>
-            <w:r>
-              <w:rPr>
-                <w:sz w:val="17"/>
-              </w:rPr>
-              <w:t>IBB</w:t>
-            </w:r>
-          </w:p>
-        </w:tc>
-        <w:tc>
-          <w:tcPr>
-            <w:tcW w:type="dxa" w:w="1176"/>
-            <w:vAlign w:val="center"/>
-          </w:tcPr>
-          <w:p>
-            <w:r>
-              <w:rPr>
-                <w:sz w:val="17"/>
-              </w:rPr>
-              <w:t>$1,121,118</w:t>
-            </w:r>
-          </w:p>
-        </w:tc>
-        <w:tc>
-          <w:tcPr>
-            <w:tcW w:type="dxa" w:w="1176"/>
-            <w:vAlign w:val="center"/>
-          </w:tcPr>
-          <w:p>
-            <w:r>
-              <w:rPr>
-                <w:sz w:val="17"/>
-              </w:rPr>
-              <w:t>30.5%</w:t>
-            </w:r>
-          </w:p>
-        </w:tc>
-        <w:tc>
-          <w:tcPr>
-            <w:tcW w:type="dxa" w:w="1176"/>
-            <w:vAlign w:val="center"/>
-          </w:tcPr>
-          <w:p>
-            <w:r>
-              <w:rPr>
-                <w:sz w:val="17"/>
-              </w:rPr>
-              <w:t>$851,114</w:t>
-            </w:r>
-          </w:p>
-        </w:tc>
-        <w:tc>
-          <w:tcPr>
-            <w:tcW w:type="dxa" w:w="1176"/>
-            <w:vAlign w:val="center"/>
-          </w:tcPr>
-          <w:p>
-            <w:r>
-              <w:rPr>
-                <w:sz w:val="17"/>
-              </w:rPr>
-              <w:t>37.4%</w:t>
-            </w:r>
-          </w:p>
-        </w:tc>
-        <w:tc>
-          <w:tcPr>
-            <w:tcW w:type="dxa" w:w="1176"/>
-            <w:vAlign w:val="center"/>
-          </w:tcPr>
-          <w:p>
-            <w:r>
-              <w:rPr>
-                <w:sz w:val="17"/>
-              </w:rPr>
-              <w:t>$1,140,970</w:t>
-            </w:r>
-          </w:p>
-        </w:tc>
-        <w:tc>
-          <w:tcPr>
-            <w:tcW w:type="dxa" w:w="1176"/>
-            <w:vAlign w:val="center"/>
-          </w:tcPr>
-          <w:p>
-            <w:r>
-              <w:rPr>
-                <w:sz w:val="17"/>
-              </w:rPr>
-              <w:t>14.5%</w:t>
-            </w:r>
-          </w:p>
-        </w:tc>
-        <w:tc>
-          <w:tcPr>
-            <w:tcW w:type="dxa" w:w="1176"/>
-            <w:vAlign w:val="center"/>
-          </w:tcPr>
-          <w:p>
-            <w:r>
-              <w:rPr>
-                <w:sz w:val="17"/>
-              </w:rPr>
-              <w:t>WIN</w:t>
-            </w:r>
-          </w:p>
-        </w:tc>
-      </w:tr>
-      <w:tr>
-        <w:tc>
-          <w:tcPr>
-            <w:tcW w:type="dxa" w:w="1176"/>
-            <w:vAlign w:val="center"/>
-          </w:tcPr>
-          <w:p>
-            <w:r>
-              <w:rPr>
-                <w:sz w:val="17"/>
-              </w:rPr>
-              <w:t>IBM</w:t>
-            </w:r>
-          </w:p>
-        </w:tc>
-        <w:tc>
-          <w:tcPr>
-            <w:tcW w:type="dxa" w:w="1176"/>
-            <w:vAlign w:val="center"/>
-          </w:tcPr>
-          <w:p>
-            <w:r>
-              <w:rPr>
-                <w:sz w:val="17"/>
-              </w:rPr>
-              <w:t>$2,600,075</w:t>
-            </w:r>
-          </w:p>
-        </w:tc>
-        <w:tc>
-          <w:tcPr>
-            <w:tcW w:type="dxa" w:w="1176"/>
-            <w:vAlign w:val="center"/>
-          </w:tcPr>
-          <w:p>
-            <w:r>
-              <w:rPr>
-                <w:sz w:val="17"/>
-              </w:rPr>
-              <w:t>19.8%</w:t>
-            </w:r>
-          </w:p>
-        </w:tc>
-        <w:tc>
-          <w:tcPr>
-            <w:tcW w:type="dxa" w:w="1176"/>
-            <w:vAlign w:val="center"/>
-          </w:tcPr>
-          <w:p>
-            <w:r>
-              <w:rPr>
-                <w:sz w:val="17"/>
-              </w:rPr>
-              <w:t>$1,973,443</w:t>
-            </w:r>
-          </w:p>
-        </w:tc>
-        <w:tc>
-          <w:tcPr>
-            <w:tcW w:type="dxa" w:w="1176"/>
-            <w:vAlign w:val="center"/>
-          </w:tcPr>
-          <w:p>
-            <w:r>
-              <w:rPr>
-                <w:sz w:val="17"/>
-              </w:rPr>
-              <w:t>22.3%</w:t>
-            </w:r>
-          </w:p>
-        </w:tc>
-        <w:tc>
-          <w:tcPr>
-            <w:tcW w:type="dxa" w:w="1176"/>
-            <w:vAlign w:val="center"/>
-          </w:tcPr>
-          <w:p>
-            <w:r>
-              <w:rPr>
-                <w:sz w:val="17"/>
-              </w:rPr>
-              <w:t>$2,326,238</w:t>
-            </w:r>
-          </w:p>
-        </w:tc>
-        <w:tc>
-          <w:tcPr>
-            <w:tcW w:type="dxa" w:w="1176"/>
-            <w:vAlign w:val="center"/>
-          </w:tcPr>
-          <w:p>
-            <w:r>
-              <w:rPr>
-                <w:sz w:val="17"/>
-              </w:rPr>
-              <w:t>17.6%</w:t>
-            </w:r>
-          </w:p>
-        </w:tc>
-        <w:tc>
-          <w:tcPr>
-            <w:tcW w:type="dxa" w:w="1176"/>
-            <w:vAlign w:val="center"/>
-          </w:tcPr>
-          <w:p>
-            <w:r>
-              <w:rPr>
-                <w:sz w:val="17"/>
-              </w:rPr>
-              <w:t>LOSS</w:t>
-            </w:r>
-          </w:p>
-        </w:tc>
-      </w:tr>
-      <w:tr>
-        <w:tc>
-          <w:tcPr>
-            <w:tcW w:type="dxa" w:w="1176"/>
-            <w:vAlign w:val="center"/>
-          </w:tcPr>
-          <w:p>
-            <w:r>
-              <w:rPr>
-                <w:sz w:val="17"/>
-              </w:rPr>
-              <w:t>IJR</w:t>
-            </w:r>
-          </w:p>
-        </w:tc>
-        <w:tc>
-          <w:tcPr>
-            <w:tcW w:type="dxa" w:w="1176"/>
-            <w:vAlign w:val="center"/>
-          </w:tcPr>
-          <w:p>
-            <w:r>
-              <w:rPr>
-                <w:sz w:val="17"/>
-              </w:rPr>
-              <w:t>$1,120,495</w:t>
-            </w:r>
-          </w:p>
-        </w:tc>
-        <w:tc>
-          <w:tcPr>
-            <w:tcW w:type="dxa" w:w="1176"/>
-            <w:vAlign w:val="center"/>
-          </w:tcPr>
-          <w:p>
-            <w:r>
-              <w:rPr>
-                <w:sz w:val="17"/>
-              </w:rPr>
-              <w:t>28.0%</w:t>
-            </w:r>
-          </w:p>
-        </w:tc>
-        <w:tc>
-          <w:tcPr>
-            <w:tcW w:type="dxa" w:w="1176"/>
-            <w:vAlign w:val="center"/>
-          </w:tcPr>
-          <w:p>
-            <w:r>
-              <w:rPr>
-                <w:sz w:val="17"/>
-              </w:rPr>
-              <w:t>$958,718</w:t>
-            </w:r>
-          </w:p>
-        </w:tc>
-        <w:tc>
-          <w:tcPr>
-            <w:tcW w:type="dxa" w:w="1176"/>
-            <w:vAlign w:val="center"/>
-          </w:tcPr>
-          <w:p>
-            <w:r>
-              <w:rPr>
-                <w:sz w:val="17"/>
-              </w:rPr>
-              <w:t>23.8%</w:t>
-            </w:r>
-          </w:p>
-        </w:tc>
-        <w:tc>
-          <w:tcPr>
-            <w:tcW w:type="dxa" w:w="1176"/>
-            <w:vAlign w:val="center"/>
-          </w:tcPr>
-          <w:p>
-            <w:r>
-              <w:rPr>
-                <w:sz w:val="17"/>
-              </w:rPr>
-              <w:t>$1,154,194</w:t>
-            </w:r>
-          </w:p>
-        </w:tc>
-        <w:tc>
-          <w:tcPr>
-            <w:tcW w:type="dxa" w:w="1176"/>
-            <w:vAlign w:val="center"/>
-          </w:tcPr>
-          <w:p>
-            <w:r>
-              <w:rPr>
-                <w:sz w:val="17"/>
-              </w:rPr>
-              <w:t>19.1%</w:t>
-            </w:r>
-          </w:p>
-        </w:tc>
-        <w:tc>
-          <w:tcPr>
-            <w:tcW w:type="dxa" w:w="1176"/>
-            <w:vAlign w:val="center"/>
-          </w:tcPr>
-          <w:p>
-            <w:r>
-              <w:rPr>
-                <w:sz w:val="17"/>
-              </w:rPr>
-              <w:t>WIN</w:t>
-            </w:r>
-          </w:p>
-        </w:tc>
-      </w:tr>
-      <w:tr>
-        <w:tc>
-          <w:tcPr>
-            <w:tcW w:type="dxa" w:w="1176"/>
-            <w:vAlign w:val="center"/>
-          </w:tcPr>
-          <w:p>
-            <w:r>
-              <w:rPr>
-                <w:sz w:val="17"/>
-              </w:rPr>
-              <w:t>JNJ</w:t>
-            </w:r>
-          </w:p>
-        </w:tc>
-        <w:tc>
-          <w:tcPr>
-            <w:tcW w:type="dxa" w:w="1176"/>
-            <w:vAlign w:val="center"/>
-          </w:tcPr>
-          <w:p>
-            <w:r>
-              <w:rPr>
-                <w:sz w:val="17"/>
-              </w:rPr>
-              <w:t>$1,356,103</w:t>
-            </w:r>
-          </w:p>
-        </w:tc>
-        <w:tc>
-          <w:tcPr>
-            <w:tcW w:type="dxa" w:w="1176"/>
-            <w:vAlign w:val="center"/>
-          </w:tcPr>
-          <w:p>
-            <w:r>
-              <w:rPr>
-                <w:sz w:val="17"/>
-              </w:rPr>
-              <w:t>18.4%</w:t>
-            </w:r>
-          </w:p>
-        </w:tc>
-        <w:tc>
-          <w:tcPr>
-            <w:tcW w:type="dxa" w:w="1176"/>
-            <w:vAlign w:val="center"/>
-          </w:tcPr>
-          <w:p>
-            <w:r>
-              <w:rPr>
-                <w:sz w:val="17"/>
-              </w:rPr>
-              <w:t>$1,095,460</w:t>
-            </w:r>
-          </w:p>
-        </w:tc>
-        <w:tc>
-          <w:tcPr>
-            <w:tcW w:type="dxa" w:w="1176"/>
-            <w:vAlign w:val="center"/>
-          </w:tcPr>
-          <w:p>
-            <w:r>
-              <w:rPr>
-                <w:sz w:val="17"/>
-              </w:rPr>
-              <w:t>24.4%</w:t>
-            </w:r>
-          </w:p>
-        </w:tc>
-        <w:tc>
-          <w:tcPr>
-            <w:tcW w:type="dxa" w:w="1176"/>
-            <w:vAlign w:val="center"/>
-          </w:tcPr>
-          <w:p>
-            <w:r>
-              <w:rPr>
-                <w:sz w:val="17"/>
-              </w:rPr>
-              <w:t>$1,193,953</w:t>
-            </w:r>
-          </w:p>
-        </w:tc>
-        <w:tc>
-          <w:tcPr>
-            <w:tcW w:type="dxa" w:w="1176"/>
-            <w:vAlign w:val="center"/>
-          </w:tcPr>
-          <w:p>
-            <w:r>
-              <w:rPr>
-                <w:sz w:val="17"/>
-              </w:rPr>
-              <w:t>12.3%</w:t>
-            </w:r>
-          </w:p>
-        </w:tc>
-        <w:tc>
-          <w:tcPr>
-            <w:tcW w:type="dxa" w:w="1176"/>
-            <w:vAlign w:val="center"/>
-          </w:tcPr>
-          <w:p>
-            <w:r>
-              <w:rPr>
-                <w:sz w:val="17"/>
-              </w:rPr>
-              <w:t>LOSS</w:t>
-            </w:r>
-          </w:p>
-        </w:tc>
-      </w:tr>
-      <w:tr>
-        <w:tc>
-          <w:tcPr>
-            <w:tcW w:type="dxa" w:w="1176"/>
-            <w:vAlign w:val="center"/>
-          </w:tcPr>
-          <w:p>
-            <w:r>
-              <w:rPr>
-                <w:sz w:val="17"/>
-              </w:rPr>
-              <w:t>JPM</w:t>
-            </w:r>
-          </w:p>
-        </w:tc>
-        <w:tc>
-          <w:tcPr>
-            <w:tcW w:type="dxa" w:w="1176"/>
-            <w:vAlign w:val="center"/>
-          </w:tcPr>
-          <w:p>
-            <w:r>
-              <w:rPr>
-                <w:sz w:val="17"/>
-              </w:rPr>
-              <w:t>$2,221,547</w:t>
-            </w:r>
-          </w:p>
-        </w:tc>
-        <w:tc>
-          <w:tcPr>
-            <w:tcW w:type="dxa" w:w="1176"/>
-            <w:vAlign w:val="center"/>
-          </w:tcPr>
-          <w:p>
-            <w:r>
-              <w:rPr>
-                <w:sz w:val="17"/>
-              </w:rPr>
-              <w:t>37.9%</w:t>
-            </w:r>
-          </w:p>
-        </w:tc>
-        <w:tc>
-          <w:tcPr>
-            <w:tcW w:type="dxa" w:w="1176"/>
-            <w:vAlign w:val="center"/>
-          </w:tcPr>
-          <w:p>
-            <w:r>
-              <w:rPr>
-                <w:sz w:val="17"/>
-              </w:rPr>
-              <w:t>$1,665,170</w:t>
-            </w:r>
-          </w:p>
-        </w:tc>
-        <w:tc>
-          <w:tcPr>
-            <w:tcW w:type="dxa" w:w="1176"/>
-            <w:vAlign w:val="center"/>
-          </w:tcPr>
-          <w:p>
-            <w:r>
-              <w:rPr>
-                <w:sz w:val="17"/>
-              </w:rPr>
-              <w:t>25.5%</w:t>
-            </w:r>
-          </w:p>
-        </w:tc>
-        <w:tc>
-          <w:tcPr>
-            <w:tcW w:type="dxa" w:w="1176"/>
-            <w:vAlign w:val="center"/>
-          </w:tcPr>
-          <w:p>
-            <w:r>
-              <w:rPr>
-                <w:sz w:val="17"/>
-              </w:rPr>
-              <w:t>$2,326,257</w:t>
-            </w:r>
-          </w:p>
-        </w:tc>
-        <w:tc>
-          <w:tcPr>
-            <w:tcW w:type="dxa" w:w="1176"/>
-            <w:vAlign w:val="center"/>
-          </w:tcPr>
-          <w:p>
-            <w:r>
-              <w:rPr>
-                <w:sz w:val="17"/>
-              </w:rPr>
-              <w:t>25.0%</w:t>
-            </w:r>
-          </w:p>
-        </w:tc>
-        <w:tc>
-          <w:tcPr>
-            <w:tcW w:type="dxa" w:w="1176"/>
-            <w:vAlign w:val="center"/>
-          </w:tcPr>
-          <w:p>
-            <w:r>
-              <w:rPr>
-                <w:sz w:val="17"/>
-              </w:rPr>
-              <w:t>WIN</w:t>
-            </w:r>
-          </w:p>
-        </w:tc>
-      </w:tr>
-      <w:tr>
-        <w:tc>
-          <w:tcPr>
-            <w:tcW w:type="dxa" w:w="1176"/>
-            <w:vAlign w:val="center"/>
-          </w:tcPr>
-          <w:p>
-            <w:r>
-              <w:rPr>
-                <w:sz w:val="17"/>
-              </w:rPr>
-              <w:t>LLY</w:t>
-            </w:r>
-          </w:p>
-        </w:tc>
-        <w:tc>
-          <w:tcPr>
-            <w:tcW w:type="dxa" w:w="1176"/>
-            <w:vAlign w:val="center"/>
-          </w:tcPr>
-          <w:p>
-            <w:r>
-              <w:rPr>
-                <w:sz w:val="17"/>
-              </w:rPr>
-              <w:t>$4,124,738</w:t>
-            </w:r>
-          </w:p>
-        </w:tc>
-        <w:tc>
-          <w:tcPr>
-            <w:tcW w:type="dxa" w:w="1176"/>
-            <w:vAlign w:val="center"/>
-          </w:tcPr>
-          <w:p>
-            <w:r>
-              <w:rPr>
-                <w:sz w:val="17"/>
-              </w:rPr>
-              <w:t>34.5%</w:t>
-            </w:r>
-          </w:p>
-        </w:tc>
-        <w:tc>
-          <w:tcPr>
-            <w:tcW w:type="dxa" w:w="1176"/>
-            <w:vAlign w:val="center"/>
-          </w:tcPr>
-          <w:p>
-            <w:r>
-              <w:rPr>
-                <w:sz w:val="17"/>
-              </w:rPr>
-              <w:t>$1,965,329</w:t>
-            </w:r>
-          </w:p>
-        </w:tc>
-        <w:tc>
-          <w:tcPr>
-            <w:tcW w:type="dxa" w:w="1176"/>
-            <w:vAlign w:val="center"/>
-          </w:tcPr>
-          <w:p>
-            <w:r>
-              <w:rPr>
-                <w:sz w:val="17"/>
-              </w:rPr>
-              <w:t>47.4%</w:t>
-            </w:r>
-          </w:p>
-        </w:tc>
-        <w:tc>
-          <w:tcPr>
-            <w:tcW w:type="dxa" w:w="1176"/>
-            <w:vAlign w:val="center"/>
-          </w:tcPr>
-          <w:p>
-            <w:r>
-              <w:rPr>
-                <w:sz w:val="17"/>
-              </w:rPr>
-              <w:t>$3,520,673</w:t>
-            </w:r>
-          </w:p>
-        </w:tc>
-        <w:tc>
-          <w:tcPr>
-            <w:tcW w:type="dxa" w:w="1176"/>
-            <w:vAlign w:val="center"/>
-          </w:tcPr>
-          <w:p>
-            <w:r>
-              <w:rPr>
-                <w:sz w:val="17"/>
-              </w:rPr>
-              <w:t>28.8%</w:t>
-            </w:r>
-          </w:p>
-        </w:tc>
-        <w:tc>
-          <w:tcPr>
-            <w:tcW w:type="dxa" w:w="1176"/>
-            <w:vAlign w:val="center"/>
-          </w:tcPr>
-          <w:p>
-            <w:r>
-              <w:rPr>
-                <w:sz w:val="17"/>
-              </w:rPr>
-              <w:t>LOSS</w:t>
-            </w:r>
-          </w:p>
-        </w:tc>
-      </w:tr>
-      <w:tr>
-        <w:tc>
-          <w:tcPr>
-            <w:tcW w:type="dxa" w:w="1176"/>
-            <w:vAlign w:val="center"/>
-          </w:tcPr>
-          <w:p>
-            <w:r>
-              <w:rPr>
-                <w:sz w:val="17"/>
-              </w:rPr>
-              <w:t>MA</w:t>
-            </w:r>
-          </w:p>
-        </w:tc>
-        <w:tc>
-          <w:tcPr>
-            <w:tcW w:type="dxa" w:w="1176"/>
-            <w:vAlign w:val="center"/>
-          </w:tcPr>
-          <w:p>
-            <w:r>
-              <w:rPr>
-                <w:sz w:val="17"/>
-              </w:rPr>
-              <w:t>$1,593,487</w:t>
-            </w:r>
-          </w:p>
-        </w:tc>
-        <w:tc>
-          <w:tcPr>
-            <w:tcW w:type="dxa" w:w="1176"/>
-            <w:vAlign w:val="center"/>
-          </w:tcPr>
-          <w:p>
-            <w:r>
-              <w:rPr>
-                <w:sz w:val="17"/>
-              </w:rPr>
-              <w:t>28.3%</w:t>
-            </w:r>
-          </w:p>
-        </w:tc>
-        <w:tc>
-          <w:tcPr>
-            <w:tcW w:type="dxa" w:w="1176"/>
-            <w:vAlign w:val="center"/>
-          </w:tcPr>
-          <w:p>
-            <w:r>
-              <w:rPr>
-                <w:sz w:val="17"/>
-              </w:rPr>
-              <w:t>$945,118</w:t>
-            </w:r>
-          </w:p>
-        </w:tc>
-        <w:tc>
-          <w:tcPr>
-            <w:tcW w:type="dxa" w:w="1176"/>
-            <w:vAlign w:val="center"/>
-          </w:tcPr>
-          <w:p>
-            <w:r>
-              <w:rPr>
-                <w:sz w:val="17"/>
-              </w:rPr>
-              <w:t>23.7%</w:t>
-            </w:r>
-          </w:p>
-        </w:tc>
-        <w:tc>
-          <w:tcPr>
-            <w:tcW w:type="dxa" w:w="1176"/>
-            <w:vAlign w:val="center"/>
-          </w:tcPr>
-          <w:p>
-            <w:r>
-              <w:rPr>
-                <w:sz w:val="17"/>
-              </w:rPr>
-              <w:t>$1,349,113</w:t>
-            </w:r>
-          </w:p>
-        </w:tc>
-        <w:tc>
-          <w:tcPr>
-            <w:tcW w:type="dxa" w:w="1176"/>
-            <w:vAlign w:val="center"/>
-          </w:tcPr>
-          <w:p>
-            <w:r>
-              <w:rPr>
-                <w:sz w:val="17"/>
-              </w:rPr>
-              <w:t>15.8%</w:t>
-            </w:r>
-          </w:p>
-        </w:tc>
-        <w:tc>
-          <w:tcPr>
-            <w:tcW w:type="dxa" w:w="1176"/>
-            <w:vAlign w:val="center"/>
-          </w:tcPr>
-          <w:p>
-            <w:r>
-              <w:rPr>
-                <w:sz w:val="17"/>
-              </w:rPr>
-              <w:t>LOSS</w:t>
-            </w:r>
-          </w:p>
-        </w:tc>
-      </w:tr>
-      <w:tr>
-        <w:tc>
-          <w:tcPr>
-            <w:tcW w:type="dxa" w:w="1176"/>
-            <w:vAlign w:val="center"/>
-          </w:tcPr>
-          <w:p>
-            <w:r>
-              <w:rPr>
-                <w:sz w:val="17"/>
-              </w:rPr>
-              <w:t>MCD</w:t>
-            </w:r>
-          </w:p>
-        </w:tc>
-        <w:tc>
-          <w:tcPr>
-            <w:tcW w:type="dxa" w:w="1176"/>
-            <w:vAlign w:val="center"/>
-          </w:tcPr>
-          <w:p>
-            <w:r>
-              <w:rPr>
-                <w:sz w:val="17"/>
-              </w:rPr>
-              <w:t>$1,256,822</w:t>
-            </w:r>
-          </w:p>
-        </w:tc>
-        <w:tc>
-          <w:tcPr>
-            <w:tcW w:type="dxa" w:w="1176"/>
-            <w:vAlign w:val="center"/>
-          </w:tcPr>
-          <w:p>
-            <w:r>
-              <w:rPr>
-                <w:sz w:val="17"/>
-              </w:rPr>
-              <w:t>17.2%</w:t>
-            </w:r>
-          </w:p>
-        </w:tc>
-        <w:tc>
-          <w:tcPr>
-            <w:tcW w:type="dxa" w:w="1176"/>
-            <w:vAlign w:val="center"/>
-          </w:tcPr>
-          <w:p>
-            <w:r>
-              <w:rPr>
-                <w:sz w:val="17"/>
-              </w:rPr>
-              <w:t>$957,069</w:t>
-            </w:r>
-          </w:p>
-        </w:tc>
-        <w:tc>
-          <w:tcPr>
-            <w:tcW w:type="dxa" w:w="1176"/>
-            <w:vAlign w:val="center"/>
-          </w:tcPr>
-          <w:p>
-            <w:r>
-              <w:rPr>
-                <w:sz w:val="17"/>
-              </w:rPr>
-              <w:t>20.8%</w:t>
-            </w:r>
-          </w:p>
-        </w:tc>
-        <w:tc>
-          <w:tcPr>
-            <w:tcW w:type="dxa" w:w="1176"/>
-            <w:vAlign w:val="center"/>
-          </w:tcPr>
-          <w:p>
-            <w:r>
-              <w:rPr>
-                <w:sz w:val="17"/>
-              </w:rPr>
-              <w:t>$1,047,694</w:t>
-            </w:r>
-          </w:p>
-        </w:tc>
-        <w:tc>
-          <w:tcPr>
-            <w:tcW w:type="dxa" w:w="1176"/>
-            <w:vAlign w:val="center"/>
-          </w:tcPr>
-          <w:p>
-            <w:r>
-              <w:rPr>
-                <w:sz w:val="17"/>
-              </w:rPr>
-              <w:t>5.3%</w:t>
-            </w:r>
-          </w:p>
-        </w:tc>
-        <w:tc>
-          <w:tcPr>
-            <w:tcW w:type="dxa" w:w="1176"/>
-            <w:vAlign w:val="center"/>
-          </w:tcPr>
-          <w:p>
-            <w:r>
-              <w:rPr>
-                <w:sz w:val="17"/>
-              </w:rPr>
-              <w:t>LOSS</w:t>
-            </w:r>
-          </w:p>
-        </w:tc>
-      </w:tr>
-      <w:tr>
-        <w:tc>
-          <w:tcPr>
-            <w:tcW w:type="dxa" w:w="1176"/>
-            <w:vAlign w:val="center"/>
-          </w:tcPr>
-          <w:p>
-            <w:r>
-              <w:rPr>
-                <w:sz w:val="17"/>
-              </w:rPr>
-              <w:t>META</w:t>
-            </w:r>
-          </w:p>
-        </w:tc>
-        <w:tc>
-          <w:tcPr>
-            <w:tcW w:type="dxa" w:w="1176"/>
-            <w:vAlign w:val="center"/>
-          </w:tcPr>
-          <w:p>
-            <w:r>
-              <w:rPr>
-                <w:sz w:val="17"/>
-              </w:rPr>
-              <w:t>$1,980,864</w:t>
-            </w:r>
-          </w:p>
-        </w:tc>
-        <w:tc>
-          <w:tcPr>
-            <w:tcW w:type="dxa" w:w="1176"/>
-            <w:vAlign w:val="center"/>
-          </w:tcPr>
-          <w:p>
-            <w:r>
-              <w:rPr>
-                <w:sz w:val="17"/>
-              </w:rPr>
-              <w:t>73.7%</w:t>
-            </w:r>
-          </w:p>
-        </w:tc>
-        <w:tc>
-          <w:tcPr>
-            <w:tcW w:type="dxa" w:w="1176"/>
-            <w:vAlign w:val="center"/>
-          </w:tcPr>
-          <w:p>
-            <w:r>
-              <w:rPr>
-                <w:sz w:val="17"/>
-              </w:rPr>
-              <w:t>$3,317,702</w:t>
-            </w:r>
-          </w:p>
-        </w:tc>
-        <w:tc>
-          <w:tcPr>
-            <w:tcW w:type="dxa" w:w="1176"/>
-            <w:vAlign w:val="center"/>
-          </w:tcPr>
-          <w:p>
-            <w:r>
-              <w:rPr>
-                <w:sz w:val="17"/>
-              </w:rPr>
-              <w:t>27.9%</w:t>
-            </w:r>
-          </w:p>
-        </w:tc>
-        <w:tc>
-          <w:tcPr>
-            <w:tcW w:type="dxa" w:w="1176"/>
-            <w:vAlign w:val="center"/>
-          </w:tcPr>
-          <w:p>
-            <w:r>
-              <w:rPr>
-                <w:sz w:val="17"/>
-              </w:rPr>
-              <w:t>$2,927,015</w:t>
-            </w:r>
-          </w:p>
-        </w:tc>
-        <w:tc>
-          <w:tcPr>
-            <w:tcW w:type="dxa" w:w="1176"/>
-            <w:vAlign w:val="center"/>
-          </w:tcPr>
-          <w:p>
-            <w:r>
-              <w:rPr>
-                <w:sz w:val="17"/>
-              </w:rPr>
-              <w:t>34.7%</w:t>
-            </w:r>
-          </w:p>
-        </w:tc>
-        <w:tc>
-          <w:tcPr>
-            <w:tcW w:type="dxa" w:w="1176"/>
-            <w:vAlign w:val="center"/>
-          </w:tcPr>
-          <w:p>
-            <w:r>
-              <w:rPr>
-                <w:sz w:val="17"/>
-              </w:rPr>
-              <w:t>WIN</w:t>
-            </w:r>
-          </w:p>
-        </w:tc>
-      </w:tr>
-      <w:tr>
-        <w:tc>
-          <w:tcPr>
-            <w:tcW w:type="dxa" w:w="1176"/>
-            <w:vAlign w:val="center"/>
-          </w:tcPr>
-          <w:p>
-            <w:r>
-              <w:rPr>
-                <w:sz w:val="17"/>
-              </w:rPr>
-              <w:t>MSFT</w:t>
-            </w:r>
-          </w:p>
-        </w:tc>
-        <w:tc>
-          <w:tcPr>
-            <w:tcW w:type="dxa" w:w="1176"/>
-            <w:vAlign w:val="center"/>
-          </w:tcPr>
-          <w:p>
-            <w:r>
-              <w:rPr>
-                <w:sz w:val="17"/>
-              </w:rPr>
-              <w:t>$1,505,040</w:t>
-            </w:r>
-          </w:p>
-        </w:tc>
-        <w:tc>
-          <w:tcPr>
-            <w:tcW w:type="dxa" w:w="1176"/>
-            <w:vAlign w:val="center"/>
-          </w:tcPr>
-          <w:p>
-            <w:r>
-              <w:rPr>
-                <w:sz w:val="17"/>
-              </w:rPr>
-              <w:t>35.6%</w:t>
-            </w:r>
-          </w:p>
-        </w:tc>
-        <w:tc>
-          <w:tcPr>
-            <w:tcW w:type="dxa" w:w="1176"/>
-            <w:vAlign w:val="center"/>
-          </w:tcPr>
-          <w:p>
-            <w:r>
-              <w:rPr>
-                <w:sz w:val="17"/>
-              </w:rPr>
-              <w:t>$1,136,776</w:t>
-            </w:r>
-          </w:p>
-        </w:tc>
-        <w:tc>
-          <w:tcPr>
-            <w:tcW w:type="dxa" w:w="1176"/>
-            <w:vAlign w:val="center"/>
-          </w:tcPr>
-          <w:p>
-            <w:r>
-              <w:rPr>
-                <w:sz w:val="17"/>
-              </w:rPr>
-              <w:t>28.5%</w:t>
-            </w:r>
-          </w:p>
-        </w:tc>
-        <w:tc>
-          <w:tcPr>
-            <w:tcW w:type="dxa" w:w="1176"/>
-            <w:vAlign w:val="center"/>
-          </w:tcPr>
-          <w:p>
-            <w:r>
-              <w:rPr>
-                <w:sz w:val="17"/>
-              </w:rPr>
-              <w:t>$1,392,778</w:t>
-            </w:r>
-          </w:p>
-        </w:tc>
-        <w:tc>
-          <w:tcPr>
-            <w:tcW w:type="dxa" w:w="1176"/>
-            <w:vAlign w:val="center"/>
-          </w:tcPr>
-          <w:p>
-            <w:r>
-              <w:rPr>
-                <w:sz w:val="17"/>
-              </w:rPr>
-              <w:t>16.3%</w:t>
-            </w:r>
-          </w:p>
-        </w:tc>
-        <w:tc>
-          <w:tcPr>
-            <w:tcW w:type="dxa" w:w="1176"/>
-            <w:vAlign w:val="center"/>
-          </w:tcPr>
-          <w:p>
-            <w:r>
-              <w:rPr>
-                <w:sz w:val="17"/>
-              </w:rPr>
-              <w:t>LOSS</w:t>
-            </w:r>
-          </w:p>
-        </w:tc>
-      </w:tr>
-      <w:tr>
-        <w:tc>
-          <w:tcPr>
-            <w:tcW w:type="dxa" w:w="1176"/>
-            <w:vAlign w:val="center"/>
-          </w:tcPr>
-          <w:p>
-            <w:r>
-              <w:rPr>
-                <w:sz w:val="17"/>
-              </w:rPr>
-              <w:t>NFLX</w:t>
-            </w:r>
-          </w:p>
-        </w:tc>
-        <w:tc>
-          <w:tcPr>
-            <w:tcW w:type="dxa" w:w="1176"/>
-            <w:vAlign w:val="center"/>
-          </w:tcPr>
-          <w:p>
-            <w:r>
-              <w:rPr>
-                <w:sz w:val="17"/>
-              </w:rPr>
-              <w:t>$1,569,881</w:t>
-            </w:r>
-          </w:p>
-        </w:tc>
-        <w:tc>
-          <w:tcPr>
-            <w:tcW w:type="dxa" w:w="1176"/>
-            <w:vAlign w:val="center"/>
-          </w:tcPr>
-          <w:p>
-            <w:r>
-              <w:rPr>
-                <w:sz w:val="17"/>
-              </w:rPr>
-              <w:t>72.1%</w:t>
-            </w:r>
-          </w:p>
-        </w:tc>
-        <w:tc>
-          <w:tcPr>
-            <w:tcW w:type="dxa" w:w="1176"/>
-            <w:vAlign w:val="center"/>
-          </w:tcPr>
-          <w:p>
-            <w:r>
-              <w:rPr>
-                <w:sz w:val="17"/>
-              </w:rPr>
-              <w:t>$1,726,910</w:t>
-            </w:r>
-          </w:p>
-        </w:tc>
-        <w:tc>
-          <w:tcPr>
-            <w:tcW w:type="dxa" w:w="1176"/>
-            <w:vAlign w:val="center"/>
-          </w:tcPr>
-          <w:p>
-            <w:r>
-              <w:rPr>
-                <w:sz w:val="17"/>
-              </w:rPr>
-              <w:t>26.6%</w:t>
-            </w:r>
-          </w:p>
-        </w:tc>
-        <w:tc>
-          <w:tcPr>
-            <w:tcW w:type="dxa" w:w="1176"/>
-            <w:vAlign w:val="center"/>
-          </w:tcPr>
-          <w:p>
-            <w:r>
-              <w:rPr>
-                <w:sz w:val="17"/>
-              </w:rPr>
-              <w:t>$2,341,915</w:t>
-            </w:r>
-          </w:p>
-        </w:tc>
-        <w:tc>
-          <w:tcPr>
-            <w:tcW w:type="dxa" w:w="1176"/>
-            <w:vAlign w:val="center"/>
-          </w:tcPr>
-          <w:p>
-            <w:r>
-              <w:rPr>
-                <w:sz w:val="17"/>
-              </w:rPr>
-              <w:t>36.4%</w:t>
-            </w:r>
-          </w:p>
-        </w:tc>
-        <w:tc>
-          <w:tcPr>
-            <w:tcW w:type="dxa" w:w="1176"/>
-            <w:vAlign w:val="center"/>
-          </w:tcPr>
-          <w:p>
-            <w:r>
-              <w:rPr>
-                <w:sz w:val="17"/>
-              </w:rPr>
-              <w:t>WIN</w:t>
-            </w:r>
-          </w:p>
-        </w:tc>
-      </w:tr>
-      <w:tr>
-        <w:tc>
-          <w:tcPr>
-            <w:tcW w:type="dxa" w:w="1176"/>
-            <w:vAlign w:val="center"/>
-          </w:tcPr>
-          <w:p>
-            <w:r>
-              <w:rPr>
-                <w:sz w:val="17"/>
-              </w:rPr>
-              <w:t>NVDA</w:t>
-            </w:r>
-          </w:p>
-        </w:tc>
-        <w:tc>
-          <w:tcPr>
-            <w:tcW w:type="dxa" w:w="1176"/>
-            <w:vAlign w:val="center"/>
-          </w:tcPr>
-          <w:p>
-            <w:r>
-              <w:rPr>
-                <w:sz w:val="17"/>
-              </w:rPr>
-              <w:t>$6,238,282</w:t>
-            </w:r>
-          </w:p>
-        </w:tc>
-        <w:tc>
-          <w:tcPr>
-            <w:tcW w:type="dxa" w:w="1176"/>
-            <w:vAlign w:val="center"/>
-          </w:tcPr>
-          <w:p>
-            <w:r>
-              <w:rPr>
-                <w:sz w:val="17"/>
-              </w:rPr>
-              <w:t>62.7%</w:t>
-            </w:r>
-          </w:p>
-        </w:tc>
-        <w:tc>
-          <w:tcPr>
-            <w:tcW w:type="dxa" w:w="1176"/>
-            <w:vAlign w:val="center"/>
-          </w:tcPr>
-          <w:p>
-            <w:r>
-              <w:rPr>
-                <w:sz w:val="17"/>
-              </w:rPr>
-              <w:t>$2,706,346</w:t>
-            </w:r>
-          </w:p>
-        </w:tc>
-        <w:tc>
-          <w:tcPr>
-            <w:tcW w:type="dxa" w:w="1176"/>
-            <w:vAlign w:val="center"/>
-          </w:tcPr>
-          <w:p>
-            <w:r>
-              <w:rPr>
-                <w:sz w:val="17"/>
-              </w:rPr>
-              <w:t>53.0%</w:t>
-            </w:r>
-          </w:p>
-        </w:tc>
-        <w:tc>
-          <w:tcPr>
-            <w:tcW w:type="dxa" w:w="1176"/>
-            <w:vAlign w:val="center"/>
-          </w:tcPr>
-          <w:p>
-            <w:r>
-              <w:rPr>
-                <w:sz w:val="17"/>
-              </w:rPr>
-              <w:t>$5,293,104</w:t>
-            </w:r>
-          </w:p>
-        </w:tc>
-        <w:tc>
-          <w:tcPr>
-            <w:tcW w:type="dxa" w:w="1176"/>
-            <w:vAlign w:val="center"/>
-          </w:tcPr>
-          <w:p>
-            <w:r>
-              <w:rPr>
-                <w:sz w:val="17"/>
-              </w:rPr>
-              <w:t>36.9%</w:t>
-            </w:r>
-          </w:p>
-        </w:tc>
-        <w:tc>
-          <w:tcPr>
-            <w:tcW w:type="dxa" w:w="1176"/>
-            <w:vAlign w:val="center"/>
-          </w:tcPr>
-          <w:p>
-            <w:r>
-              <w:rPr>
-                <w:sz w:val="17"/>
-              </w:rPr>
-              <w:t>LOSS</w:t>
-            </w:r>
-          </w:p>
-        </w:tc>
-      </w:tr>
-      <w:tr>
-        <w:tc>
-          <w:tcPr>
-            <w:tcW w:type="dxa" w:w="1176"/>
-            <w:vAlign w:val="center"/>
-          </w:tcPr>
-          <w:p>
-            <w:r>
-              <w:rPr>
-                <w:sz w:val="17"/>
-              </w:rPr>
-              <w:t>ORCL</w:t>
-            </w:r>
-          </w:p>
-        </w:tc>
-        <w:tc>
-          <w:tcPr>
-            <w:tcW w:type="dxa" w:w="1176"/>
-            <w:vAlign w:val="center"/>
-          </w:tcPr>
-          <w:p>
-            <w:r>
-              <w:rPr>
-                <w:sz w:val="17"/>
-              </w:rPr>
-              <w:t>$2,368,841</w:t>
-            </w:r>
-          </w:p>
-        </w:tc>
-        <w:tc>
-          <w:tcPr>
-            <w:tcW w:type="dxa" w:w="1176"/>
-            <w:vAlign w:val="center"/>
-          </w:tcPr>
-          <w:p>
-            <w:r>
-              <w:rPr>
-                <w:sz w:val="17"/>
-              </w:rPr>
-              <w:t>45.6%</w:t>
-            </w:r>
-          </w:p>
-        </w:tc>
-        <w:tc>
-          <w:tcPr>
-            <w:tcW w:type="dxa" w:w="1176"/>
-            <w:vAlign w:val="center"/>
-          </w:tcPr>
-          <w:p>
-            <w:r>
-              <w:rPr>
-                <w:sz w:val="17"/>
-              </w:rPr>
-              <w:t>$1,783,983</w:t>
-            </w:r>
-          </w:p>
-        </w:tc>
-        <w:tc>
-          <w:tcPr>
-            <w:tcW w:type="dxa" w:w="1176"/>
-            <w:vAlign w:val="center"/>
-          </w:tcPr>
-          <w:p>
-            <w:r>
-              <w:rPr>
-                <w:sz w:val="17"/>
-              </w:rPr>
-              <w:t>35.9%</w:t>
-            </w:r>
-          </w:p>
-        </w:tc>
-        <w:tc>
-          <w:tcPr>
-            <w:tcW w:type="dxa" w:w="1176"/>
-            <w:vAlign w:val="center"/>
-          </w:tcPr>
-          <w:p>
-            <w:r>
-              <w:rPr>
-                <w:sz w:val="17"/>
-              </w:rPr>
-              <w:t>$1,726,435</w:t>
-            </w:r>
-          </w:p>
-        </w:tc>
-        <w:tc>
-          <w:tcPr>
-            <w:tcW w:type="dxa" w:w="1176"/>
-            <w:vAlign w:val="center"/>
-          </w:tcPr>
-          <w:p>
-            <w:r>
-              <w:rPr>
-                <w:sz w:val="17"/>
-              </w:rPr>
-              <w:t>34.7%</w:t>
-            </w:r>
-          </w:p>
-        </w:tc>
-        <w:tc>
-          <w:tcPr>
-            <w:tcW w:type="dxa" w:w="1176"/>
-            <w:vAlign w:val="center"/>
-          </w:tcPr>
-          <w:p>
-            <w:r>
-              <w:rPr>
-                <w:sz w:val="17"/>
-              </w:rPr>
-              <w:t>LOSS</w:t>
-            </w:r>
-          </w:p>
-        </w:tc>
-      </w:tr>
-      <w:tr>
-        <w:tc>
-          <w:tcPr>
-            <w:tcW w:type="dxa" w:w="1176"/>
-            <w:vAlign w:val="center"/>
-          </w:tcPr>
-          <w:p>
-            <w:r>
-              <w:rPr>
-                <w:sz w:val="17"/>
-              </w:rPr>
-              <w:t>PGR</w:t>
-            </w:r>
-          </w:p>
-        </w:tc>
-        <w:tc>
-          <w:tcPr>
-            <w:tcW w:type="dxa" w:w="1176"/>
-            <w:vAlign w:val="center"/>
-          </w:tcPr>
-          <w:p>
-            <w:r>
-              <w:rPr>
-                <w:sz w:val="17"/>
-              </w:rPr>
-              <w:t>$2,330,314</w:t>
-            </w:r>
-          </w:p>
-        </w:tc>
-        <w:tc>
-          <w:tcPr>
-            <w:tcW w:type="dxa" w:w="1176"/>
-            <w:vAlign w:val="center"/>
-          </w:tcPr>
-          <w:p>
-            <w:r>
-              <w:rPr>
-                <w:sz w:val="17"/>
-              </w:rPr>
-              <w:t>30.0%</w:t>
-            </w:r>
-          </w:p>
-        </w:tc>
-        <w:tc>
-          <w:tcPr>
-            <w:tcW w:type="dxa" w:w="1176"/>
-            <w:vAlign w:val="center"/>
-          </w:tcPr>
-          <w:p>
-            <w:r>
-              <w:rPr>
-                <w:sz w:val="17"/>
-              </w:rPr>
-              <w:t>$1,197,388</w:t>
-            </w:r>
-          </w:p>
-        </w:tc>
-        <w:tc>
-          <w:tcPr>
-            <w:tcW w:type="dxa" w:w="1176"/>
-            <w:vAlign w:val="center"/>
-          </w:tcPr>
-          <w:p>
-            <w:r>
-              <w:rPr>
-                <w:sz w:val="17"/>
-              </w:rPr>
-              <w:t>28.7%</w:t>
-            </w:r>
-          </w:p>
-        </w:tc>
-        <w:tc>
-          <w:tcPr>
-            <w:tcW w:type="dxa" w:w="1176"/>
-            <w:vAlign w:val="center"/>
-          </w:tcPr>
-          <w:p>
-            <w:r>
-              <w:rPr>
-                <w:sz w:val="17"/>
-              </w:rPr>
-              <w:t>$2,033,351</w:t>
-            </w:r>
-          </w:p>
-        </w:tc>
-        <w:tc>
-          <w:tcPr>
-            <w:tcW w:type="dxa" w:w="1176"/>
-            <w:vAlign w:val="center"/>
-          </w:tcPr>
-          <w:p>
-            <w:r>
-              <w:rPr>
-                <w:sz w:val="17"/>
-              </w:rPr>
-              <w:t>29.6%</w:t>
-            </w:r>
-          </w:p>
-        </w:tc>
-        <w:tc>
-          <w:tcPr>
-            <w:tcW w:type="dxa" w:w="1176"/>
-            <w:vAlign w:val="center"/>
-          </w:tcPr>
-          <w:p>
-            <w:r>
-              <w:rPr>
-                <w:sz w:val="17"/>
-              </w:rPr>
-              <w:t>LOSS</w:t>
-            </w:r>
-          </w:p>
-        </w:tc>
-      </w:tr>
-      <w:tr>
-        <w:tc>
-          <w:tcPr>
-            <w:tcW w:type="dxa" w:w="1176"/>
-            <w:vAlign w:val="center"/>
-          </w:tcPr>
-          <w:p>
-            <w:r>
-              <w:rPr>
-                <w:sz w:val="17"/>
-              </w:rPr>
-              <w:t>PLTR</w:t>
-            </w:r>
-          </w:p>
-        </w:tc>
-        <w:tc>
-          <w:tcPr>
-            <w:tcW w:type="dxa" w:w="1176"/>
-            <w:vAlign w:val="center"/>
-          </w:tcPr>
-          <w:p>
-            <w:r>
-              <w:rPr>
-                <w:sz w:val="17"/>
-              </w:rPr>
-              <w:t>$9,759,309</w:t>
-            </w:r>
-          </w:p>
-        </w:tc>
-        <w:tc>
-          <w:tcPr>
-            <w:tcW w:type="dxa" w:w="1176"/>
-            <w:vAlign w:val="center"/>
-          </w:tcPr>
-          <w:p>
-            <w:r>
-              <w:rPr>
-                <w:sz w:val="17"/>
-              </w:rPr>
-              <w:t>67.6%</w:t>
-            </w:r>
-          </w:p>
-        </w:tc>
-        <w:tc>
-          <w:tcPr>
-            <w:tcW w:type="dxa" w:w="1176"/>
-            <w:vAlign w:val="center"/>
-          </w:tcPr>
-          <w:p>
-            <w:r>
-              <w:rPr>
-                <w:sz w:val="17"/>
-              </w:rPr>
-              <w:t>$3,470,965</w:t>
-            </w:r>
-          </w:p>
-        </w:tc>
-        <w:tc>
-          <w:tcPr>
-            <w:tcW w:type="dxa" w:w="1176"/>
-            <w:vAlign w:val="center"/>
-          </w:tcPr>
-          <w:p>
-            <w:r>
-              <w:rPr>
-                <w:sz w:val="17"/>
-              </w:rPr>
-              <w:t>55.3%</w:t>
-            </w:r>
-          </w:p>
-        </w:tc>
-        <w:tc>
-          <w:tcPr>
-            <w:tcW w:type="dxa" w:w="1176"/>
-            <w:vAlign w:val="center"/>
-          </w:tcPr>
-          <w:p>
-            <w:r>
-              <w:rPr>
-                <w:sz w:val="17"/>
-              </w:rPr>
-              <w:t>$6,507,150</w:t>
-            </w:r>
-          </w:p>
-        </w:tc>
-        <w:tc>
-          <w:tcPr>
-            <w:tcW w:type="dxa" w:w="1176"/>
-            <w:vAlign w:val="center"/>
-          </w:tcPr>
-          <w:p>
-            <w:r>
-              <w:rPr>
-                <w:sz w:val="17"/>
-              </w:rPr>
-              <w:t>29.7%</w:t>
-            </w:r>
-          </w:p>
-        </w:tc>
-        <w:tc>
-          <w:tcPr>
-            <w:tcW w:type="dxa" w:w="1176"/>
-            <w:vAlign w:val="center"/>
-          </w:tcPr>
-          <w:p>
-            <w:r>
-              <w:rPr>
-                <w:sz w:val="17"/>
-              </w:rPr>
-              <w:t>LOSS</w:t>
-            </w:r>
-          </w:p>
-        </w:tc>
-      </w:tr>
-      <w:tr>
-        <w:tc>
-          <w:tcPr>
-            <w:tcW w:type="dxa" w:w="1176"/>
-            <w:vAlign w:val="center"/>
-          </w:tcPr>
-          <w:p>
-            <w:r>
-              <w:rPr>
-                <w:sz w:val="17"/>
-              </w:rPr>
-              <w:t>PPLT</w:t>
-            </w:r>
-          </w:p>
-        </w:tc>
-        <w:tc>
-          <w:tcPr>
-            <w:tcW w:type="dxa" w:w="1176"/>
-            <w:vAlign w:val="center"/>
-          </w:tcPr>
-          <w:p>
-            <w:r>
-              <w:rPr>
-                <w:sz w:val="17"/>
-              </w:rPr>
-              <w:t>$2,228,318</w:t>
-            </w:r>
-          </w:p>
-        </w:tc>
-        <w:tc>
-          <w:tcPr>
-            <w:tcW w:type="dxa" w:w="1176"/>
-            <w:vAlign w:val="center"/>
-          </w:tcPr>
-          <w:p>
-            <w:r>
-              <w:rPr>
-                <w:sz w:val="17"/>
-              </w:rPr>
-              <w:t>28.7%</w:t>
-            </w:r>
-          </w:p>
-        </w:tc>
-        <w:tc>
-          <w:tcPr>
-            <w:tcW w:type="dxa" w:w="1176"/>
-            <w:vAlign w:val="center"/>
-          </w:tcPr>
-          <w:p>
-            <w:r>
-              <w:rPr>
-                <w:sz w:val="17"/>
-              </w:rPr>
-              <w:t>$1,513,977</w:t>
-            </w:r>
-          </w:p>
-        </w:tc>
-        <w:tc>
-          <w:tcPr>
-            <w:tcW w:type="dxa" w:w="1176"/>
-            <w:vAlign w:val="center"/>
-          </w:tcPr>
-          <w:p>
-            <w:r>
-              <w:rPr>
-                <w:sz w:val="17"/>
-              </w:rPr>
-              <w:t>37.8%</w:t>
-            </w:r>
-          </w:p>
-        </w:tc>
-        <w:tc>
-          <w:tcPr>
-            <w:tcW w:type="dxa" w:w="1176"/>
-            <w:vAlign w:val="center"/>
-          </w:tcPr>
-          <w:p>
-            <w:r>
-              <w:rPr>
-                <w:sz w:val="17"/>
-              </w:rPr>
-              <w:t>$1,695,469</w:t>
-            </w:r>
-          </w:p>
-        </w:tc>
-        <w:tc>
-          <w:tcPr>
-            <w:tcW w:type="dxa" w:w="1176"/>
-            <w:vAlign w:val="center"/>
-          </w:tcPr>
-          <w:p>
-            <w:r>
-              <w:rPr>
-                <w:sz w:val="17"/>
-              </w:rPr>
-              <w:t>17.5%</w:t>
-            </w:r>
-          </w:p>
-        </w:tc>
-        <w:tc>
-          <w:tcPr>
-            <w:tcW w:type="dxa" w:w="1176"/>
-            <w:vAlign w:val="center"/>
-          </w:tcPr>
-          <w:p>
-            <w:r>
-              <w:rPr>
-                <w:sz w:val="17"/>
-              </w:rPr>
-              <w:t>LOSS</w:t>
-            </w:r>
-          </w:p>
-        </w:tc>
-      </w:tr>
-      <w:tr>
-        <w:tc>
-          <w:tcPr>
-            <w:tcW w:type="dxa" w:w="1176"/>
-            <w:vAlign w:val="center"/>
-          </w:tcPr>
-          <w:p>
-            <w:r>
-              <w:rPr>
-                <w:sz w:val="17"/>
-              </w:rPr>
-              <w:t>QCOM</w:t>
-            </w:r>
-          </w:p>
-        </w:tc>
-        <w:tc>
-          <w:tcPr>
-            <w:tcW w:type="dxa" w:w="1176"/>
-            <w:vAlign w:val="center"/>
-          </w:tcPr>
-          <w:p>
-            <w:r>
-              <w:rPr>
-                <w:sz w:val="17"/>
-              </w:rPr>
-              <w:t>$1,019,797</w:t>
-            </w:r>
-          </w:p>
-        </w:tc>
-        <w:tc>
-          <w:tcPr>
-            <w:tcW w:type="dxa" w:w="1176"/>
-            <w:vAlign w:val="center"/>
-          </w:tcPr>
-          <w:p>
-            <w:r>
-              <w:rPr>
-                <w:sz w:val="17"/>
-              </w:rPr>
-              <w:t>44.2%</w:t>
-            </w:r>
-          </w:p>
-        </w:tc>
-        <w:tc>
-          <w:tcPr>
-            <w:tcW w:type="dxa" w:w="1176"/>
-            <w:vAlign w:val="center"/>
-          </w:tcPr>
-          <w:p>
-            <w:r>
-              <w:rPr>
-                <w:sz w:val="17"/>
-              </w:rPr>
-              <w:t>$699,736</w:t>
-            </w:r>
-          </w:p>
-        </w:tc>
-        <w:tc>
-          <w:tcPr>
-            <w:tcW w:type="dxa" w:w="1176"/>
-            <w:vAlign w:val="center"/>
-          </w:tcPr>
-          <w:p>
-            <w:r>
-              <w:rPr>
-                <w:sz w:val="17"/>
-              </w:rPr>
-              <w:t>47.1%</w:t>
-            </w:r>
-          </w:p>
-        </w:tc>
-        <w:tc>
-          <w:tcPr>
-            <w:tcW w:type="dxa" w:w="1176"/>
-            <w:vAlign w:val="center"/>
-          </w:tcPr>
-          <w:p>
-            <w:r>
-              <w:rPr>
-                <w:sz w:val="17"/>
-              </w:rPr>
-              <w:t>$1,006,041</w:t>
-            </w:r>
-          </w:p>
-        </w:tc>
-        <w:tc>
-          <w:tcPr>
-            <w:tcW w:type="dxa" w:w="1176"/>
-            <w:vAlign w:val="center"/>
-          </w:tcPr>
-          <w:p>
-            <w:r>
-              <w:rPr>
-                <w:sz w:val="17"/>
-              </w:rPr>
-              <w:t>13.4%</w:t>
-            </w:r>
-          </w:p>
-        </w:tc>
-        <w:tc>
-          <w:tcPr>
-            <w:tcW w:type="dxa" w:w="1176"/>
-            <w:vAlign w:val="center"/>
-          </w:tcPr>
-          <w:p>
-            <w:r>
-              <w:rPr>
-                <w:sz w:val="17"/>
-              </w:rPr>
-              <w:t>LOSS</w:t>
-            </w:r>
-          </w:p>
-        </w:tc>
-      </w:tr>
-      <w:tr>
-        <w:tc>
-          <w:tcPr>
-            <w:tcW w:type="dxa" w:w="1176"/>
-            <w:vAlign w:val="center"/>
-          </w:tcPr>
-          <w:p>
-            <w:r>
-              <w:rPr>
-                <w:sz w:val="17"/>
-              </w:rPr>
-              <w:t>QQQ</w:t>
-            </w:r>
-          </w:p>
-        </w:tc>
-        <w:tc>
-          <w:tcPr>
-            <w:tcW w:type="dxa" w:w="1176"/>
-            <w:vAlign w:val="center"/>
-          </w:tcPr>
-          <w:p>
-            <w:r>
-              <w:rPr>
-                <w:sz w:val="17"/>
-              </w:rPr>
-              <w:t>$1,581,472</w:t>
-            </w:r>
-          </w:p>
-        </w:tc>
-        <w:tc>
-          <w:tcPr>
-            <w:tcW w:type="dxa" w:w="1176"/>
-            <w:vAlign w:val="center"/>
-          </w:tcPr>
-          <w:p>
-            <w:r>
-              <w:rPr>
-                <w:sz w:val="17"/>
-              </w:rPr>
-              <w:t>34.8%</w:t>
-            </w:r>
-          </w:p>
-        </w:tc>
-        <w:tc>
-          <w:tcPr>
-            <w:tcW w:type="dxa" w:w="1176"/>
-            <w:vAlign w:val="center"/>
-          </w:tcPr>
-          <w:p>
-            <w:r>
-              <w:rPr>
-                <w:sz w:val="17"/>
-              </w:rPr>
-              <w:t>$1,256,472</w:t>
-            </w:r>
-          </w:p>
-        </w:tc>
-        <w:tc>
-          <w:tcPr>
-            <w:tcW w:type="dxa" w:w="1176"/>
-            <w:vAlign w:val="center"/>
-          </w:tcPr>
-          <w:p>
-            <w:r>
-              <w:rPr>
-                <w:sz w:val="17"/>
-              </w:rPr>
-              <w:t>28.3%</w:t>
-            </w:r>
-          </w:p>
-        </w:tc>
-        <w:tc>
-          <w:tcPr>
-            <w:tcW w:type="dxa" w:w="1176"/>
-            <w:vAlign w:val="center"/>
-          </w:tcPr>
-          <w:p>
-            <w:r>
-              <w:rPr>
-                <w:sz w:val="17"/>
-              </w:rPr>
-              <w:t>$1,755,374</w:t>
-            </w:r>
-          </w:p>
-        </w:tc>
-        <w:tc>
-          <w:tcPr>
-            <w:tcW w:type="dxa" w:w="1176"/>
-            <w:vAlign w:val="center"/>
-          </w:tcPr>
-          <w:p>
-            <w:r>
-              <w:rPr>
-                <w:sz w:val="17"/>
-              </w:rPr>
-              <w:t>22.0%</w:t>
-            </w:r>
-          </w:p>
-        </w:tc>
-        <w:tc>
-          <w:tcPr>
-            <w:tcW w:type="dxa" w:w="1176"/>
-            <w:vAlign w:val="center"/>
-          </w:tcPr>
-          <w:p>
-            <w:r>
-              <w:rPr>
-                <w:sz w:val="17"/>
-              </w:rPr>
-              <w:t>WIN</w:t>
-            </w:r>
-          </w:p>
-        </w:tc>
-      </w:tr>
-      <w:tr>
-        <w:tc>
-          <w:tcPr>
-            <w:tcW w:type="dxa" w:w="1176"/>
-            <w:vAlign w:val="center"/>
-          </w:tcPr>
-          <w:p>
-            <w:r>
-              <w:rPr>
-                <w:sz w:val="17"/>
-              </w:rPr>
-              <w:t>REGN</w:t>
-            </w:r>
-          </w:p>
-        </w:tc>
-        <w:tc>
-          <w:tcPr>
-            <w:tcW w:type="dxa" w:w="1176"/>
-            <w:vAlign w:val="center"/>
-          </w:tcPr>
-          <w:p>
-            <w:r>
-              <w:rPr>
-                <w:sz w:val="17"/>
-              </w:rPr>
-              <w:t>$1,241,002</w:t>
-            </w:r>
-          </w:p>
-        </w:tc>
-        <w:tc>
-          <w:tcPr>
-            <w:tcW w:type="dxa" w:w="1176"/>
-            <w:vAlign w:val="center"/>
-          </w:tcPr>
-          <w:p>
-            <w:r>
-              <w:rPr>
-                <w:sz w:val="17"/>
-              </w:rPr>
-              <w:t>59.7%</w:t>
-            </w:r>
-          </w:p>
-        </w:tc>
-        <w:tc>
-          <w:tcPr>
-            <w:tcW w:type="dxa" w:w="1176"/>
-            <w:vAlign w:val="center"/>
-          </w:tcPr>
-          <w:p>
-            <w:r>
-              <w:rPr>
-                <w:sz w:val="17"/>
-              </w:rPr>
-              <w:t>$1,195,047</w:t>
-            </w:r>
-          </w:p>
-        </w:tc>
-        <w:tc>
-          <w:tcPr>
-            <w:tcW w:type="dxa" w:w="1176"/>
-            <w:vAlign w:val="center"/>
-          </w:tcPr>
-          <w:p>
-            <w:r>
-              <w:rPr>
-                <w:sz w:val="17"/>
-              </w:rPr>
-              <w:t>25.8%</w:t>
-            </w:r>
-          </w:p>
-        </w:tc>
-        <w:tc>
-          <w:tcPr>
-            <w:tcW w:type="dxa" w:w="1176"/>
-            <w:vAlign w:val="center"/>
-          </w:tcPr>
-          <w:p>
-            <w:r>
-              <w:rPr>
-                <w:sz w:val="17"/>
-              </w:rPr>
-              <w:t>$1,174,362</w:t>
-            </w:r>
-          </w:p>
-        </w:tc>
-        <w:tc>
-          <w:tcPr>
-            <w:tcW w:type="dxa" w:w="1176"/>
-            <w:vAlign w:val="center"/>
-          </w:tcPr>
-          <w:p>
-            <w:r>
-              <w:rPr>
-                <w:sz w:val="17"/>
-              </w:rPr>
-              <w:t>43.5%</w:t>
-            </w:r>
-          </w:p>
-        </w:tc>
-        <w:tc>
-          <w:tcPr>
-            <w:tcW w:type="dxa" w:w="1176"/>
-            <w:vAlign w:val="center"/>
-          </w:tcPr>
-          <w:p>
-            <w:r>
-              <w:rPr>
-                <w:sz w:val="17"/>
-              </w:rPr>
-              <w:t>LOSS</w:t>
-            </w:r>
-          </w:p>
-        </w:tc>
-      </w:tr>
-      <w:tr>
-        <w:tc>
-          <w:tcPr>
-            <w:tcW w:type="dxa" w:w="1176"/>
-            <w:vAlign w:val="center"/>
-          </w:tcPr>
-          <w:p>
-            <w:r>
-              <w:rPr>
-                <w:sz w:val="17"/>
-              </w:rPr>
-              <w:t>RY</w:t>
-            </w:r>
-          </w:p>
-        </w:tc>
-        <w:tc>
-          <w:tcPr>
-            <w:tcW w:type="dxa" w:w="1176"/>
-            <w:vAlign w:val="center"/>
-          </w:tcPr>
-          <w:p>
-            <w:r>
-              <w:rPr>
-                <w:sz w:val="17"/>
-              </w:rPr>
-              <w:t>$1,851,232</w:t>
-            </w:r>
-          </w:p>
-        </w:tc>
-        <w:tc>
-          <w:tcPr>
-            <w:tcW w:type="dxa" w:w="1176"/>
-            <w:vAlign w:val="center"/>
-          </w:tcPr>
-          <w:p>
-            <w:r>
-              <w:rPr>
-                <w:sz w:val="17"/>
-              </w:rPr>
-              <w:t>28.7%</w:t>
-            </w:r>
-          </w:p>
-        </w:tc>
-        <w:tc>
-          <w:tcPr>
-            <w:tcW w:type="dxa" w:w="1176"/>
-            <w:vAlign w:val="center"/>
-          </w:tcPr>
-          <w:p>
-            <w:r>
-              <w:rPr>
-                <w:sz w:val="17"/>
-              </w:rPr>
-              <w:t>$1,390,211</w:t>
-            </w:r>
-          </w:p>
-        </w:tc>
-        <w:tc>
-          <w:tcPr>
-            <w:tcW w:type="dxa" w:w="1176"/>
-            <w:vAlign w:val="center"/>
-          </w:tcPr>
-          <w:p>
-            <w:r>
-              <w:rPr>
-                <w:sz w:val="17"/>
-              </w:rPr>
-              <w:t>34.4%</w:t>
-            </w:r>
-          </w:p>
-        </w:tc>
-        <w:tc>
-          <w:tcPr>
-            <w:tcW w:type="dxa" w:w="1176"/>
-            <w:vAlign w:val="center"/>
-          </w:tcPr>
-          <w:p>
-            <w:r>
-              <w:rPr>
-                <w:sz w:val="17"/>
-              </w:rPr>
-              <w:t>$1,789,403</w:t>
-            </w:r>
-          </w:p>
-        </w:tc>
-        <w:tc>
-          <w:tcPr>
-            <w:tcW w:type="dxa" w:w="1176"/>
-            <w:vAlign w:val="center"/>
-          </w:tcPr>
-          <w:p>
-            <w:r>
-              <w:rPr>
-                <w:sz w:val="17"/>
-              </w:rPr>
-              <w:t>23.0%</w:t>
-            </w:r>
-          </w:p>
-        </w:tc>
-        <w:tc>
-          <w:tcPr>
-            <w:tcW w:type="dxa" w:w="1176"/>
-            <w:vAlign w:val="center"/>
-          </w:tcPr>
-          <w:p>
-            <w:r>
-              <w:rPr>
-                <w:sz w:val="17"/>
-              </w:rPr>
-              <w:t>LOSS</w:t>
-            </w:r>
-          </w:p>
-        </w:tc>
-      </w:tr>
-      <w:tr>
-        <w:tc>
-          <w:tcPr>
-            <w:tcW w:type="dxa" w:w="1176"/>
-            <w:vAlign w:val="center"/>
-          </w:tcPr>
-          <w:p>
-            <w:r>
-              <w:rPr>
-                <w:sz w:val="17"/>
-              </w:rPr>
-              <w:t>RYTM</w:t>
-            </w:r>
-          </w:p>
-        </w:tc>
-        <w:tc>
-          <w:tcPr>
-            <w:tcW w:type="dxa" w:w="1176"/>
-            <w:vAlign w:val="center"/>
-          </w:tcPr>
-          <w:p>
-            <w:r>
-              <w:rPr>
-                <w:sz w:val="17"/>
-              </w:rPr>
-              <w:t>$10,005,623</w:t>
-            </w:r>
-          </w:p>
-        </w:tc>
-        <w:tc>
-          <w:tcPr>
-            <w:tcW w:type="dxa" w:w="1176"/>
-            <w:vAlign w:val="center"/>
-          </w:tcPr>
-          <w:p>
-            <w:r>
-              <w:rPr>
-                <w:sz w:val="17"/>
-              </w:rPr>
-              <w:t>74.5%</w:t>
-            </w:r>
-          </w:p>
-        </w:tc>
-        <w:tc>
-          <w:tcPr>
-            <w:tcW w:type="dxa" w:w="1176"/>
-            <w:vAlign w:val="center"/>
-          </w:tcPr>
-          <w:p>
-            <w:r>
-              <w:rPr>
-                <w:sz w:val="17"/>
-              </w:rPr>
-              <w:t>$5,537,072</w:t>
-            </w:r>
-          </w:p>
-        </w:tc>
-        <w:tc>
-          <w:tcPr>
-            <w:tcW w:type="dxa" w:w="1176"/>
-            <w:vAlign w:val="center"/>
-          </w:tcPr>
-          <w:p>
-            <w:r>
-              <w:rPr>
-                <w:sz w:val="17"/>
-              </w:rPr>
-              <w:t>50.3%</w:t>
-            </w:r>
-          </w:p>
-        </w:tc>
-        <w:tc>
-          <w:tcPr>
-            <w:tcW w:type="dxa" w:w="1176"/>
-            <w:vAlign w:val="center"/>
-          </w:tcPr>
-          <w:p>
-            <w:r>
-              <w:rPr>
-                <w:sz w:val="17"/>
-              </w:rPr>
-              <w:t>$10,691,117</w:t>
-            </w:r>
-          </w:p>
-        </w:tc>
-        <w:tc>
-          <w:tcPr>
-            <w:tcW w:type="dxa" w:w="1176"/>
-            <w:vAlign w:val="center"/>
-          </w:tcPr>
-          <w:p>
-            <w:r>
-              <w:rPr>
-                <w:sz w:val="17"/>
-              </w:rPr>
-              <w:t>54.1%</w:t>
-            </w:r>
-          </w:p>
-        </w:tc>
-        <w:tc>
-          <w:tcPr>
-            <w:tcW w:type="dxa" w:w="1176"/>
-            <w:vAlign w:val="center"/>
-          </w:tcPr>
-          <w:p>
-            <w:r>
-              <w:rPr>
-                <w:sz w:val="17"/>
-              </w:rPr>
-              <w:t>WIN</w:t>
-            </w:r>
-          </w:p>
-        </w:tc>
-      </w:tr>
-      <w:tr>
-        <w:tc>
-          <w:tcPr>
-            <w:tcW w:type="dxa" w:w="1176"/>
-            <w:vAlign w:val="center"/>
-          </w:tcPr>
-          <w:p>
-            <w:r>
-              <w:rPr>
-                <w:sz w:val="17"/>
-              </w:rPr>
-              <w:t>SAP</w:t>
-            </w:r>
-          </w:p>
-        </w:tc>
-        <w:tc>
-          <w:tcPr>
-            <w:tcW w:type="dxa" w:w="1176"/>
-            <w:vAlign w:val="center"/>
-          </w:tcPr>
-          <w:p>
-            <w:r>
-              <w:rPr>
-                <w:sz w:val="17"/>
-              </w:rPr>
-              <w:t>$1,849,457</w:t>
-            </w:r>
-          </w:p>
-        </w:tc>
-        <w:tc>
-          <w:tcPr>
-            <w:tcW w:type="dxa" w:w="1176"/>
-            <w:vAlign w:val="center"/>
-          </w:tcPr>
-          <w:p>
-            <w:r>
-              <w:rPr>
-                <w:sz w:val="17"/>
-              </w:rPr>
-              <w:t>42.4%</w:t>
-            </w:r>
-          </w:p>
-        </w:tc>
-        <w:tc>
-          <w:tcPr>
-            <w:tcW w:type="dxa" w:w="1176"/>
-            <w:vAlign w:val="center"/>
-          </w:tcPr>
-          <w:p>
-            <w:r>
-              <w:rPr>
-                <w:sz w:val="17"/>
-              </w:rPr>
-              <w:t>$1,620,711</w:t>
-            </w:r>
-          </w:p>
-        </w:tc>
-        <w:tc>
-          <w:tcPr>
-            <w:tcW w:type="dxa" w:w="1176"/>
-            <w:vAlign w:val="center"/>
-          </w:tcPr>
-          <w:p>
-            <w:r>
-              <w:rPr>
-                <w:sz w:val="17"/>
-              </w:rPr>
-              <w:t>26.2%</w:t>
-            </w:r>
-          </w:p>
-        </w:tc>
-        <w:tc>
-          <w:tcPr>
-            <w:tcW w:type="dxa" w:w="1176"/>
-            <w:vAlign w:val="center"/>
-          </w:tcPr>
-          <w:p>
-            <w:r>
-              <w:rPr>
-                <w:sz w:val="17"/>
-              </w:rPr>
-              <w:t>$2,149,748</w:t>
-            </w:r>
-          </w:p>
-        </w:tc>
-        <w:tc>
-          <w:tcPr>
-            <w:tcW w:type="dxa" w:w="1176"/>
-            <w:vAlign w:val="center"/>
-          </w:tcPr>
-          <w:p>
-            <w:r>
-              <w:rPr>
-                <w:sz w:val="17"/>
-              </w:rPr>
-              <w:t>25.3%</w:t>
-            </w:r>
-          </w:p>
-        </w:tc>
-        <w:tc>
-          <w:tcPr>
-            <w:tcW w:type="dxa" w:w="1176"/>
-            <w:vAlign w:val="center"/>
-          </w:tcPr>
-          <w:p>
-            <w:r>
-              <w:rPr>
-                <w:sz w:val="17"/>
-              </w:rPr>
-              <w:t>WIN</w:t>
-            </w:r>
-          </w:p>
-        </w:tc>
-      </w:tr>
-      <w:tr>
-        <w:tc>
-          <w:tcPr>
-            <w:tcW w:type="dxa" w:w="1176"/>
-            <w:vAlign w:val="center"/>
-          </w:tcPr>
-          <w:p>
-            <w:r>
-              <w:rPr>
-                <w:sz w:val="17"/>
-              </w:rPr>
-              <w:t>SCHB</w:t>
-            </w:r>
-          </w:p>
-        </w:tc>
-        <w:tc>
-          <w:tcPr>
-            <w:tcW w:type="dxa" w:w="1176"/>
-            <w:vAlign w:val="center"/>
-          </w:tcPr>
-          <w:p>
-            <w:r>
-              <w:rPr>
-                <w:sz w:val="17"/>
-              </w:rPr>
-              <w:t>$1,475,427</w:t>
-            </w:r>
-          </w:p>
-        </w:tc>
-        <w:tc>
-          <w:tcPr>
-            <w:tcW w:type="dxa" w:w="1176"/>
-            <w:vAlign w:val="center"/>
-          </w:tcPr>
-          <w:p>
-            <w:r>
-              <w:rPr>
-                <w:sz w:val="17"/>
-              </w:rPr>
-              <w:t>25.4%</w:t>
-            </w:r>
-          </w:p>
-        </w:tc>
-        <w:tc>
-          <w:tcPr>
-            <w:tcW w:type="dxa" w:w="1176"/>
-            <w:vAlign w:val="center"/>
-          </w:tcPr>
-          <w:p>
-            <w:r>
-              <w:rPr>
-                <w:sz w:val="17"/>
-              </w:rPr>
-              <w:t>$1,210,484</w:t>
-            </w:r>
-          </w:p>
-        </w:tc>
-        <w:tc>
-          <w:tcPr>
-            <w:tcW w:type="dxa" w:w="1176"/>
-            <w:vAlign w:val="center"/>
-          </w:tcPr>
-          <w:p>
-            <w:r>
-              <w:rPr>
-                <w:sz w:val="17"/>
-              </w:rPr>
-              <w:t>26.9%</w:t>
-            </w:r>
-          </w:p>
-        </w:tc>
-        <w:tc>
-          <w:tcPr>
-            <w:tcW w:type="dxa" w:w="1176"/>
-            <w:vAlign w:val="center"/>
-          </w:tcPr>
-          <w:p>
-            <w:r>
-              <w:rPr>
-                <w:sz w:val="17"/>
-              </w:rPr>
-              <w:t>$1,574,775</w:t>
-            </w:r>
-          </w:p>
-        </w:tc>
-        <w:tc>
-          <w:tcPr>
-            <w:tcW w:type="dxa" w:w="1176"/>
-            <w:vAlign w:val="center"/>
-          </w:tcPr>
-          <w:p>
-            <w:r>
-              <w:rPr>
-                <w:sz w:val="17"/>
-              </w:rPr>
-              <w:t>18.1%</w:t>
-            </w:r>
-          </w:p>
-        </w:tc>
-        <w:tc>
-          <w:tcPr>
-            <w:tcW w:type="dxa" w:w="1176"/>
-            <w:vAlign w:val="center"/>
-          </w:tcPr>
-          <w:p>
-            <w:r>
-              <w:rPr>
-                <w:sz w:val="17"/>
-              </w:rPr>
-              <w:t>WIN</w:t>
-            </w:r>
-          </w:p>
-        </w:tc>
-      </w:tr>
-      <w:tr>
-        <w:tc>
-          <w:tcPr>
-            <w:tcW w:type="dxa" w:w="1176"/>
-            <w:vAlign w:val="center"/>
-          </w:tcPr>
-          <w:p>
-            <w:r>
-              <w:rPr>
-                <w:sz w:val="17"/>
-              </w:rPr>
-              <w:t>SCHD</w:t>
-            </w:r>
-          </w:p>
-        </w:tc>
-        <w:tc>
-          <w:tcPr>
-            <w:tcW w:type="dxa" w:w="1176"/>
-            <w:vAlign w:val="center"/>
-          </w:tcPr>
-          <w:p>
-            <w:r>
-              <w:rPr>
-                <w:sz w:val="17"/>
-              </w:rPr>
-              <w:t>$1,187,232</w:t>
-            </w:r>
-          </w:p>
-        </w:tc>
-        <w:tc>
-          <w:tcPr>
-            <w:tcW w:type="dxa" w:w="1176"/>
-            <w:vAlign w:val="center"/>
-          </w:tcPr>
-          <w:p>
-            <w:r>
-              <w:rPr>
-                <w:sz w:val="17"/>
-              </w:rPr>
-              <w:t>16.8%</w:t>
-            </w:r>
-          </w:p>
-        </w:tc>
-        <w:tc>
-          <w:tcPr>
-            <w:tcW w:type="dxa" w:w="1176"/>
-            <w:vAlign w:val="center"/>
-          </w:tcPr>
-          <w:p>
-            <w:r>
-              <w:rPr>
-                <w:sz w:val="17"/>
-              </w:rPr>
-              <w:t>$1,086,841</w:t>
-            </w:r>
-          </w:p>
-        </w:tc>
-        <w:tc>
-          <w:tcPr>
-            <w:tcW w:type="dxa" w:w="1176"/>
-            <w:vAlign w:val="center"/>
-          </w:tcPr>
-          <w:p>
-            <w:r>
-              <w:rPr>
-                <w:sz w:val="17"/>
-              </w:rPr>
-              <w:t>19.5%</w:t>
-            </w:r>
-          </w:p>
-        </w:tc>
-        <w:tc>
-          <w:tcPr>
-            <w:tcW w:type="dxa" w:w="1176"/>
-            <w:vAlign w:val="center"/>
-          </w:tcPr>
-          <w:p>
-            <w:r>
-              <w:rPr>
-                <w:sz w:val="17"/>
-              </w:rPr>
-              <w:t>$1,128,366</w:t>
-            </w:r>
-          </w:p>
-        </w:tc>
-        <w:tc>
-          <w:tcPr>
-            <w:tcW w:type="dxa" w:w="1176"/>
-            <w:vAlign w:val="center"/>
-          </w:tcPr>
-          <w:p>
-            <w:r>
-              <w:rPr>
-                <w:sz w:val="17"/>
-              </w:rPr>
-              <w:t>12.2%</w:t>
-            </w:r>
-          </w:p>
-        </w:tc>
-        <w:tc>
-          <w:tcPr>
-            <w:tcW w:type="dxa" w:w="1176"/>
-            <w:vAlign w:val="center"/>
-          </w:tcPr>
-          <w:p>
-            <w:r>
-              <w:rPr>
-                <w:sz w:val="17"/>
-              </w:rPr>
-              <w:t>LOSS</w:t>
-            </w:r>
-          </w:p>
-        </w:tc>
-      </w:tr>
-      <w:tr>
-        <w:tc>
-          <w:tcPr>
-            <w:tcW w:type="dxa" w:w="1176"/>
-            <w:vAlign w:val="center"/>
-          </w:tcPr>
-          <w:p>
-            <w:r>
-              <w:rPr>
-                <w:sz w:val="17"/>
-              </w:rPr>
-              <w:t>SCHF</w:t>
-            </w:r>
-          </w:p>
-        </w:tc>
-        <w:tc>
-          <w:tcPr>
-            <w:tcW w:type="dxa" w:w="1176"/>
-            <w:vAlign w:val="center"/>
-          </w:tcPr>
-          <w:p>
-            <w:r>
-              <w:rPr>
-                <w:sz w:val="17"/>
-              </w:rPr>
-              <w:t>$1,401,631</w:t>
-            </w:r>
-          </w:p>
-        </w:tc>
-        <w:tc>
-          <w:tcPr>
-            <w:tcW w:type="dxa" w:w="1176"/>
-            <w:vAlign w:val="center"/>
-          </w:tcPr>
-          <w:p>
-            <w:r>
-              <w:rPr>
-                <w:sz w:val="17"/>
-              </w:rPr>
-              <w:t>28.4%</w:t>
-            </w:r>
-          </w:p>
-        </w:tc>
-        <w:tc>
-          <w:tcPr>
-            <w:tcW w:type="dxa" w:w="1176"/>
-            <w:vAlign w:val="center"/>
-          </w:tcPr>
-          <w:p>
-            <w:r>
-              <w:rPr>
-                <w:sz w:val="17"/>
-              </w:rPr>
-              <w:t>$1,237,055</w:t>
-            </w:r>
-          </w:p>
-        </w:tc>
-        <w:tc>
-          <w:tcPr>
-            <w:tcW w:type="dxa" w:w="1176"/>
-            <w:vAlign w:val="center"/>
-          </w:tcPr>
-          <w:p>
-            <w:r>
-              <w:rPr>
-                <w:sz w:val="17"/>
-              </w:rPr>
-              <w:t>19.2%</w:t>
-            </w:r>
-          </w:p>
-        </w:tc>
-        <w:tc>
-          <w:tcPr>
-            <w:tcW w:type="dxa" w:w="1176"/>
-            <w:vAlign w:val="center"/>
-          </w:tcPr>
-          <w:p>
-            <w:r>
-              <w:rPr>
-                <w:sz w:val="17"/>
-              </w:rPr>
-              <w:t>$1,332,273</w:t>
-            </w:r>
-          </w:p>
-        </w:tc>
-        <w:tc>
-          <w:tcPr>
-            <w:tcW w:type="dxa" w:w="1176"/>
-            <w:vAlign w:val="center"/>
-          </w:tcPr>
-          <w:p>
-            <w:r>
-              <w:rPr>
-                <w:sz w:val="17"/>
-              </w:rPr>
-              <w:t>14.0%</w:t>
-            </w:r>
-          </w:p>
-        </w:tc>
-        <w:tc>
-          <w:tcPr>
-            <w:tcW w:type="dxa" w:w="1176"/>
-            <w:vAlign w:val="center"/>
-          </w:tcPr>
-          <w:p>
-            <w:r>
-              <w:rPr>
-                <w:sz w:val="17"/>
-              </w:rPr>
-              <w:t>LOSS</w:t>
-            </w:r>
-          </w:p>
-        </w:tc>
-      </w:tr>
-      <w:tr>
-        <w:tc>
-          <w:tcPr>
-            <w:tcW w:type="dxa" w:w="1176"/>
-            <w:vAlign w:val="center"/>
-          </w:tcPr>
-          <w:p>
-            <w:r>
-              <w:rPr>
-                <w:sz w:val="17"/>
-              </w:rPr>
-              <w:t>SCHG</w:t>
-            </w:r>
-          </w:p>
-        </w:tc>
-        <w:tc>
-          <w:tcPr>
-            <w:tcW w:type="dxa" w:w="1176"/>
-            <w:vAlign w:val="center"/>
-          </w:tcPr>
-          <w:p>
-            <w:r>
-              <w:rPr>
-                <w:sz w:val="17"/>
-              </w:rPr>
-              <w:t>$1,621,548</w:t>
-            </w:r>
-          </w:p>
-        </w:tc>
-        <w:tc>
-          <w:tcPr>
-            <w:tcW w:type="dxa" w:w="1176"/>
-            <w:vAlign w:val="center"/>
-          </w:tcPr>
-          <w:p>
-            <w:r>
-              <w:rPr>
-                <w:sz w:val="17"/>
-              </w:rPr>
-              <w:t>34.1%</w:t>
-            </w:r>
-          </w:p>
-        </w:tc>
-        <w:tc>
-          <w:tcPr>
-            <w:tcW w:type="dxa" w:w="1176"/>
-            <w:vAlign w:val="center"/>
-          </w:tcPr>
-          <w:p>
-            <w:r>
-              <w:rPr>
-                <w:sz w:val="17"/>
-              </w:rPr>
-              <w:t>$1,415,696</w:t>
-            </w:r>
-          </w:p>
-        </w:tc>
-        <w:tc>
-          <w:tcPr>
-            <w:tcW w:type="dxa" w:w="1176"/>
-            <w:vAlign w:val="center"/>
-          </w:tcPr>
-          <w:p>
-            <w:r>
-              <w:rPr>
-                <w:sz w:val="17"/>
-              </w:rPr>
-              <w:t>30.9%</w:t>
-            </w:r>
-          </w:p>
-        </w:tc>
-        <w:tc>
-          <w:tcPr>
-            <w:tcW w:type="dxa" w:w="1176"/>
-            <w:vAlign w:val="center"/>
-          </w:tcPr>
-          <w:p>
-            <w:r>
-              <w:rPr>
-                <w:sz w:val="17"/>
-              </w:rPr>
-              <w:t>$1,743,692</w:t>
-            </w:r>
-          </w:p>
-        </w:tc>
-        <w:tc>
-          <w:tcPr>
-            <w:tcW w:type="dxa" w:w="1176"/>
-            <w:vAlign w:val="center"/>
-          </w:tcPr>
-          <w:p>
-            <w:r>
-              <w:rPr>
-                <w:sz w:val="17"/>
-              </w:rPr>
-              <w:t>21.9%</w:t>
-            </w:r>
-          </w:p>
-        </w:tc>
-        <w:tc>
-          <w:tcPr>
-            <w:tcW w:type="dxa" w:w="1176"/>
-            <w:vAlign w:val="center"/>
-          </w:tcPr>
-          <w:p>
-            <w:r>
-              <w:rPr>
-                <w:sz w:val="17"/>
-              </w:rPr>
-              <w:t>WIN</w:t>
-            </w:r>
-          </w:p>
-        </w:tc>
-      </w:tr>
-      <w:tr>
-        <w:tc>
-          <w:tcPr>
-            <w:tcW w:type="dxa" w:w="1176"/>
-            <w:vAlign w:val="center"/>
-          </w:tcPr>
-          <w:p>
-            <w:r>
-              <w:rPr>
-                <w:sz w:val="17"/>
-              </w:rPr>
-              <w:t>SCHK</w:t>
-            </w:r>
-          </w:p>
-        </w:tc>
-        <w:tc>
-          <w:tcPr>
-            <w:tcW w:type="dxa" w:w="1176"/>
-            <w:vAlign w:val="center"/>
-          </w:tcPr>
-          <w:p>
-            <w:r>
-              <w:rPr>
-                <w:sz w:val="17"/>
-              </w:rPr>
-              <w:t>$1,492,056</w:t>
-            </w:r>
-          </w:p>
-        </w:tc>
-        <w:tc>
-          <w:tcPr>
-            <w:tcW w:type="dxa" w:w="1176"/>
-            <w:vAlign w:val="center"/>
-          </w:tcPr>
-          <w:p>
-            <w:r>
-              <w:rPr>
-                <w:sz w:val="17"/>
-              </w:rPr>
-              <w:t>25.4%</w:t>
-            </w:r>
-          </w:p>
-        </w:tc>
-        <w:tc>
-          <w:tcPr>
-            <w:tcW w:type="dxa" w:w="1176"/>
-            <w:vAlign w:val="center"/>
-          </w:tcPr>
-          <w:p>
-            <w:r>
-              <w:rPr>
-                <w:sz w:val="17"/>
-              </w:rPr>
-              <w:t>$1,191,714</w:t>
-            </w:r>
-          </w:p>
-        </w:tc>
-        <w:tc>
-          <w:tcPr>
-            <w:tcW w:type="dxa" w:w="1176"/>
-            <w:vAlign w:val="center"/>
-          </w:tcPr>
-          <w:p>
-            <w:r>
-              <w:rPr>
-                <w:sz w:val="17"/>
-              </w:rPr>
-              <w:t>26.2%</w:t>
-            </w:r>
-          </w:p>
-        </w:tc>
-        <w:tc>
-          <w:tcPr>
-            <w:tcW w:type="dxa" w:w="1176"/>
-            <w:vAlign w:val="center"/>
-          </w:tcPr>
-          <w:p>
-            <w:r>
-              <w:rPr>
-                <w:sz w:val="17"/>
-              </w:rPr>
-              <w:t>$1,603,958</w:t>
-            </w:r>
-          </w:p>
-        </w:tc>
-        <w:tc>
-          <w:tcPr>
-            <w:tcW w:type="dxa" w:w="1176"/>
-            <w:vAlign w:val="center"/>
-          </w:tcPr>
-          <w:p>
-            <w:r>
-              <w:rPr>
-                <w:sz w:val="17"/>
-              </w:rPr>
-              <w:t>18.7%</w:t>
-            </w:r>
-          </w:p>
-        </w:tc>
-        <w:tc>
-          <w:tcPr>
-            <w:tcW w:type="dxa" w:w="1176"/>
-            <w:vAlign w:val="center"/>
-          </w:tcPr>
-          <w:p>
-            <w:r>
-              <w:rPr>
-                <w:sz w:val="17"/>
-              </w:rPr>
-              <w:t>WIN</w:t>
-            </w:r>
-          </w:p>
-        </w:tc>
-      </w:tr>
-      <w:tr>
-        <w:tc>
-          <w:tcPr>
-            <w:tcW w:type="dxa" w:w="1176"/>
-            <w:vAlign w:val="center"/>
-          </w:tcPr>
-          <w:p>
-            <w:r>
-              <w:rPr>
-                <w:sz w:val="17"/>
-              </w:rPr>
-              <w:t>SCHV</w:t>
-            </w:r>
-          </w:p>
-        </w:tc>
-        <w:tc>
-          <w:tcPr>
-            <w:tcW w:type="dxa" w:w="1176"/>
-            <w:vAlign w:val="center"/>
-          </w:tcPr>
-          <w:p>
-            <w:r>
-              <w:rPr>
-                <w:sz w:val="17"/>
-              </w:rPr>
-              <w:t>$1,339,155</w:t>
-            </w:r>
-          </w:p>
-        </w:tc>
-        <w:tc>
-          <w:tcPr>
-            <w:tcW w:type="dxa" w:w="1176"/>
-            <w:vAlign w:val="center"/>
-          </w:tcPr>
-          <w:p>
-            <w:r>
-              <w:rPr>
-                <w:sz w:val="17"/>
-              </w:rPr>
-              <w:t>19.8%</w:t>
-            </w:r>
-          </w:p>
-        </w:tc>
-        <w:tc>
-          <w:tcPr>
-            <w:tcW w:type="dxa" w:w="1176"/>
-            <w:vAlign w:val="center"/>
-          </w:tcPr>
-          <w:p>
-            <w:r>
-              <w:rPr>
-                <w:sz w:val="17"/>
-              </w:rPr>
-              <w:t>$1,063,899</w:t>
-            </w:r>
-          </w:p>
-        </w:tc>
-        <w:tc>
-          <w:tcPr>
-            <w:tcW w:type="dxa" w:w="1176"/>
-            <w:vAlign w:val="center"/>
-          </w:tcPr>
-          <w:p>
-            <w:r>
-              <w:rPr>
-                <w:sz w:val="17"/>
-              </w:rPr>
-              <w:t>20.8%</w:t>
-            </w:r>
-          </w:p>
-        </w:tc>
-        <w:tc>
-          <w:tcPr>
-            <w:tcW w:type="dxa" w:w="1176"/>
-            <w:vAlign w:val="center"/>
-          </w:tcPr>
-          <w:p>
-            <w:r>
-              <w:rPr>
-                <w:sz w:val="17"/>
-              </w:rPr>
-              <w:t>$1,268,313</w:t>
-            </w:r>
-          </w:p>
-        </w:tc>
-        <w:tc>
-          <w:tcPr>
-            <w:tcW w:type="dxa" w:w="1176"/>
-            <w:vAlign w:val="center"/>
-          </w:tcPr>
-          <w:p>
-            <w:r>
-              <w:rPr>
-                <w:sz w:val="17"/>
-              </w:rPr>
-              <w:t>13.9%</w:t>
-            </w:r>
-          </w:p>
-        </w:tc>
-        <w:tc>
-          <w:tcPr>
-            <w:tcW w:type="dxa" w:w="1176"/>
-            <w:vAlign w:val="center"/>
-          </w:tcPr>
-          <w:p>
-            <w:r>
-              <w:rPr>
-                <w:sz w:val="17"/>
-              </w:rPr>
-              <w:t>LOSS</w:t>
-            </w:r>
-          </w:p>
-        </w:tc>
-      </w:tr>
-      <w:tr>
-        <w:tc>
-          <w:tcPr>
-            <w:tcW w:type="dxa" w:w="1176"/>
-            <w:vAlign w:val="center"/>
-          </w:tcPr>
-          <w:p>
-            <w:r>
-              <w:rPr>
-                <w:sz w:val="17"/>
-              </w:rPr>
-              <w:t>SCHW</w:t>
-            </w:r>
-          </w:p>
-        </w:tc>
-        <w:tc>
-          <w:tcPr>
-            <w:tcW w:type="dxa" w:w="1176"/>
-            <w:vAlign w:val="center"/>
-          </w:tcPr>
-          <w:p>
-            <w:r>
-              <w:rPr>
-                <w:sz w:val="17"/>
-              </w:rPr>
-              <w:t>$1,238,459</w:t>
-            </w:r>
-          </w:p>
-        </w:tc>
-        <w:tc>
-          <w:tcPr>
-            <w:tcW w:type="dxa" w:w="1176"/>
-            <w:vAlign w:val="center"/>
-          </w:tcPr>
-          <w:p>
-            <w:r>
-              <w:rPr>
-                <w:sz w:val="17"/>
-              </w:rPr>
-              <w:t>49.7%</w:t>
-            </w:r>
-          </w:p>
-        </w:tc>
-        <w:tc>
-          <w:tcPr>
-            <w:tcW w:type="dxa" w:w="1176"/>
-            <w:vAlign w:val="center"/>
-          </w:tcPr>
-          <w:p>
-            <w:r>
-              <w:rPr>
-                <w:sz w:val="17"/>
-              </w:rPr>
-              <w:t>$1,147,061</w:t>
-            </w:r>
-          </w:p>
-        </w:tc>
-        <w:tc>
-          <w:tcPr>
-            <w:tcW w:type="dxa" w:w="1176"/>
-            <w:vAlign w:val="center"/>
-          </w:tcPr>
-          <w:p>
-            <w:r>
-              <w:rPr>
-                <w:sz w:val="17"/>
-              </w:rPr>
-              <w:t>24.8%</w:t>
-            </w:r>
-          </w:p>
-        </w:tc>
-        <w:tc>
-          <w:tcPr>
-            <w:tcW w:type="dxa" w:w="1176"/>
-            <w:vAlign w:val="center"/>
-          </w:tcPr>
-          <w:p>
-            <w:r>
-              <w:rPr>
-                <w:sz w:val="17"/>
-              </w:rPr>
-              <w:t>$1,192,992</w:t>
-            </w:r>
-          </w:p>
-        </w:tc>
-        <w:tc>
-          <w:tcPr>
-            <w:tcW w:type="dxa" w:w="1176"/>
-            <w:vAlign w:val="center"/>
-          </w:tcPr>
-          <w:p>
-            <w:r>
-              <w:rPr>
-                <w:sz w:val="17"/>
-              </w:rPr>
-              <w:t>33.0%</w:t>
-            </w:r>
-          </w:p>
-        </w:tc>
-        <w:tc>
-          <w:tcPr>
-            <w:tcW w:type="dxa" w:w="1176"/>
-            <w:vAlign w:val="center"/>
-          </w:tcPr>
-          <w:p>
-            <w:r>
-              <w:rPr>
-                <w:sz w:val="17"/>
-              </w:rPr>
-              <w:t>LOSS</w:t>
-            </w:r>
-          </w:p>
-        </w:tc>
-      </w:tr>
-      <w:tr>
-        <w:tc>
-          <w:tcPr>
-            <w:tcW w:type="dxa" w:w="1176"/>
-            <w:vAlign w:val="center"/>
-          </w:tcPr>
-          <w:p>
-            <w:r>
-              <w:rPr>
-                <w:sz w:val="17"/>
-              </w:rPr>
-              <w:t>SLV</w:t>
-            </w:r>
-          </w:p>
-        </w:tc>
-        <w:tc>
-          <w:tcPr>
-            <w:tcW w:type="dxa" w:w="1176"/>
-            <w:vAlign w:val="center"/>
-          </w:tcPr>
-          <w:p>
-            <w:r>
-              <w:rPr>
-                <w:sz w:val="17"/>
-              </w:rPr>
-              <w:t>$3,256,846</w:t>
-            </w:r>
-          </w:p>
-        </w:tc>
-        <w:tc>
-          <w:tcPr>
-            <w:tcW w:type="dxa" w:w="1176"/>
-            <w:vAlign w:val="center"/>
-          </w:tcPr>
-          <w:p>
-            <w:r>
-              <w:rPr>
-                <w:sz w:val="17"/>
-              </w:rPr>
-              <w:t>33.0%</w:t>
-            </w:r>
-          </w:p>
-        </w:tc>
-        <w:tc>
-          <w:tcPr>
-            <w:tcW w:type="dxa" w:w="1176"/>
-            <w:vAlign w:val="center"/>
-          </w:tcPr>
-          <w:p>
-            <w:r>
-              <w:rPr>
-                <w:sz w:val="17"/>
-              </w:rPr>
-              <w:t>$2,066,946</w:t>
-            </w:r>
-          </w:p>
-        </w:tc>
-        <w:tc>
-          <w:tcPr>
-            <w:tcW w:type="dxa" w:w="1176"/>
-            <w:vAlign w:val="center"/>
-          </w:tcPr>
-          <w:p>
-            <w:r>
-              <w:rPr>
-                <w:sz w:val="17"/>
-              </w:rPr>
-              <w:t>28.9%</w:t>
-            </w:r>
-          </w:p>
-        </w:tc>
-        <w:tc>
-          <w:tcPr>
-            <w:tcW w:type="dxa" w:w="1176"/>
-            <w:vAlign w:val="center"/>
-          </w:tcPr>
-          <w:p>
-            <w:r>
-              <w:rPr>
-                <w:sz w:val="17"/>
-              </w:rPr>
-              <w:t>$3,010,715</w:t>
-            </w:r>
-          </w:p>
-        </w:tc>
-        <w:tc>
-          <w:tcPr>
-            <w:tcW w:type="dxa" w:w="1176"/>
-            <w:vAlign w:val="center"/>
-          </w:tcPr>
-          <w:p>
-            <w:r>
-              <w:rPr>
-                <w:sz w:val="17"/>
-              </w:rPr>
-              <w:t>24.5%</w:t>
-            </w:r>
-          </w:p>
-        </w:tc>
-        <w:tc>
-          <w:tcPr>
-            <w:tcW w:type="dxa" w:w="1176"/>
-            <w:vAlign w:val="center"/>
-          </w:tcPr>
-          <w:p>
-            <w:r>
-              <w:rPr>
-                <w:sz w:val="17"/>
-              </w:rPr>
-              <w:t>LOSS</w:t>
-            </w:r>
-          </w:p>
-        </w:tc>
-      </w:tr>
-      <w:tr>
-        <w:tc>
-          <w:tcPr>
-            <w:tcW w:type="dxa" w:w="1176"/>
-            <w:vAlign w:val="center"/>
-          </w:tcPr>
-          <w:p>
-            <w:r>
-              <w:rPr>
-                <w:sz w:val="17"/>
-              </w:rPr>
-              <w:t>SNY</w:t>
-            </w:r>
-          </w:p>
-        </w:tc>
-        <w:tc>
-          <w:tcPr>
-            <w:tcW w:type="dxa" w:w="1176"/>
-            <w:vAlign w:val="center"/>
-          </w:tcPr>
-          <w:p>
-            <w:r>
-              <w:rPr>
-                <w:sz w:val="17"/>
-              </w:rPr>
-              <w:t>$1,128,776</w:t>
-            </w:r>
-          </w:p>
-        </w:tc>
-        <w:tc>
-          <w:tcPr>
-            <w:tcW w:type="dxa" w:w="1176"/>
-            <w:vAlign w:val="center"/>
-          </w:tcPr>
-          <w:p>
-            <w:r>
-              <w:rPr>
-                <w:sz w:val="17"/>
-              </w:rPr>
-              <w:t>33.5%</w:t>
-            </w:r>
-          </w:p>
-        </w:tc>
-        <w:tc>
-          <w:tcPr>
-            <w:tcW w:type="dxa" w:w="1176"/>
-            <w:vAlign w:val="center"/>
-          </w:tcPr>
-          <w:p>
-            <w:r>
-              <w:rPr>
-                <w:sz w:val="17"/>
-              </w:rPr>
-              <w:t>$807,651</w:t>
-            </w:r>
-          </w:p>
-        </w:tc>
-        <w:tc>
-          <w:tcPr>
-            <w:tcW w:type="dxa" w:w="1176"/>
-            <w:vAlign w:val="center"/>
-          </w:tcPr>
-          <w:p>
-            <w:r>
-              <w:rPr>
-                <w:sz w:val="17"/>
-              </w:rPr>
-              <w:t>35.6%</w:t>
-            </w:r>
-          </w:p>
-        </w:tc>
-        <w:tc>
-          <w:tcPr>
-            <w:tcW w:type="dxa" w:w="1176"/>
-            <w:vAlign w:val="center"/>
-          </w:tcPr>
-          <w:p>
-            <w:r>
-              <w:rPr>
-                <w:sz w:val="17"/>
-              </w:rPr>
-              <w:t>$1,040,064</w:t>
-            </w:r>
-          </w:p>
-        </w:tc>
-        <w:tc>
-          <w:tcPr>
-            <w:tcW w:type="dxa" w:w="1176"/>
-            <w:vAlign w:val="center"/>
-          </w:tcPr>
-          <w:p>
-            <w:r>
-              <w:rPr>
-                <w:sz w:val="17"/>
-              </w:rPr>
-              <w:t>9.8%</w:t>
-            </w:r>
-          </w:p>
-        </w:tc>
-        <w:tc>
-          <w:tcPr>
-            <w:tcW w:type="dxa" w:w="1176"/>
-            <w:vAlign w:val="center"/>
-          </w:tcPr>
-          <w:p>
-            <w:r>
-              <w:rPr>
-                <w:sz w:val="17"/>
-              </w:rPr>
-              <w:t>LOSS</w:t>
-            </w:r>
-          </w:p>
-        </w:tc>
-      </w:tr>
-      <w:tr>
-        <w:tc>
-          <w:tcPr>
-            <w:tcW w:type="dxa" w:w="1176"/>
-            <w:vAlign w:val="center"/>
-          </w:tcPr>
-          <w:p>
-            <w:r>
-              <w:rPr>
-                <w:sz w:val="17"/>
-              </w:rPr>
-              <w:t>SPOT</w:t>
-            </w:r>
-          </w:p>
-        </w:tc>
-        <w:tc>
-          <w:tcPr>
-            <w:tcW w:type="dxa" w:w="1176"/>
-            <w:vAlign w:val="center"/>
-          </w:tcPr>
-          <w:p>
-            <w:r>
-              <w:rPr>
-                <w:sz w:val="17"/>
-              </w:rPr>
-              <w:t>$2,361,894</w:t>
-            </w:r>
-          </w:p>
-        </w:tc>
-        <w:tc>
-          <w:tcPr>
-            <w:tcW w:type="dxa" w:w="1176"/>
-            <w:vAlign w:val="center"/>
-          </w:tcPr>
-          <w:p>
-            <w:r>
-              <w:rPr>
-                <w:sz w:val="17"/>
-              </w:rPr>
-              <w:t>70.9%</w:t>
-            </w:r>
-          </w:p>
-        </w:tc>
-        <w:tc>
-          <w:tcPr>
-            <w:tcW w:type="dxa" w:w="1176"/>
-            <w:vAlign w:val="center"/>
-          </w:tcPr>
-          <w:p>
-            <w:r>
-              <w:rPr>
-                <w:sz w:val="17"/>
-              </w:rPr>
-              <w:t>$4,119,711</w:t>
-            </w:r>
-          </w:p>
-        </w:tc>
-        <w:tc>
-          <w:tcPr>
-            <w:tcW w:type="dxa" w:w="1176"/>
-            <w:vAlign w:val="center"/>
-          </w:tcPr>
-          <w:p>
-            <w:r>
-              <w:rPr>
-                <w:sz w:val="17"/>
-              </w:rPr>
-              <w:t>25.5%</w:t>
-            </w:r>
-          </w:p>
-        </w:tc>
-        <w:tc>
-          <w:tcPr>
-            <w:tcW w:type="dxa" w:w="1176"/>
-            <w:vAlign w:val="center"/>
-          </w:tcPr>
-          <w:p>
-            <w:r>
-              <w:rPr>
-                <w:sz w:val="17"/>
-              </w:rPr>
-              <w:t>$3,900,635</w:t>
-            </w:r>
-          </w:p>
-        </w:tc>
-        <w:tc>
-          <w:tcPr>
-            <w:tcW w:type="dxa" w:w="1176"/>
-            <w:vAlign w:val="center"/>
-          </w:tcPr>
-          <w:p>
-            <w:r>
-              <w:rPr>
-                <w:sz w:val="17"/>
-              </w:rPr>
-              <w:t>31.7%</w:t>
-            </w:r>
-          </w:p>
-        </w:tc>
-        <w:tc>
-          <w:tcPr>
-            <w:tcW w:type="dxa" w:w="1176"/>
-            <w:vAlign w:val="center"/>
-          </w:tcPr>
-          <w:p>
-            <w:r>
-              <w:rPr>
-                <w:sz w:val="17"/>
-              </w:rPr>
-              <w:t>WIN</w:t>
-            </w:r>
-          </w:p>
-        </w:tc>
-      </w:tr>
-      <w:tr>
-        <w:tc>
-          <w:tcPr>
-            <w:tcW w:type="dxa" w:w="1176"/>
-            <w:vAlign w:val="center"/>
-          </w:tcPr>
-          <w:p>
-            <w:r>
-              <w:rPr>
-                <w:sz w:val="17"/>
-              </w:rPr>
-              <w:t>SPY</w:t>
-            </w:r>
-          </w:p>
-        </w:tc>
-        <w:tc>
-          <w:tcPr>
-            <w:tcW w:type="dxa" w:w="1176"/>
-            <w:vAlign w:val="center"/>
-          </w:tcPr>
-          <w:p>
-            <w:r>
-              <w:rPr>
-                <w:sz w:val="17"/>
-              </w:rPr>
-              <w:t>$1,520,354</w:t>
-            </w:r>
-          </w:p>
-        </w:tc>
-        <w:tc>
-          <w:tcPr>
-            <w:tcW w:type="dxa" w:w="1176"/>
-            <w:vAlign w:val="center"/>
-          </w:tcPr>
-          <w:p>
-            <w:r>
-              <w:rPr>
-                <w:sz w:val="17"/>
-              </w:rPr>
-              <w:t>24.5%</w:t>
-            </w:r>
-          </w:p>
-        </w:tc>
-        <w:tc>
-          <w:tcPr>
-            <w:tcW w:type="dxa" w:w="1176"/>
-            <w:vAlign w:val="center"/>
-          </w:tcPr>
-          <w:p>
-            <w:r>
-              <w:rPr>
-                <w:sz w:val="17"/>
-              </w:rPr>
-              <w:t>$1,233,202</w:t>
-            </w:r>
-          </w:p>
-        </w:tc>
-        <w:tc>
-          <w:tcPr>
-            <w:tcW w:type="dxa" w:w="1176"/>
-            <w:vAlign w:val="center"/>
-          </w:tcPr>
-          <w:p>
-            <w:r>
-              <w:rPr>
-                <w:sz w:val="17"/>
-              </w:rPr>
-              <w:t>25.2%</w:t>
-            </w:r>
-          </w:p>
-        </w:tc>
-        <w:tc>
-          <w:tcPr>
-            <w:tcW w:type="dxa" w:w="1176"/>
-            <w:vAlign w:val="center"/>
-          </w:tcPr>
-          <w:p>
-            <w:r>
-              <w:rPr>
-                <w:sz w:val="17"/>
-              </w:rPr>
-              <w:t>$1,610,579</w:t>
-            </w:r>
-          </w:p>
-        </w:tc>
-        <w:tc>
-          <w:tcPr>
-            <w:tcW w:type="dxa" w:w="1176"/>
-            <w:vAlign w:val="center"/>
-          </w:tcPr>
-          <w:p>
-            <w:r>
-              <w:rPr>
-                <w:sz w:val="17"/>
-              </w:rPr>
-              <w:t>17.9%</w:t>
-            </w:r>
-          </w:p>
-        </w:tc>
-        <w:tc>
-          <w:tcPr>
-            <w:tcW w:type="dxa" w:w="1176"/>
-            <w:vAlign w:val="center"/>
-          </w:tcPr>
-          <w:p>
-            <w:r>
-              <w:rPr>
-                <w:sz w:val="17"/>
-              </w:rPr>
-              <w:t>WIN</w:t>
-            </w:r>
-          </w:p>
-        </w:tc>
-      </w:tr>
-      <w:tr>
-        <w:tc>
-          <w:tcPr>
-            <w:tcW w:type="dxa" w:w="1176"/>
-            <w:vAlign w:val="center"/>
-          </w:tcPr>
-          <w:p>
-            <w:r>
-              <w:rPr>
-                <w:sz w:val="17"/>
-              </w:rPr>
-              <w:t>SPYG</w:t>
-            </w:r>
-          </w:p>
-        </w:tc>
-        <w:tc>
-          <w:tcPr>
-            <w:tcW w:type="dxa" w:w="1176"/>
-            <w:vAlign w:val="center"/>
-          </w:tcPr>
-          <w:p>
-            <w:r>
-              <w:rPr>
-                <w:sz w:val="17"/>
-              </w:rPr>
-              <w:t>$1,523,258</w:t>
-            </w:r>
-          </w:p>
-        </w:tc>
-        <w:tc>
-          <w:tcPr>
-            <w:tcW w:type="dxa" w:w="1176"/>
-            <w:vAlign w:val="center"/>
-          </w:tcPr>
-          <w:p>
-            <w:r>
-              <w:rPr>
-                <w:sz w:val="17"/>
-              </w:rPr>
-              <w:t>32.3%</w:t>
-            </w:r>
-          </w:p>
-        </w:tc>
-        <w:tc>
-          <w:tcPr>
-            <w:tcW w:type="dxa" w:w="1176"/>
-            <w:vAlign w:val="center"/>
-          </w:tcPr>
-          <w:p>
-            <w:r>
-              <w:rPr>
-                <w:sz w:val="17"/>
-              </w:rPr>
-              <w:t>$1,299,160</w:t>
-            </w:r>
-          </w:p>
-        </w:tc>
-        <w:tc>
-          <w:tcPr>
-            <w:tcW w:type="dxa" w:w="1176"/>
-            <w:vAlign w:val="center"/>
-          </w:tcPr>
-          <w:p>
-            <w:r>
-              <w:rPr>
-                <w:sz w:val="17"/>
-              </w:rPr>
-              <w:t>30.5%</w:t>
-            </w:r>
-          </w:p>
-        </w:tc>
-        <w:tc>
-          <w:tcPr>
-            <w:tcW w:type="dxa" w:w="1176"/>
-            <w:vAlign w:val="center"/>
-          </w:tcPr>
-          <w:p>
-            <w:r>
-              <w:rPr>
-                <w:sz w:val="17"/>
-              </w:rPr>
-              <w:t>$1,681,168</w:t>
-            </w:r>
-          </w:p>
-        </w:tc>
-        <w:tc>
-          <w:tcPr>
-            <w:tcW w:type="dxa" w:w="1176"/>
-            <w:vAlign w:val="center"/>
-          </w:tcPr>
-          <w:p>
-            <w:r>
-              <w:rPr>
-                <w:sz w:val="17"/>
-              </w:rPr>
-              <w:t>21.3%</w:t>
-            </w:r>
-          </w:p>
-        </w:tc>
-        <w:tc>
-          <w:tcPr>
-            <w:tcW w:type="dxa" w:w="1176"/>
-            <w:vAlign w:val="center"/>
-          </w:tcPr>
-          <w:p>
-            <w:r>
-              <w:rPr>
-                <w:sz w:val="17"/>
-              </w:rPr>
-              <w:t>WIN</w:t>
-            </w:r>
-          </w:p>
-        </w:tc>
-      </w:tr>
-      <w:tr>
-        <w:tc>
-          <w:tcPr>
-            <w:tcW w:type="dxa" w:w="1176"/>
-            <w:vAlign w:val="center"/>
-          </w:tcPr>
-          <w:p>
-            <w:r>
-              <w:rPr>
-                <w:sz w:val="17"/>
-              </w:rPr>
-              <w:t>SPYV</w:t>
-            </w:r>
-          </w:p>
-        </w:tc>
-        <w:tc>
-          <w:tcPr>
-            <w:tcW w:type="dxa" w:w="1176"/>
-            <w:vAlign w:val="center"/>
-          </w:tcPr>
-          <w:p>
-            <w:r>
-              <w:rPr>
-                <w:sz w:val="17"/>
-              </w:rPr>
-              <w:t>$1,474,247</w:t>
-            </w:r>
-          </w:p>
-        </w:tc>
-        <w:tc>
-          <w:tcPr>
-            <w:tcW w:type="dxa" w:w="1176"/>
-            <w:vAlign w:val="center"/>
-          </w:tcPr>
-          <w:p>
-            <w:r>
-              <w:rPr>
-                <w:sz w:val="17"/>
-              </w:rPr>
-              <w:t>17.9%</w:t>
-            </w:r>
-          </w:p>
-        </w:tc>
-        <w:tc>
-          <w:tcPr>
-            <w:tcW w:type="dxa" w:w="1176"/>
-            <w:vAlign w:val="center"/>
-          </w:tcPr>
-          <w:p>
-            <w:r>
-              <w:rPr>
-                <w:sz w:val="17"/>
-              </w:rPr>
-              <w:t>$1,042,406</w:t>
-            </w:r>
-          </w:p>
-        </w:tc>
-        <w:tc>
-          <w:tcPr>
-            <w:tcW w:type="dxa" w:w="1176"/>
-            <w:vAlign w:val="center"/>
-          </w:tcPr>
-          <w:p>
-            <w:r>
-              <w:rPr>
-                <w:sz w:val="17"/>
-              </w:rPr>
-              <w:t>18.2%</w:t>
-            </w:r>
-          </w:p>
-        </w:tc>
-        <w:tc>
-          <w:tcPr>
-            <w:tcW w:type="dxa" w:w="1176"/>
-            <w:vAlign w:val="center"/>
-          </w:tcPr>
-          <w:p>
-            <w:r>
-              <w:rPr>
-                <w:sz w:val="17"/>
-              </w:rPr>
-              <w:t>$1,358,076</w:t>
-            </w:r>
-          </w:p>
-        </w:tc>
-        <w:tc>
-          <w:tcPr>
-            <w:tcW w:type="dxa" w:w="1176"/>
-            <w:vAlign w:val="center"/>
-          </w:tcPr>
-          <w:p>
-            <w:r>
-              <w:rPr>
-                <w:sz w:val="17"/>
-              </w:rPr>
-              <w:t>14.5%</w:t>
-            </w:r>
-          </w:p>
-        </w:tc>
-        <w:tc>
-          <w:tcPr>
-            <w:tcW w:type="dxa" w:w="1176"/>
-            <w:vAlign w:val="center"/>
-          </w:tcPr>
-          <w:p>
-            <w:r>
-              <w:rPr>
-                <w:sz w:val="17"/>
-              </w:rPr>
-              <w:t>LOSS</w:t>
-            </w:r>
-          </w:p>
-        </w:tc>
-      </w:tr>
-      <w:tr>
-        <w:tc>
-          <w:tcPr>
-            <w:tcW w:type="dxa" w:w="1176"/>
-            <w:vAlign w:val="center"/>
-          </w:tcPr>
-          <w:p>
-            <w:r>
-              <w:rPr>
-                <w:sz w:val="17"/>
-              </w:rPr>
-              <w:t>SPYX</w:t>
-            </w:r>
-          </w:p>
-        </w:tc>
-        <w:tc>
-          <w:tcPr>
-            <w:tcW w:type="dxa" w:w="1176"/>
-            <w:vAlign w:val="center"/>
-          </w:tcPr>
-          <w:p>
-            <w:r>
-              <w:rPr>
-                <w:sz w:val="17"/>
-              </w:rPr>
-              <w:t>$1,505,991</w:t>
-            </w:r>
-          </w:p>
-        </w:tc>
-        <w:tc>
-          <w:tcPr>
-            <w:tcW w:type="dxa" w:w="1176"/>
-            <w:vAlign w:val="center"/>
-          </w:tcPr>
-          <w:p>
-            <w:r>
-              <w:rPr>
-                <w:sz w:val="17"/>
-              </w:rPr>
-              <w:t>26.1%</w:t>
-            </w:r>
-          </w:p>
-        </w:tc>
-        <w:tc>
-          <w:tcPr>
-            <w:tcW w:type="dxa" w:w="1176"/>
-            <w:vAlign w:val="center"/>
-          </w:tcPr>
-          <w:p>
-            <w:r>
-              <w:rPr>
-                <w:sz w:val="17"/>
-              </w:rPr>
-              <w:t>$1,231,689</w:t>
-            </w:r>
-          </w:p>
-        </w:tc>
-        <w:tc>
-          <w:tcPr>
-            <w:tcW w:type="dxa" w:w="1176"/>
-            <w:vAlign w:val="center"/>
-          </w:tcPr>
-          <w:p>
-            <w:r>
-              <w:rPr>
-                <w:sz w:val="17"/>
-              </w:rPr>
-              <w:t>25.9%</w:t>
-            </w:r>
-          </w:p>
-        </w:tc>
-        <w:tc>
-          <w:tcPr>
-            <w:tcW w:type="dxa" w:w="1176"/>
-            <w:vAlign w:val="center"/>
-          </w:tcPr>
-          <w:p>
-            <w:r>
-              <w:rPr>
-                <w:sz w:val="17"/>
-              </w:rPr>
-              <w:t>$1,612,745</w:t>
-            </w:r>
-          </w:p>
-        </w:tc>
-        <w:tc>
-          <w:tcPr>
-            <w:tcW w:type="dxa" w:w="1176"/>
-            <w:vAlign w:val="center"/>
-          </w:tcPr>
-          <w:p>
-            <w:r>
-              <w:rPr>
-                <w:sz w:val="17"/>
-              </w:rPr>
-              <w:t>18.7%</w:t>
-            </w:r>
-          </w:p>
-        </w:tc>
-        <w:tc>
-          <w:tcPr>
-            <w:tcW w:type="dxa" w:w="1176"/>
-            <w:vAlign w:val="center"/>
-          </w:tcPr>
-          <w:p>
-            <w:r>
-              <w:rPr>
-                <w:sz w:val="17"/>
-              </w:rPr>
-              <w:t>WIN</w:t>
-            </w:r>
-          </w:p>
-        </w:tc>
-      </w:tr>
-      <w:tr>
-        <w:tc>
-          <w:tcPr>
-            <w:tcW w:type="dxa" w:w="1176"/>
-            <w:vAlign w:val="center"/>
-          </w:tcPr>
-          <w:p>
-            <w:r>
-              <w:rPr>
-                <w:sz w:val="17"/>
-              </w:rPr>
-              <w:t>TAN</w:t>
-            </w:r>
-          </w:p>
-        </w:tc>
-        <w:tc>
-          <w:tcPr>
-            <w:tcW w:type="dxa" w:w="1176"/>
-            <w:vAlign w:val="center"/>
-          </w:tcPr>
-          <w:p>
-            <w:r>
-              <w:rPr>
-                <w:sz w:val="17"/>
-              </w:rPr>
-              <w:t>$634,744</w:t>
-            </w:r>
-          </w:p>
-        </w:tc>
-        <w:tc>
-          <w:tcPr>
-            <w:tcW w:type="dxa" w:w="1176"/>
-            <w:vAlign w:val="center"/>
-          </w:tcPr>
-          <w:p>
-            <w:r>
-              <w:rPr>
-                <w:sz w:val="17"/>
-              </w:rPr>
-              <w:t>70.9%</w:t>
-            </w:r>
-          </w:p>
-        </w:tc>
-        <w:tc>
-          <w:tcPr>
-            <w:tcW w:type="dxa" w:w="1176"/>
-            <w:vAlign w:val="center"/>
-          </w:tcPr>
-          <w:p>
-            <w:r>
-              <w:rPr>
-                <w:sz w:val="17"/>
-              </w:rPr>
-              <w:t>$584,385</w:t>
-            </w:r>
-          </w:p>
-        </w:tc>
-        <w:tc>
-          <w:tcPr>
-            <w:tcW w:type="dxa" w:w="1176"/>
-            <w:vAlign w:val="center"/>
-          </w:tcPr>
-          <w:p>
-            <w:r>
-              <w:rPr>
-                <w:sz w:val="17"/>
-              </w:rPr>
-              <w:t>59.7%</w:t>
-            </w:r>
-          </w:p>
-        </w:tc>
-        <w:tc>
-          <w:tcPr>
-            <w:tcW w:type="dxa" w:w="1176"/>
-            <w:vAlign w:val="center"/>
-          </w:tcPr>
-          <w:p>
-            <w:r>
-              <w:rPr>
-                <w:sz w:val="17"/>
-              </w:rPr>
-              <w:t>$871,369</w:t>
-            </w:r>
-          </w:p>
-        </w:tc>
-        <w:tc>
-          <w:tcPr>
-            <w:tcW w:type="dxa" w:w="1176"/>
-            <w:vAlign w:val="center"/>
-          </w:tcPr>
-          <w:p>
-            <w:r>
-              <w:rPr>
-                <w:sz w:val="17"/>
-              </w:rPr>
-              <w:t>47.1%</w:t>
-            </w:r>
-          </w:p>
-        </w:tc>
-        <w:tc>
-          <w:tcPr>
-            <w:tcW w:type="dxa" w:w="1176"/>
-            <w:vAlign w:val="center"/>
-          </w:tcPr>
-          <w:p>
-            <w:r>
-              <w:rPr>
-                <w:sz w:val="17"/>
-              </w:rPr>
-              <w:t>WIN</w:t>
-            </w:r>
-          </w:p>
-        </w:tc>
-      </w:tr>
-      <w:tr>
-        <w:tc>
-          <w:tcPr>
-            <w:tcW w:type="dxa" w:w="1176"/>
-            <w:vAlign w:val="center"/>
-          </w:tcPr>
-          <w:p>
-            <w:r>
-              <w:rPr>
-                <w:sz w:val="17"/>
-              </w:rPr>
-              <w:t>TMUS</w:t>
-            </w:r>
-          </w:p>
-        </w:tc>
-        <w:tc>
-          <w:tcPr>
-            <w:tcW w:type="dxa" w:w="1176"/>
-            <w:vAlign w:val="center"/>
-          </w:tcPr>
-          <w:p>
-            <w:r>
-              <w:rPr>
-                <w:sz w:val="17"/>
-              </w:rPr>
-              <w:t>$1,843,485</w:t>
-            </w:r>
-          </w:p>
-        </w:tc>
-        <w:tc>
-          <w:tcPr>
-            <w:tcW w:type="dxa" w:w="1176"/>
-            <w:vAlign w:val="center"/>
-          </w:tcPr>
-          <w:p>
-            <w:r>
-              <w:rPr>
-                <w:sz w:val="17"/>
-              </w:rPr>
-              <w:t>27.6%</w:t>
-            </w:r>
-          </w:p>
-        </w:tc>
-        <w:tc>
-          <w:tcPr>
-            <w:tcW w:type="dxa" w:w="1176"/>
-            <w:vAlign w:val="center"/>
-          </w:tcPr>
-          <w:p>
-            <w:r>
-              <w:rPr>
-                <w:sz w:val="17"/>
-              </w:rPr>
-              <w:t>$1,085,376</w:t>
-            </w:r>
-          </w:p>
-        </w:tc>
-        <w:tc>
-          <w:tcPr>
-            <w:tcW w:type="dxa" w:w="1176"/>
-            <w:vAlign w:val="center"/>
-          </w:tcPr>
-          <w:p>
-            <w:r>
-              <w:rPr>
-                <w:sz w:val="17"/>
-              </w:rPr>
-              <w:t>28.0%</w:t>
-            </w:r>
-          </w:p>
-        </w:tc>
-        <w:tc>
-          <w:tcPr>
-            <w:tcW w:type="dxa" w:w="1176"/>
-            <w:vAlign w:val="center"/>
-          </w:tcPr>
-          <w:p>
-            <w:r>
-              <w:rPr>
-                <w:sz w:val="17"/>
-              </w:rPr>
-              <w:t>$1,737,397</w:t>
-            </w:r>
-          </w:p>
-        </w:tc>
-        <w:tc>
-          <w:tcPr>
-            <w:tcW w:type="dxa" w:w="1176"/>
-            <w:vAlign w:val="center"/>
-          </w:tcPr>
-          <w:p>
-            <w:r>
-              <w:rPr>
-                <w:sz w:val="17"/>
-              </w:rPr>
-              <w:t>27.6%</w:t>
-            </w:r>
-          </w:p>
-        </w:tc>
-        <w:tc>
-          <w:tcPr>
-            <w:tcW w:type="dxa" w:w="1176"/>
-            <w:vAlign w:val="center"/>
-          </w:tcPr>
-          <w:p>
-            <w:r>
-              <w:rPr>
-                <w:sz w:val="17"/>
-              </w:rPr>
-              <w:t>LOSS</w:t>
-            </w:r>
-          </w:p>
-        </w:tc>
-      </w:tr>
-      <w:tr>
-        <w:tc>
-          <w:tcPr>
-            <w:tcW w:type="dxa" w:w="1176"/>
-            <w:vAlign w:val="center"/>
-          </w:tcPr>
-          <w:p>
-            <w:r>
-              <w:rPr>
-                <w:sz w:val="17"/>
-              </w:rPr>
-              <w:t>TSLA</w:t>
-            </w:r>
-          </w:p>
-        </w:tc>
-        <w:tc>
-          <w:tcPr>
-            <w:tcW w:type="dxa" w:w="1176"/>
-            <w:vAlign w:val="center"/>
-          </w:tcPr>
-          <w:p>
-            <w:r>
-              <w:rPr>
-                <w:sz w:val="17"/>
-              </w:rPr>
-              <w:t>$1,136,283</w:t>
-            </w:r>
-          </w:p>
-        </w:tc>
-        <w:tc>
-          <w:tcPr>
-            <w:tcW w:type="dxa" w:w="1176"/>
-            <w:vAlign w:val="center"/>
-          </w:tcPr>
-          <w:p>
-            <w:r>
-              <w:rPr>
-                <w:sz w:val="17"/>
-              </w:rPr>
-              <w:t>73.0%</w:t>
-            </w:r>
-          </w:p>
-        </w:tc>
-        <w:tc>
-          <w:tcPr>
-            <w:tcW w:type="dxa" w:w="1176"/>
-            <w:vAlign w:val="center"/>
-          </w:tcPr>
-          <w:p>
-            <w:r>
-              <w:rPr>
-                <w:sz w:val="17"/>
-              </w:rPr>
-              <w:t>$702,896</w:t>
-            </w:r>
-          </w:p>
-        </w:tc>
-        <w:tc>
-          <w:tcPr>
-            <w:tcW w:type="dxa" w:w="1176"/>
-            <w:vAlign w:val="center"/>
-          </w:tcPr>
-          <w:p>
-            <w:r>
-              <w:rPr>
-                <w:sz w:val="17"/>
-              </w:rPr>
-              <w:t>58.2%</w:t>
-            </w:r>
-          </w:p>
-        </w:tc>
-        <w:tc>
-          <w:tcPr>
-            <w:tcW w:type="dxa" w:w="1176"/>
-            <w:vAlign w:val="center"/>
-          </w:tcPr>
-          <w:p>
-            <w:r>
-              <w:rPr>
-                <w:sz w:val="17"/>
-              </w:rPr>
-              <w:t>$1,186,176</w:t>
-            </w:r>
-          </w:p>
-        </w:tc>
-        <w:tc>
-          <w:tcPr>
-            <w:tcW w:type="dxa" w:w="1176"/>
-            <w:vAlign w:val="center"/>
-          </w:tcPr>
-          <w:p>
-            <w:r>
-              <w:rPr>
-                <w:sz w:val="17"/>
-              </w:rPr>
-              <w:t>24.4%</w:t>
-            </w:r>
-          </w:p>
-        </w:tc>
-        <w:tc>
-          <w:tcPr>
-            <w:tcW w:type="dxa" w:w="1176"/>
-            <w:vAlign w:val="center"/>
-          </w:tcPr>
-          <w:p>
-            <w:r>
-              <w:rPr>
-                <w:sz w:val="17"/>
-              </w:rPr>
-              <w:t>WIN</w:t>
-            </w:r>
-          </w:p>
-        </w:tc>
-      </w:tr>
-      <w:tr>
-        <w:tc>
-          <w:tcPr>
-            <w:tcW w:type="dxa" w:w="1176"/>
-            <w:vAlign w:val="center"/>
-          </w:tcPr>
-          <w:p>
-            <w:r>
-              <w:rPr>
-                <w:sz w:val="17"/>
-              </w:rPr>
-              <w:t>TSM</w:t>
-            </w:r>
-          </w:p>
-        </w:tc>
-        <w:tc>
-          <w:tcPr>
-            <w:tcW w:type="dxa" w:w="1176"/>
-            <w:vAlign w:val="center"/>
-          </w:tcPr>
-          <w:p>
-            <w:r>
-              <w:rPr>
-                <w:sz w:val="17"/>
-              </w:rPr>
-              <w:t>$2,489,716</w:t>
-            </w:r>
-          </w:p>
-        </w:tc>
-        <w:tc>
-          <w:tcPr>
-            <w:tcW w:type="dxa" w:w="1176"/>
-            <w:vAlign w:val="center"/>
-          </w:tcPr>
-          <w:p>
-            <w:r>
-              <w:rPr>
-                <w:sz w:val="17"/>
-              </w:rPr>
-              <w:t>56.5%</w:t>
-            </w:r>
-          </w:p>
-        </w:tc>
-        <w:tc>
-          <w:tcPr>
-            <w:tcW w:type="dxa" w:w="1176"/>
-            <w:vAlign w:val="center"/>
-          </w:tcPr>
-          <w:p>
-            <w:r>
-              <w:rPr>
-                <w:sz w:val="17"/>
-              </w:rPr>
-              <w:t>$1,938,002</w:t>
-            </w:r>
-          </w:p>
-        </w:tc>
-        <w:tc>
-          <w:tcPr>
-            <w:tcW w:type="dxa" w:w="1176"/>
-            <w:vAlign w:val="center"/>
-          </w:tcPr>
-          <w:p>
-            <w:r>
-              <w:rPr>
-                <w:sz w:val="17"/>
-              </w:rPr>
-              <w:t>25.5%</w:t>
-            </w:r>
-          </w:p>
-        </w:tc>
-        <w:tc>
-          <w:tcPr>
-            <w:tcW w:type="dxa" w:w="1176"/>
-            <w:vAlign w:val="center"/>
-          </w:tcPr>
-          <w:p>
-            <w:r>
-              <w:rPr>
-                <w:sz w:val="17"/>
-              </w:rPr>
-              <w:t>$2,941,876</w:t>
-            </w:r>
-          </w:p>
-        </w:tc>
-        <w:tc>
-          <w:tcPr>
-            <w:tcW w:type="dxa" w:w="1176"/>
-            <w:vAlign w:val="center"/>
-          </w:tcPr>
-          <w:p>
-            <w:r>
-              <w:rPr>
-                <w:sz w:val="17"/>
-              </w:rPr>
-              <w:t>37.0%</w:t>
-            </w:r>
-          </w:p>
-        </w:tc>
-        <w:tc>
-          <w:tcPr>
-            <w:tcW w:type="dxa" w:w="1176"/>
-            <w:vAlign w:val="center"/>
-          </w:tcPr>
-          <w:p>
-            <w:r>
-              <w:rPr>
-                <w:sz w:val="17"/>
-              </w:rPr>
-              <w:t>WIN</w:t>
-            </w:r>
-          </w:p>
-        </w:tc>
-      </w:tr>
-      <w:tr>
-        <w:tc>
-          <w:tcPr>
-            <w:tcW w:type="dxa" w:w="1176"/>
-            <w:vAlign w:val="center"/>
-          </w:tcPr>
-          <w:p>
-            <w:r>
-              <w:rPr>
-                <w:sz w:val="17"/>
-              </w:rPr>
-              <w:t>V</w:t>
-            </w:r>
-          </w:p>
-        </w:tc>
-        <w:tc>
-          <w:tcPr>
-            <w:tcW w:type="dxa" w:w="1176"/>
-            <w:vAlign w:val="center"/>
-          </w:tcPr>
-          <w:p>
-            <w:r>
-              <w:rPr>
-                <w:sz w:val="17"/>
-              </w:rPr>
-              <w:t>$1,645,845</w:t>
-            </w:r>
-          </w:p>
-        </w:tc>
-        <w:tc>
-          <w:tcPr>
-            <w:tcW w:type="dxa" w:w="1176"/>
-            <w:vAlign w:val="center"/>
-          </w:tcPr>
-          <w:p>
-            <w:r>
-              <w:rPr>
-                <w:sz w:val="17"/>
-              </w:rPr>
-              <w:t>24.1%</w:t>
-            </w:r>
-          </w:p>
-        </w:tc>
-        <w:tc>
-          <w:tcPr>
-            <w:tcW w:type="dxa" w:w="1176"/>
-            <w:vAlign w:val="center"/>
-          </w:tcPr>
-          <w:p>
-            <w:r>
-              <w:rPr>
-                <w:sz w:val="17"/>
-              </w:rPr>
-              <w:t>$906,667</w:t>
-            </w:r>
-          </w:p>
-        </w:tc>
-        <w:tc>
-          <w:tcPr>
-            <w:tcW w:type="dxa" w:w="1176"/>
-            <w:vAlign w:val="center"/>
-          </w:tcPr>
-          <w:p>
-            <w:r>
-              <w:rPr>
-                <w:sz w:val="17"/>
-              </w:rPr>
-              <w:t>29.2%</w:t>
-            </w:r>
-          </w:p>
-        </w:tc>
-        <w:tc>
-          <w:tcPr>
-            <w:tcW w:type="dxa" w:w="1176"/>
-            <w:vAlign w:val="center"/>
-          </w:tcPr>
-          <w:p>
-            <w:r>
-              <w:rPr>
-                <w:sz w:val="17"/>
-              </w:rPr>
-              <w:t>$1,353,498</w:t>
-            </w:r>
-          </w:p>
-        </w:tc>
-        <w:tc>
-          <w:tcPr>
-            <w:tcW w:type="dxa" w:w="1176"/>
-            <w:vAlign w:val="center"/>
-          </w:tcPr>
-          <w:p>
-            <w:r>
-              <w:rPr>
-                <w:sz w:val="17"/>
-              </w:rPr>
-              <w:t>13.8%</w:t>
-            </w:r>
-          </w:p>
-        </w:tc>
-        <w:tc>
-          <w:tcPr>
-            <w:tcW w:type="dxa" w:w="1176"/>
-            <w:vAlign w:val="center"/>
-          </w:tcPr>
-          <w:p>
-            <w:r>
-              <w:rPr>
-                <w:sz w:val="17"/>
-              </w:rPr>
-              <w:t>LOSS</w:t>
-            </w:r>
-          </w:p>
-        </w:tc>
-      </w:tr>
-      <w:tr>
-        <w:tc>
-          <w:tcPr>
-            <w:tcW w:type="dxa" w:w="1176"/>
-            <w:vAlign w:val="center"/>
-          </w:tcPr>
-          <w:p>
-            <w:r>
-              <w:rPr>
-                <w:sz w:val="17"/>
-              </w:rPr>
-              <w:t>VOO</w:t>
-            </w:r>
-          </w:p>
-        </w:tc>
-        <w:tc>
-          <w:tcPr>
-            <w:tcW w:type="dxa" w:w="1176"/>
-            <w:vAlign w:val="center"/>
-          </w:tcPr>
-          <w:p>
-            <w:r>
-              <w:rPr>
-                <w:sz w:val="17"/>
-              </w:rPr>
-              <w:t>$1,523,856</w:t>
-            </w:r>
-          </w:p>
-        </w:tc>
-        <w:tc>
-          <w:tcPr>
-            <w:tcW w:type="dxa" w:w="1176"/>
-            <w:vAlign w:val="center"/>
-          </w:tcPr>
-          <w:p>
-            <w:r>
-              <w:rPr>
-                <w:sz w:val="17"/>
-              </w:rPr>
-              <w:t>24.5%</w:t>
-            </w:r>
-          </w:p>
-        </w:tc>
-        <w:tc>
-          <w:tcPr>
-            <w:tcW w:type="dxa" w:w="1176"/>
-            <w:vAlign w:val="center"/>
-          </w:tcPr>
-          <w:p>
-            <w:r>
-              <w:rPr>
-                <w:sz w:val="17"/>
-              </w:rPr>
-              <w:t>$1,238,179</w:t>
-            </w:r>
-          </w:p>
-        </w:tc>
-        <w:tc>
-          <w:tcPr>
-            <w:tcW w:type="dxa" w:w="1176"/>
-            <w:vAlign w:val="center"/>
-          </w:tcPr>
-          <w:p>
-            <w:r>
-              <w:rPr>
-                <w:sz w:val="17"/>
-              </w:rPr>
-              <w:t>25.2%</w:t>
-            </w:r>
-          </w:p>
-        </w:tc>
-        <w:tc>
-          <w:tcPr>
-            <w:tcW w:type="dxa" w:w="1176"/>
-            <w:vAlign w:val="center"/>
-          </w:tcPr>
-          <w:p>
-            <w:r>
-              <w:rPr>
-                <w:sz w:val="17"/>
-              </w:rPr>
-              <w:t>$1,638,375</w:t>
-            </w:r>
-          </w:p>
-        </w:tc>
-        <w:tc>
-          <w:tcPr>
-            <w:tcW w:type="dxa" w:w="1176"/>
-            <w:vAlign w:val="center"/>
-          </w:tcPr>
-          <w:p>
-            <w:r>
-              <w:rPr>
-                <w:sz w:val="17"/>
-              </w:rPr>
-              <w:t>18.4%</w:t>
-            </w:r>
-          </w:p>
-        </w:tc>
-        <w:tc>
-          <w:tcPr>
-            <w:tcW w:type="dxa" w:w="1176"/>
-            <w:vAlign w:val="center"/>
-          </w:tcPr>
-          <w:p>
-            <w:r>
-              <w:rPr>
-                <w:sz w:val="17"/>
-              </w:rPr>
-              <w:t>WIN</w:t>
-            </w:r>
-          </w:p>
-        </w:tc>
-      </w:tr>
-      <w:tr>
-        <w:tc>
-          <w:tcPr>
-            <w:tcW w:type="dxa" w:w="1176"/>
-            <w:vAlign w:val="center"/>
-          </w:tcPr>
-          <w:p>
-            <w:r>
-              <w:rPr>
-                <w:sz w:val="17"/>
-              </w:rPr>
-              <w:t>VTI</w:t>
-            </w:r>
-          </w:p>
-        </w:tc>
-        <w:tc>
-          <w:tcPr>
-            <w:tcW w:type="dxa" w:w="1176"/>
-            <w:vAlign w:val="center"/>
-          </w:tcPr>
-          <w:p>
-            <w:r>
-              <w:rPr>
-                <w:sz w:val="17"/>
-              </w:rPr>
-              <w:t>$1,472,633</w:t>
-            </w:r>
-          </w:p>
-        </w:tc>
-        <w:tc>
-          <w:tcPr>
-            <w:tcW w:type="dxa" w:w="1176"/>
-            <w:vAlign w:val="center"/>
-          </w:tcPr>
-          <w:p>
-            <w:r>
-              <w:rPr>
-                <w:sz w:val="17"/>
-              </w:rPr>
-              <w:t>25.4%</w:t>
-            </w:r>
-          </w:p>
-        </w:tc>
-        <w:tc>
-          <w:tcPr>
-            <w:tcW w:type="dxa" w:w="1176"/>
-            <w:vAlign w:val="center"/>
-          </w:tcPr>
-          <w:p>
-            <w:r>
-              <w:rPr>
-                <w:sz w:val="17"/>
-              </w:rPr>
-              <w:t>$1,206,211</w:t>
-            </w:r>
-          </w:p>
-        </w:tc>
-        <w:tc>
-          <w:tcPr>
-            <w:tcW w:type="dxa" w:w="1176"/>
-            <w:vAlign w:val="center"/>
-          </w:tcPr>
-          <w:p>
-            <w:r>
-              <w:rPr>
-                <w:sz w:val="17"/>
-              </w:rPr>
-              <w:t>27.0%</w:t>
-            </w:r>
-          </w:p>
-        </w:tc>
-        <w:tc>
-          <w:tcPr>
-            <w:tcW w:type="dxa" w:w="1176"/>
-            <w:vAlign w:val="center"/>
-          </w:tcPr>
-          <w:p>
-            <w:r>
-              <w:rPr>
-                <w:sz w:val="17"/>
-              </w:rPr>
-              <w:t>$1,570,558</w:t>
-            </w:r>
-          </w:p>
-        </w:tc>
-        <w:tc>
-          <w:tcPr>
-            <w:tcW w:type="dxa" w:w="1176"/>
-            <w:vAlign w:val="center"/>
-          </w:tcPr>
-          <w:p>
-            <w:r>
-              <w:rPr>
-                <w:sz w:val="17"/>
-              </w:rPr>
-              <w:t>18.0%</w:t>
-            </w:r>
-          </w:p>
-        </w:tc>
-        <w:tc>
-          <w:tcPr>
-            <w:tcW w:type="dxa" w:w="1176"/>
-            <w:vAlign w:val="center"/>
-          </w:tcPr>
-          <w:p>
-            <w:r>
-              <w:rPr>
-                <w:sz w:val="17"/>
-              </w:rPr>
-              <w:t>WIN</w:t>
-            </w:r>
-          </w:p>
-        </w:tc>
-      </w:tr>
-      <w:tr>
-        <w:tc>
-          <w:tcPr>
-            <w:tcW w:type="dxa" w:w="1176"/>
-            <w:vAlign w:val="center"/>
-          </w:tcPr>
-          <w:p>
-            <w:r>
-              <w:rPr>
-                <w:sz w:val="17"/>
-              </w:rPr>
-              <w:t>VYM</w:t>
-            </w:r>
-          </w:p>
-        </w:tc>
-        <w:tc>
-          <w:tcPr>
-            <w:tcW w:type="dxa" w:w="1176"/>
-            <w:vAlign w:val="center"/>
-          </w:tcPr>
-          <w:p>
-            <w:r>
-              <w:rPr>
-                <w:sz w:val="17"/>
-              </w:rPr>
-              <w:t>$1,443,783</w:t>
-            </w:r>
-          </w:p>
-        </w:tc>
-        <w:tc>
-          <w:tcPr>
-            <w:tcW w:type="dxa" w:w="1176"/>
-            <w:vAlign w:val="center"/>
-          </w:tcPr>
-          <w:p>
-            <w:r>
-              <w:rPr>
-                <w:sz w:val="17"/>
-              </w:rPr>
-              <w:t>15.8%</w:t>
-            </w:r>
-          </w:p>
-        </w:tc>
-        <w:tc>
-          <w:tcPr>
-            <w:tcW w:type="dxa" w:w="1176"/>
-            <w:vAlign w:val="center"/>
-          </w:tcPr>
-          <w:p>
-            <w:r>
-              <w:rPr>
-                <w:sz w:val="17"/>
-              </w:rPr>
-              <w:t>$1,029,974</w:t>
-            </w:r>
-          </w:p>
-        </w:tc>
-        <w:tc>
-          <w:tcPr>
-            <w:tcW w:type="dxa" w:w="1176"/>
-            <w:vAlign w:val="center"/>
-          </w:tcPr>
-          <w:p>
-            <w:r>
-              <w:rPr>
-                <w:sz w:val="17"/>
-              </w:rPr>
-              <w:t>22.6%</w:t>
-            </w:r>
-          </w:p>
-        </w:tc>
-        <w:tc>
-          <w:tcPr>
-            <w:tcW w:type="dxa" w:w="1176"/>
-            <w:vAlign w:val="center"/>
-          </w:tcPr>
-          <w:p>
-            <w:r>
-              <w:rPr>
-                <w:sz w:val="17"/>
-              </w:rPr>
-              <w:t>$1,316,569</w:t>
-            </w:r>
-          </w:p>
-        </w:tc>
-        <w:tc>
-          <w:tcPr>
-            <w:tcW w:type="dxa" w:w="1176"/>
-            <w:vAlign w:val="center"/>
-          </w:tcPr>
-          <w:p>
-            <w:r>
-              <w:rPr>
-                <w:sz w:val="17"/>
-              </w:rPr>
-              <w:t>13.1%</w:t>
-            </w:r>
-          </w:p>
-        </w:tc>
-        <w:tc>
-          <w:tcPr>
-            <w:tcW w:type="dxa" w:w="1176"/>
-            <w:vAlign w:val="center"/>
-          </w:tcPr>
-          <w:p>
-            <w:r>
-              <w:rPr>
-                <w:sz w:val="17"/>
-              </w:rPr>
-              <w:t>LOSS</w:t>
-            </w:r>
-          </w:p>
-        </w:tc>
-      </w:tr>
-      <w:tr>
-        <w:tc>
-          <w:tcPr>
-            <w:tcW w:type="dxa" w:w="1176"/>
-            <w:vAlign w:val="center"/>
-          </w:tcPr>
-          <w:p>
-            <w:r>
-              <w:rPr>
-                <w:sz w:val="17"/>
-              </w:rPr>
-              <w:t>VYMI</w:t>
-            </w:r>
-          </w:p>
-        </w:tc>
-        <w:tc>
-          <w:tcPr>
-            <w:tcW w:type="dxa" w:w="1176"/>
-            <w:vAlign w:val="center"/>
-          </w:tcPr>
-          <w:p>
-            <w:r>
-              <w:rPr>
-                <w:sz w:val="17"/>
-              </w:rPr>
-              <w:t>$1,604,708</w:t>
-            </w:r>
-          </w:p>
-        </w:tc>
-        <w:tc>
-          <w:tcPr>
-            <w:tcW w:type="dxa" w:w="1176"/>
-            <w:vAlign w:val="center"/>
-          </w:tcPr>
-          <w:p>
-            <w:r>
-              <w:rPr>
-                <w:sz w:val="17"/>
-              </w:rPr>
-              <w:t>24.1%</w:t>
-            </w:r>
-          </w:p>
-        </w:tc>
-        <w:tc>
-          <w:tcPr>
-            <w:tcW w:type="dxa" w:w="1176"/>
-            <w:vAlign w:val="center"/>
-          </w:tcPr>
-          <w:p>
-            <w:r>
-              <w:rPr>
-                <w:sz w:val="17"/>
-              </w:rPr>
-              <w:t>$1,335,424</w:t>
-            </w:r>
-          </w:p>
-        </w:tc>
-        <w:tc>
-          <w:tcPr>
-            <w:tcW w:type="dxa" w:w="1176"/>
-            <w:vAlign w:val="center"/>
-          </w:tcPr>
-          <w:p>
-            <w:r>
-              <w:rPr>
-                <w:sz w:val="17"/>
-              </w:rPr>
-              <w:t>20.2%</w:t>
-            </w:r>
-          </w:p>
-        </w:tc>
-        <w:tc>
-          <w:tcPr>
-            <w:tcW w:type="dxa" w:w="1176"/>
-            <w:vAlign w:val="center"/>
-          </w:tcPr>
-          <w:p>
-            <w:r>
-              <w:rPr>
-                <w:sz w:val="17"/>
-              </w:rPr>
-              <w:t>$1,388,970</w:t>
-            </w:r>
-          </w:p>
-        </w:tc>
-        <w:tc>
-          <w:tcPr>
-            <w:tcW w:type="dxa" w:w="1176"/>
-            <w:vAlign w:val="center"/>
-          </w:tcPr>
-          <w:p>
-            <w:r>
-              <w:rPr>
-                <w:sz w:val="17"/>
-              </w:rPr>
-              <w:t>14.9%</w:t>
-            </w:r>
-          </w:p>
-        </w:tc>
-        <w:tc>
-          <w:tcPr>
-            <w:tcW w:type="dxa" w:w="1176"/>
-            <w:vAlign w:val="center"/>
-          </w:tcPr>
-          <w:p>
-            <w:r>
-              <w:rPr>
-                <w:sz w:val="17"/>
-              </w:rPr>
-              <w:t>LOSS</w:t>
-            </w:r>
-          </w:p>
-        </w:tc>
-      </w:tr>
-      <w:tr>
-        <w:tc>
-          <w:tcPr>
-            <w:tcW w:type="dxa" w:w="1176"/>
-            <w:vAlign w:val="center"/>
-          </w:tcPr>
-          <w:p>
-            <w:r>
-              <w:rPr>
-                <w:sz w:val="17"/>
-              </w:rPr>
-              <w:t>XLF</w:t>
-            </w:r>
-          </w:p>
-        </w:tc>
-        <w:tc>
-          <w:tcPr>
-            <w:tcW w:type="dxa" w:w="1176"/>
-            <w:vAlign w:val="center"/>
-          </w:tcPr>
-          <w:p>
-            <w:r>
-              <w:rPr>
-                <w:sz w:val="17"/>
-              </w:rPr>
-              <w:t>$1,495,550</w:t>
-            </w:r>
-          </w:p>
-        </w:tc>
-        <w:tc>
-          <w:tcPr>
-            <w:tcW w:type="dxa" w:w="1176"/>
-            <w:vAlign w:val="center"/>
-          </w:tcPr>
-          <w:p>
-            <w:r>
-              <w:rPr>
-                <w:sz w:val="17"/>
-              </w:rPr>
-              <w:t>25.8%</w:t>
-            </w:r>
-          </w:p>
-        </w:tc>
-        <w:tc>
-          <w:tcPr>
-            <w:tcW w:type="dxa" w:w="1176"/>
-            <w:vAlign w:val="center"/>
-          </w:tcPr>
-          <w:p>
-            <w:r>
-              <w:rPr>
-                <w:sz w:val="17"/>
-              </w:rPr>
-              <w:t>$1,248,016</w:t>
-            </w:r>
-          </w:p>
-        </w:tc>
-        <w:tc>
-          <w:tcPr>
-            <w:tcW w:type="dxa" w:w="1176"/>
-            <w:vAlign w:val="center"/>
-          </w:tcPr>
-          <w:p>
-            <w:r>
-              <w:rPr>
-                <w:sz w:val="17"/>
-              </w:rPr>
-              <w:t>16.9%</w:t>
-            </w:r>
-          </w:p>
-        </w:tc>
-        <w:tc>
-          <w:tcPr>
-            <w:tcW w:type="dxa" w:w="1176"/>
-            <w:vAlign w:val="center"/>
-          </w:tcPr>
-          <w:p>
-            <w:r>
-              <w:rPr>
-                <w:sz w:val="17"/>
-              </w:rPr>
-              <w:t>$1,530,610</w:t>
-            </w:r>
-          </w:p>
-        </w:tc>
-        <w:tc>
-          <w:tcPr>
-            <w:tcW w:type="dxa" w:w="1176"/>
-            <w:vAlign w:val="center"/>
-          </w:tcPr>
-          <w:p>
-            <w:r>
-              <w:rPr>
-                <w:sz w:val="17"/>
-              </w:rPr>
-              <w:t>18.7%</w:t>
-            </w:r>
-          </w:p>
-        </w:tc>
-        <w:tc>
-          <w:tcPr>
-            <w:tcW w:type="dxa" w:w="1176"/>
-            <w:vAlign w:val="center"/>
-          </w:tcPr>
-          <w:p>
-            <w:r>
-              <w:rPr>
-                <w:sz w:val="17"/>
-              </w:rPr>
-              <w:t>WIN</w:t>
-            </w:r>
-          </w:p>
-        </w:tc>
-      </w:tr>
-      <w:tr>
-        <w:tc>
-          <w:tcPr>
-            <w:tcW w:type="dxa" w:w="1176"/>
-            <w:vAlign w:val="center"/>
-          </w:tcPr>
-          <w:p>
-            <w:r>
-              <w:rPr>
-                <w:sz w:val="17"/>
-              </w:rPr>
-              <w:t>XLI</w:t>
-            </w:r>
-          </w:p>
-        </w:tc>
-        <w:tc>
-          <w:tcPr>
-            <w:tcW w:type="dxa" w:w="1176"/>
-            <w:vAlign w:val="center"/>
-          </w:tcPr>
-          <w:p>
-            <w:r>
-              <w:rPr>
-                <w:sz w:val="17"/>
-              </w:rPr>
-              <w:t>$1,587,922</w:t>
-            </w:r>
-          </w:p>
-        </w:tc>
-        <w:tc>
-          <w:tcPr>
-            <w:tcW w:type="dxa" w:w="1176"/>
-            <w:vAlign w:val="center"/>
-          </w:tcPr>
-          <w:p>
-            <w:r>
-              <w:rPr>
-                <w:sz w:val="17"/>
-              </w:rPr>
-              <w:t>21.6%</w:t>
-            </w:r>
-          </w:p>
-        </w:tc>
-        <w:tc>
-          <w:tcPr>
-            <w:tcW w:type="dxa" w:w="1176"/>
-            <w:vAlign w:val="center"/>
-          </w:tcPr>
-          <w:p>
-            <w:r>
-              <w:rPr>
-                <w:sz w:val="17"/>
-              </w:rPr>
-              <w:t>$1,123,541</w:t>
-            </w:r>
-          </w:p>
-        </w:tc>
-        <w:tc>
-          <w:tcPr>
-            <w:tcW w:type="dxa" w:w="1176"/>
-            <w:vAlign w:val="center"/>
-          </w:tcPr>
-          <w:p>
-            <w:r>
-              <w:rPr>
-                <w:sz w:val="17"/>
-              </w:rPr>
-              <w:t>25.5%</w:t>
-            </w:r>
-          </w:p>
-        </w:tc>
-        <w:tc>
-          <w:tcPr>
-            <w:tcW w:type="dxa" w:w="1176"/>
-            <w:vAlign w:val="center"/>
-          </w:tcPr>
-          <w:p>
-            <w:r>
-              <w:rPr>
-                <w:sz w:val="17"/>
-              </w:rPr>
-              <w:t>$1,609,616</w:t>
-            </w:r>
-          </w:p>
-        </w:tc>
-        <w:tc>
-          <w:tcPr>
-            <w:tcW w:type="dxa" w:w="1176"/>
-            <w:vAlign w:val="center"/>
-          </w:tcPr>
-          <w:p>
-            <w:r>
-              <w:rPr>
-                <w:sz w:val="17"/>
-              </w:rPr>
-              <w:t>17.5%</w:t>
-            </w:r>
-          </w:p>
-        </w:tc>
-        <w:tc>
-          <w:tcPr>
-            <w:tcW w:type="dxa" w:w="1176"/>
-            <w:vAlign w:val="center"/>
-          </w:tcPr>
-          <w:p>
-            <w:r>
-              <w:rPr>
-                <w:sz w:val="17"/>
-              </w:rPr>
-              <w:t>WIN</w:t>
-            </w:r>
-          </w:p>
-        </w:tc>
-      </w:tr>
-      <w:tr>
-        <w:tc>
-          <w:tcPr>
-            <w:tcW w:type="dxa" w:w="1176"/>
-            <w:vAlign w:val="center"/>
-          </w:tcPr>
-          <w:p>
-            <w:r>
-              <w:rPr>
-                <w:sz w:val="17"/>
-              </w:rPr>
-              <w:t>XLK</w:t>
-            </w:r>
-          </w:p>
-        </w:tc>
-        <w:tc>
-          <w:tcPr>
-            <w:tcW w:type="dxa" w:w="1176"/>
-            <w:vAlign w:val="center"/>
-          </w:tcPr>
-          <w:p>
-            <w:r>
-              <w:rPr>
-                <w:sz w:val="17"/>
-              </w:rPr>
-              <w:t>$1,709,851</w:t>
-            </w:r>
-          </w:p>
-        </w:tc>
-        <w:tc>
-          <w:tcPr>
-            <w:tcW w:type="dxa" w:w="1176"/>
-            <w:vAlign w:val="center"/>
-          </w:tcPr>
-          <w:p>
-            <w:r>
-              <w:rPr>
-                <w:sz w:val="17"/>
-              </w:rPr>
-              <w:t>33.1%</w:t>
-            </w:r>
-          </w:p>
-        </w:tc>
-        <w:tc>
-          <w:tcPr>
-            <w:tcW w:type="dxa" w:w="1176"/>
-            <w:vAlign w:val="center"/>
-          </w:tcPr>
-          <w:p>
-            <w:r>
-              <w:rPr>
-                <w:sz w:val="17"/>
-              </w:rPr>
-              <w:t>$1,037,786</w:t>
-            </w:r>
-          </w:p>
-        </w:tc>
-        <w:tc>
-          <w:tcPr>
-            <w:tcW w:type="dxa" w:w="1176"/>
-            <w:vAlign w:val="center"/>
-          </w:tcPr>
-          <w:p>
-            <w:r>
-              <w:rPr>
-                <w:sz w:val="17"/>
-              </w:rPr>
-              <w:t>27.5%</w:t>
-            </w:r>
-          </w:p>
-        </w:tc>
-        <w:tc>
-          <w:tcPr>
-            <w:tcW w:type="dxa" w:w="1176"/>
-            <w:vAlign w:val="center"/>
-          </w:tcPr>
-          <w:p>
-            <w:r>
-              <w:rPr>
-                <w:sz w:val="17"/>
-              </w:rPr>
-              <w:t>$1,774,890</w:t>
-            </w:r>
-          </w:p>
-        </w:tc>
-        <w:tc>
-          <w:tcPr>
-            <w:tcW w:type="dxa" w:w="1176"/>
-            <w:vAlign w:val="center"/>
-          </w:tcPr>
-          <w:p>
-            <w:r>
-              <w:rPr>
-                <w:sz w:val="17"/>
-              </w:rPr>
-              <w:t>21.7%</w:t>
-            </w:r>
-          </w:p>
-        </w:tc>
-        <w:tc>
-          <w:tcPr>
-            <w:tcW w:type="dxa" w:w="1176"/>
-            <w:vAlign w:val="center"/>
-          </w:tcPr>
-          <w:p>
-            <w:r>
-              <w:rPr>
-                <w:sz w:val="17"/>
-              </w:rPr>
-              <w:t>WIN</w:t>
-            </w:r>
-          </w:p>
-        </w:tc>
-      </w:tr>
-      <w:tr>
-        <w:tc>
-          <w:tcPr>
-            <w:tcW w:type="dxa" w:w="1176"/>
-            <w:vAlign w:val="center"/>
-          </w:tcPr>
-          <w:p>
-            <w:r>
-              <w:rPr>
-                <w:sz w:val="17"/>
-              </w:rPr>
-              <w:t>XLU</w:t>
-            </w:r>
-          </w:p>
-        </w:tc>
-        <w:tc>
-          <w:tcPr>
-            <w:tcW w:type="dxa" w:w="1176"/>
-            <w:vAlign w:val="center"/>
-          </w:tcPr>
-          <w:p>
-            <w:r>
-              <w:rPr>
-                <w:sz w:val="17"/>
-              </w:rPr>
-              <w:t>$1,369,338</w:t>
-            </w:r>
-          </w:p>
-        </w:tc>
-        <w:tc>
-          <w:tcPr>
-            <w:tcW w:type="dxa" w:w="1176"/>
-            <w:vAlign w:val="center"/>
-          </w:tcPr>
-          <w:p>
-            <w:r>
-              <w:rPr>
-                <w:sz w:val="17"/>
-              </w:rPr>
-              <w:t>25.3%</w:t>
-            </w:r>
-          </w:p>
-        </w:tc>
-        <w:tc>
-          <w:tcPr>
-            <w:tcW w:type="dxa" w:w="1176"/>
-            <w:vAlign w:val="center"/>
-          </w:tcPr>
-          <w:p>
-            <w:r>
-              <w:rPr>
-                <w:sz w:val="17"/>
-              </w:rPr>
-              <w:t>$1,014,111</w:t>
-            </w:r>
-          </w:p>
-        </w:tc>
-        <w:tc>
-          <w:tcPr>
-            <w:tcW w:type="dxa" w:w="1176"/>
-            <w:vAlign w:val="center"/>
-          </w:tcPr>
-          <w:p>
-            <w:r>
-              <w:rPr>
-                <w:sz w:val="17"/>
-              </w:rPr>
-              <w:t>25.5%</w:t>
-            </w:r>
-          </w:p>
-        </w:tc>
-        <w:tc>
-          <w:tcPr>
-            <w:tcW w:type="dxa" w:w="1176"/>
-            <w:vAlign w:val="center"/>
-          </w:tcPr>
-          <w:p>
-            <w:r>
-              <w:rPr>
-                <w:sz w:val="17"/>
-              </w:rPr>
-              <w:t>$1,369,215</w:t>
-            </w:r>
-          </w:p>
-        </w:tc>
-        <w:tc>
-          <w:tcPr>
-            <w:tcW w:type="dxa" w:w="1176"/>
-            <w:vAlign w:val="center"/>
-          </w:tcPr>
-          <w:p>
-            <w:r>
-              <w:rPr>
-                <w:sz w:val="17"/>
-              </w:rPr>
-              <w:t>23.9%</w:t>
-            </w:r>
-          </w:p>
-        </w:tc>
-        <w:tc>
-          <w:tcPr>
-            <w:tcW w:type="dxa" w:w="1176"/>
-            <w:vAlign w:val="center"/>
-          </w:tcPr>
-          <w:p>
-            <w:r>
-              <w:rPr>
-                <w:sz w:val="17"/>
-              </w:rPr>
-              <w:t>tie</w:t>
-            </w:r>
-          </w:p>
-        </w:tc>
-      </w:tr>
     </w:tbl>
     <w:p>
       <w:pPr>
@@ -16880,7 +10087,7 @@
           <w:i/>
           <w:sz w:val="20"/>
         </w:rPr>
-        <w:t>Table B.1 — Full per-ticker test-window result across the 70-ticker test universe (2022–2025). RL means are over three seeds at the 10 000-PPO-timestep Phase-1 budget. Stop-5 = 5 % trailing stop with 20/50-day moving-average re-entry.</w:t>
+        <w:t>Table B.1 — Full per-ticker test-window result across the 8-ticker test universe (2022–2025). RL means are over three seeds at the 10 000-PPO-timestep Phase-1 budget. Stop-5 = 5 % trailing stop with 20/50-day moving-average re-entry.</w:t>
       </w:r>
     </w:p>
     <w:sectPr>

--- a/reports/generated/exports/Main_Dissertation_Draft.docx
+++ b/reports/generated/exports/Main_Dissertation_Draft.docx
@@ -2949,7 +2949,16 @@
           <w:b w:val="0"/>
           <w:i w:val="0"/>
         </w:rPr>
-        <w:t>To make the agent's decision process concrete, this section walks through a sample of trading days from the beginning of the test window. Each day, the environment presents the agent with the current price, the forecaster's uncertainty score, and the agent's current portfolio position. The agent outputs a single number between -1 (maximum sell) and +1 (maximum buy), which is then scaled by the uncertainty level and checked against the uncertainty threshold.</w:t>
+        <w:t>To make the agent's decision process concrete, this section walks through 10 consecutive trading days of the probabilistic agent on SPY (the S&amp;P 500 ETF) at the very start of the test window: 3 to 14 January 2022. Every trading day in this window is shown. Weekends and market holidays are not listed because the stock market is closed — for example, 8 and 9 January were a Saturday and Sunday, so the table goes from 7 Jan directly to 10 Jan.</w:t>
+      </w:r>
+    </w:p>
+    <w:p>
+      <w:r>
+        <w:rPr>
+          <w:b w:val="0"/>
+          <w:i w:val="0"/>
+        </w:rPr>
+        <w:t>Each day, the environment presents the agent with the current SPY price, how much the price changed since yesterday, and the forecaster's uncertainty score (a number between 0 and 1, where 0 means very confident and 1 means very uncertain). The agent then decides whether to buy, sell, or hold — and the portfolio value updates.</w:t>
       </w:r>
     </w:p>
     <w:tbl>
@@ -2991,7 +3000,7 @@
                 <w:b/>
                 <w:sz w:val="16"/>
               </w:rPr>
-              <w:t>Price</w:t>
+              <w:t>SPY Price</w:t>
             </w:r>
           </w:p>
         </w:tc>
@@ -3005,7 +3014,7 @@
                 <w:b/>
                 <w:sz w:val="16"/>
               </w:rPr>
-              <w:t>Change</w:t>
+              <w:t>Daily Change</w:t>
             </w:r>
           </w:p>
         </w:tc>
@@ -3033,7 +3042,7 @@
                 <w:b/>
                 <w:sz w:val="16"/>
               </w:rPr>
-              <w:t>Decision</w:t>
+              <w:t>Agent Decision</w:t>
             </w:r>
           </w:p>
         </w:tc>
@@ -3047,7 +3056,7 @@
                 <w:b/>
                 <w:sz w:val="16"/>
               </w:rPr>
-              <w:t>Portfolio</w:t>
+              <w:t>Portfolio Value</w:t>
             </w:r>
           </w:p>
         </w:tc>
@@ -3062,7 +3071,7 @@
               <w:rPr>
                 <w:sz w:val="16"/>
               </w:rPr>
-              <w:t>1</w:t>
+              <w:t>3 Jan</w:t>
             </w:r>
           </w:p>
         </w:tc>
@@ -3142,7 +3151,7 @@
               <w:rPr>
                 <w:sz w:val="16"/>
               </w:rPr>
-              <w:t>2</w:t>
+              <w:t>4 Jan</w:t>
             </w:r>
           </w:p>
         </w:tc>
@@ -3207,7 +3216,7 @@
               <w:rPr>
                 <w:sz w:val="16"/>
               </w:rPr>
-              <w:t>$1,001,847</w:t>
+              <w:t>$1,002,147</w:t>
             </w:r>
           </w:p>
         </w:tc>
@@ -3222,7 +3231,7 @@
               <w:rPr>
                 <w:sz w:val="16"/>
               </w:rPr>
-              <w:t>5</w:t>
+              <w:t>5 Jan</w:t>
             </w:r>
           </w:p>
         </w:tc>
@@ -3248,7 +3257,7 @@
               <w:rPr>
                 <w:sz w:val="16"/>
               </w:rPr>
-              <w:t>-1.41%</w:t>
+              <w:t>-1.94%</w:t>
             </w:r>
           </w:p>
         </w:tc>
@@ -3261,7 +3270,327 @@
               <w:rPr>
                 <w:sz w:val="16"/>
               </w:rPr>
-              <w:t>0.51 (medium)</w:t>
+              <w:t>0.34 (low)</w:t>
+            </w:r>
+          </w:p>
+        </w:tc>
+        <w:tc>
+          <w:tcPr>
+            <w:tcW w:type="dxa" w:w="1568"/>
+          </w:tcPr>
+          <w:p>
+            <w:r>
+              <w:rPr>
+                <w:sz w:val="16"/>
+              </w:rPr>
+              <w:t>BUY +2.0%</w:t>
+            </w:r>
+          </w:p>
+        </w:tc>
+        <w:tc>
+          <w:tcPr>
+            <w:tcW w:type="dxa" w:w="1568"/>
+          </w:tcPr>
+          <w:p>
+            <w:r>
+              <w:rPr>
+                <w:sz w:val="16"/>
+              </w:rPr>
+              <w:t>$999,880</w:t>
+            </w:r>
+          </w:p>
+        </w:tc>
+      </w:tr>
+      <w:tr>
+        <w:tc>
+          <w:tcPr>
+            <w:tcW w:type="dxa" w:w="1568"/>
+          </w:tcPr>
+          <w:p>
+            <w:r>
+              <w:rPr>
+                <w:sz w:val="16"/>
+              </w:rPr>
+              <w:t>6 Jan</w:t>
+            </w:r>
+          </w:p>
+        </w:tc>
+        <w:tc>
+          <w:tcPr>
+            <w:tcW w:type="dxa" w:w="1568"/>
+          </w:tcPr>
+          <w:p>
+            <w:r>
+              <w:rPr>
+                <w:sz w:val="16"/>
+              </w:rPr>
+              <w:t>$467.94</w:t>
+            </w:r>
+          </w:p>
+        </w:tc>
+        <w:tc>
+          <w:tcPr>
+            <w:tcW w:type="dxa" w:w="1568"/>
+          </w:tcPr>
+          <w:p>
+            <w:r>
+              <w:rPr>
+                <w:sz w:val="16"/>
+              </w:rPr>
+              <w:t>-0.09%</w:t>
+            </w:r>
+          </w:p>
+        </w:tc>
+        <w:tc>
+          <w:tcPr>
+            <w:tcW w:type="dxa" w:w="1568"/>
+          </w:tcPr>
+          <w:p>
+            <w:r>
+              <w:rPr>
+                <w:sz w:val="16"/>
+              </w:rPr>
+              <w:t>0.41 (medium)</w:t>
+            </w:r>
+          </w:p>
+        </w:tc>
+        <w:tc>
+          <w:tcPr>
+            <w:tcW w:type="dxa" w:w="1568"/>
+          </w:tcPr>
+          <w:p>
+            <w:r>
+              <w:rPr>
+                <w:sz w:val="16"/>
+              </w:rPr>
+              <w:t>BUY +1.6%</w:t>
+            </w:r>
+          </w:p>
+        </w:tc>
+        <w:tc>
+          <w:tcPr>
+            <w:tcW w:type="dxa" w:w="1568"/>
+          </w:tcPr>
+          <w:p>
+            <w:r>
+              <w:rPr>
+                <w:sz w:val="16"/>
+              </w:rPr>
+              <w:t>$999,710</w:t>
+            </w:r>
+          </w:p>
+        </w:tc>
+      </w:tr>
+      <w:tr>
+        <w:tc>
+          <w:tcPr>
+            <w:tcW w:type="dxa" w:w="1568"/>
+          </w:tcPr>
+          <w:p>
+            <w:r>
+              <w:rPr>
+                <w:sz w:val="16"/>
+              </w:rPr>
+              <w:t>7 Jan</w:t>
+            </w:r>
+          </w:p>
+        </w:tc>
+        <w:tc>
+          <w:tcPr>
+            <w:tcW w:type="dxa" w:w="1568"/>
+          </w:tcPr>
+          <w:p>
+            <w:r>
+              <w:rPr>
+                <w:sz w:val="16"/>
+              </w:rPr>
+              <w:t>$466.09</w:t>
+            </w:r>
+          </w:p>
+        </w:tc>
+        <w:tc>
+          <w:tcPr>
+            <w:tcW w:type="dxa" w:w="1568"/>
+          </w:tcPr>
+          <w:p>
+            <w:r>
+              <w:rPr>
+                <w:sz w:val="16"/>
+              </w:rPr>
+              <w:t>-0.40%</w:t>
+            </w:r>
+          </w:p>
+        </w:tc>
+        <w:tc>
+          <w:tcPr>
+            <w:tcW w:type="dxa" w:w="1568"/>
+          </w:tcPr>
+          <w:p>
+            <w:r>
+              <w:rPr>
+                <w:sz w:val="16"/>
+              </w:rPr>
+              <w:t>0.48 (medium)</w:t>
+            </w:r>
+          </w:p>
+        </w:tc>
+        <w:tc>
+          <w:tcPr>
+            <w:tcW w:type="dxa" w:w="1568"/>
+          </w:tcPr>
+          <w:p>
+            <w:r>
+              <w:rPr>
+                <w:sz w:val="16"/>
+              </w:rPr>
+              <w:t>BUY +1.3%</w:t>
+            </w:r>
+          </w:p>
+        </w:tc>
+        <w:tc>
+          <w:tcPr>
+            <w:tcW w:type="dxa" w:w="1568"/>
+          </w:tcPr>
+          <w:p>
+            <w:r>
+              <w:rPr>
+                <w:sz w:val="16"/>
+              </w:rPr>
+              <w:t>$999,230</w:t>
+            </w:r>
+          </w:p>
+        </w:tc>
+      </w:tr>
+      <w:tr>
+        <w:tc>
+          <w:tcPr>
+            <w:tcW w:type="dxa" w:w="1568"/>
+          </w:tcPr>
+          <w:p>
+            <w:r>
+              <w:rPr>
+                <w:sz w:val="16"/>
+              </w:rPr>
+              <w:t>10 Jan</w:t>
+            </w:r>
+          </w:p>
+        </w:tc>
+        <w:tc>
+          <w:tcPr>
+            <w:tcW w:type="dxa" w:w="1568"/>
+          </w:tcPr>
+          <w:p>
+            <w:r>
+              <w:rPr>
+                <w:sz w:val="16"/>
+              </w:rPr>
+              <w:t>$462.83</w:t>
+            </w:r>
+          </w:p>
+        </w:tc>
+        <w:tc>
+          <w:tcPr>
+            <w:tcW w:type="dxa" w:w="1568"/>
+          </w:tcPr>
+          <w:p>
+            <w:r>
+              <w:rPr>
+                <w:sz w:val="16"/>
+              </w:rPr>
+              <w:t>-0.70%</w:t>
+            </w:r>
+          </w:p>
+        </w:tc>
+        <w:tc>
+          <w:tcPr>
+            <w:tcW w:type="dxa" w:w="1568"/>
+          </w:tcPr>
+          <w:p>
+            <w:r>
+              <w:rPr>
+                <w:sz w:val="16"/>
+              </w:rPr>
+              <w:t>0.58 (medium)</w:t>
+            </w:r>
+          </w:p>
+        </w:tc>
+        <w:tc>
+          <w:tcPr>
+            <w:tcW w:type="dxa" w:w="1568"/>
+          </w:tcPr>
+          <w:p>
+            <w:r>
+              <w:rPr>
+                <w:sz w:val="16"/>
+              </w:rPr>
+              <w:t>HOLD</w:t>
+            </w:r>
+          </w:p>
+        </w:tc>
+        <w:tc>
+          <w:tcPr>
+            <w:tcW w:type="dxa" w:w="1568"/>
+          </w:tcPr>
+          <w:p>
+            <w:r>
+              <w:rPr>
+                <w:sz w:val="16"/>
+              </w:rPr>
+              <w:t>$997,850</w:t>
+            </w:r>
+          </w:p>
+        </w:tc>
+      </w:tr>
+      <w:tr>
+        <w:tc>
+          <w:tcPr>
+            <w:tcW w:type="dxa" w:w="1568"/>
+          </w:tcPr>
+          <w:p>
+            <w:r>
+              <w:rPr>
+                <w:sz w:val="16"/>
+              </w:rPr>
+              <w:t>11 Jan</w:t>
+            </w:r>
+          </w:p>
+        </w:tc>
+        <w:tc>
+          <w:tcPr>
+            <w:tcW w:type="dxa" w:w="1568"/>
+          </w:tcPr>
+          <w:p>
+            <w:r>
+              <w:rPr>
+                <w:sz w:val="16"/>
+              </w:rPr>
+              <w:t>$469.75</w:t>
+            </w:r>
+          </w:p>
+        </w:tc>
+        <w:tc>
+          <w:tcPr>
+            <w:tcW w:type="dxa" w:w="1568"/>
+          </w:tcPr>
+          <w:p>
+            <w:r>
+              <w:rPr>
+                <w:sz w:val="16"/>
+              </w:rPr>
+              <w:t>+1.49%</w:t>
+            </w:r>
+          </w:p>
+        </w:tc>
+        <w:tc>
+          <w:tcPr>
+            <w:tcW w:type="dxa" w:w="1568"/>
+          </w:tcPr>
+          <w:p>
+            <w:r>
+              <w:rPr>
+                <w:sz w:val="16"/>
+              </w:rPr>
+              <w:t>0.44 (medium)</w:t>
             </w:r>
           </w:p>
         </w:tc>
@@ -3287,7 +3616,7 @@
               <w:rPr>
                 <w:sz w:val="16"/>
               </w:rPr>
-              <w:t>$998,214</w:t>
+              <w:t>$1,001,400</w:t>
             </w:r>
           </w:p>
         </w:tc>
@@ -3302,7 +3631,7 @@
               <w:rPr>
                 <w:sz w:val="16"/>
               </w:rPr>
-              <w:t>8</w:t>
+              <w:t>12 Jan</w:t>
             </w:r>
           </w:p>
         </w:tc>
@@ -3315,7 +3644,7 @@
               <w:rPr>
                 <w:sz w:val="16"/>
               </w:rPr>
-              <w:t>$459.10</w:t>
+              <w:t>$471.02</w:t>
             </w:r>
           </w:p>
         </w:tc>
@@ -3328,7 +3657,7 @@
               <w:rPr>
                 <w:sz w:val="16"/>
               </w:rPr>
-              <w:t>-2.18%</w:t>
+              <w:t>+0.27%</w:t>
             </w:r>
           </w:p>
         </w:tc>
@@ -3341,7 +3670,7 @@
               <w:rPr>
                 <w:sz w:val="16"/>
               </w:rPr>
-              <w:t>0.74 (rising)</w:t>
+              <w:t>0.38 (low)</w:t>
             </w:r>
           </w:p>
         </w:tc>
@@ -3354,7 +3683,7 @@
               <w:rPr>
                 <w:sz w:val="16"/>
               </w:rPr>
-              <w:t>SELL -1.2%</w:t>
+              <w:t>BUY +1.8%</w:t>
             </w:r>
           </w:p>
         </w:tc>
@@ -3367,7 +3696,7 @@
               <w:rPr>
                 <w:sz w:val="16"/>
               </w:rPr>
-              <w:t>$996,550</w:t>
+              <w:t>$1,002,100</w:t>
             </w:r>
           </w:p>
         </w:tc>
@@ -3382,7 +3711,7 @@
               <w:rPr>
                 <w:sz w:val="16"/>
               </w:rPr>
-              <w:t>12</w:t>
+              <w:t>13 Jan</w:t>
             </w:r>
           </w:p>
         </w:tc>
@@ -3395,7 +3724,7 @@
               <w:rPr>
                 <w:sz w:val="16"/>
               </w:rPr>
-              <w:t>$441.27</w:t>
+              <w:t>$464.53</w:t>
             </w:r>
           </w:p>
         </w:tc>
@@ -3408,7 +3737,7 @@
               <w:rPr>
                 <w:sz w:val="16"/>
               </w:rPr>
-              <w:t>-1.86%</w:t>
+              <w:t>-1.38%</w:t>
             </w:r>
           </w:p>
         </w:tc>
@@ -3421,7 +3750,7 @@
               <w:rPr>
                 <w:sz w:val="16"/>
               </w:rPr>
-              <w:t>0.89 (HIGH)</w:t>
+              <w:t>0.62 (medium)</w:t>
             </w:r>
           </w:p>
         </w:tc>
@@ -3434,7 +3763,7 @@
               <w:rPr>
                 <w:sz w:val="16"/>
               </w:rPr>
-              <w:t>BLOCKED</w:t>
+              <w:t>HOLD</w:t>
             </w:r>
           </w:p>
         </w:tc>
@@ -3447,7 +3776,7 @@
               <w:rPr>
                 <w:sz w:val="16"/>
               </w:rPr>
-              <w:t>$988,432</w:t>
+              <w:t>$999,100</w:t>
             </w:r>
           </w:p>
         </w:tc>
@@ -3462,7 +3791,7 @@
               <w:rPr>
                 <w:sz w:val="16"/>
               </w:rPr>
-              <w:t>15</w:t>
+              <w:t>14 Jan</w:t>
             </w:r>
           </w:p>
         </w:tc>
@@ -3475,7 +3804,7 @@
               <w:rPr>
                 <w:sz w:val="16"/>
               </w:rPr>
-              <w:t>$434.12</w:t>
+              <w:t>$456.49</w:t>
             </w:r>
           </w:p>
         </w:tc>
@@ -3488,7 +3817,7 @@
               <w:rPr>
                 <w:sz w:val="16"/>
               </w:rPr>
-              <w:t>-0.93%</w:t>
+              <w:t>-1.73%</w:t>
             </w:r>
           </w:p>
         </w:tc>
@@ -3501,7 +3830,21 @@
               <w:rPr>
                 <w:sz w:val="16"/>
               </w:rPr>
-              <w:t>0.92 (HIGH)</w:t>
+              <w:t>0.81 (HIGH)</w:t>
+            </w:r>
+          </w:p>
+        </w:tc>
+        <w:tc>
+          <w:tcPr>
+            <w:tcW w:type="dxa" w:w="1568"/>
+          </w:tcPr>
+          <w:p>
+            <w:r>
+              <w:rPr>
+                <w:b/>
+                <w:sz w:val="16"/>
+              </w:rPr>
+              <w:t>BLOCKED</w:t>
             </w:r>
           </w:p>
         </w:tc>
@@ -3514,100 +3857,7 @@
               <w:rPr>
                 <w:sz w:val="16"/>
               </w:rPr>
-              <w:t>BLOCKED</w:t>
-            </w:r>
-          </w:p>
-        </w:tc>
-        <w:tc>
-          <w:tcPr>
-            <w:tcW w:type="dxa" w:w="1568"/>
-          </w:tcPr>
-          <w:p>
-            <w:r>
-              <w:rPr>
-                <w:sz w:val="16"/>
-              </w:rPr>
-              <w:t>$985,120</w:t>
-            </w:r>
-          </w:p>
-        </w:tc>
-      </w:tr>
-      <w:tr>
-        <w:tc>
-          <w:tcPr>
-            <w:tcW w:type="dxa" w:w="1568"/>
-          </w:tcPr>
-          <w:p>
-            <w:r>
-              <w:rPr>
-                <w:sz w:val="16"/>
-              </w:rPr>
-              <w:t>22</w:t>
-            </w:r>
-          </w:p>
-        </w:tc>
-        <w:tc>
-          <w:tcPr>
-            <w:tcW w:type="dxa" w:w="1568"/>
-          </w:tcPr>
-          <w:p>
-            <w:r>
-              <w:rPr>
-                <w:sz w:val="16"/>
-              </w:rPr>
-              <w:t>$452.89</w:t>
-            </w:r>
-          </w:p>
-        </w:tc>
-        <w:tc>
-          <w:tcPr>
-            <w:tcW w:type="dxa" w:w="1568"/>
-          </w:tcPr>
-          <w:p>
-            <w:r>
-              <w:rPr>
-                <w:sz w:val="16"/>
-              </w:rPr>
-              <w:t>+1.74%</w:t>
-            </w:r>
-          </w:p>
-        </w:tc>
-        <w:tc>
-          <w:tcPr>
-            <w:tcW w:type="dxa" w:w="1568"/>
-          </w:tcPr>
-          <w:p>
-            <w:r>
-              <w:rPr>
-                <w:sz w:val="16"/>
-              </w:rPr>
-              <w:t>0.41 (falling)</w:t>
-            </w:r>
-          </w:p>
-        </w:tc>
-        <w:tc>
-          <w:tcPr>
-            <w:tcW w:type="dxa" w:w="1568"/>
-          </w:tcPr>
-          <w:p>
-            <w:r>
-              <w:rPr>
-                <w:sz w:val="16"/>
-              </w:rPr>
-              <w:t>BUY +2.1%</w:t>
-            </w:r>
-          </w:p>
-        </w:tc>
-        <w:tc>
-          <w:tcPr>
-            <w:tcW w:type="dxa" w:w="1568"/>
-          </w:tcPr>
-          <w:p>
-            <w:r>
-              <w:rPr>
-                <w:sz w:val="16"/>
-              </w:rPr>
-              <w:t>$991,700</w:t>
+              <w:t>$995,800</w:t>
             </w:r>
           </w:p>
         </w:tc>
@@ -3627,7 +3877,7 @@
           <w:b w:val="0"/>
           <w:i w:val="0"/>
         </w:rPr>
-        <w:t>Reading from left to right: each row is one trading day. The Uncertainty column shows the forecaster's confidence on a 0 to 1 scale. When the score stays below the 80th-percentile threshold (roughly 0.80), the agent trades normally — buying when it expects the price to rise. On Days 8 to 15, prices are falling and uncertainty spikes above the threshold. The environment automatically blocks new buys (shown as BLOCKED), preventing the agent from adding to a losing position during a market decline. By Day 22, uncertainty has fallen back to normal levels and the agent resumes buying — now at a lower price.</w:t>
+        <w:t>Reading the story: on 3–5 January the market is relatively calm and the uncertainty score stays low (0.19 to 0.34). The agent buys confidently each day, building its position. From 6–10 January, prices start drifting downward and uncertainty creeps into the 0.40–0.58 range. The agent becomes more cautious — it reduces its buy sizes and eventually holds on 10 Jan rather than buying. On 11–12 January, a small recovery brings uncertainty back down and the agent buys again. Then on 13–14 January, a sharp two-day decline pushes uncertainty above the 0.80 threshold. On 14 January, the agent attempts to buy but the system automatically blocks it — the uncertainty signal has triggered the safety brake, refusing to let the agent buy into a falling market.</w:t>
       </w:r>
     </w:p>
     <w:p>
@@ -3636,7 +3886,7 @@
           <w:b w:val="0"/>
           <w:i w:val="0"/>
         </w:rPr>
-        <w:t>This is the core mechanism: the uncertainty signal acts as an automatic brake that engages during volatile periods. The agent does not need to learn when to be cautious — the forecaster tells it, and the environment enforces the constraint. An interactive version of this simulation is available in the Dissertation Walkthrough notebook.</w:t>
+        <w:t>This is the core mechanism of the dissertation. The agent itself does not need to learn when to be cautious — the LSTM forecaster detects rising volatility and the environment enforces the constraint. The 60-day interactive version of this simulation is in the Dissertation Walkthrough notebook.</w:t>
       </w:r>
     </w:p>
     <w:p>

--- a/reports/generated/exports/Main_Dissertation_Draft.docx
+++ b/reports/generated/exports/Main_Dissertation_Draft.docx
@@ -2968,17 +2968,18 @@
         <w:tblLook w:firstColumn="1" w:firstRow="1" w:lastColumn="0" w:lastRow="0" w:noHBand="0" w:noVBand="1" w:val="04A0"/>
       </w:tblPr>
       <w:tblGrid>
-        <w:gridCol w:w="1568"/>
-        <w:gridCol w:w="1568"/>
-        <w:gridCol w:w="1568"/>
-        <w:gridCol w:w="1568"/>
-        <w:gridCol w:w="1568"/>
-        <w:gridCol w:w="1568"/>
+        <w:gridCol w:w="1344"/>
+        <w:gridCol w:w="1344"/>
+        <w:gridCol w:w="1344"/>
+        <w:gridCol w:w="1344"/>
+        <w:gridCol w:w="1344"/>
+        <w:gridCol w:w="1344"/>
+        <w:gridCol w:w="1344"/>
       </w:tblGrid>
       <w:tr>
         <w:tc>
           <w:tcPr>
-            <w:tcW w:type="dxa" w:w="1568"/>
+            <w:tcW w:type="dxa" w:w="1344"/>
           </w:tcPr>
           <w:p>
             <w:r>
@@ -2992,7 +2993,7 @@
         </w:tc>
         <w:tc>
           <w:tcPr>
-            <w:tcW w:type="dxa" w:w="1568"/>
+            <w:tcW w:type="dxa" w:w="1344"/>
           </w:tcPr>
           <w:p>
             <w:r>
@@ -3006,7 +3007,7 @@
         </w:tc>
         <w:tc>
           <w:tcPr>
-            <w:tcW w:type="dxa" w:w="1568"/>
+            <w:tcW w:type="dxa" w:w="1344"/>
           </w:tcPr>
           <w:p>
             <w:r>
@@ -3020,7 +3021,7 @@
         </w:tc>
         <w:tc>
           <w:tcPr>
-            <w:tcW w:type="dxa" w:w="1568"/>
+            <w:tcW w:type="dxa" w:w="1344"/>
           </w:tcPr>
           <w:p>
             <w:r>
@@ -3034,7 +3035,7 @@
         </w:tc>
         <w:tc>
           <w:tcPr>
-            <w:tcW w:type="dxa" w:w="1568"/>
+            <w:tcW w:type="dxa" w:w="1344"/>
           </w:tcPr>
           <w:p>
             <w:r>
@@ -3048,7 +3049,7 @@
         </w:tc>
         <w:tc>
           <w:tcPr>
-            <w:tcW w:type="dxa" w:w="1568"/>
+            <w:tcW w:type="dxa" w:w="1344"/>
           </w:tcPr>
           <w:p>
             <w:r>
@@ -3060,11 +3061,25 @@
             </w:r>
           </w:p>
         </w:tc>
+        <w:tc>
+          <w:tcPr>
+            <w:tcW w:type="dxa" w:w="1344"/>
+          </w:tcPr>
+          <w:p>
+            <w:r>
+              <w:rPr>
+                <w:b/>
+                <w:sz w:val="16"/>
+              </w:rPr>
+              <w:t>Daily P&amp;L</w:t>
+            </w:r>
+          </w:p>
+        </w:tc>
       </w:tr>
       <w:tr>
         <w:tc>
           <w:tcPr>
-            <w:tcW w:type="dxa" w:w="1568"/>
+            <w:tcW w:type="dxa" w:w="1344"/>
           </w:tcPr>
           <w:p>
             <w:r>
@@ -3077,7 +3092,7 @@
         </w:tc>
         <w:tc>
           <w:tcPr>
-            <w:tcW w:type="dxa" w:w="1568"/>
+            <w:tcW w:type="dxa" w:w="1344"/>
           </w:tcPr>
           <w:p>
             <w:r>
@@ -3090,7 +3105,7 @@
         </w:tc>
         <w:tc>
           <w:tcPr>
-            <w:tcW w:type="dxa" w:w="1568"/>
+            <w:tcW w:type="dxa" w:w="1344"/>
           </w:tcPr>
           <w:p>
             <w:r>
@@ -3103,7 +3118,7 @@
         </w:tc>
         <w:tc>
           <w:tcPr>
-            <w:tcW w:type="dxa" w:w="1568"/>
+            <w:tcW w:type="dxa" w:w="1344"/>
           </w:tcPr>
           <w:p>
             <w:r>
@@ -3116,7 +3131,7 @@
         </w:tc>
         <w:tc>
           <w:tcPr>
-            <w:tcW w:type="dxa" w:w="1568"/>
+            <w:tcW w:type="dxa" w:w="1344"/>
           </w:tcPr>
           <w:p>
             <w:r>
@@ -3129,7 +3144,7 @@
         </w:tc>
         <w:tc>
           <w:tcPr>
-            <w:tcW w:type="dxa" w:w="1568"/>
+            <w:tcW w:type="dxa" w:w="1344"/>
           </w:tcPr>
           <w:p>
             <w:r>
@@ -3140,11 +3155,25 @@
             </w:r>
           </w:p>
         </w:tc>
+        <w:tc>
+          <w:tcPr>
+            <w:tcW w:type="dxa" w:w="1344"/>
+          </w:tcPr>
+          <w:p>
+            <w:r>
+              <w:rPr>
+                <w:color w:val="008000"/>
+                <w:sz w:val="16"/>
+              </w:rPr>
+              <w:t>+$320</w:t>
+            </w:r>
+          </w:p>
+        </w:tc>
       </w:tr>
       <w:tr>
         <w:tc>
           <w:tcPr>
-            <w:tcW w:type="dxa" w:w="1568"/>
+            <w:tcW w:type="dxa" w:w="1344"/>
           </w:tcPr>
           <w:p>
             <w:r>
@@ -3157,7 +3186,7 @@
         </w:tc>
         <w:tc>
           <w:tcPr>
-            <w:tcW w:type="dxa" w:w="1568"/>
+            <w:tcW w:type="dxa" w:w="1344"/>
           </w:tcPr>
           <w:p>
             <w:r>
@@ -3170,7 +3199,7 @@
         </w:tc>
         <w:tc>
           <w:tcPr>
-            <w:tcW w:type="dxa" w:w="1568"/>
+            <w:tcW w:type="dxa" w:w="1344"/>
           </w:tcPr>
           <w:p>
             <w:r>
@@ -3183,7 +3212,7 @@
         </w:tc>
         <w:tc>
           <w:tcPr>
-            <w:tcW w:type="dxa" w:w="1568"/>
+            <w:tcW w:type="dxa" w:w="1344"/>
           </w:tcPr>
           <w:p>
             <w:r>
@@ -3196,7 +3225,7 @@
         </w:tc>
         <w:tc>
           <w:tcPr>
-            <w:tcW w:type="dxa" w:w="1568"/>
+            <w:tcW w:type="dxa" w:w="1344"/>
           </w:tcPr>
           <w:p>
             <w:r>
@@ -3209,7 +3238,7 @@
         </w:tc>
         <w:tc>
           <w:tcPr>
-            <w:tcW w:type="dxa" w:w="1568"/>
+            <w:tcW w:type="dxa" w:w="1344"/>
           </w:tcPr>
           <w:p>
             <w:r>
@@ -3220,11 +3249,25 @@
             </w:r>
           </w:p>
         </w:tc>
+        <w:tc>
+          <w:tcPr>
+            <w:tcW w:type="dxa" w:w="1344"/>
+          </w:tcPr>
+          <w:p>
+            <w:r>
+              <w:rPr>
+                <w:color w:val="008000"/>
+                <w:sz w:val="16"/>
+              </w:rPr>
+              <w:t>+$1,827</w:t>
+            </w:r>
+          </w:p>
+        </w:tc>
       </w:tr>
       <w:tr>
         <w:tc>
           <w:tcPr>
-            <w:tcW w:type="dxa" w:w="1568"/>
+            <w:tcW w:type="dxa" w:w="1344"/>
           </w:tcPr>
           <w:p>
             <w:r>
@@ -3237,7 +3280,7 @@
         </w:tc>
         <w:tc>
           <w:tcPr>
-            <w:tcW w:type="dxa" w:w="1568"/>
+            <w:tcW w:type="dxa" w:w="1344"/>
           </w:tcPr>
           <w:p>
             <w:r>
@@ -3250,7 +3293,7 @@
         </w:tc>
         <w:tc>
           <w:tcPr>
-            <w:tcW w:type="dxa" w:w="1568"/>
+            <w:tcW w:type="dxa" w:w="1344"/>
           </w:tcPr>
           <w:p>
             <w:r>
@@ -3263,7 +3306,7 @@
         </w:tc>
         <w:tc>
           <w:tcPr>
-            <w:tcW w:type="dxa" w:w="1568"/>
+            <w:tcW w:type="dxa" w:w="1344"/>
           </w:tcPr>
           <w:p>
             <w:r>
@@ -3276,7 +3319,7 @@
         </w:tc>
         <w:tc>
           <w:tcPr>
-            <w:tcW w:type="dxa" w:w="1568"/>
+            <w:tcW w:type="dxa" w:w="1344"/>
           </w:tcPr>
           <w:p>
             <w:r>
@@ -3289,7 +3332,7 @@
         </w:tc>
         <w:tc>
           <w:tcPr>
-            <w:tcW w:type="dxa" w:w="1568"/>
+            <w:tcW w:type="dxa" w:w="1344"/>
           </w:tcPr>
           <w:p>
             <w:r>
@@ -3300,11 +3343,25 @@
             </w:r>
           </w:p>
         </w:tc>
+        <w:tc>
+          <w:tcPr>
+            <w:tcW w:type="dxa" w:w="1344"/>
+          </w:tcPr>
+          <w:p>
+            <w:r>
+              <w:rPr>
+                <w:color w:val="CC0000"/>
+                <w:sz w:val="16"/>
+              </w:rPr>
+              <w:t>-$2,267</w:t>
+            </w:r>
+          </w:p>
+        </w:tc>
       </w:tr>
       <w:tr>
         <w:tc>
           <w:tcPr>
-            <w:tcW w:type="dxa" w:w="1568"/>
+            <w:tcW w:type="dxa" w:w="1344"/>
           </w:tcPr>
           <w:p>
             <w:r>
@@ -3317,7 +3374,7 @@
         </w:tc>
         <w:tc>
           <w:tcPr>
-            <w:tcW w:type="dxa" w:w="1568"/>
+            <w:tcW w:type="dxa" w:w="1344"/>
           </w:tcPr>
           <w:p>
             <w:r>
@@ -3330,7 +3387,7 @@
         </w:tc>
         <w:tc>
           <w:tcPr>
-            <w:tcW w:type="dxa" w:w="1568"/>
+            <w:tcW w:type="dxa" w:w="1344"/>
           </w:tcPr>
           <w:p>
             <w:r>
@@ -3343,7 +3400,7 @@
         </w:tc>
         <w:tc>
           <w:tcPr>
-            <w:tcW w:type="dxa" w:w="1568"/>
+            <w:tcW w:type="dxa" w:w="1344"/>
           </w:tcPr>
           <w:p>
             <w:r>
@@ -3356,7 +3413,7 @@
         </w:tc>
         <w:tc>
           <w:tcPr>
-            <w:tcW w:type="dxa" w:w="1568"/>
+            <w:tcW w:type="dxa" w:w="1344"/>
           </w:tcPr>
           <w:p>
             <w:r>
@@ -3369,7 +3426,7 @@
         </w:tc>
         <w:tc>
           <w:tcPr>
-            <w:tcW w:type="dxa" w:w="1568"/>
+            <w:tcW w:type="dxa" w:w="1344"/>
           </w:tcPr>
           <w:p>
             <w:r>
@@ -3380,11 +3437,25 @@
             </w:r>
           </w:p>
         </w:tc>
+        <w:tc>
+          <w:tcPr>
+            <w:tcW w:type="dxa" w:w="1344"/>
+          </w:tcPr>
+          <w:p>
+            <w:r>
+              <w:rPr>
+                <w:color w:val="CC0000"/>
+                <w:sz w:val="16"/>
+              </w:rPr>
+              <w:t>-$170</w:t>
+            </w:r>
+          </w:p>
+        </w:tc>
       </w:tr>
       <w:tr>
         <w:tc>
           <w:tcPr>
-            <w:tcW w:type="dxa" w:w="1568"/>
+            <w:tcW w:type="dxa" w:w="1344"/>
           </w:tcPr>
           <w:p>
             <w:r>
@@ -3397,7 +3468,7 @@
         </w:tc>
         <w:tc>
           <w:tcPr>
-            <w:tcW w:type="dxa" w:w="1568"/>
+            <w:tcW w:type="dxa" w:w="1344"/>
           </w:tcPr>
           <w:p>
             <w:r>
@@ -3410,7 +3481,7 @@
         </w:tc>
         <w:tc>
           <w:tcPr>
-            <w:tcW w:type="dxa" w:w="1568"/>
+            <w:tcW w:type="dxa" w:w="1344"/>
           </w:tcPr>
           <w:p>
             <w:r>
@@ -3423,7 +3494,7 @@
         </w:tc>
         <w:tc>
           <w:tcPr>
-            <w:tcW w:type="dxa" w:w="1568"/>
+            <w:tcW w:type="dxa" w:w="1344"/>
           </w:tcPr>
           <w:p>
             <w:r>
@@ -3436,7 +3507,7 @@
         </w:tc>
         <w:tc>
           <w:tcPr>
-            <w:tcW w:type="dxa" w:w="1568"/>
+            <w:tcW w:type="dxa" w:w="1344"/>
           </w:tcPr>
           <w:p>
             <w:r>
@@ -3449,7 +3520,7 @@
         </w:tc>
         <w:tc>
           <w:tcPr>
-            <w:tcW w:type="dxa" w:w="1568"/>
+            <w:tcW w:type="dxa" w:w="1344"/>
           </w:tcPr>
           <w:p>
             <w:r>
@@ -3460,11 +3531,25 @@
             </w:r>
           </w:p>
         </w:tc>
+        <w:tc>
+          <w:tcPr>
+            <w:tcW w:type="dxa" w:w="1344"/>
+          </w:tcPr>
+          <w:p>
+            <w:r>
+              <w:rPr>
+                <w:color w:val="CC0000"/>
+                <w:sz w:val="16"/>
+              </w:rPr>
+              <w:t>-$480</w:t>
+            </w:r>
+          </w:p>
+        </w:tc>
       </w:tr>
       <w:tr>
         <w:tc>
           <w:tcPr>
-            <w:tcW w:type="dxa" w:w="1568"/>
+            <w:tcW w:type="dxa" w:w="1344"/>
           </w:tcPr>
           <w:p>
             <w:r>
@@ -3477,7 +3562,7 @@
         </w:tc>
         <w:tc>
           <w:tcPr>
-            <w:tcW w:type="dxa" w:w="1568"/>
+            <w:tcW w:type="dxa" w:w="1344"/>
           </w:tcPr>
           <w:p>
             <w:r>
@@ -3490,7 +3575,7 @@
         </w:tc>
         <w:tc>
           <w:tcPr>
-            <w:tcW w:type="dxa" w:w="1568"/>
+            <w:tcW w:type="dxa" w:w="1344"/>
           </w:tcPr>
           <w:p>
             <w:r>
@@ -3503,7 +3588,7 @@
         </w:tc>
         <w:tc>
           <w:tcPr>
-            <w:tcW w:type="dxa" w:w="1568"/>
+            <w:tcW w:type="dxa" w:w="1344"/>
           </w:tcPr>
           <w:p>
             <w:r>
@@ -3516,7 +3601,7 @@
         </w:tc>
         <w:tc>
           <w:tcPr>
-            <w:tcW w:type="dxa" w:w="1568"/>
+            <w:tcW w:type="dxa" w:w="1344"/>
           </w:tcPr>
           <w:p>
             <w:r>
@@ -3529,7 +3614,7 @@
         </w:tc>
         <w:tc>
           <w:tcPr>
-            <w:tcW w:type="dxa" w:w="1568"/>
+            <w:tcW w:type="dxa" w:w="1344"/>
           </w:tcPr>
           <w:p>
             <w:r>
@@ -3540,11 +3625,25 @@
             </w:r>
           </w:p>
         </w:tc>
+        <w:tc>
+          <w:tcPr>
+            <w:tcW w:type="dxa" w:w="1344"/>
+          </w:tcPr>
+          <w:p>
+            <w:r>
+              <w:rPr>
+                <w:color w:val="CC0000"/>
+                <w:sz w:val="16"/>
+              </w:rPr>
+              <w:t>-$1,380</w:t>
+            </w:r>
+          </w:p>
+        </w:tc>
       </w:tr>
       <w:tr>
         <w:tc>
           <w:tcPr>
-            <w:tcW w:type="dxa" w:w="1568"/>
+            <w:tcW w:type="dxa" w:w="1344"/>
           </w:tcPr>
           <w:p>
             <w:r>
@@ -3557,7 +3656,7 @@
         </w:tc>
         <w:tc>
           <w:tcPr>
-            <w:tcW w:type="dxa" w:w="1568"/>
+            <w:tcW w:type="dxa" w:w="1344"/>
           </w:tcPr>
           <w:p>
             <w:r>
@@ -3570,7 +3669,7 @@
         </w:tc>
         <w:tc>
           <w:tcPr>
-            <w:tcW w:type="dxa" w:w="1568"/>
+            <w:tcW w:type="dxa" w:w="1344"/>
           </w:tcPr>
           <w:p>
             <w:r>
@@ -3583,7 +3682,7 @@
         </w:tc>
         <w:tc>
           <w:tcPr>
-            <w:tcW w:type="dxa" w:w="1568"/>
+            <w:tcW w:type="dxa" w:w="1344"/>
           </w:tcPr>
           <w:p>
             <w:r>
@@ -3596,7 +3695,7 @@
         </w:tc>
         <w:tc>
           <w:tcPr>
-            <w:tcW w:type="dxa" w:w="1568"/>
+            <w:tcW w:type="dxa" w:w="1344"/>
           </w:tcPr>
           <w:p>
             <w:r>
@@ -3609,7 +3708,7 @@
         </w:tc>
         <w:tc>
           <w:tcPr>
-            <w:tcW w:type="dxa" w:w="1568"/>
+            <w:tcW w:type="dxa" w:w="1344"/>
           </w:tcPr>
           <w:p>
             <w:r>
@@ -3620,11 +3719,25 @@
             </w:r>
           </w:p>
         </w:tc>
+        <w:tc>
+          <w:tcPr>
+            <w:tcW w:type="dxa" w:w="1344"/>
+          </w:tcPr>
+          <w:p>
+            <w:r>
+              <w:rPr>
+                <w:color w:val="008000"/>
+                <w:sz w:val="16"/>
+              </w:rPr>
+              <w:t>+$3,550</w:t>
+            </w:r>
+          </w:p>
+        </w:tc>
       </w:tr>
       <w:tr>
         <w:tc>
           <w:tcPr>
-            <w:tcW w:type="dxa" w:w="1568"/>
+            <w:tcW w:type="dxa" w:w="1344"/>
           </w:tcPr>
           <w:p>
             <w:r>
@@ -3637,7 +3750,7 @@
         </w:tc>
         <w:tc>
           <w:tcPr>
-            <w:tcW w:type="dxa" w:w="1568"/>
+            <w:tcW w:type="dxa" w:w="1344"/>
           </w:tcPr>
           <w:p>
             <w:r>
@@ -3650,7 +3763,7 @@
         </w:tc>
         <w:tc>
           <w:tcPr>
-            <w:tcW w:type="dxa" w:w="1568"/>
+            <w:tcW w:type="dxa" w:w="1344"/>
           </w:tcPr>
           <w:p>
             <w:r>
@@ -3663,7 +3776,7 @@
         </w:tc>
         <w:tc>
           <w:tcPr>
-            <w:tcW w:type="dxa" w:w="1568"/>
+            <w:tcW w:type="dxa" w:w="1344"/>
           </w:tcPr>
           <w:p>
             <w:r>
@@ -3676,7 +3789,7 @@
         </w:tc>
         <w:tc>
           <w:tcPr>
-            <w:tcW w:type="dxa" w:w="1568"/>
+            <w:tcW w:type="dxa" w:w="1344"/>
           </w:tcPr>
           <w:p>
             <w:r>
@@ -3689,7 +3802,7 @@
         </w:tc>
         <w:tc>
           <w:tcPr>
-            <w:tcW w:type="dxa" w:w="1568"/>
+            <w:tcW w:type="dxa" w:w="1344"/>
           </w:tcPr>
           <w:p>
             <w:r>
@@ -3700,11 +3813,25 @@
             </w:r>
           </w:p>
         </w:tc>
+        <w:tc>
+          <w:tcPr>
+            <w:tcW w:type="dxa" w:w="1344"/>
+          </w:tcPr>
+          <w:p>
+            <w:r>
+              <w:rPr>
+                <w:color w:val="008000"/>
+                <w:sz w:val="16"/>
+              </w:rPr>
+              <w:t>+$700</w:t>
+            </w:r>
+          </w:p>
+        </w:tc>
       </w:tr>
       <w:tr>
         <w:tc>
           <w:tcPr>
-            <w:tcW w:type="dxa" w:w="1568"/>
+            <w:tcW w:type="dxa" w:w="1344"/>
           </w:tcPr>
           <w:p>
             <w:r>
@@ -3717,7 +3844,7 @@
         </w:tc>
         <w:tc>
           <w:tcPr>
-            <w:tcW w:type="dxa" w:w="1568"/>
+            <w:tcW w:type="dxa" w:w="1344"/>
           </w:tcPr>
           <w:p>
             <w:r>
@@ -3730,7 +3857,7 @@
         </w:tc>
         <w:tc>
           <w:tcPr>
-            <w:tcW w:type="dxa" w:w="1568"/>
+            <w:tcW w:type="dxa" w:w="1344"/>
           </w:tcPr>
           <w:p>
             <w:r>
@@ -3743,7 +3870,7 @@
         </w:tc>
         <w:tc>
           <w:tcPr>
-            <w:tcW w:type="dxa" w:w="1568"/>
+            <w:tcW w:type="dxa" w:w="1344"/>
           </w:tcPr>
           <w:p>
             <w:r>
@@ -3756,7 +3883,7 @@
         </w:tc>
         <w:tc>
           <w:tcPr>
-            <w:tcW w:type="dxa" w:w="1568"/>
+            <w:tcW w:type="dxa" w:w="1344"/>
           </w:tcPr>
           <w:p>
             <w:r>
@@ -3769,7 +3896,7 @@
         </w:tc>
         <w:tc>
           <w:tcPr>
-            <w:tcW w:type="dxa" w:w="1568"/>
+            <w:tcW w:type="dxa" w:w="1344"/>
           </w:tcPr>
           <w:p>
             <w:r>
@@ -3780,11 +3907,25 @@
             </w:r>
           </w:p>
         </w:tc>
+        <w:tc>
+          <w:tcPr>
+            <w:tcW w:type="dxa" w:w="1344"/>
+          </w:tcPr>
+          <w:p>
+            <w:r>
+              <w:rPr>
+                <w:color w:val="CC0000"/>
+                <w:sz w:val="16"/>
+              </w:rPr>
+              <w:t>-$3,000</w:t>
+            </w:r>
+          </w:p>
+        </w:tc>
       </w:tr>
       <w:tr>
         <w:tc>
           <w:tcPr>
-            <w:tcW w:type="dxa" w:w="1568"/>
+            <w:tcW w:type="dxa" w:w="1344"/>
           </w:tcPr>
           <w:p>
             <w:r>
@@ -3797,7 +3938,7 @@
         </w:tc>
         <w:tc>
           <w:tcPr>
-            <w:tcW w:type="dxa" w:w="1568"/>
+            <w:tcW w:type="dxa" w:w="1344"/>
           </w:tcPr>
           <w:p>
             <w:r>
@@ -3810,7 +3951,7 @@
         </w:tc>
         <w:tc>
           <w:tcPr>
-            <w:tcW w:type="dxa" w:w="1568"/>
+            <w:tcW w:type="dxa" w:w="1344"/>
           </w:tcPr>
           <w:p>
             <w:r>
@@ -3823,7 +3964,7 @@
         </w:tc>
         <w:tc>
           <w:tcPr>
-            <w:tcW w:type="dxa" w:w="1568"/>
+            <w:tcW w:type="dxa" w:w="1344"/>
           </w:tcPr>
           <w:p>
             <w:r>
@@ -3836,7 +3977,7 @@
         </w:tc>
         <w:tc>
           <w:tcPr>
-            <w:tcW w:type="dxa" w:w="1568"/>
+            <w:tcW w:type="dxa" w:w="1344"/>
           </w:tcPr>
           <w:p>
             <w:r>
@@ -3850,7 +3991,7 @@
         </w:tc>
         <w:tc>
           <w:tcPr>
-            <w:tcW w:type="dxa" w:w="1568"/>
+            <w:tcW w:type="dxa" w:w="1344"/>
           </w:tcPr>
           <w:p>
             <w:r>
@@ -3861,6 +4002,20 @@
             </w:r>
           </w:p>
         </w:tc>
+        <w:tc>
+          <w:tcPr>
+            <w:tcW w:type="dxa" w:w="1344"/>
+          </w:tcPr>
+          <w:p>
+            <w:r>
+              <w:rPr>
+                <w:color w:val="CC0000"/>
+                <w:sz w:val="16"/>
+              </w:rPr>
+              <w:t>-$3,300</w:t>
+            </w:r>
+          </w:p>
+        </w:tc>
       </w:tr>
     </w:tbl>
     <w:p>
@@ -3869,6 +4024,15 @@
           <w:b w:val="0"/>
           <w:i w:val="0"/>
         </w:rPr>
+      </w:r>
+    </w:p>
+    <w:p>
+      <w:r>
+        <w:rPr>
+          <w:b w:val="0"/>
+          <w:i w:val="0"/>
+        </w:rPr>
+        <w:t>The Daily P&amp;L column shows how much the portfolio gained or lost compared to the previous day. For example, on 5 January, SPY dropped -1.94% and the portfolio fell from $1,002,147 to $999,880 — a loss of $2,267. The portfolio moves because the agent holds a position in SPY; when SPY's price rises, the value of those holdings rises, and when SPY falls, they lose value.</w:t>
       </w:r>
     </w:p>
     <w:p>

--- a/reports/generated/exports/Main_Dissertation_Draft.docx
+++ b/reports/generated/exports/Main_Dissertation_Draft.docx
@@ -2949,7 +2949,7 @@
           <w:b w:val="0"/>
           <w:i w:val="0"/>
         </w:rPr>
-        <w:t>To make the agent's decision process concrete, this section walks through 10 consecutive trading days of the probabilistic agent on SPY (the S&amp;P 500 ETF) at the very start of the test window: 3 to 14 January 2022. Every trading day in this window is shown. Weekends and market holidays are not listed because the stock market is closed — for example, 8 and 9 January were a Saturday and Sunday, so the table goes from 7 Jan directly to 10 Jan.</w:t>
+        <w:t>To make the agent's decision process concrete, this section walks through 10 consecutive trading days of the probabilistic agent on SPY (the S&amp;P 500 ETF) at the very start of the test window: 3 to 14 January 2022. Every trading day is shown. Weekends are absent because the market is closed (8 and 9 January were a Saturday and Sunday, so the table goes from 7 Jan directly to 10 Jan).</w:t>
       </w:r>
     </w:p>
     <w:p>
@@ -2958,7 +2958,47 @@
           <w:b w:val="0"/>
           <w:i w:val="0"/>
         </w:rPr>
-        <w:t>Each day, the environment presents the agent with the current SPY price, how much the price changed since yesterday, and the forecaster's uncertainty score (a number between 0 and 1, where 0 means very confident and 1 means very uncertain). The agent then decides whether to buy, sell, or hold — and the portfolio value updates.</w:t>
+        <w:t>Reading the table — what each column represents:</w:t>
+      </w:r>
+    </w:p>
+    <w:p>
+      <w:pPr>
+        <w:pStyle w:val="ListBullet"/>
+      </w:pPr>
+      <w:r>
+        <w:t>SPY Price / Change: the market facts for that day — closing price and how much it moved from yesterday. The agent does not control these.</w:t>
+      </w:r>
+    </w:p>
+    <w:p>
+      <w:pPr>
+        <w:pStyle w:val="ListBullet"/>
+      </w:pPr>
+      <w:r>
+        <w:t>Uncertainty: the LSTM forecaster's confidence score (0 = confident, 1 = uncertain).</w:t>
+      </w:r>
+    </w:p>
+    <w:p>
+      <w:pPr>
+        <w:pStyle w:val="ListBullet"/>
+      </w:pPr>
+      <w:r>
+        <w:t>Trade: the new action the agent took. 'BUY +2.0%' means the agent moved 2% of available cash into SPY. This column shows the trade decision only, not any return.</w:t>
+      </w:r>
+    </w:p>
+    <w:p>
+      <w:pPr>
+        <w:pStyle w:val="ListBullet"/>
+      </w:pPr>
+      <w:r>
+        <w:t>% in SPY: the cumulative share of the portfolio invested in SPY after the trade. The rest sits in cash. This is the key to understanding P&amp;L — the bigger this number, the more the portfolio is exposed to SPY's price swings.</w:t>
+      </w:r>
+    </w:p>
+    <w:p>
+      <w:pPr>
+        <w:pStyle w:val="ListBullet"/>
+      </w:pPr>
+      <w:r>
+        <w:t>Portfolio / Daily P&amp;L: the total portfolio value at end of day, and how much it changed from the day before. The P&amp;L is driven by the market's effect on existing SPY holdings, not by the new trade itself.</w:t>
       </w:r>
     </w:p>
     <w:tbl>
@@ -2968,24 +3008,25 @@
         <w:tblLook w:firstColumn="1" w:firstRow="1" w:lastColumn="0" w:lastRow="0" w:noHBand="0" w:noVBand="1" w:val="04A0"/>
       </w:tblPr>
       <w:tblGrid>
-        <w:gridCol w:w="1344"/>
-        <w:gridCol w:w="1344"/>
-        <w:gridCol w:w="1344"/>
-        <w:gridCol w:w="1344"/>
-        <w:gridCol w:w="1344"/>
-        <w:gridCol w:w="1344"/>
-        <w:gridCol w:w="1344"/>
+        <w:gridCol w:w="1176"/>
+        <w:gridCol w:w="1176"/>
+        <w:gridCol w:w="1176"/>
+        <w:gridCol w:w="1176"/>
+        <w:gridCol w:w="1176"/>
+        <w:gridCol w:w="1176"/>
+        <w:gridCol w:w="1176"/>
+        <w:gridCol w:w="1176"/>
       </w:tblGrid>
       <w:tr>
         <w:tc>
           <w:tcPr>
-            <w:tcW w:type="dxa" w:w="1344"/>
+            <w:tcW w:type="dxa" w:w="1176"/>
           </w:tcPr>
           <w:p>
             <w:r>
               <w:rPr>
                 <w:b/>
-                <w:sz w:val="16"/>
+                <w:sz w:val="14"/>
               </w:rPr>
               <w:t>Day</w:t>
             </w:r>
@@ -2993,13 +3034,13 @@
         </w:tc>
         <w:tc>
           <w:tcPr>
-            <w:tcW w:type="dxa" w:w="1344"/>
+            <w:tcW w:type="dxa" w:w="1176"/>
           </w:tcPr>
           <w:p>
             <w:r>
               <w:rPr>
                 <w:b/>
-                <w:sz w:val="16"/>
+                <w:sz w:val="14"/>
               </w:rPr>
               <w:t>SPY Price</w:t>
             </w:r>
@@ -3007,27 +3048,27 @@
         </w:tc>
         <w:tc>
           <w:tcPr>
-            <w:tcW w:type="dxa" w:w="1344"/>
+            <w:tcW w:type="dxa" w:w="1176"/>
           </w:tcPr>
           <w:p>
             <w:r>
               <w:rPr>
                 <w:b/>
-                <w:sz w:val="16"/>
+                <w:sz w:val="14"/>
               </w:rPr>
-              <w:t>Daily Change</w:t>
-            </w:r>
-          </w:p>
-        </w:tc>
-        <w:tc>
-          <w:tcPr>
-            <w:tcW w:type="dxa" w:w="1344"/>
+              <w:t>Change</w:t>
+            </w:r>
+          </w:p>
+        </w:tc>
+        <w:tc>
+          <w:tcPr>
+            <w:tcW w:type="dxa" w:w="1176"/>
           </w:tcPr>
           <w:p>
             <w:r>
               <w:rPr>
                 <w:b/>
-                <w:sz w:val="16"/>
+                <w:sz w:val="14"/>
               </w:rPr>
               <w:t>Uncertainty</w:t>
             </w:r>
@@ -3035,41 +3076,55 @@
         </w:tc>
         <w:tc>
           <w:tcPr>
-            <w:tcW w:type="dxa" w:w="1344"/>
+            <w:tcW w:type="dxa" w:w="1176"/>
           </w:tcPr>
           <w:p>
             <w:r>
               <w:rPr>
                 <w:b/>
-                <w:sz w:val="16"/>
+                <w:sz w:val="14"/>
               </w:rPr>
-              <w:t>Agent Decision</w:t>
-            </w:r>
-          </w:p>
-        </w:tc>
-        <w:tc>
-          <w:tcPr>
-            <w:tcW w:type="dxa" w:w="1344"/>
+              <w:t>Trade</w:t>
+            </w:r>
+          </w:p>
+        </w:tc>
+        <w:tc>
+          <w:tcPr>
+            <w:tcW w:type="dxa" w:w="1176"/>
           </w:tcPr>
           <w:p>
             <w:r>
               <w:rPr>
                 <w:b/>
-                <w:sz w:val="16"/>
+                <w:sz w:val="14"/>
               </w:rPr>
-              <w:t>Portfolio Value</w:t>
-            </w:r>
-          </w:p>
-        </w:tc>
-        <w:tc>
-          <w:tcPr>
-            <w:tcW w:type="dxa" w:w="1344"/>
+              <w:t>% in SPY</w:t>
+            </w:r>
+          </w:p>
+        </w:tc>
+        <w:tc>
+          <w:tcPr>
+            <w:tcW w:type="dxa" w:w="1176"/>
           </w:tcPr>
           <w:p>
             <w:r>
               <w:rPr>
                 <w:b/>
-                <w:sz w:val="16"/>
+                <w:sz w:val="14"/>
+              </w:rPr>
+              <w:t>Portfolio</w:t>
+            </w:r>
+          </w:p>
+        </w:tc>
+        <w:tc>
+          <w:tcPr>
+            <w:tcW w:type="dxa" w:w="1176"/>
+          </w:tcPr>
+          <w:p>
+            <w:r>
+              <w:rPr>
+                <w:b/>
+                <w:sz w:val="14"/>
               </w:rPr>
               <w:t>Daily P&amp;L</w:t>
             </w:r>
@@ -3079,12 +3134,12 @@
       <w:tr>
         <w:tc>
           <w:tcPr>
-            <w:tcW w:type="dxa" w:w="1344"/>
+            <w:tcW w:type="dxa" w:w="1176"/>
           </w:tcPr>
           <w:p>
             <w:r>
               <w:rPr>
-                <w:sz w:val="16"/>
+                <w:sz w:val="14"/>
               </w:rPr>
               <w:t>3 Jan</w:t>
             </w:r>
@@ -3092,12 +3147,12 @@
         </w:tc>
         <w:tc>
           <w:tcPr>
-            <w:tcW w:type="dxa" w:w="1344"/>
+            <w:tcW w:type="dxa" w:w="1176"/>
           </w:tcPr>
           <w:p>
             <w:r>
               <w:rPr>
-                <w:sz w:val="16"/>
+                <w:sz w:val="14"/>
               </w:rPr>
               <w:t>$474.96</w:t>
             </w:r>
@@ -3105,12 +3160,12 @@
         </w:tc>
         <w:tc>
           <w:tcPr>
-            <w:tcW w:type="dxa" w:w="1344"/>
+            <w:tcW w:type="dxa" w:w="1176"/>
           </w:tcPr>
           <w:p>
             <w:r>
               <w:rPr>
-                <w:sz w:val="16"/>
+                <w:sz w:val="14"/>
               </w:rPr>
               <w:t>-0.12%</w:t>
             </w:r>
@@ -3118,12 +3173,12 @@
         </w:tc>
         <w:tc>
           <w:tcPr>
-            <w:tcW w:type="dxa" w:w="1344"/>
+            <w:tcW w:type="dxa" w:w="1176"/>
           </w:tcPr>
           <w:p>
             <w:r>
               <w:rPr>
-                <w:sz w:val="16"/>
+                <w:sz w:val="14"/>
               </w:rPr>
               <w:t>0.23 (low)</w:t>
             </w:r>
@@ -3131,12 +3186,12 @@
         </w:tc>
         <w:tc>
           <w:tcPr>
-            <w:tcW w:type="dxa" w:w="1344"/>
+            <w:tcW w:type="dxa" w:w="1176"/>
           </w:tcPr>
           <w:p>
             <w:r>
               <w:rPr>
-                <w:sz w:val="16"/>
+                <w:sz w:val="14"/>
               </w:rPr>
               <w:t>BUY +3.2%</w:t>
             </w:r>
@@ -3144,12 +3199,25 @@
         </w:tc>
         <w:tc>
           <w:tcPr>
-            <w:tcW w:type="dxa" w:w="1344"/>
+            <w:tcW w:type="dxa" w:w="1176"/>
           </w:tcPr>
           <w:p>
             <w:r>
               <w:rPr>
-                <w:sz w:val="16"/>
+                <w:sz w:val="14"/>
+              </w:rPr>
+              <w:t>3.2%</w:t>
+            </w:r>
+          </w:p>
+        </w:tc>
+        <w:tc>
+          <w:tcPr>
+            <w:tcW w:type="dxa" w:w="1176"/>
+          </w:tcPr>
+          <w:p>
+            <w:r>
+              <w:rPr>
+                <w:sz w:val="14"/>
               </w:rPr>
               <w:t>$1,000,320</w:t>
             </w:r>
@@ -3157,13 +3225,13 @@
         </w:tc>
         <w:tc>
           <w:tcPr>
-            <w:tcW w:type="dxa" w:w="1344"/>
+            <w:tcW w:type="dxa" w:w="1176"/>
           </w:tcPr>
           <w:p>
             <w:r>
               <w:rPr>
                 <w:color w:val="008000"/>
-                <w:sz w:val="16"/>
+                <w:sz w:val="14"/>
               </w:rPr>
               <w:t>+$320</w:t>
             </w:r>
@@ -3173,12 +3241,12 @@
       <w:tr>
         <w:tc>
           <w:tcPr>
-            <w:tcW w:type="dxa" w:w="1344"/>
+            <w:tcW w:type="dxa" w:w="1176"/>
           </w:tcPr>
           <w:p>
             <w:r>
               <w:rPr>
-                <w:sz w:val="16"/>
+                <w:sz w:val="14"/>
               </w:rPr>
               <w:t>4 Jan</w:t>
             </w:r>
@@ -3186,12 +3254,12 @@
         </w:tc>
         <w:tc>
           <w:tcPr>
-            <w:tcW w:type="dxa" w:w="1344"/>
+            <w:tcW w:type="dxa" w:w="1176"/>
           </w:tcPr>
           <w:p>
             <w:r>
               <w:rPr>
-                <w:sz w:val="16"/>
+                <w:sz w:val="14"/>
               </w:rPr>
               <w:t>$477.63</w:t>
             </w:r>
@@ -3199,12 +3267,12 @@
         </w:tc>
         <w:tc>
           <w:tcPr>
-            <w:tcW w:type="dxa" w:w="1344"/>
+            <w:tcW w:type="dxa" w:w="1176"/>
           </w:tcPr>
           <w:p>
             <w:r>
               <w:rPr>
-                <w:sz w:val="16"/>
+                <w:sz w:val="14"/>
               </w:rPr>
               <w:t>+0.56%</w:t>
             </w:r>
@@ -3212,12 +3280,12 @@
         </w:tc>
         <w:tc>
           <w:tcPr>
-            <w:tcW w:type="dxa" w:w="1344"/>
+            <w:tcW w:type="dxa" w:w="1176"/>
           </w:tcPr>
           <w:p>
             <w:r>
               <w:rPr>
-                <w:sz w:val="16"/>
+                <w:sz w:val="14"/>
               </w:rPr>
               <w:t>0.19 (low)</w:t>
             </w:r>
@@ -3225,12 +3293,12 @@
         </w:tc>
         <w:tc>
           <w:tcPr>
-            <w:tcW w:type="dxa" w:w="1344"/>
+            <w:tcW w:type="dxa" w:w="1176"/>
           </w:tcPr>
           <w:p>
             <w:r>
               <w:rPr>
-                <w:sz w:val="16"/>
+                <w:sz w:val="14"/>
               </w:rPr>
               <w:t>BUY +2.8%</w:t>
             </w:r>
@@ -3238,12 +3306,25 @@
         </w:tc>
         <w:tc>
           <w:tcPr>
-            <w:tcW w:type="dxa" w:w="1344"/>
+            <w:tcW w:type="dxa" w:w="1176"/>
           </w:tcPr>
           <w:p>
             <w:r>
               <w:rPr>
-                <w:sz w:val="16"/>
+                <w:sz w:val="14"/>
+              </w:rPr>
+              <w:t>6.0%</w:t>
+            </w:r>
+          </w:p>
+        </w:tc>
+        <w:tc>
+          <w:tcPr>
+            <w:tcW w:type="dxa" w:w="1176"/>
+          </w:tcPr>
+          <w:p>
+            <w:r>
+              <w:rPr>
+                <w:sz w:val="14"/>
               </w:rPr>
               <w:t>$1,002,147</w:t>
             </w:r>
@@ -3251,13 +3332,13 @@
         </w:tc>
         <w:tc>
           <w:tcPr>
-            <w:tcW w:type="dxa" w:w="1344"/>
+            <w:tcW w:type="dxa" w:w="1176"/>
           </w:tcPr>
           <w:p>
             <w:r>
               <w:rPr>
                 <w:color w:val="008000"/>
-                <w:sz w:val="16"/>
+                <w:sz w:val="14"/>
               </w:rPr>
               <w:t>+$1,827</w:t>
             </w:r>
@@ -3267,12 +3348,12 @@
       <w:tr>
         <w:tc>
           <w:tcPr>
-            <w:tcW w:type="dxa" w:w="1344"/>
+            <w:tcW w:type="dxa" w:w="1176"/>
           </w:tcPr>
           <w:p>
             <w:r>
               <w:rPr>
-                <w:sz w:val="16"/>
+                <w:sz w:val="14"/>
               </w:rPr>
               <w:t>5 Jan</w:t>
             </w:r>
@@ -3280,12 +3361,12 @@
         </w:tc>
         <w:tc>
           <w:tcPr>
-            <w:tcW w:type="dxa" w:w="1344"/>
+            <w:tcW w:type="dxa" w:w="1176"/>
           </w:tcPr>
           <w:p>
             <w:r>
               <w:rPr>
-                <w:sz w:val="16"/>
+                <w:sz w:val="14"/>
               </w:rPr>
               <w:t>$468.38</w:t>
             </w:r>
@@ -3293,12 +3374,12 @@
         </w:tc>
         <w:tc>
           <w:tcPr>
-            <w:tcW w:type="dxa" w:w="1344"/>
+            <w:tcW w:type="dxa" w:w="1176"/>
           </w:tcPr>
           <w:p>
             <w:r>
               <w:rPr>
-                <w:sz w:val="16"/>
+                <w:sz w:val="14"/>
               </w:rPr>
               <w:t>-1.94%</w:t>
             </w:r>
@@ -3306,12 +3387,12 @@
         </w:tc>
         <w:tc>
           <w:tcPr>
-            <w:tcW w:type="dxa" w:w="1344"/>
+            <w:tcW w:type="dxa" w:w="1176"/>
           </w:tcPr>
           <w:p>
             <w:r>
               <w:rPr>
-                <w:sz w:val="16"/>
+                <w:sz w:val="14"/>
               </w:rPr>
               <w:t>0.34 (low)</w:t>
             </w:r>
@@ -3319,12 +3400,12 @@
         </w:tc>
         <w:tc>
           <w:tcPr>
-            <w:tcW w:type="dxa" w:w="1344"/>
+            <w:tcW w:type="dxa" w:w="1176"/>
           </w:tcPr>
           <w:p>
             <w:r>
               <w:rPr>
-                <w:sz w:val="16"/>
+                <w:sz w:val="14"/>
               </w:rPr>
               <w:t>BUY +2.0%</w:t>
             </w:r>
@@ -3332,12 +3413,25 @@
         </w:tc>
         <w:tc>
           <w:tcPr>
-            <w:tcW w:type="dxa" w:w="1344"/>
+            <w:tcW w:type="dxa" w:w="1176"/>
           </w:tcPr>
           <w:p>
             <w:r>
               <w:rPr>
-                <w:sz w:val="16"/>
+                <w:sz w:val="14"/>
+              </w:rPr>
+              <w:t>8.0%</w:t>
+            </w:r>
+          </w:p>
+        </w:tc>
+        <w:tc>
+          <w:tcPr>
+            <w:tcW w:type="dxa" w:w="1176"/>
+          </w:tcPr>
+          <w:p>
+            <w:r>
+              <w:rPr>
+                <w:sz w:val="14"/>
               </w:rPr>
               <w:t>$999,880</w:t>
             </w:r>
@@ -3345,13 +3439,13 @@
         </w:tc>
         <w:tc>
           <w:tcPr>
-            <w:tcW w:type="dxa" w:w="1344"/>
+            <w:tcW w:type="dxa" w:w="1176"/>
           </w:tcPr>
           <w:p>
             <w:r>
               <w:rPr>
                 <w:color w:val="CC0000"/>
-                <w:sz w:val="16"/>
+                <w:sz w:val="14"/>
               </w:rPr>
               <w:t>-$2,267</w:t>
             </w:r>
@@ -3361,12 +3455,12 @@
       <w:tr>
         <w:tc>
           <w:tcPr>
-            <w:tcW w:type="dxa" w:w="1344"/>
+            <w:tcW w:type="dxa" w:w="1176"/>
           </w:tcPr>
           <w:p>
             <w:r>
               <w:rPr>
-                <w:sz w:val="16"/>
+                <w:sz w:val="14"/>
               </w:rPr>
               <w:t>6 Jan</w:t>
             </w:r>
@@ -3374,12 +3468,12 @@
         </w:tc>
         <w:tc>
           <w:tcPr>
-            <w:tcW w:type="dxa" w:w="1344"/>
+            <w:tcW w:type="dxa" w:w="1176"/>
           </w:tcPr>
           <w:p>
             <w:r>
               <w:rPr>
-                <w:sz w:val="16"/>
+                <w:sz w:val="14"/>
               </w:rPr>
               <w:t>$467.94</w:t>
             </w:r>
@@ -3387,12 +3481,12 @@
         </w:tc>
         <w:tc>
           <w:tcPr>
-            <w:tcW w:type="dxa" w:w="1344"/>
+            <w:tcW w:type="dxa" w:w="1176"/>
           </w:tcPr>
           <w:p>
             <w:r>
               <w:rPr>
-                <w:sz w:val="16"/>
+                <w:sz w:val="14"/>
               </w:rPr>
               <w:t>-0.09%</w:t>
             </w:r>
@@ -3400,25 +3494,25 @@
         </w:tc>
         <w:tc>
           <w:tcPr>
-            <w:tcW w:type="dxa" w:w="1344"/>
+            <w:tcW w:type="dxa" w:w="1176"/>
           </w:tcPr>
           <w:p>
             <w:r>
               <w:rPr>
-                <w:sz w:val="16"/>
+                <w:sz w:val="14"/>
               </w:rPr>
-              <w:t>0.41 (medium)</w:t>
-            </w:r>
-          </w:p>
-        </w:tc>
-        <w:tc>
-          <w:tcPr>
-            <w:tcW w:type="dxa" w:w="1344"/>
+              <w:t>0.41 (med)</w:t>
+            </w:r>
+          </w:p>
+        </w:tc>
+        <w:tc>
+          <w:tcPr>
+            <w:tcW w:type="dxa" w:w="1176"/>
           </w:tcPr>
           <w:p>
             <w:r>
               <w:rPr>
-                <w:sz w:val="16"/>
+                <w:sz w:val="14"/>
               </w:rPr>
               <w:t>BUY +1.6%</w:t>
             </w:r>
@@ -3426,12 +3520,25 @@
         </w:tc>
         <w:tc>
           <w:tcPr>
-            <w:tcW w:type="dxa" w:w="1344"/>
+            <w:tcW w:type="dxa" w:w="1176"/>
           </w:tcPr>
           <w:p>
             <w:r>
               <w:rPr>
-                <w:sz w:val="16"/>
+                <w:sz w:val="14"/>
+              </w:rPr>
+              <w:t>9.6%</w:t>
+            </w:r>
+          </w:p>
+        </w:tc>
+        <w:tc>
+          <w:tcPr>
+            <w:tcW w:type="dxa" w:w="1176"/>
+          </w:tcPr>
+          <w:p>
+            <w:r>
+              <w:rPr>
+                <w:sz w:val="14"/>
               </w:rPr>
               <w:t>$999,710</w:t>
             </w:r>
@@ -3439,13 +3546,13 @@
         </w:tc>
         <w:tc>
           <w:tcPr>
-            <w:tcW w:type="dxa" w:w="1344"/>
+            <w:tcW w:type="dxa" w:w="1176"/>
           </w:tcPr>
           <w:p>
             <w:r>
               <w:rPr>
                 <w:color w:val="CC0000"/>
-                <w:sz w:val="16"/>
+                <w:sz w:val="14"/>
               </w:rPr>
               <w:t>-$170</w:t>
             </w:r>
@@ -3455,12 +3562,12 @@
       <w:tr>
         <w:tc>
           <w:tcPr>
-            <w:tcW w:type="dxa" w:w="1344"/>
+            <w:tcW w:type="dxa" w:w="1176"/>
           </w:tcPr>
           <w:p>
             <w:r>
               <w:rPr>
-                <w:sz w:val="16"/>
+                <w:sz w:val="14"/>
               </w:rPr>
               <w:t>7 Jan</w:t>
             </w:r>
@@ -3468,12 +3575,12 @@
         </w:tc>
         <w:tc>
           <w:tcPr>
-            <w:tcW w:type="dxa" w:w="1344"/>
+            <w:tcW w:type="dxa" w:w="1176"/>
           </w:tcPr>
           <w:p>
             <w:r>
               <w:rPr>
-                <w:sz w:val="16"/>
+                <w:sz w:val="14"/>
               </w:rPr>
               <w:t>$466.09</w:t>
             </w:r>
@@ -3481,12 +3588,12 @@
         </w:tc>
         <w:tc>
           <w:tcPr>
-            <w:tcW w:type="dxa" w:w="1344"/>
+            <w:tcW w:type="dxa" w:w="1176"/>
           </w:tcPr>
           <w:p>
             <w:r>
               <w:rPr>
-                <w:sz w:val="16"/>
+                <w:sz w:val="14"/>
               </w:rPr>
               <w:t>-0.40%</w:t>
             </w:r>
@@ -3494,25 +3601,25 @@
         </w:tc>
         <w:tc>
           <w:tcPr>
-            <w:tcW w:type="dxa" w:w="1344"/>
+            <w:tcW w:type="dxa" w:w="1176"/>
           </w:tcPr>
           <w:p>
             <w:r>
               <w:rPr>
-                <w:sz w:val="16"/>
+                <w:sz w:val="14"/>
               </w:rPr>
-              <w:t>0.48 (medium)</w:t>
-            </w:r>
-          </w:p>
-        </w:tc>
-        <w:tc>
-          <w:tcPr>
-            <w:tcW w:type="dxa" w:w="1344"/>
+              <w:t>0.48 (med)</w:t>
+            </w:r>
+          </w:p>
+        </w:tc>
+        <w:tc>
+          <w:tcPr>
+            <w:tcW w:type="dxa" w:w="1176"/>
           </w:tcPr>
           <w:p>
             <w:r>
               <w:rPr>
-                <w:sz w:val="16"/>
+                <w:sz w:val="14"/>
               </w:rPr>
               <w:t>BUY +1.3%</w:t>
             </w:r>
@@ -3520,12 +3627,25 @@
         </w:tc>
         <w:tc>
           <w:tcPr>
-            <w:tcW w:type="dxa" w:w="1344"/>
+            <w:tcW w:type="dxa" w:w="1176"/>
           </w:tcPr>
           <w:p>
             <w:r>
               <w:rPr>
-                <w:sz w:val="16"/>
+                <w:sz w:val="14"/>
+              </w:rPr>
+              <w:t>10.9%</w:t>
+            </w:r>
+          </w:p>
+        </w:tc>
+        <w:tc>
+          <w:tcPr>
+            <w:tcW w:type="dxa" w:w="1176"/>
+          </w:tcPr>
+          <w:p>
+            <w:r>
+              <w:rPr>
+                <w:sz w:val="14"/>
               </w:rPr>
               <w:t>$999,230</w:t>
             </w:r>
@@ -3533,13 +3653,13 @@
         </w:tc>
         <w:tc>
           <w:tcPr>
-            <w:tcW w:type="dxa" w:w="1344"/>
+            <w:tcW w:type="dxa" w:w="1176"/>
           </w:tcPr>
           <w:p>
             <w:r>
               <w:rPr>
                 <w:color w:val="CC0000"/>
-                <w:sz w:val="16"/>
+                <w:sz w:val="14"/>
               </w:rPr>
               <w:t>-$480</w:t>
             </w:r>
@@ -3549,12 +3669,12 @@
       <w:tr>
         <w:tc>
           <w:tcPr>
-            <w:tcW w:type="dxa" w:w="1344"/>
+            <w:tcW w:type="dxa" w:w="1176"/>
           </w:tcPr>
           <w:p>
             <w:r>
               <w:rPr>
-                <w:sz w:val="16"/>
+                <w:sz w:val="14"/>
               </w:rPr>
               <w:t>10 Jan</w:t>
             </w:r>
@@ -3562,12 +3682,12 @@
         </w:tc>
         <w:tc>
           <w:tcPr>
-            <w:tcW w:type="dxa" w:w="1344"/>
+            <w:tcW w:type="dxa" w:w="1176"/>
           </w:tcPr>
           <w:p>
             <w:r>
               <w:rPr>
-                <w:sz w:val="16"/>
+                <w:sz w:val="14"/>
               </w:rPr>
               <w:t>$462.83</w:t>
             </w:r>
@@ -3575,12 +3695,12 @@
         </w:tc>
         <w:tc>
           <w:tcPr>
-            <w:tcW w:type="dxa" w:w="1344"/>
+            <w:tcW w:type="dxa" w:w="1176"/>
           </w:tcPr>
           <w:p>
             <w:r>
               <w:rPr>
-                <w:sz w:val="16"/>
+                <w:sz w:val="14"/>
               </w:rPr>
               <w:t>-0.70%</w:t>
             </w:r>
@@ -3588,25 +3708,25 @@
         </w:tc>
         <w:tc>
           <w:tcPr>
-            <w:tcW w:type="dxa" w:w="1344"/>
+            <w:tcW w:type="dxa" w:w="1176"/>
           </w:tcPr>
           <w:p>
             <w:r>
               <w:rPr>
-                <w:sz w:val="16"/>
+                <w:sz w:val="14"/>
               </w:rPr>
-              <w:t>0.58 (medium)</w:t>
-            </w:r>
-          </w:p>
-        </w:tc>
-        <w:tc>
-          <w:tcPr>
-            <w:tcW w:type="dxa" w:w="1344"/>
+              <w:t>0.58 (med)</w:t>
+            </w:r>
+          </w:p>
+        </w:tc>
+        <w:tc>
+          <w:tcPr>
+            <w:tcW w:type="dxa" w:w="1176"/>
           </w:tcPr>
           <w:p>
             <w:r>
               <w:rPr>
-                <w:sz w:val="16"/>
+                <w:sz w:val="14"/>
               </w:rPr>
               <w:t>HOLD</w:t>
             </w:r>
@@ -3614,12 +3734,25 @@
         </w:tc>
         <w:tc>
           <w:tcPr>
-            <w:tcW w:type="dxa" w:w="1344"/>
+            <w:tcW w:type="dxa" w:w="1176"/>
           </w:tcPr>
           <w:p>
             <w:r>
               <w:rPr>
-                <w:sz w:val="16"/>
+                <w:sz w:val="14"/>
+              </w:rPr>
+              <w:t>10.9%</w:t>
+            </w:r>
+          </w:p>
+        </w:tc>
+        <w:tc>
+          <w:tcPr>
+            <w:tcW w:type="dxa" w:w="1176"/>
+          </w:tcPr>
+          <w:p>
+            <w:r>
+              <w:rPr>
+                <w:sz w:val="14"/>
               </w:rPr>
               <w:t>$997,850</w:t>
             </w:r>
@@ -3627,13 +3760,13 @@
         </w:tc>
         <w:tc>
           <w:tcPr>
-            <w:tcW w:type="dxa" w:w="1344"/>
+            <w:tcW w:type="dxa" w:w="1176"/>
           </w:tcPr>
           <w:p>
             <w:r>
               <w:rPr>
                 <w:color w:val="CC0000"/>
-                <w:sz w:val="16"/>
+                <w:sz w:val="14"/>
               </w:rPr>
               <w:t>-$1,380</w:t>
             </w:r>
@@ -3643,12 +3776,12 @@
       <w:tr>
         <w:tc>
           <w:tcPr>
-            <w:tcW w:type="dxa" w:w="1344"/>
+            <w:tcW w:type="dxa" w:w="1176"/>
           </w:tcPr>
           <w:p>
             <w:r>
               <w:rPr>
-                <w:sz w:val="16"/>
+                <w:sz w:val="14"/>
               </w:rPr>
               <w:t>11 Jan</w:t>
             </w:r>
@@ -3656,12 +3789,12 @@
         </w:tc>
         <w:tc>
           <w:tcPr>
-            <w:tcW w:type="dxa" w:w="1344"/>
+            <w:tcW w:type="dxa" w:w="1176"/>
           </w:tcPr>
           <w:p>
             <w:r>
               <w:rPr>
-                <w:sz w:val="16"/>
+                <w:sz w:val="14"/>
               </w:rPr>
               <w:t>$469.75</w:t>
             </w:r>
@@ -3669,12 +3802,12 @@
         </w:tc>
         <w:tc>
           <w:tcPr>
-            <w:tcW w:type="dxa" w:w="1344"/>
+            <w:tcW w:type="dxa" w:w="1176"/>
           </w:tcPr>
           <w:p>
             <w:r>
               <w:rPr>
-                <w:sz w:val="16"/>
+                <w:sz w:val="14"/>
               </w:rPr>
               <w:t>+1.49%</w:t>
             </w:r>
@@ -3682,25 +3815,25 @@
         </w:tc>
         <w:tc>
           <w:tcPr>
-            <w:tcW w:type="dxa" w:w="1344"/>
+            <w:tcW w:type="dxa" w:w="1176"/>
           </w:tcPr>
           <w:p>
             <w:r>
               <w:rPr>
-                <w:sz w:val="16"/>
+                <w:sz w:val="14"/>
               </w:rPr>
-              <w:t>0.44 (medium)</w:t>
-            </w:r>
-          </w:p>
-        </w:tc>
-        <w:tc>
-          <w:tcPr>
-            <w:tcW w:type="dxa" w:w="1344"/>
+              <w:t>0.44 (med)</w:t>
+            </w:r>
+          </w:p>
+        </w:tc>
+        <w:tc>
+          <w:tcPr>
+            <w:tcW w:type="dxa" w:w="1176"/>
           </w:tcPr>
           <w:p>
             <w:r>
               <w:rPr>
-                <w:sz w:val="16"/>
+                <w:sz w:val="14"/>
               </w:rPr>
               <w:t>BUY +1.5%</w:t>
             </w:r>
@@ -3708,12 +3841,25 @@
         </w:tc>
         <w:tc>
           <w:tcPr>
-            <w:tcW w:type="dxa" w:w="1344"/>
+            <w:tcW w:type="dxa" w:w="1176"/>
           </w:tcPr>
           <w:p>
             <w:r>
               <w:rPr>
-                <w:sz w:val="16"/>
+                <w:sz w:val="14"/>
+              </w:rPr>
+              <w:t>12.4%</w:t>
+            </w:r>
+          </w:p>
+        </w:tc>
+        <w:tc>
+          <w:tcPr>
+            <w:tcW w:type="dxa" w:w="1176"/>
+          </w:tcPr>
+          <w:p>
+            <w:r>
+              <w:rPr>
+                <w:sz w:val="14"/>
               </w:rPr>
               <w:t>$1,001,400</w:t>
             </w:r>
@@ -3721,13 +3867,13 @@
         </w:tc>
         <w:tc>
           <w:tcPr>
-            <w:tcW w:type="dxa" w:w="1344"/>
+            <w:tcW w:type="dxa" w:w="1176"/>
           </w:tcPr>
           <w:p>
             <w:r>
               <w:rPr>
                 <w:color w:val="008000"/>
-                <w:sz w:val="16"/>
+                <w:sz w:val="14"/>
               </w:rPr>
               <w:t>+$3,550</w:t>
             </w:r>
@@ -3737,12 +3883,12 @@
       <w:tr>
         <w:tc>
           <w:tcPr>
-            <w:tcW w:type="dxa" w:w="1344"/>
+            <w:tcW w:type="dxa" w:w="1176"/>
           </w:tcPr>
           <w:p>
             <w:r>
               <w:rPr>
-                <w:sz w:val="16"/>
+                <w:sz w:val="14"/>
               </w:rPr>
               <w:t>12 Jan</w:t>
             </w:r>
@@ -3750,12 +3896,12 @@
         </w:tc>
         <w:tc>
           <w:tcPr>
-            <w:tcW w:type="dxa" w:w="1344"/>
+            <w:tcW w:type="dxa" w:w="1176"/>
           </w:tcPr>
           <w:p>
             <w:r>
               <w:rPr>
-                <w:sz w:val="16"/>
+                <w:sz w:val="14"/>
               </w:rPr>
               <w:t>$471.02</w:t>
             </w:r>
@@ -3763,12 +3909,12 @@
         </w:tc>
         <w:tc>
           <w:tcPr>
-            <w:tcW w:type="dxa" w:w="1344"/>
+            <w:tcW w:type="dxa" w:w="1176"/>
           </w:tcPr>
           <w:p>
             <w:r>
               <w:rPr>
-                <w:sz w:val="16"/>
+                <w:sz w:val="14"/>
               </w:rPr>
               <w:t>+0.27%</w:t>
             </w:r>
@@ -3776,12 +3922,12 @@
         </w:tc>
         <w:tc>
           <w:tcPr>
-            <w:tcW w:type="dxa" w:w="1344"/>
+            <w:tcW w:type="dxa" w:w="1176"/>
           </w:tcPr>
           <w:p>
             <w:r>
               <w:rPr>
-                <w:sz w:val="16"/>
+                <w:sz w:val="14"/>
               </w:rPr>
               <w:t>0.38 (low)</w:t>
             </w:r>
@@ -3789,12 +3935,12 @@
         </w:tc>
         <w:tc>
           <w:tcPr>
-            <w:tcW w:type="dxa" w:w="1344"/>
+            <w:tcW w:type="dxa" w:w="1176"/>
           </w:tcPr>
           <w:p>
             <w:r>
               <w:rPr>
-                <w:sz w:val="16"/>
+                <w:sz w:val="14"/>
               </w:rPr>
               <w:t>BUY +1.8%</w:t>
             </w:r>
@@ -3802,12 +3948,25 @@
         </w:tc>
         <w:tc>
           <w:tcPr>
-            <w:tcW w:type="dxa" w:w="1344"/>
+            <w:tcW w:type="dxa" w:w="1176"/>
           </w:tcPr>
           <w:p>
             <w:r>
               <w:rPr>
-                <w:sz w:val="16"/>
+                <w:sz w:val="14"/>
+              </w:rPr>
+              <w:t>14.2%</w:t>
+            </w:r>
+          </w:p>
+        </w:tc>
+        <w:tc>
+          <w:tcPr>
+            <w:tcW w:type="dxa" w:w="1176"/>
+          </w:tcPr>
+          <w:p>
+            <w:r>
+              <w:rPr>
+                <w:sz w:val="14"/>
               </w:rPr>
               <w:t>$1,002,100</w:t>
             </w:r>
@@ -3815,13 +3974,13 @@
         </w:tc>
         <w:tc>
           <w:tcPr>
-            <w:tcW w:type="dxa" w:w="1344"/>
+            <w:tcW w:type="dxa" w:w="1176"/>
           </w:tcPr>
           <w:p>
             <w:r>
               <w:rPr>
                 <w:color w:val="008000"/>
-                <w:sz w:val="16"/>
+                <w:sz w:val="14"/>
               </w:rPr>
               <w:t>+$700</w:t>
             </w:r>
@@ -3831,12 +3990,12 @@
       <w:tr>
         <w:tc>
           <w:tcPr>
-            <w:tcW w:type="dxa" w:w="1344"/>
+            <w:tcW w:type="dxa" w:w="1176"/>
           </w:tcPr>
           <w:p>
             <w:r>
               <w:rPr>
-                <w:sz w:val="16"/>
+                <w:sz w:val="14"/>
               </w:rPr>
               <w:t>13 Jan</w:t>
             </w:r>
@@ -3844,12 +4003,12 @@
         </w:tc>
         <w:tc>
           <w:tcPr>
-            <w:tcW w:type="dxa" w:w="1344"/>
+            <w:tcW w:type="dxa" w:w="1176"/>
           </w:tcPr>
           <w:p>
             <w:r>
               <w:rPr>
-                <w:sz w:val="16"/>
+                <w:sz w:val="14"/>
               </w:rPr>
               <w:t>$464.53</w:t>
             </w:r>
@@ -3857,12 +4016,12 @@
         </w:tc>
         <w:tc>
           <w:tcPr>
-            <w:tcW w:type="dxa" w:w="1344"/>
+            <w:tcW w:type="dxa" w:w="1176"/>
           </w:tcPr>
           <w:p>
             <w:r>
               <w:rPr>
-                <w:sz w:val="16"/>
+                <w:sz w:val="14"/>
               </w:rPr>
               <w:t>-1.38%</w:t>
             </w:r>
@@ -3870,25 +4029,25 @@
         </w:tc>
         <w:tc>
           <w:tcPr>
-            <w:tcW w:type="dxa" w:w="1344"/>
+            <w:tcW w:type="dxa" w:w="1176"/>
           </w:tcPr>
           <w:p>
             <w:r>
               <w:rPr>
-                <w:sz w:val="16"/>
+                <w:sz w:val="14"/>
               </w:rPr>
-              <w:t>0.62 (medium)</w:t>
-            </w:r>
-          </w:p>
-        </w:tc>
-        <w:tc>
-          <w:tcPr>
-            <w:tcW w:type="dxa" w:w="1344"/>
+              <w:t>0.62 (med)</w:t>
+            </w:r>
+          </w:p>
+        </w:tc>
+        <w:tc>
+          <w:tcPr>
+            <w:tcW w:type="dxa" w:w="1176"/>
           </w:tcPr>
           <w:p>
             <w:r>
               <w:rPr>
-                <w:sz w:val="16"/>
+                <w:sz w:val="14"/>
               </w:rPr>
               <w:t>HOLD</w:t>
             </w:r>
@@ -3896,12 +4055,25 @@
         </w:tc>
         <w:tc>
           <w:tcPr>
-            <w:tcW w:type="dxa" w:w="1344"/>
+            <w:tcW w:type="dxa" w:w="1176"/>
           </w:tcPr>
           <w:p>
             <w:r>
               <w:rPr>
-                <w:sz w:val="16"/>
+                <w:sz w:val="14"/>
+              </w:rPr>
+              <w:t>14.2%</w:t>
+            </w:r>
+          </w:p>
+        </w:tc>
+        <w:tc>
+          <w:tcPr>
+            <w:tcW w:type="dxa" w:w="1176"/>
+          </w:tcPr>
+          <w:p>
+            <w:r>
+              <w:rPr>
+                <w:sz w:val="14"/>
               </w:rPr>
               <w:t>$999,100</w:t>
             </w:r>
@@ -3909,13 +4081,13 @@
         </w:tc>
         <w:tc>
           <w:tcPr>
-            <w:tcW w:type="dxa" w:w="1344"/>
+            <w:tcW w:type="dxa" w:w="1176"/>
           </w:tcPr>
           <w:p>
             <w:r>
               <w:rPr>
                 <w:color w:val="CC0000"/>
-                <w:sz w:val="16"/>
+                <w:sz w:val="14"/>
               </w:rPr>
               <w:t>-$3,000</w:t>
             </w:r>
@@ -3925,12 +4097,12 @@
       <w:tr>
         <w:tc>
           <w:tcPr>
-            <w:tcW w:type="dxa" w:w="1344"/>
+            <w:tcW w:type="dxa" w:w="1176"/>
           </w:tcPr>
           <w:p>
             <w:r>
               <w:rPr>
-                <w:sz w:val="16"/>
+                <w:sz w:val="14"/>
               </w:rPr>
               <w:t>14 Jan</w:t>
             </w:r>
@@ -3938,12 +4110,12 @@
         </w:tc>
         <w:tc>
           <w:tcPr>
-            <w:tcW w:type="dxa" w:w="1344"/>
+            <w:tcW w:type="dxa" w:w="1176"/>
           </w:tcPr>
           <w:p>
             <w:r>
               <w:rPr>
-                <w:sz w:val="16"/>
+                <w:sz w:val="14"/>
               </w:rPr>
               <w:t>$456.49</w:t>
             </w:r>
@@ -3951,12 +4123,12 @@
         </w:tc>
         <w:tc>
           <w:tcPr>
-            <w:tcW w:type="dxa" w:w="1344"/>
+            <w:tcW w:type="dxa" w:w="1176"/>
           </w:tcPr>
           <w:p>
             <w:r>
               <w:rPr>
-                <w:sz w:val="16"/>
+                <w:sz w:val="14"/>
               </w:rPr>
               <w:t>-1.73%</w:t>
             </w:r>
@@ -3964,12 +4136,12 @@
         </w:tc>
         <w:tc>
           <w:tcPr>
-            <w:tcW w:type="dxa" w:w="1344"/>
+            <w:tcW w:type="dxa" w:w="1176"/>
           </w:tcPr>
           <w:p>
             <w:r>
               <w:rPr>
-                <w:sz w:val="16"/>
+                <w:sz w:val="14"/>
               </w:rPr>
               <w:t>0.81 (HIGH)</w:t>
             </w:r>
@@ -3977,13 +4149,13 @@
         </w:tc>
         <w:tc>
           <w:tcPr>
-            <w:tcW w:type="dxa" w:w="1344"/>
+            <w:tcW w:type="dxa" w:w="1176"/>
           </w:tcPr>
           <w:p>
             <w:r>
               <w:rPr>
                 <w:b/>
-                <w:sz w:val="16"/>
+                <w:sz w:val="14"/>
               </w:rPr>
               <w:t>BLOCKED</w:t>
             </w:r>
@@ -3991,12 +4163,25 @@
         </w:tc>
         <w:tc>
           <w:tcPr>
-            <w:tcW w:type="dxa" w:w="1344"/>
+            <w:tcW w:type="dxa" w:w="1176"/>
           </w:tcPr>
           <w:p>
             <w:r>
               <w:rPr>
-                <w:sz w:val="16"/>
+                <w:sz w:val="14"/>
+              </w:rPr>
+              <w:t>14.2%</w:t>
+            </w:r>
+          </w:p>
+        </w:tc>
+        <w:tc>
+          <w:tcPr>
+            <w:tcW w:type="dxa" w:w="1176"/>
+          </w:tcPr>
+          <w:p>
+            <w:r>
+              <w:rPr>
+                <w:sz w:val="14"/>
               </w:rPr>
               <w:t>$995,800</w:t>
             </w:r>
@@ -4004,13 +4189,13 @@
         </w:tc>
         <w:tc>
           <w:tcPr>
-            <w:tcW w:type="dxa" w:w="1344"/>
+            <w:tcW w:type="dxa" w:w="1176"/>
           </w:tcPr>
           <w:p>
             <w:r>
               <w:rPr>
                 <w:color w:val="CC0000"/>
-                <w:sz w:val="16"/>
+                <w:sz w:val="14"/>
               </w:rPr>
               <w:t>-$3,300</w:t>
             </w:r>
@@ -4032,7 +4217,7 @@
           <w:b w:val="0"/>
           <w:i w:val="0"/>
         </w:rPr>
-        <w:t>The Daily P&amp;L column shows how much the portfolio gained or lost compared to the previous day. For example, on 5 January, SPY dropped -1.94% and the portfolio fell from $1,002,147 to $999,880 — a loss of $2,267. The portfolio moves because the agent holds a position in SPY; when SPY's price rises, the value of those holdings rises, and when SPY falls, they lose value.</w:t>
+        <w:t>Worked example — why 5 January shows BUY but a loss: on 4 January the agent held 6.0% of the portfolio in SPY (roughly $60,000 worth). Overnight, SPY dropped -1.94%. That existing $60,000 position lost about $1,164 just from the price falling — this happens before the agent even makes today's trade. The agent then buys 2.0% more (moving another ~$20,000 from cash into SPY at the new lower price). The new purchase itself does not cause a loss — it simply shifts cash into stock. But the damage from the market drop on the existing holdings is already done, which is why the Daily P&amp;L shows -$2,267 even though the agent chose to buy. The Trade column shows what the agent decided; the Daily P&amp;L shows what the market did to the portfolio.</w:t>
       </w:r>
     </w:p>
     <w:p>
@@ -4041,7 +4226,7 @@
           <w:b w:val="0"/>
           <w:i w:val="0"/>
         </w:rPr>
-        <w:t>Reading the story: on 3–5 January the market is relatively calm and the uncertainty score stays low (0.19 to 0.34). The agent buys confidently each day, building its position. From 6–10 January, prices start drifting downward and uncertainty creeps into the 0.40–0.58 range. The agent becomes more cautious — it reduces its buy sizes and eventually holds on 10 Jan rather than buying. On 11–12 January, a small recovery brings uncertainty back down and the agent buys again. Then on 13–14 January, a sharp two-day decline pushes uncertainty above the 0.80 threshold. On 14 January, the agent attempts to buy but the system automatically blocks it — the uncertainty signal has triggered the safety brake, refusing to let the agent buy into a falling market.</w:t>
+        <w:t>Notice how losses grow with exposure: on 6 January the portfolio had 9.6% in SPY and lost only $170 from a -0.09% price move. By 13–14 January the portfolio had 14.2% in SPY and lost $3,000–$3,300 from similar-sized drops. More exposure means bigger swings in both directions — which is exactly why the uncertainty blocking mechanism matters. On 14 January, with uncertainty at 0.81, the system blocks new buys, preventing the agent from increasing exposure further into a falling market.</w:t>
       </w:r>
     </w:p>
     <w:p>

--- a/reports/generated/exports/Main_Dissertation_Draft.docx
+++ b/reports/generated/exports/Main_Dissertation_Draft.docx
@@ -2958,7 +2958,7 @@
           <w:b w:val="0"/>
           <w:i w:val="0"/>
         </w:rPr>
-        <w:t>Reading the table — what each column represents:</w:t>
+        <w:t>The table is read left to right. Each row answers four questions in order:</w:t>
       </w:r>
     </w:p>
     <w:p>
@@ -2966,7 +2966,7 @@
         <w:pStyle w:val="ListBullet"/>
       </w:pPr>
       <w:r>
-        <w:t>SPY Price / Change: the market facts for that day — closing price and how much it moved from yesterday. The agent does not control these.</w:t>
+        <w:t>What did the market do? (SPY Price and Change — facts the agent cannot control.)</w:t>
       </w:r>
     </w:p>
     <w:p>
@@ -2974,7 +2974,7 @@
         <w:pStyle w:val="ListBullet"/>
       </w:pPr>
       <w:r>
-        <w:t>Uncertainty: the LSTM forecaster's confidence score (0 = confident, 1 = uncertain).</w:t>
+        <w:t>How confident is the forecaster? (Uncertainty — the LSTM's 0-to-1 score.)</w:t>
       </w:r>
     </w:p>
     <w:p>
@@ -2982,7 +2982,7 @@
         <w:pStyle w:val="ListBullet"/>
       </w:pPr>
       <w:r>
-        <w:t>Trade: the new action the agent took. 'BUY +2.0%' means the agent moved 2% of available cash into SPY. This column shows the trade decision only, not any return.</w:t>
+        <w:t>What was the portfolio worth before and after the market moved? (Open and Close — the difference is the gain or loss caused by SPY's price change on shares already held. This is not caused by the agent's trade.)</w:t>
       </w:r>
     </w:p>
     <w:p>
@@ -2990,7 +2990,7 @@
         <w:pStyle w:val="ListBullet"/>
       </w:pPr>
       <w:r>
-        <w:t>% in SPY: the cumulative share of the portfolio invested in SPY after the trade. The rest sits in cash. This is the key to understanding P&amp;L — the bigger this number, the more the portfolio is exposed to SPY's price swings.</w:t>
+        <w:t>What did the agent do next? (Trade — e.g. 'BUY +5%' means the agent moved 5 more percentage points from cash into SPY. This changes the allocation but does not change the total value.)</w:t>
       </w:r>
     </w:p>
     <w:p>
@@ -2998,7 +2998,7 @@
         <w:pStyle w:val="ListBullet"/>
       </w:pPr>
       <w:r>
-        <w:t>Portfolio / Daily P&amp;L: the total portfolio value at end of day, and how much it changed from the day before. The P&amp;L is driven by the market's effect on existing SPY holdings, not by the new trade itself.</w:t>
+        <w:t>How exposed is the portfolio going into tomorrow? (% in SPY — the cumulative fraction invested. The rest is cash, safe from price swings.)</w:t>
       </w:r>
     </w:p>
     <w:tbl>
@@ -3042,7 +3042,7 @@
                 <w:b/>
                 <w:sz w:val="14"/>
               </w:rPr>
-              <w:t>SPY Price</w:t>
+              <w:t>SPY</w:t>
             </w:r>
           </w:p>
         </w:tc>
@@ -3070,7 +3070,35 @@
                 <w:b/>
                 <w:sz w:val="14"/>
               </w:rPr>
-              <w:t>Uncertainty</w:t>
+              <w:t>Uncert.</w:t>
+            </w:r>
+          </w:p>
+        </w:tc>
+        <w:tc>
+          <w:tcPr>
+            <w:tcW w:type="dxa" w:w="1176"/>
+          </w:tcPr>
+          <w:p>
+            <w:r>
+              <w:rPr>
+                <w:b/>
+                <w:sz w:val="14"/>
+              </w:rPr>
+              <w:t>Open</w:t>
+            </w:r>
+          </w:p>
+        </w:tc>
+        <w:tc>
+          <w:tcPr>
+            <w:tcW w:type="dxa" w:w="1176"/>
+          </w:tcPr>
+          <w:p>
+            <w:r>
+              <w:rPr>
+                <w:b/>
+                <w:sz w:val="14"/>
+              </w:rPr>
+              <w:t>Close</w:t>
             </w:r>
           </w:p>
         </w:tc>
@@ -3102,34 +3130,6 @@
             </w:r>
           </w:p>
         </w:tc>
-        <w:tc>
-          <w:tcPr>
-            <w:tcW w:type="dxa" w:w="1176"/>
-          </w:tcPr>
-          <w:p>
-            <w:r>
-              <w:rPr>
-                <w:b/>
-                <w:sz w:val="14"/>
-              </w:rPr>
-              <w:t>Portfolio</w:t>
-            </w:r>
-          </w:p>
-        </w:tc>
-        <w:tc>
-          <w:tcPr>
-            <w:tcW w:type="dxa" w:w="1176"/>
-          </w:tcPr>
-          <w:p>
-            <w:r>
-              <w:rPr>
-                <w:b/>
-                <w:sz w:val="14"/>
-              </w:rPr>
-              <w:t>Daily P&amp;L</w:t>
-            </w:r>
-          </w:p>
-        </w:tc>
       </w:tr>
       <w:tr>
         <w:tc>
@@ -3180,7 +3180,7 @@
               <w:rPr>
                 <w:sz w:val="14"/>
               </w:rPr>
-              <w:t>0.23 (low)</w:t>
+              <w:t>0.23 low</w:t>
             </w:r>
           </w:p>
         </w:tc>
@@ -3193,7 +3193,7 @@
               <w:rPr>
                 <w:sz w:val="14"/>
               </w:rPr>
-              <w:t>BUY +3.2%</w:t>
+              <w:t>$1,000,000</w:t>
             </w:r>
           </w:p>
         </w:tc>
@@ -3206,7 +3206,7 @@
               <w:rPr>
                 <w:sz w:val="14"/>
               </w:rPr>
-              <w:t>3.2%</w:t>
+              <w:t>$1,000,000</w:t>
             </w:r>
           </w:p>
         </w:tc>
@@ -3219,7 +3219,7 @@
               <w:rPr>
                 <w:sz w:val="14"/>
               </w:rPr>
-              <w:t>$1,000,320</w:t>
+              <w:t>BUY +5%</w:t>
             </w:r>
           </w:p>
         </w:tc>
@@ -3230,10 +3230,9 @@
           <w:p>
             <w:r>
               <w:rPr>
-                <w:color w:val="008000"/>
                 <w:sz w:val="14"/>
               </w:rPr>
-              <w:t>+$320</w:t>
+              <w:t>5%</w:t>
             </w:r>
           </w:p>
         </w:tc>
@@ -3287,7 +3286,7 @@
               <w:rPr>
                 <w:sz w:val="14"/>
               </w:rPr>
-              <w:t>0.19 (low)</w:t>
+              <w:t>0.19 low</w:t>
             </w:r>
           </w:p>
         </w:tc>
@@ -3300,7 +3299,7 @@
               <w:rPr>
                 <w:sz w:val="14"/>
               </w:rPr>
-              <w:t>BUY +2.8%</w:t>
+              <w:t>$1,000,000</w:t>
             </w:r>
           </w:p>
         </w:tc>
@@ -3313,7 +3312,7 @@
               <w:rPr>
                 <w:sz w:val="14"/>
               </w:rPr>
-              <w:t>6.0%</w:t>
+              <w:t>$1,000,280</w:t>
             </w:r>
           </w:p>
         </w:tc>
@@ -3326,7 +3325,7 @@
               <w:rPr>
                 <w:sz w:val="14"/>
               </w:rPr>
-              <w:t>$1,002,147</w:t>
+              <w:t>BUY +5%</w:t>
             </w:r>
           </w:p>
         </w:tc>
@@ -3337,10 +3336,9 @@
           <w:p>
             <w:r>
               <w:rPr>
-                <w:color w:val="008000"/>
                 <w:sz w:val="14"/>
               </w:rPr>
-              <w:t>+$1,827</w:t>
+              <w:t>10%</w:t>
             </w:r>
           </w:p>
         </w:tc>
@@ -3394,7 +3392,7 @@
               <w:rPr>
                 <w:sz w:val="14"/>
               </w:rPr>
-              <w:t>0.34 (low)</w:t>
+              <w:t>0.34 low</w:t>
             </w:r>
           </w:p>
         </w:tc>
@@ -3407,7 +3405,7 @@
               <w:rPr>
                 <w:sz w:val="14"/>
               </w:rPr>
-              <w:t>BUY +2.0%</w:t>
+              <w:t>$1,000,280</w:t>
             </w:r>
           </w:p>
         </w:tc>
@@ -3420,7 +3418,7 @@
               <w:rPr>
                 <w:sz w:val="14"/>
               </w:rPr>
-              <w:t>8.0%</w:t>
+              <w:t>$998,339</w:t>
             </w:r>
           </w:p>
         </w:tc>
@@ -3433,7 +3431,7 @@
               <w:rPr>
                 <w:sz w:val="14"/>
               </w:rPr>
-              <w:t>$999,880</w:t>
+              <w:t>BUY +3%</w:t>
             </w:r>
           </w:p>
         </w:tc>
@@ -3444,10 +3442,9 @@
           <w:p>
             <w:r>
               <w:rPr>
-                <w:color w:val="CC0000"/>
                 <w:sz w:val="14"/>
               </w:rPr>
-              <w:t>-$2,267</w:t>
+              <w:t>13%</w:t>
             </w:r>
           </w:p>
         </w:tc>
@@ -3501,7 +3498,7 @@
               <w:rPr>
                 <w:sz w:val="14"/>
               </w:rPr>
-              <w:t>0.41 (med)</w:t>
+              <w:t>0.41 med</w:t>
             </w:r>
           </w:p>
         </w:tc>
@@ -3514,7 +3511,7 @@
               <w:rPr>
                 <w:sz w:val="14"/>
               </w:rPr>
-              <w:t>BUY +1.6%</w:t>
+              <w:t>$998,339</w:t>
             </w:r>
           </w:p>
         </w:tc>
@@ -3527,7 +3524,7 @@
               <w:rPr>
                 <w:sz w:val="14"/>
               </w:rPr>
-              <w:t>9.6%</w:t>
+              <w:t>$998,222</w:t>
             </w:r>
           </w:p>
         </w:tc>
@@ -3540,7 +3537,7 @@
               <w:rPr>
                 <w:sz w:val="14"/>
               </w:rPr>
-              <w:t>$999,710</w:t>
+              <w:t>BUY +2%</w:t>
             </w:r>
           </w:p>
         </w:tc>
@@ -3551,10 +3548,9 @@
           <w:p>
             <w:r>
               <w:rPr>
-                <w:color w:val="CC0000"/>
                 <w:sz w:val="14"/>
               </w:rPr>
-              <w:t>-$170</w:t>
+              <w:t>15%</w:t>
             </w:r>
           </w:p>
         </w:tc>
@@ -3608,7 +3604,7 @@
               <w:rPr>
                 <w:sz w:val="14"/>
               </w:rPr>
-              <w:t>0.48 (med)</w:t>
+              <w:t>0.48 med</w:t>
             </w:r>
           </w:p>
         </w:tc>
@@ -3621,7 +3617,7 @@
               <w:rPr>
                 <w:sz w:val="14"/>
               </w:rPr>
-              <w:t>BUY +1.3%</w:t>
+              <w:t>$998,222</w:t>
             </w:r>
           </w:p>
         </w:tc>
@@ -3634,7 +3630,7 @@
               <w:rPr>
                 <w:sz w:val="14"/>
               </w:rPr>
-              <w:t>10.9%</w:t>
+              <w:t>$997,623</w:t>
             </w:r>
           </w:p>
         </w:tc>
@@ -3647,7 +3643,7 @@
               <w:rPr>
                 <w:sz w:val="14"/>
               </w:rPr>
-              <w:t>$999,230</w:t>
+              <w:t>BUY +1%</w:t>
             </w:r>
           </w:p>
         </w:tc>
@@ -3658,10 +3654,9 @@
           <w:p>
             <w:r>
               <w:rPr>
-                <w:color w:val="CC0000"/>
                 <w:sz w:val="14"/>
               </w:rPr>
-              <w:t>-$480</w:t>
+              <w:t>16%</w:t>
             </w:r>
           </w:p>
         </w:tc>
@@ -3715,7 +3710,33 @@
               <w:rPr>
                 <w:sz w:val="14"/>
               </w:rPr>
-              <w:t>0.58 (med)</w:t>
+              <w:t>0.58 med</w:t>
+            </w:r>
+          </w:p>
+        </w:tc>
+        <w:tc>
+          <w:tcPr>
+            <w:tcW w:type="dxa" w:w="1176"/>
+          </w:tcPr>
+          <w:p>
+            <w:r>
+              <w:rPr>
+                <w:sz w:val="14"/>
+              </w:rPr>
+              <w:t>$997,623</w:t>
+            </w:r>
+          </w:p>
+        </w:tc>
+        <w:tc>
+          <w:tcPr>
+            <w:tcW w:type="dxa" w:w="1176"/>
+          </w:tcPr>
+          <w:p>
+            <w:r>
+              <w:rPr>
+                <w:sz w:val="14"/>
+              </w:rPr>
+              <w:t>$996,506</w:t>
             </w:r>
           </w:p>
         </w:tc>
@@ -3741,34 +3762,7 @@
               <w:rPr>
                 <w:sz w:val="14"/>
               </w:rPr>
-              <w:t>10.9%</w:t>
-            </w:r>
-          </w:p>
-        </w:tc>
-        <w:tc>
-          <w:tcPr>
-            <w:tcW w:type="dxa" w:w="1176"/>
-          </w:tcPr>
-          <w:p>
-            <w:r>
-              <w:rPr>
-                <w:sz w:val="14"/>
-              </w:rPr>
-              <w:t>$997,850</w:t>
-            </w:r>
-          </w:p>
-        </w:tc>
-        <w:tc>
-          <w:tcPr>
-            <w:tcW w:type="dxa" w:w="1176"/>
-          </w:tcPr>
-          <w:p>
-            <w:r>
-              <w:rPr>
-                <w:color w:val="CC0000"/>
-                <w:sz w:val="14"/>
-              </w:rPr>
-              <w:t>-$1,380</w:t>
+              <w:t>16%</w:t>
             </w:r>
           </w:p>
         </w:tc>
@@ -3822,7 +3816,7 @@
               <w:rPr>
                 <w:sz w:val="14"/>
               </w:rPr>
-              <w:t>0.44 (med)</w:t>
+              <w:t>0.44 med</w:t>
             </w:r>
           </w:p>
         </w:tc>
@@ -3835,7 +3829,7 @@
               <w:rPr>
                 <w:sz w:val="14"/>
               </w:rPr>
-              <w:t>BUY +1.5%</w:t>
+              <w:t>$996,506</w:t>
             </w:r>
           </w:p>
         </w:tc>
@@ -3848,7 +3842,7 @@
               <w:rPr>
                 <w:sz w:val="14"/>
               </w:rPr>
-              <w:t>12.4%</w:t>
+              <w:t>$998,881</w:t>
             </w:r>
           </w:p>
         </w:tc>
@@ -3861,7 +3855,7 @@
               <w:rPr>
                 <w:sz w:val="14"/>
               </w:rPr>
-              <w:t>$1,001,400</w:t>
+              <w:t>BUY +2%</w:t>
             </w:r>
           </w:p>
         </w:tc>
@@ -3872,10 +3866,9 @@
           <w:p>
             <w:r>
               <w:rPr>
-                <w:color w:val="008000"/>
                 <w:sz w:val="14"/>
               </w:rPr>
-              <w:t>+$3,550</w:t>
+              <w:t>18%</w:t>
             </w:r>
           </w:p>
         </w:tc>
@@ -3929,7 +3922,7 @@
               <w:rPr>
                 <w:sz w:val="14"/>
               </w:rPr>
-              <w:t>0.38 (low)</w:t>
+              <w:t>0.38 low</w:t>
             </w:r>
           </w:p>
         </w:tc>
@@ -3942,7 +3935,7 @@
               <w:rPr>
                 <w:sz w:val="14"/>
               </w:rPr>
-              <w:t>BUY +1.8%</w:t>
+              <w:t>$998,881</w:t>
             </w:r>
           </w:p>
         </w:tc>
@@ -3955,7 +3948,7 @@
               <w:rPr>
                 <w:sz w:val="14"/>
               </w:rPr>
-              <w:t>14.2%</w:t>
+              <w:t>$999,367</w:t>
             </w:r>
           </w:p>
         </w:tc>
@@ -3968,7 +3961,7 @@
               <w:rPr>
                 <w:sz w:val="14"/>
               </w:rPr>
-              <w:t>$1,002,100</w:t>
+              <w:t>BUY +2%</w:t>
             </w:r>
           </w:p>
         </w:tc>
@@ -3979,10 +3972,9 @@
           <w:p>
             <w:r>
               <w:rPr>
-                <w:color w:val="008000"/>
                 <w:sz w:val="14"/>
               </w:rPr>
-              <w:t>+$700</w:t>
+              <w:t>20%</w:t>
             </w:r>
           </w:p>
         </w:tc>
@@ -4036,7 +4028,33 @@
               <w:rPr>
                 <w:sz w:val="14"/>
               </w:rPr>
-              <w:t>0.62 (med)</w:t>
+              <w:t>0.62 med</w:t>
+            </w:r>
+          </w:p>
+        </w:tc>
+        <w:tc>
+          <w:tcPr>
+            <w:tcW w:type="dxa" w:w="1176"/>
+          </w:tcPr>
+          <w:p>
+            <w:r>
+              <w:rPr>
+                <w:sz w:val="14"/>
+              </w:rPr>
+              <w:t>$999,367</w:t>
+            </w:r>
+          </w:p>
+        </w:tc>
+        <w:tc>
+          <w:tcPr>
+            <w:tcW w:type="dxa" w:w="1176"/>
+          </w:tcPr>
+          <w:p>
+            <w:r>
+              <w:rPr>
+                <w:sz w:val="14"/>
+              </w:rPr>
+              <w:t>$996,609</w:t>
             </w:r>
           </w:p>
         </w:tc>
@@ -4062,34 +4080,7 @@
               <w:rPr>
                 <w:sz w:val="14"/>
               </w:rPr>
-              <w:t>14.2%</w:t>
-            </w:r>
-          </w:p>
-        </w:tc>
-        <w:tc>
-          <w:tcPr>
-            <w:tcW w:type="dxa" w:w="1176"/>
-          </w:tcPr>
-          <w:p>
-            <w:r>
-              <w:rPr>
-                <w:sz w:val="14"/>
-              </w:rPr>
-              <w:t>$999,100</w:t>
-            </w:r>
-          </w:p>
-        </w:tc>
-        <w:tc>
-          <w:tcPr>
-            <w:tcW w:type="dxa" w:w="1176"/>
-          </w:tcPr>
-          <w:p>
-            <w:r>
-              <w:rPr>
-                <w:color w:val="CC0000"/>
-                <w:sz w:val="14"/>
-              </w:rPr>
-              <w:t>-$3,000</w:t>
+              <w:t>20%</w:t>
             </w:r>
           </w:p>
         </w:tc>
@@ -4143,7 +4134,33 @@
               <w:rPr>
                 <w:sz w:val="14"/>
               </w:rPr>
-              <w:t>0.81 (HIGH)</w:t>
+              <w:t>0.81 HIGH</w:t>
+            </w:r>
+          </w:p>
+        </w:tc>
+        <w:tc>
+          <w:tcPr>
+            <w:tcW w:type="dxa" w:w="1176"/>
+          </w:tcPr>
+          <w:p>
+            <w:r>
+              <w:rPr>
+                <w:sz w:val="14"/>
+              </w:rPr>
+              <w:t>$996,609</w:t>
+            </w:r>
+          </w:p>
+        </w:tc>
+        <w:tc>
+          <w:tcPr>
+            <w:tcW w:type="dxa" w:w="1176"/>
+          </w:tcPr>
+          <w:p>
+            <w:r>
+              <w:rPr>
+                <w:sz w:val="14"/>
+              </w:rPr>
+              <w:t>$993,161</w:t>
             </w:r>
           </w:p>
         </w:tc>
@@ -4155,6 +4172,7 @@
             <w:r>
               <w:rPr>
                 <w:b/>
+                <w:color w:val="CC0000"/>
                 <w:sz w:val="14"/>
               </w:rPr>
               <w:t>BLOCKED</w:t>
@@ -4170,34 +4188,7 @@
               <w:rPr>
                 <w:sz w:val="14"/>
               </w:rPr>
-              <w:t>14.2%</w:t>
-            </w:r>
-          </w:p>
-        </w:tc>
-        <w:tc>
-          <w:tcPr>
-            <w:tcW w:type="dxa" w:w="1176"/>
-          </w:tcPr>
-          <w:p>
-            <w:r>
-              <w:rPr>
-                <w:sz w:val="14"/>
-              </w:rPr>
-              <w:t>$995,800</w:t>
-            </w:r>
-          </w:p>
-        </w:tc>
-        <w:tc>
-          <w:tcPr>
-            <w:tcW w:type="dxa" w:w="1176"/>
-          </w:tcPr>
-          <w:p>
-            <w:r>
-              <w:rPr>
-                <w:color w:val="CC0000"/>
-                <w:sz w:val="14"/>
-              </w:rPr>
-              <w:t>-$3,300</w:t>
+              <w:t>20%</w:t>
             </w:r>
           </w:p>
         </w:tc>
@@ -4217,7 +4208,7 @@
           <w:b w:val="0"/>
           <w:i w:val="0"/>
         </w:rPr>
-        <w:t>Worked example — why 5 January shows BUY but a loss: on 4 January the agent held 6.0% of the portfolio in SPY (roughly $60,000 worth). Overnight, SPY dropped -1.94%. That existing $60,000 position lost about $1,164 just from the price falling — this happens before the agent even makes today's trade. The agent then buys 2.0% more (moving another ~$20,000 from cash into SPY at the new lower price). The new purchase itself does not cause a loss — it simply shifts cash into stock. But the damage from the market drop on the existing holdings is already done, which is why the Daily P&amp;L shows -$2,267 even though the agent chose to buy. The Trade column shows what the agent decided; the Daily P&amp;L shows what the market did to the portfolio.</w:t>
+        <w:t>Worked example — 5 January: the portfolio opened at $1,000,280 (carried from 4 January's close). Entering this day, 10% of the portfolio was in SPY and 90% in cash. SPY dropped -1.94%. Only the 10% in SPY was affected: 10% of $1,000,280 is about $100,000, and -1.94% of that is -$1,941. Cash is untouched. The portfolio closed at $998,339 — a loss caused entirely by the market drop on existing holdings.</w:t>
       </w:r>
     </w:p>
     <w:p>
@@ -4226,7 +4217,7 @@
           <w:b w:val="0"/>
           <w:i w:val="0"/>
         </w:rPr>
-        <w:t>Notice how losses grow with exposure: on 6 January the portfolio had 9.6% in SPY and lost only $170 from a -0.09% price move. By 13–14 January the portfolio had 14.2% in SPY and lost $3,000–$3,300 from similar-sized drops. More exposure means bigger swings in both directions — which is exactly why the uncertainty blocking mechanism matters. On 14 January, with uncertainty at 0.81, the system blocks new buys, preventing the agent from increasing exposure further into a falling market.</w:t>
+        <w:t>After the market moved, the agent decided to BUY +3% (shifting 3 more percentage points from cash into SPY at the lower price of $468.38). This trade does not change the total value — it just reallocates money from cash to stock. The exposure rises from 10% to 13%, meaning tomorrow's price swing will affect a bigger share of the portfolio. The 'Trade' column is the agent's forward-looking decision; the 'Open vs Close' gap is the backward-looking market result.</w:t>
       </w:r>
     </w:p>
     <w:p>
@@ -4235,7 +4226,7 @@
           <w:b w:val="0"/>
           <w:i w:val="0"/>
         </w:rPr>
-        <w:t>This is the core mechanism of the dissertation. The agent itself does not need to learn when to be cautious — the LSTM forecaster detects rising volatility and the environment enforces the constraint. The 60-day interactive version of this simulation is in the Dissertation Walkthrough notebook.</w:t>
+        <w:t>Notice that the 14 January loss ($3,448) is much larger than the 6 January loss ($117) even though both are small daily price drops — because by 14 January the portfolio has 20% in SPY instead of 13%. On 14 January the system blocks the agent's buy, preventing it from increasing exposure into a falling market. This is the core mechanism: the LSTM forecaster detects rising volatility and the environment enforces the constraint. The 60-day interactive version of this simulation is in the Dissertation Walkthrough notebook.</w:t>
       </w:r>
     </w:p>
     <w:p>

--- a/reports/generated/exports/Main_Dissertation_Draft.docx
+++ b/reports/generated/exports/Main_Dissertation_Draft.docx
@@ -2958,47 +2958,7 @@
           <w:b w:val="0"/>
           <w:i w:val="0"/>
         </w:rPr>
-        <w:t>The table is read left to right. Each row answers four questions in order:</w:t>
-      </w:r>
-    </w:p>
-    <w:p>
-      <w:pPr>
-        <w:pStyle w:val="ListBullet"/>
-      </w:pPr>
-      <w:r>
-        <w:t>What did the market do? (SPY Price and Change — facts the agent cannot control.)</w:t>
-      </w:r>
-    </w:p>
-    <w:p>
-      <w:pPr>
-        <w:pStyle w:val="ListBullet"/>
-      </w:pPr>
-      <w:r>
-        <w:t>How confident is the forecaster? (Uncertainty — the LSTM's 0-to-1 score.)</w:t>
-      </w:r>
-    </w:p>
-    <w:p>
-      <w:pPr>
-        <w:pStyle w:val="ListBullet"/>
-      </w:pPr>
-      <w:r>
-        <w:t>What was the portfolio worth before and after the market moved? (Open and Close — the difference is the gain or loss caused by SPY's price change on shares already held. This is not caused by the agent's trade.)</w:t>
-      </w:r>
-    </w:p>
-    <w:p>
-      <w:pPr>
-        <w:pStyle w:val="ListBullet"/>
-      </w:pPr>
-      <w:r>
-        <w:t>What did the agent do next? (Trade — e.g. 'BUY +5%' means the agent moved 5 more percentage points from cash into SPY. This changes the allocation but does not change the total value.)</w:t>
-      </w:r>
-    </w:p>
-    <w:p>
-      <w:pPr>
-        <w:pStyle w:val="ListBullet"/>
-      </w:pPr>
-      <w:r>
-        <w:t>How exposed is the portfolio going into tomorrow? (% in SPY — the cumulative fraction invested. The rest is cash, safe from price swings.)</w:t>
+        <w:t>Read each row left to right: SPY's price and its dollar change for the day, then the portfolio value before and after that market move — comparing these two numbers immediately shows the day's gain or loss. Then the uncertainty level and finally the trade the agent took in response.</w:t>
       </w:r>
     </w:p>
     <w:tbl>
@@ -3008,19 +2968,18 @@
         <w:tblLook w:firstColumn="1" w:firstRow="1" w:lastColumn="0" w:lastRow="0" w:noHBand="0" w:noVBand="1" w:val="04A0"/>
       </w:tblPr>
       <w:tblGrid>
-        <w:gridCol w:w="1176"/>
-        <w:gridCol w:w="1176"/>
-        <w:gridCol w:w="1176"/>
-        <w:gridCol w:w="1176"/>
-        <w:gridCol w:w="1176"/>
-        <w:gridCol w:w="1176"/>
-        <w:gridCol w:w="1176"/>
-        <w:gridCol w:w="1176"/>
+        <w:gridCol w:w="1344"/>
+        <w:gridCol w:w="1344"/>
+        <w:gridCol w:w="1344"/>
+        <w:gridCol w:w="1344"/>
+        <w:gridCol w:w="1344"/>
+        <w:gridCol w:w="1344"/>
+        <w:gridCol w:w="1344"/>
       </w:tblGrid>
       <w:tr>
         <w:tc>
           <w:tcPr>
-            <w:tcW w:type="dxa" w:w="1176"/>
+            <w:tcW w:type="dxa" w:w="1344"/>
           </w:tcPr>
           <w:p>
             <w:r>
@@ -3034,7 +2993,7 @@
         </w:tc>
         <w:tc>
           <w:tcPr>
-            <w:tcW w:type="dxa" w:w="1176"/>
+            <w:tcW w:type="dxa" w:w="1344"/>
           </w:tcPr>
           <w:p>
             <w:r>
@@ -3042,13 +3001,13 @@
                 <w:b/>
                 <w:sz w:val="14"/>
               </w:rPr>
-              <w:t>SPY</w:t>
-            </w:r>
-          </w:p>
-        </w:tc>
-        <w:tc>
-          <w:tcPr>
-            <w:tcW w:type="dxa" w:w="1176"/>
+              <w:t>SPY Price</w:t>
+            </w:r>
+          </w:p>
+        </w:tc>
+        <w:tc>
+          <w:tcPr>
+            <w:tcW w:type="dxa" w:w="1344"/>
           </w:tcPr>
           <w:p>
             <w:r>
@@ -3056,13 +3015,13 @@
                 <w:b/>
                 <w:sz w:val="14"/>
               </w:rPr>
-              <w:t>Change</w:t>
-            </w:r>
-          </w:p>
-        </w:tc>
-        <w:tc>
-          <w:tcPr>
-            <w:tcW w:type="dxa" w:w="1176"/>
+              <w:t>SPY Change</w:t>
+            </w:r>
+          </w:p>
+        </w:tc>
+        <w:tc>
+          <w:tcPr>
+            <w:tcW w:type="dxa" w:w="1344"/>
           </w:tcPr>
           <w:p>
             <w:r>
@@ -3070,13 +3029,13 @@
                 <w:b/>
                 <w:sz w:val="14"/>
               </w:rPr>
-              <w:t>Uncert.</w:t>
-            </w:r>
-          </w:p>
-        </w:tc>
-        <w:tc>
-          <w:tcPr>
-            <w:tcW w:type="dxa" w:w="1176"/>
+              <w:t>Value (before)</w:t>
+            </w:r>
+          </w:p>
+        </w:tc>
+        <w:tc>
+          <w:tcPr>
+            <w:tcW w:type="dxa" w:w="1344"/>
           </w:tcPr>
           <w:p>
             <w:r>
@@ -3084,27 +3043,13 @@
                 <w:b/>
                 <w:sz w:val="14"/>
               </w:rPr>
-              <w:t>Open</w:t>
-            </w:r>
-          </w:p>
-        </w:tc>
-        <w:tc>
-          <w:tcPr>
-            <w:tcW w:type="dxa" w:w="1176"/>
-          </w:tcPr>
-          <w:p>
-            <w:r>
-              <w:rPr>
-                <w:b/>
-                <w:sz w:val="14"/>
-              </w:rPr>
-              <w:t>Close</w:t>
-            </w:r>
-          </w:p>
-        </w:tc>
-        <w:tc>
-          <w:tcPr>
-            <w:tcW w:type="dxa" w:w="1176"/>
+              <w:t>Uncertainty</w:t>
+            </w:r>
+          </w:p>
+        </w:tc>
+        <w:tc>
+          <w:tcPr>
+            <w:tcW w:type="dxa" w:w="1344"/>
           </w:tcPr>
           <w:p>
             <w:r>
@@ -3118,7 +3063,7 @@
         </w:tc>
         <w:tc>
           <w:tcPr>
-            <w:tcW w:type="dxa" w:w="1176"/>
+            <w:tcW w:type="dxa" w:w="1344"/>
           </w:tcPr>
           <w:p>
             <w:r>
@@ -3126,7 +3071,7 @@
                 <w:b/>
                 <w:sz w:val="14"/>
               </w:rPr>
-              <w:t>% in SPY</w:t>
+              <w:t>Value (after)</w:t>
             </w:r>
           </w:p>
         </w:tc>
@@ -3134,7 +3079,7 @@
       <w:tr>
         <w:tc>
           <w:tcPr>
-            <w:tcW w:type="dxa" w:w="1176"/>
+            <w:tcW w:type="dxa" w:w="1344"/>
           </w:tcPr>
           <w:p>
             <w:r>
@@ -3147,7 +3092,7 @@
         </w:tc>
         <w:tc>
           <w:tcPr>
-            <w:tcW w:type="dxa" w:w="1176"/>
+            <w:tcW w:type="dxa" w:w="1344"/>
           </w:tcPr>
           <w:p>
             <w:r>
@@ -3160,33 +3105,20 @@
         </w:tc>
         <w:tc>
           <w:tcPr>
-            <w:tcW w:type="dxa" w:w="1176"/>
+            <w:tcW w:type="dxa" w:w="1344"/>
           </w:tcPr>
           <w:p>
             <w:r>
               <w:rPr>
                 <w:sz w:val="14"/>
               </w:rPr>
-              <w:t>-0.12%</w:t>
-            </w:r>
-          </w:p>
-        </w:tc>
-        <w:tc>
-          <w:tcPr>
-            <w:tcW w:type="dxa" w:w="1176"/>
-          </w:tcPr>
-          <w:p>
-            <w:r>
-              <w:rPr>
-                <w:sz w:val="14"/>
-              </w:rPr>
-              <w:t>0.23 low</w:t>
-            </w:r>
-          </w:p>
-        </w:tc>
-        <w:tc>
-          <w:tcPr>
-            <w:tcW w:type="dxa" w:w="1176"/>
+              <w:t>-$0.57</w:t>
+            </w:r>
+          </w:p>
+        </w:tc>
+        <w:tc>
+          <w:tcPr>
+            <w:tcW w:type="dxa" w:w="1344"/>
           </w:tcPr>
           <w:p>
             <w:r>
@@ -3199,7 +3131,33 @@
         </w:tc>
         <w:tc>
           <w:tcPr>
-            <w:tcW w:type="dxa" w:w="1176"/>
+            <w:tcW w:type="dxa" w:w="1344"/>
+          </w:tcPr>
+          <w:p>
+            <w:r>
+              <w:rPr>
+                <w:sz w:val="14"/>
+              </w:rPr>
+              <w:t>0.23 (low)</w:t>
+            </w:r>
+          </w:p>
+        </w:tc>
+        <w:tc>
+          <w:tcPr>
+            <w:tcW w:type="dxa" w:w="1344"/>
+          </w:tcPr>
+          <w:p>
+            <w:r>
+              <w:rPr>
+                <w:sz w:val="14"/>
+              </w:rPr>
+              <w:t>BUY</w:t>
+            </w:r>
+          </w:p>
+        </w:tc>
+        <w:tc>
+          <w:tcPr>
+            <w:tcW w:type="dxa" w:w="1344"/>
           </w:tcPr>
           <w:p>
             <w:r>
@@ -3210,37 +3168,11 @@
             </w:r>
           </w:p>
         </w:tc>
-        <w:tc>
-          <w:tcPr>
-            <w:tcW w:type="dxa" w:w="1176"/>
-          </w:tcPr>
-          <w:p>
-            <w:r>
-              <w:rPr>
-                <w:sz w:val="14"/>
-              </w:rPr>
-              <w:t>BUY +5%</w:t>
-            </w:r>
-          </w:p>
-        </w:tc>
-        <w:tc>
-          <w:tcPr>
-            <w:tcW w:type="dxa" w:w="1176"/>
-          </w:tcPr>
-          <w:p>
-            <w:r>
-              <w:rPr>
-                <w:sz w:val="14"/>
-              </w:rPr>
-              <w:t>5%</w:t>
-            </w:r>
-          </w:p>
-        </w:tc>
       </w:tr>
       <w:tr>
         <w:tc>
           <w:tcPr>
-            <w:tcW w:type="dxa" w:w="1176"/>
+            <w:tcW w:type="dxa" w:w="1344"/>
           </w:tcPr>
           <w:p>
             <w:r>
@@ -3253,7 +3185,7 @@
         </w:tc>
         <w:tc>
           <w:tcPr>
-            <w:tcW w:type="dxa" w:w="1176"/>
+            <w:tcW w:type="dxa" w:w="1344"/>
           </w:tcPr>
           <w:p>
             <w:r>
@@ -3266,33 +3198,20 @@
         </w:tc>
         <w:tc>
           <w:tcPr>
-            <w:tcW w:type="dxa" w:w="1176"/>
+            <w:tcW w:type="dxa" w:w="1344"/>
           </w:tcPr>
           <w:p>
             <w:r>
               <w:rPr>
                 <w:sz w:val="14"/>
               </w:rPr>
-              <w:t>+0.56%</w:t>
-            </w:r>
-          </w:p>
-        </w:tc>
-        <w:tc>
-          <w:tcPr>
-            <w:tcW w:type="dxa" w:w="1176"/>
-          </w:tcPr>
-          <w:p>
-            <w:r>
-              <w:rPr>
-                <w:sz w:val="14"/>
-              </w:rPr>
-              <w:t>0.19 low</w:t>
-            </w:r>
-          </w:p>
-        </w:tc>
-        <w:tc>
-          <w:tcPr>
-            <w:tcW w:type="dxa" w:w="1176"/>
+              <w:t>+$2.67</w:t>
+            </w:r>
+          </w:p>
+        </w:tc>
+        <w:tc>
+          <w:tcPr>
+            <w:tcW w:type="dxa" w:w="1344"/>
           </w:tcPr>
           <w:p>
             <w:r>
@@ -3305,40 +3224,40 @@
         </w:tc>
         <w:tc>
           <w:tcPr>
-            <w:tcW w:type="dxa" w:w="1176"/>
+            <w:tcW w:type="dxa" w:w="1344"/>
           </w:tcPr>
           <w:p>
             <w:r>
               <w:rPr>
                 <w:sz w:val="14"/>
               </w:rPr>
-              <w:t>$1,000,280</w:t>
-            </w:r>
-          </w:p>
-        </w:tc>
-        <w:tc>
-          <w:tcPr>
-            <w:tcW w:type="dxa" w:w="1176"/>
+              <w:t>0.19 (low)</w:t>
+            </w:r>
+          </w:p>
+        </w:tc>
+        <w:tc>
+          <w:tcPr>
+            <w:tcW w:type="dxa" w:w="1344"/>
           </w:tcPr>
           <w:p>
             <w:r>
               <w:rPr>
                 <w:sz w:val="14"/>
               </w:rPr>
-              <w:t>BUY +5%</w:t>
-            </w:r>
-          </w:p>
-        </w:tc>
-        <w:tc>
-          <w:tcPr>
-            <w:tcW w:type="dxa" w:w="1176"/>
+              <w:t>BUY</w:t>
+            </w:r>
+          </w:p>
+        </w:tc>
+        <w:tc>
+          <w:tcPr>
+            <w:tcW w:type="dxa" w:w="1344"/>
           </w:tcPr>
           <w:p>
             <w:r>
               <w:rPr>
                 <w:sz w:val="14"/>
               </w:rPr>
-              <w:t>10%</w:t>
+              <w:t>$1,001,500</w:t>
             </w:r>
           </w:p>
         </w:tc>
@@ -3346,7 +3265,7 @@
       <w:tr>
         <w:tc>
           <w:tcPr>
-            <w:tcW w:type="dxa" w:w="1176"/>
+            <w:tcW w:type="dxa" w:w="1344"/>
           </w:tcPr>
           <w:p>
             <w:r>
@@ -3359,7 +3278,7 @@
         </w:tc>
         <w:tc>
           <w:tcPr>
-            <w:tcW w:type="dxa" w:w="1176"/>
+            <w:tcW w:type="dxa" w:w="1344"/>
           </w:tcPr>
           <w:p>
             <w:r>
@@ -3372,79 +3291,66 @@
         </w:tc>
         <w:tc>
           <w:tcPr>
-            <w:tcW w:type="dxa" w:w="1176"/>
+            <w:tcW w:type="dxa" w:w="1344"/>
           </w:tcPr>
           <w:p>
             <w:r>
               <w:rPr>
                 <w:sz w:val="14"/>
               </w:rPr>
-              <w:t>-1.94%</w:t>
-            </w:r>
-          </w:p>
-        </w:tc>
-        <w:tc>
-          <w:tcPr>
-            <w:tcW w:type="dxa" w:w="1176"/>
+              <w:t>-$9.25</w:t>
+            </w:r>
+          </w:p>
+        </w:tc>
+        <w:tc>
+          <w:tcPr>
+            <w:tcW w:type="dxa" w:w="1344"/>
           </w:tcPr>
           <w:p>
             <w:r>
               <w:rPr>
                 <w:sz w:val="14"/>
               </w:rPr>
-              <w:t>0.34 low</w:t>
-            </w:r>
-          </w:p>
-        </w:tc>
-        <w:tc>
-          <w:tcPr>
-            <w:tcW w:type="dxa" w:w="1176"/>
+              <w:t>$1,001,500</w:t>
+            </w:r>
+          </w:p>
+        </w:tc>
+        <w:tc>
+          <w:tcPr>
+            <w:tcW w:type="dxa" w:w="1344"/>
           </w:tcPr>
           <w:p>
             <w:r>
               <w:rPr>
                 <w:sz w:val="14"/>
               </w:rPr>
-              <w:t>$1,000,280</w:t>
-            </w:r>
-          </w:p>
-        </w:tc>
-        <w:tc>
-          <w:tcPr>
-            <w:tcW w:type="dxa" w:w="1176"/>
+              <w:t>0.34 (low)</w:t>
+            </w:r>
+          </w:p>
+        </w:tc>
+        <w:tc>
+          <w:tcPr>
+            <w:tcW w:type="dxa" w:w="1344"/>
           </w:tcPr>
           <w:p>
             <w:r>
               <w:rPr>
                 <w:sz w:val="14"/>
               </w:rPr>
-              <w:t>$998,339</w:t>
-            </w:r>
-          </w:p>
-        </w:tc>
-        <w:tc>
-          <w:tcPr>
-            <w:tcW w:type="dxa" w:w="1176"/>
+              <w:t>BUY</w:t>
+            </w:r>
+          </w:p>
+        </w:tc>
+        <w:tc>
+          <w:tcPr>
+            <w:tcW w:type="dxa" w:w="1344"/>
           </w:tcPr>
           <w:p>
             <w:r>
               <w:rPr>
                 <w:sz w:val="14"/>
               </w:rPr>
-              <w:t>BUY +3%</w:t>
-            </w:r>
-          </w:p>
-        </w:tc>
-        <w:tc>
-          <w:tcPr>
-            <w:tcW w:type="dxa" w:w="1176"/>
-          </w:tcPr>
-          <w:p>
-            <w:r>
-              <w:rPr>
-                <w:sz w:val="14"/>
-              </w:rPr>
-              <w:t>13%</w:t>
+              <w:t>$998,600</w:t>
             </w:r>
           </w:p>
         </w:tc>
@@ -3452,7 +3358,7 @@
       <w:tr>
         <w:tc>
           <w:tcPr>
-            <w:tcW w:type="dxa" w:w="1176"/>
+            <w:tcW w:type="dxa" w:w="1344"/>
           </w:tcPr>
           <w:p>
             <w:r>
@@ -3465,7 +3371,7 @@
         </w:tc>
         <w:tc>
           <w:tcPr>
-            <w:tcW w:type="dxa" w:w="1176"/>
+            <w:tcW w:type="dxa" w:w="1344"/>
           </w:tcPr>
           <w:p>
             <w:r>
@@ -3478,79 +3384,66 @@
         </w:tc>
         <w:tc>
           <w:tcPr>
-            <w:tcW w:type="dxa" w:w="1176"/>
+            <w:tcW w:type="dxa" w:w="1344"/>
           </w:tcPr>
           <w:p>
             <w:r>
               <w:rPr>
                 <w:sz w:val="14"/>
               </w:rPr>
-              <w:t>-0.09%</w:t>
-            </w:r>
-          </w:p>
-        </w:tc>
-        <w:tc>
-          <w:tcPr>
-            <w:tcW w:type="dxa" w:w="1176"/>
+              <w:t>-$0.44</w:t>
+            </w:r>
+          </w:p>
+        </w:tc>
+        <w:tc>
+          <w:tcPr>
+            <w:tcW w:type="dxa" w:w="1344"/>
           </w:tcPr>
           <w:p>
             <w:r>
               <w:rPr>
                 <w:sz w:val="14"/>
               </w:rPr>
-              <w:t>0.41 med</w:t>
-            </w:r>
-          </w:p>
-        </w:tc>
-        <w:tc>
-          <w:tcPr>
-            <w:tcW w:type="dxa" w:w="1176"/>
+              <w:t>$998,600</w:t>
+            </w:r>
+          </w:p>
+        </w:tc>
+        <w:tc>
+          <w:tcPr>
+            <w:tcW w:type="dxa" w:w="1344"/>
           </w:tcPr>
           <w:p>
             <w:r>
               <w:rPr>
                 <w:sz w:val="14"/>
               </w:rPr>
-              <w:t>$998,339</w:t>
-            </w:r>
-          </w:p>
-        </w:tc>
-        <w:tc>
-          <w:tcPr>
-            <w:tcW w:type="dxa" w:w="1176"/>
+              <w:t>0.41 (med)</w:t>
+            </w:r>
+          </w:p>
+        </w:tc>
+        <w:tc>
+          <w:tcPr>
+            <w:tcW w:type="dxa" w:w="1344"/>
           </w:tcPr>
           <w:p>
             <w:r>
               <w:rPr>
                 <w:sz w:val="14"/>
               </w:rPr>
-              <w:t>$998,222</w:t>
-            </w:r>
-          </w:p>
-        </w:tc>
-        <w:tc>
-          <w:tcPr>
-            <w:tcW w:type="dxa" w:w="1176"/>
+              <w:t>BUY</w:t>
+            </w:r>
+          </w:p>
+        </w:tc>
+        <w:tc>
+          <w:tcPr>
+            <w:tcW w:type="dxa" w:w="1344"/>
           </w:tcPr>
           <w:p>
             <w:r>
               <w:rPr>
                 <w:sz w:val="14"/>
               </w:rPr>
-              <w:t>BUY +2%</w:t>
-            </w:r>
-          </w:p>
-        </w:tc>
-        <w:tc>
-          <w:tcPr>
-            <w:tcW w:type="dxa" w:w="1176"/>
-          </w:tcPr>
-          <w:p>
-            <w:r>
-              <w:rPr>
-                <w:sz w:val="14"/>
-              </w:rPr>
-              <w:t>15%</w:t>
+              <w:t>$998,350</w:t>
             </w:r>
           </w:p>
         </w:tc>
@@ -3558,7 +3451,7 @@
       <w:tr>
         <w:tc>
           <w:tcPr>
-            <w:tcW w:type="dxa" w:w="1176"/>
+            <w:tcW w:type="dxa" w:w="1344"/>
           </w:tcPr>
           <w:p>
             <w:r>
@@ -3571,7 +3464,7 @@
         </w:tc>
         <w:tc>
           <w:tcPr>
-            <w:tcW w:type="dxa" w:w="1176"/>
+            <w:tcW w:type="dxa" w:w="1344"/>
           </w:tcPr>
           <w:p>
             <w:r>
@@ -3584,79 +3477,66 @@
         </w:tc>
         <w:tc>
           <w:tcPr>
-            <w:tcW w:type="dxa" w:w="1176"/>
+            <w:tcW w:type="dxa" w:w="1344"/>
           </w:tcPr>
           <w:p>
             <w:r>
               <w:rPr>
                 <w:sz w:val="14"/>
               </w:rPr>
-              <w:t>-0.40%</w:t>
-            </w:r>
-          </w:p>
-        </w:tc>
-        <w:tc>
-          <w:tcPr>
-            <w:tcW w:type="dxa" w:w="1176"/>
+              <w:t>-$1.85</w:t>
+            </w:r>
+          </w:p>
+        </w:tc>
+        <w:tc>
+          <w:tcPr>
+            <w:tcW w:type="dxa" w:w="1344"/>
           </w:tcPr>
           <w:p>
             <w:r>
               <w:rPr>
                 <w:sz w:val="14"/>
               </w:rPr>
-              <w:t>0.48 med</w:t>
-            </w:r>
-          </w:p>
-        </w:tc>
-        <w:tc>
-          <w:tcPr>
-            <w:tcW w:type="dxa" w:w="1176"/>
+              <w:t>$998,350</w:t>
+            </w:r>
+          </w:p>
+        </w:tc>
+        <w:tc>
+          <w:tcPr>
+            <w:tcW w:type="dxa" w:w="1344"/>
           </w:tcPr>
           <w:p>
             <w:r>
               <w:rPr>
                 <w:sz w:val="14"/>
               </w:rPr>
-              <w:t>$998,222</w:t>
-            </w:r>
-          </w:p>
-        </w:tc>
-        <w:tc>
-          <w:tcPr>
-            <w:tcW w:type="dxa" w:w="1176"/>
+              <w:t>0.48 (med)</w:t>
+            </w:r>
+          </w:p>
+        </w:tc>
+        <w:tc>
+          <w:tcPr>
+            <w:tcW w:type="dxa" w:w="1344"/>
           </w:tcPr>
           <w:p>
             <w:r>
               <w:rPr>
                 <w:sz w:val="14"/>
               </w:rPr>
-              <w:t>$997,623</w:t>
-            </w:r>
-          </w:p>
-        </w:tc>
-        <w:tc>
-          <w:tcPr>
-            <w:tcW w:type="dxa" w:w="1176"/>
+              <w:t>BUY</w:t>
+            </w:r>
+          </w:p>
+        </w:tc>
+        <w:tc>
+          <w:tcPr>
+            <w:tcW w:type="dxa" w:w="1344"/>
           </w:tcPr>
           <w:p>
             <w:r>
               <w:rPr>
                 <w:sz w:val="14"/>
               </w:rPr>
-              <w:t>BUY +1%</w:t>
-            </w:r>
-          </w:p>
-        </w:tc>
-        <w:tc>
-          <w:tcPr>
-            <w:tcW w:type="dxa" w:w="1176"/>
-          </w:tcPr>
-          <w:p>
-            <w:r>
-              <w:rPr>
-                <w:sz w:val="14"/>
-              </w:rPr>
-              <w:t>16%</w:t>
+              <w:t>$997,650</w:t>
             </w:r>
           </w:p>
         </w:tc>
@@ -3664,7 +3544,7 @@
       <w:tr>
         <w:tc>
           <w:tcPr>
-            <w:tcW w:type="dxa" w:w="1176"/>
+            <w:tcW w:type="dxa" w:w="1344"/>
           </w:tcPr>
           <w:p>
             <w:r>
@@ -3677,7 +3557,7 @@
         </w:tc>
         <w:tc>
           <w:tcPr>
-            <w:tcW w:type="dxa" w:w="1176"/>
+            <w:tcW w:type="dxa" w:w="1344"/>
           </w:tcPr>
           <w:p>
             <w:r>
@@ -3690,59 +3570,46 @@
         </w:tc>
         <w:tc>
           <w:tcPr>
-            <w:tcW w:type="dxa" w:w="1176"/>
+            <w:tcW w:type="dxa" w:w="1344"/>
           </w:tcPr>
           <w:p>
             <w:r>
               <w:rPr>
                 <w:sz w:val="14"/>
               </w:rPr>
-              <w:t>-0.70%</w:t>
-            </w:r>
-          </w:p>
-        </w:tc>
-        <w:tc>
-          <w:tcPr>
-            <w:tcW w:type="dxa" w:w="1176"/>
+              <w:t>-$3.26</w:t>
+            </w:r>
+          </w:p>
+        </w:tc>
+        <w:tc>
+          <w:tcPr>
+            <w:tcW w:type="dxa" w:w="1344"/>
           </w:tcPr>
           <w:p>
             <w:r>
               <w:rPr>
                 <w:sz w:val="14"/>
               </w:rPr>
-              <w:t>0.58 med</w:t>
-            </w:r>
-          </w:p>
-        </w:tc>
-        <w:tc>
-          <w:tcPr>
-            <w:tcW w:type="dxa" w:w="1176"/>
+              <w:t>$997,650</w:t>
+            </w:r>
+          </w:p>
+        </w:tc>
+        <w:tc>
+          <w:tcPr>
+            <w:tcW w:type="dxa" w:w="1344"/>
           </w:tcPr>
           <w:p>
             <w:r>
               <w:rPr>
                 <w:sz w:val="14"/>
               </w:rPr>
-              <w:t>$997,623</w:t>
-            </w:r>
-          </w:p>
-        </w:tc>
-        <w:tc>
-          <w:tcPr>
-            <w:tcW w:type="dxa" w:w="1176"/>
-          </w:tcPr>
-          <w:p>
-            <w:r>
-              <w:rPr>
-                <w:sz w:val="14"/>
-              </w:rPr>
-              <w:t>$996,506</w:t>
-            </w:r>
-          </w:p>
-        </w:tc>
-        <w:tc>
-          <w:tcPr>
-            <w:tcW w:type="dxa" w:w="1176"/>
+              <w:t>0.58 (med)</w:t>
+            </w:r>
+          </w:p>
+        </w:tc>
+        <w:tc>
+          <w:tcPr>
+            <w:tcW w:type="dxa" w:w="1344"/>
           </w:tcPr>
           <w:p>
             <w:r>
@@ -3755,14 +3622,14 @@
         </w:tc>
         <w:tc>
           <w:tcPr>
-            <w:tcW w:type="dxa" w:w="1176"/>
+            <w:tcW w:type="dxa" w:w="1344"/>
           </w:tcPr>
           <w:p>
             <w:r>
               <w:rPr>
                 <w:sz w:val="14"/>
               </w:rPr>
-              <w:t>16%</w:t>
+              <w:t>$996,300</w:t>
             </w:r>
           </w:p>
         </w:tc>
@@ -3770,7 +3637,7 @@
       <w:tr>
         <w:tc>
           <w:tcPr>
-            <w:tcW w:type="dxa" w:w="1176"/>
+            <w:tcW w:type="dxa" w:w="1344"/>
           </w:tcPr>
           <w:p>
             <w:r>
@@ -3783,7 +3650,7 @@
         </w:tc>
         <w:tc>
           <w:tcPr>
-            <w:tcW w:type="dxa" w:w="1176"/>
+            <w:tcW w:type="dxa" w:w="1344"/>
           </w:tcPr>
           <w:p>
             <w:r>
@@ -3796,79 +3663,66 @@
         </w:tc>
         <w:tc>
           <w:tcPr>
-            <w:tcW w:type="dxa" w:w="1176"/>
+            <w:tcW w:type="dxa" w:w="1344"/>
           </w:tcPr>
           <w:p>
             <w:r>
               <w:rPr>
                 <w:sz w:val="14"/>
               </w:rPr>
-              <w:t>+1.49%</w:t>
-            </w:r>
-          </w:p>
-        </w:tc>
-        <w:tc>
-          <w:tcPr>
-            <w:tcW w:type="dxa" w:w="1176"/>
+              <w:t>+$6.92</w:t>
+            </w:r>
+          </w:p>
+        </w:tc>
+        <w:tc>
+          <w:tcPr>
+            <w:tcW w:type="dxa" w:w="1344"/>
           </w:tcPr>
           <w:p>
             <w:r>
               <w:rPr>
                 <w:sz w:val="14"/>
               </w:rPr>
-              <w:t>0.44 med</w:t>
-            </w:r>
-          </w:p>
-        </w:tc>
-        <w:tc>
-          <w:tcPr>
-            <w:tcW w:type="dxa" w:w="1176"/>
+              <w:t>$996,300</w:t>
+            </w:r>
+          </w:p>
+        </w:tc>
+        <w:tc>
+          <w:tcPr>
+            <w:tcW w:type="dxa" w:w="1344"/>
           </w:tcPr>
           <w:p>
             <w:r>
               <w:rPr>
                 <w:sz w:val="14"/>
               </w:rPr>
-              <w:t>$996,506</w:t>
-            </w:r>
-          </w:p>
-        </w:tc>
-        <w:tc>
-          <w:tcPr>
-            <w:tcW w:type="dxa" w:w="1176"/>
+              <w:t>0.44 (med)</w:t>
+            </w:r>
+          </w:p>
+        </w:tc>
+        <w:tc>
+          <w:tcPr>
+            <w:tcW w:type="dxa" w:w="1344"/>
           </w:tcPr>
           <w:p>
             <w:r>
               <w:rPr>
                 <w:sz w:val="14"/>
               </w:rPr>
-              <w:t>$998,881</w:t>
-            </w:r>
-          </w:p>
-        </w:tc>
-        <w:tc>
-          <w:tcPr>
-            <w:tcW w:type="dxa" w:w="1176"/>
+              <w:t>BUY</w:t>
+            </w:r>
+          </w:p>
+        </w:tc>
+        <w:tc>
+          <w:tcPr>
+            <w:tcW w:type="dxa" w:w="1344"/>
           </w:tcPr>
           <w:p>
             <w:r>
               <w:rPr>
                 <w:sz w:val="14"/>
               </w:rPr>
-              <w:t>BUY +2%</w:t>
-            </w:r>
-          </w:p>
-        </w:tc>
-        <w:tc>
-          <w:tcPr>
-            <w:tcW w:type="dxa" w:w="1176"/>
-          </w:tcPr>
-          <w:p>
-            <w:r>
-              <w:rPr>
-                <w:sz w:val="14"/>
-              </w:rPr>
-              <w:t>18%</w:t>
+              <w:t>$999,100</w:t>
             </w:r>
           </w:p>
         </w:tc>
@@ -3876,7 +3730,7 @@
       <w:tr>
         <w:tc>
           <w:tcPr>
-            <w:tcW w:type="dxa" w:w="1176"/>
+            <w:tcW w:type="dxa" w:w="1344"/>
           </w:tcPr>
           <w:p>
             <w:r>
@@ -3889,7 +3743,7 @@
         </w:tc>
         <w:tc>
           <w:tcPr>
-            <w:tcW w:type="dxa" w:w="1176"/>
+            <w:tcW w:type="dxa" w:w="1344"/>
           </w:tcPr>
           <w:p>
             <w:r>
@@ -3902,79 +3756,66 @@
         </w:tc>
         <w:tc>
           <w:tcPr>
-            <w:tcW w:type="dxa" w:w="1176"/>
+            <w:tcW w:type="dxa" w:w="1344"/>
           </w:tcPr>
           <w:p>
             <w:r>
               <w:rPr>
                 <w:sz w:val="14"/>
               </w:rPr>
-              <w:t>+0.27%</w:t>
-            </w:r>
-          </w:p>
-        </w:tc>
-        <w:tc>
-          <w:tcPr>
-            <w:tcW w:type="dxa" w:w="1176"/>
+              <w:t>+$1.27</w:t>
+            </w:r>
+          </w:p>
+        </w:tc>
+        <w:tc>
+          <w:tcPr>
+            <w:tcW w:type="dxa" w:w="1344"/>
           </w:tcPr>
           <w:p>
             <w:r>
               <w:rPr>
                 <w:sz w:val="14"/>
               </w:rPr>
-              <w:t>0.38 low</w:t>
-            </w:r>
-          </w:p>
-        </w:tc>
-        <w:tc>
-          <w:tcPr>
-            <w:tcW w:type="dxa" w:w="1176"/>
+              <w:t>$999,100</w:t>
+            </w:r>
+          </w:p>
+        </w:tc>
+        <w:tc>
+          <w:tcPr>
+            <w:tcW w:type="dxa" w:w="1344"/>
           </w:tcPr>
           <w:p>
             <w:r>
               <w:rPr>
                 <w:sz w:val="14"/>
               </w:rPr>
-              <w:t>$998,881</w:t>
-            </w:r>
-          </w:p>
-        </w:tc>
-        <w:tc>
-          <w:tcPr>
-            <w:tcW w:type="dxa" w:w="1176"/>
+              <w:t>0.38 (low)</w:t>
+            </w:r>
+          </w:p>
+        </w:tc>
+        <w:tc>
+          <w:tcPr>
+            <w:tcW w:type="dxa" w:w="1344"/>
           </w:tcPr>
           <w:p>
             <w:r>
               <w:rPr>
                 <w:sz w:val="14"/>
               </w:rPr>
-              <w:t>$999,367</w:t>
-            </w:r>
-          </w:p>
-        </w:tc>
-        <w:tc>
-          <w:tcPr>
-            <w:tcW w:type="dxa" w:w="1176"/>
+              <w:t>BUY</w:t>
+            </w:r>
+          </w:p>
+        </w:tc>
+        <w:tc>
+          <w:tcPr>
+            <w:tcW w:type="dxa" w:w="1344"/>
           </w:tcPr>
           <w:p>
             <w:r>
               <w:rPr>
                 <w:sz w:val="14"/>
               </w:rPr>
-              <w:t>BUY +2%</w:t>
-            </w:r>
-          </w:p>
-        </w:tc>
-        <w:tc>
-          <w:tcPr>
-            <w:tcW w:type="dxa" w:w="1176"/>
-          </w:tcPr>
-          <w:p>
-            <w:r>
-              <w:rPr>
-                <w:sz w:val="14"/>
-              </w:rPr>
-              <w:t>20%</w:t>
+              <w:t>$999,550</w:t>
             </w:r>
           </w:p>
         </w:tc>
@@ -3982,7 +3823,7 @@
       <w:tr>
         <w:tc>
           <w:tcPr>
-            <w:tcW w:type="dxa" w:w="1176"/>
+            <w:tcW w:type="dxa" w:w="1344"/>
           </w:tcPr>
           <w:p>
             <w:r>
@@ -3995,7 +3836,7 @@
         </w:tc>
         <w:tc>
           <w:tcPr>
-            <w:tcW w:type="dxa" w:w="1176"/>
+            <w:tcW w:type="dxa" w:w="1344"/>
           </w:tcPr>
           <w:p>
             <w:r>
@@ -4008,59 +3849,46 @@
         </w:tc>
         <w:tc>
           <w:tcPr>
-            <w:tcW w:type="dxa" w:w="1176"/>
+            <w:tcW w:type="dxa" w:w="1344"/>
           </w:tcPr>
           <w:p>
             <w:r>
               <w:rPr>
                 <w:sz w:val="14"/>
               </w:rPr>
-              <w:t>-1.38%</w:t>
-            </w:r>
-          </w:p>
-        </w:tc>
-        <w:tc>
-          <w:tcPr>
-            <w:tcW w:type="dxa" w:w="1176"/>
+              <w:t>-$6.49</w:t>
+            </w:r>
+          </w:p>
+        </w:tc>
+        <w:tc>
+          <w:tcPr>
+            <w:tcW w:type="dxa" w:w="1344"/>
           </w:tcPr>
           <w:p>
             <w:r>
               <w:rPr>
                 <w:sz w:val="14"/>
               </w:rPr>
-              <w:t>0.62 med</w:t>
-            </w:r>
-          </w:p>
-        </w:tc>
-        <w:tc>
-          <w:tcPr>
-            <w:tcW w:type="dxa" w:w="1176"/>
+              <w:t>$999,550</w:t>
+            </w:r>
+          </w:p>
+        </w:tc>
+        <w:tc>
+          <w:tcPr>
+            <w:tcW w:type="dxa" w:w="1344"/>
           </w:tcPr>
           <w:p>
             <w:r>
               <w:rPr>
                 <w:sz w:val="14"/>
               </w:rPr>
-              <w:t>$999,367</w:t>
-            </w:r>
-          </w:p>
-        </w:tc>
-        <w:tc>
-          <w:tcPr>
-            <w:tcW w:type="dxa" w:w="1176"/>
-          </w:tcPr>
-          <w:p>
-            <w:r>
-              <w:rPr>
-                <w:sz w:val="14"/>
-              </w:rPr>
-              <w:t>$996,609</w:t>
-            </w:r>
-          </w:p>
-        </w:tc>
-        <w:tc>
-          <w:tcPr>
-            <w:tcW w:type="dxa" w:w="1176"/>
+              <w:t>0.62 (med)</w:t>
+            </w:r>
+          </w:p>
+        </w:tc>
+        <w:tc>
+          <w:tcPr>
+            <w:tcW w:type="dxa" w:w="1344"/>
           </w:tcPr>
           <w:p>
             <w:r>
@@ -4073,14 +3901,14 @@
         </w:tc>
         <w:tc>
           <w:tcPr>
-            <w:tcW w:type="dxa" w:w="1176"/>
+            <w:tcW w:type="dxa" w:w="1344"/>
           </w:tcPr>
           <w:p>
             <w:r>
               <w:rPr>
                 <w:sz w:val="14"/>
               </w:rPr>
-              <w:t>20%</w:t>
+              <w:t>$996,800</w:t>
             </w:r>
           </w:p>
         </w:tc>
@@ -4088,7 +3916,7 @@
       <w:tr>
         <w:tc>
           <w:tcPr>
-            <w:tcW w:type="dxa" w:w="1176"/>
+            <w:tcW w:type="dxa" w:w="1344"/>
           </w:tcPr>
           <w:p>
             <w:r>
@@ -4101,7 +3929,7 @@
         </w:tc>
         <w:tc>
           <w:tcPr>
-            <w:tcW w:type="dxa" w:w="1176"/>
+            <w:tcW w:type="dxa" w:w="1344"/>
           </w:tcPr>
           <w:p>
             <w:r>
@@ -4114,59 +3942,46 @@
         </w:tc>
         <w:tc>
           <w:tcPr>
-            <w:tcW w:type="dxa" w:w="1176"/>
+            <w:tcW w:type="dxa" w:w="1344"/>
           </w:tcPr>
           <w:p>
             <w:r>
               <w:rPr>
                 <w:sz w:val="14"/>
               </w:rPr>
-              <w:t>-1.73%</w:t>
-            </w:r>
-          </w:p>
-        </w:tc>
-        <w:tc>
-          <w:tcPr>
-            <w:tcW w:type="dxa" w:w="1176"/>
+              <w:t>-$8.04</w:t>
+            </w:r>
+          </w:p>
+        </w:tc>
+        <w:tc>
+          <w:tcPr>
+            <w:tcW w:type="dxa" w:w="1344"/>
           </w:tcPr>
           <w:p>
             <w:r>
               <w:rPr>
                 <w:sz w:val="14"/>
               </w:rPr>
-              <w:t>0.81 HIGH</w:t>
-            </w:r>
-          </w:p>
-        </w:tc>
-        <w:tc>
-          <w:tcPr>
-            <w:tcW w:type="dxa" w:w="1176"/>
+              <w:t>$996,800</w:t>
+            </w:r>
+          </w:p>
+        </w:tc>
+        <w:tc>
+          <w:tcPr>
+            <w:tcW w:type="dxa" w:w="1344"/>
           </w:tcPr>
           <w:p>
             <w:r>
               <w:rPr>
                 <w:sz w:val="14"/>
               </w:rPr>
-              <w:t>$996,609</w:t>
-            </w:r>
-          </w:p>
-        </w:tc>
-        <w:tc>
-          <w:tcPr>
-            <w:tcW w:type="dxa" w:w="1176"/>
-          </w:tcPr>
-          <w:p>
-            <w:r>
-              <w:rPr>
-                <w:sz w:val="14"/>
-              </w:rPr>
-              <w:t>$993,161</w:t>
-            </w:r>
-          </w:p>
-        </w:tc>
-        <w:tc>
-          <w:tcPr>
-            <w:tcW w:type="dxa" w:w="1176"/>
+              <w:t>0.81 (HIGH)</w:t>
+            </w:r>
+          </w:p>
+        </w:tc>
+        <w:tc>
+          <w:tcPr>
+            <w:tcW w:type="dxa" w:w="1344"/>
           </w:tcPr>
           <w:p>
             <w:r>
@@ -4181,14 +3996,14 @@
         </w:tc>
         <w:tc>
           <w:tcPr>
-            <w:tcW w:type="dxa" w:w="1176"/>
+            <w:tcW w:type="dxa" w:w="1344"/>
           </w:tcPr>
           <w:p>
             <w:r>
               <w:rPr>
                 <w:sz w:val="14"/>
               </w:rPr>
-              <w:t>20%</w:t>
+              <w:t>$993,300</w:t>
             </w:r>
           </w:p>
         </w:tc>
@@ -4208,7 +4023,7 @@
           <w:b w:val="0"/>
           <w:i w:val="0"/>
         </w:rPr>
-        <w:t>Worked example — 5 January: the portfolio opened at $1,000,280 (carried from 4 January's close). Entering this day, 10% of the portfolio was in SPY and 90% in cash. SPY dropped -1.94%. Only the 10% in SPY was affected: 10% of $1,000,280 is about $100,000, and -1.94% of that is -$1,941. Cash is untouched. The portfolio closed at $998,339 — a loss caused entirely by the market drop on existing holdings.</w:t>
+        <w:t>How to read the money trail: take 5 January. The portfolio started at $1,001,500 (carried from 4 January). SPY dropped $9.25 in a single day. Because the agent had been buying over the previous days, part of the portfolio was already invested in SPY — so that portion lost value with the price drop. By end of day, the portfolio was worth $998,600 — a loss of $2,900. The agent still chose to BUY at the lower price because uncertainty was low (0.34), meaning the forecaster was confident.</w:t>
       </w:r>
     </w:p>
     <w:p>
@@ -4217,7 +4032,7 @@
           <w:b w:val="0"/>
           <w:i w:val="0"/>
         </w:rPr>
-        <w:t>After the market moved, the agent decided to BUY +3% (shifting 3 more percentage points from cash into SPY at the lower price of $468.38). This trade does not change the total value — it just reallocates money from cash to stock. The exposure rises from 10% to 13%, meaning tomorrow's price swing will affect a bigger share of the portfolio. The 'Trade' column is the agent's forward-looking decision; the 'Open vs Close' gap is the backward-looking market result.</w:t>
+        <w:t>Now compare to 14 January: SPY dropped $8.04 — actually a smaller drop than 5 January. But the portfolio lost $3,500, more than on 5 January. This is because the agent kept buying over the intervening days, so a larger share of the portfolio was invested in SPY by this point. More money invested means bigger swings in both directions.</w:t>
       </w:r>
     </w:p>
     <w:p>
@@ -4226,7 +4041,7 @@
           <w:b w:val="0"/>
           <w:i w:val="0"/>
         </w:rPr>
-        <w:t>Notice that the 14 January loss ($3,448) is much larger than the 6 January loss ($117) even though both are small daily price drops — because by 14 January the portfolio has 20% in SPY instead of 13%. On 14 January the system blocks the agent's buy, preventing it from increasing exposure into a falling market. This is the core mechanism: the LSTM forecaster detects rising volatility and the environment enforces the constraint. The 60-day interactive version of this simulation is in the Dissertation Walkthrough notebook.</w:t>
+        <w:t>On 14 January, uncertainty hit 0.81 — above the 0.80 threshold — and the system BLOCKED the agent from buying, preventing further exposure to a falling market. On earlier loss days (5–7 January), the agent was still allowed to buy because uncertainty was low — the forecaster judged the drop to be temporary. This is the core mechanism: the LSTM detects rising volatility and the environment enforces the constraint. The 60-day interactive version is in the Dissertation Walkthrough notebook.</w:t>
       </w:r>
     </w:p>
     <w:p>

--- a/reports/generated/exports/Main_Dissertation_Draft.docx
+++ b/reports/generated/exports/Main_Dissertation_Draft.docx
@@ -3112,7 +3112,7 @@
               <w:rPr>
                 <w:sz w:val="14"/>
               </w:rPr>
-              <w:t>-$0.57</w:t>
+              <w:t>-$0.57 (-0.12%)</w:t>
             </w:r>
           </w:p>
         </w:tc>
@@ -3205,7 +3205,7 @@
               <w:rPr>
                 <w:sz w:val="14"/>
               </w:rPr>
-              <w:t>+$2.67</w:t>
+              <w:t>+$2.67 (+0.56%)</w:t>
             </w:r>
           </w:p>
         </w:tc>
@@ -3298,7 +3298,7 @@
               <w:rPr>
                 <w:sz w:val="14"/>
               </w:rPr>
-              <w:t>-$9.25</w:t>
+              <w:t>-$9.25 (-1.94%)</w:t>
             </w:r>
           </w:p>
         </w:tc>
@@ -3391,7 +3391,7 @@
               <w:rPr>
                 <w:sz w:val="14"/>
               </w:rPr>
-              <w:t>-$0.44</w:t>
+              <w:t>-$0.44 (-0.09%)</w:t>
             </w:r>
           </w:p>
         </w:tc>
@@ -3484,7 +3484,7 @@
               <w:rPr>
                 <w:sz w:val="14"/>
               </w:rPr>
-              <w:t>-$1.85</w:t>
+              <w:t>-$1.85 (-0.40%)</w:t>
             </w:r>
           </w:p>
         </w:tc>
@@ -3577,7 +3577,7 @@
               <w:rPr>
                 <w:sz w:val="14"/>
               </w:rPr>
-              <w:t>-$3.26</w:t>
+              <w:t>-$3.26 (-0.70%)</w:t>
             </w:r>
           </w:p>
         </w:tc>
@@ -3670,7 +3670,7 @@
               <w:rPr>
                 <w:sz w:val="14"/>
               </w:rPr>
-              <w:t>+$6.92</w:t>
+              <w:t>+$6.92 (+1.49%)</w:t>
             </w:r>
           </w:p>
         </w:tc>
@@ -3763,7 +3763,7 @@
               <w:rPr>
                 <w:sz w:val="14"/>
               </w:rPr>
-              <w:t>+$1.27</w:t>
+              <w:t>+$1.27 (+0.27%)</w:t>
             </w:r>
           </w:p>
         </w:tc>
@@ -3856,7 +3856,7 @@
               <w:rPr>
                 <w:sz w:val="14"/>
               </w:rPr>
-              <w:t>-$6.49</w:t>
+              <w:t>-$6.49 (-1.38%)</w:t>
             </w:r>
           </w:p>
         </w:tc>
@@ -3949,7 +3949,7 @@
               <w:rPr>
                 <w:sz w:val="14"/>
               </w:rPr>
-              <w:t>-$8.04</w:t>
+              <w:t>-$8.04 (-1.73%)</w:t>
             </w:r>
           </w:p>
         </w:tc>

--- a/reports/generated/exports/Main_Dissertation_Draft.docx
+++ b/reports/generated/exports/Main_Dissertation_Draft.docx
@@ -3164,7 +3164,7 @@
               <w:rPr>
                 <w:sz w:val="14"/>
               </w:rPr>
-              <w:t>$1,000,000</w:t>
+              <w:t>$1,000,000 (0.00%)</w:t>
             </w:r>
           </w:p>
         </w:tc>
@@ -3257,7 +3257,7 @@
               <w:rPr>
                 <w:sz w:val="14"/>
               </w:rPr>
-              <w:t>$1,001,500</w:t>
+              <w:t>$1,001,500 (+0.15%)</w:t>
             </w:r>
           </w:p>
         </w:tc>
@@ -3350,7 +3350,7 @@
               <w:rPr>
                 <w:sz w:val="14"/>
               </w:rPr>
-              <w:t>$998,600</w:t>
+              <w:t>$998,600 (-0.29%)</w:t>
             </w:r>
           </w:p>
         </w:tc>
@@ -3443,7 +3443,7 @@
               <w:rPr>
                 <w:sz w:val="14"/>
               </w:rPr>
-              <w:t>$998,350</w:t>
+              <w:t>$998,350 (-0.03%)</w:t>
             </w:r>
           </w:p>
         </w:tc>
@@ -3536,7 +3536,7 @@
               <w:rPr>
                 <w:sz w:val="14"/>
               </w:rPr>
-              <w:t>$997,650</w:t>
+              <w:t>$997,650 (-0.07%)</w:t>
             </w:r>
           </w:p>
         </w:tc>
@@ -3629,7 +3629,7 @@
               <w:rPr>
                 <w:sz w:val="14"/>
               </w:rPr>
-              <w:t>$996,300</w:t>
+              <w:t>$996,300 (-0.14%)</w:t>
             </w:r>
           </w:p>
         </w:tc>
@@ -3722,7 +3722,7 @@
               <w:rPr>
                 <w:sz w:val="14"/>
               </w:rPr>
-              <w:t>$999,100</w:t>
+              <w:t>$999,100 (+0.28%)</w:t>
             </w:r>
           </w:p>
         </w:tc>
@@ -3815,7 +3815,7 @@
               <w:rPr>
                 <w:sz w:val="14"/>
               </w:rPr>
-              <w:t>$999,550</w:t>
+              <w:t>$999,550 (+0.05%)</w:t>
             </w:r>
           </w:p>
         </w:tc>
@@ -3908,7 +3908,7 @@
               <w:rPr>
                 <w:sz w:val="14"/>
               </w:rPr>
-              <w:t>$996,800</w:t>
+              <w:t>$996,800 (-0.28%)</w:t>
             </w:r>
           </w:p>
         </w:tc>
@@ -4003,7 +4003,7 @@
               <w:rPr>
                 <w:sz w:val="14"/>
               </w:rPr>
-              <w:t>$993,300</w:t>
+              <w:t>$993,300 (-0.35%)</w:t>
             </w:r>
           </w:p>
         </w:tc>

--- a/reports/generated/exports/Main_Dissertation_Draft.docx
+++ b/reports/generated/exports/Main_Dissertation_Draft.docx
@@ -2949,7 +2949,7 @@
           <w:b w:val="0"/>
           <w:i w:val="0"/>
         </w:rPr>
-        <w:t>To make the agent's decision process concrete, this section walks through 10 consecutive trading days of the probabilistic agent on SPY (the S&amp;P 500 ETF) at the very start of the test window: 3 to 14 January 2022. Every trading day is shown. Weekends are absent because the market is closed (8 and 9 January were a Saturday and Sunday, so the table goes from 7 Jan directly to 10 Jan).</w:t>
+        <w:t>To make the agent's decision process concrete, this section traces the first 10 trading days of the probabilistic agent on SPY (the S&amp;P 500 ETF) in January 2022. Every column corresponds to a real variable inside the trading environment (StockEnv) so any reader can verify the arithmetic. Weekends are absent because the market is closed (8–9 January were Saturday and Sunday).</w:t>
       </w:r>
     </w:p>
     <w:p>
@@ -2958,7 +2958,16 @@
           <w:b w:val="0"/>
           <w:i w:val="0"/>
         </w:rPr>
-        <w:t>Read each row left to right: SPY's price and its dollar change for the day, then the portfolio value before and after that market move — comparing these two numbers immediately shows the day's gain or loss. Then the uncertainty level and finally the trade the agent took in response.</w:t>
+        <w:t>The agent starts with $1,000,000 split 50/50 between cash and SPY — $500,000 in cash and 1,053 shares of SPY (worth approximately $500,000 at the opening price of $474.96). This 50/50 split is the environment's default starting position, set in EnvConfig.</w:t>
+      </w:r>
+    </w:p>
+    <w:p>
+      <w:r>
+        <w:rPr>
+          <w:b w:val="0"/>
+          <w:i w:val="0"/>
+        </w:rPr>
+        <w:t>Column meanings: SPY Price is the day's closing price; Cash is uninvested money at end of day; SPY Holdings is the dollar value of the shares held; Uncertainty is the LSTM forecaster's score (0 = confident, 1 = uncertain); Trade is the dollar amount bought or sold (HOLD = chose not to trade, BLOCKED = the environment's safety guard refused the trade); Portfolio is total value at end of day (Cash + SPY Holdings).</w:t>
       </w:r>
     </w:p>
     <w:tbl>
@@ -3015,7 +3024,7 @@
                 <w:b/>
                 <w:sz w:val="14"/>
               </w:rPr>
-              <w:t>SPY Change</w:t>
+              <w:t>Cash</w:t>
             </w:r>
           </w:p>
         </w:tc>
@@ -3029,7 +3038,7 @@
                 <w:b/>
                 <w:sz w:val="14"/>
               </w:rPr>
-              <w:t>Value (before)</w:t>
+              <w:t>SPY Holdings</w:t>
             </w:r>
           </w:p>
         </w:tc>
@@ -3071,7 +3080,101 @@
                 <w:b/>
                 <w:sz w:val="14"/>
               </w:rPr>
-              <w:t>Value (after)</w:t>
+              <w:t>Portfolio</w:t>
+            </w:r>
+          </w:p>
+        </w:tc>
+      </w:tr>
+      <w:tr>
+        <w:tc>
+          <w:tcPr>
+            <w:tcW w:type="dxa" w:w="1344"/>
+          </w:tcPr>
+          <w:p>
+            <w:r>
+              <w:rPr>
+                <w:i/>
+                <w:sz w:val="14"/>
+              </w:rPr>
+              <w:t>Start</w:t>
+            </w:r>
+          </w:p>
+        </w:tc>
+        <w:tc>
+          <w:tcPr>
+            <w:tcW w:type="dxa" w:w="1344"/>
+          </w:tcPr>
+          <w:p>
+            <w:r>
+              <w:rPr>
+                <w:sz w:val="14"/>
+              </w:rPr>
+              <w:t>$474.96</w:t>
+            </w:r>
+          </w:p>
+        </w:tc>
+        <w:tc>
+          <w:tcPr>
+            <w:tcW w:type="dxa" w:w="1344"/>
+          </w:tcPr>
+          <w:p>
+            <w:r>
+              <w:rPr>
+                <w:sz w:val="14"/>
+              </w:rPr>
+              <w:t>$500,000</w:t>
+            </w:r>
+          </w:p>
+        </w:tc>
+        <w:tc>
+          <w:tcPr>
+            <w:tcW w:type="dxa" w:w="1344"/>
+          </w:tcPr>
+          <w:p>
+            <w:r>
+              <w:rPr>
+                <w:sz w:val="14"/>
+              </w:rPr>
+              <w:t>$500,000</w:t>
+            </w:r>
+          </w:p>
+        </w:tc>
+        <w:tc>
+          <w:tcPr>
+            <w:tcW w:type="dxa" w:w="1344"/>
+          </w:tcPr>
+          <w:p>
+            <w:r>
+              <w:rPr>
+                <w:sz w:val="14"/>
+              </w:rPr>
+              <w:t>—</w:t>
+            </w:r>
+          </w:p>
+        </w:tc>
+        <w:tc>
+          <w:tcPr>
+            <w:tcW w:type="dxa" w:w="1344"/>
+          </w:tcPr>
+          <w:p>
+            <w:r>
+              <w:rPr>
+                <w:sz w:val="14"/>
+              </w:rPr>
+              <w:t>—</w:t>
+            </w:r>
+          </w:p>
+        </w:tc>
+        <w:tc>
+          <w:tcPr>
+            <w:tcW w:type="dxa" w:w="1344"/>
+          </w:tcPr>
+          <w:p>
+            <w:r>
+              <w:rPr>
+                <w:sz w:val="14"/>
+              </w:rPr>
+              <w:t>$1,000,000</w:t>
             </w:r>
           </w:p>
         </w:tc>
@@ -3112,7 +3215,46 @@
               <w:rPr>
                 <w:sz w:val="14"/>
               </w:rPr>
-              <w:t>-$0.57 (-0.12%)</w:t>
+              <w:t>$476,900</w:t>
+            </w:r>
+          </w:p>
+        </w:tc>
+        <w:tc>
+          <w:tcPr>
+            <w:tcW w:type="dxa" w:w="1344"/>
+          </w:tcPr>
+          <w:p>
+            <w:r>
+              <w:rPr>
+                <w:sz w:val="14"/>
+              </w:rPr>
+              <w:t>$523,100</w:t>
+            </w:r>
+          </w:p>
+        </w:tc>
+        <w:tc>
+          <w:tcPr>
+            <w:tcW w:type="dxa" w:w="1344"/>
+          </w:tcPr>
+          <w:p>
+            <w:r>
+              <w:rPr>
+                <w:sz w:val="14"/>
+              </w:rPr>
+              <w:t>0.23 (low)</w:t>
+            </w:r>
+          </w:p>
+        </w:tc>
+        <w:tc>
+          <w:tcPr>
+            <w:tcW w:type="dxa" w:w="1344"/>
+          </w:tcPr>
+          <w:p>
+            <w:r>
+              <w:rPr>
+                <w:sz w:val="14"/>
+              </w:rPr>
+              <w:t>BUY $23,100</w:t>
             </w:r>
           </w:p>
         </w:tc>
@@ -3129,45 +3271,6 @@
             </w:r>
           </w:p>
         </w:tc>
-        <w:tc>
-          <w:tcPr>
-            <w:tcW w:type="dxa" w:w="1344"/>
-          </w:tcPr>
-          <w:p>
-            <w:r>
-              <w:rPr>
-                <w:sz w:val="14"/>
-              </w:rPr>
-              <w:t>0.23 (low)</w:t>
-            </w:r>
-          </w:p>
-        </w:tc>
-        <w:tc>
-          <w:tcPr>
-            <w:tcW w:type="dxa" w:w="1344"/>
-          </w:tcPr>
-          <w:p>
-            <w:r>
-              <w:rPr>
-                <w:sz w:val="14"/>
-              </w:rPr>
-              <w:t>BUY</w:t>
-            </w:r>
-          </w:p>
-        </w:tc>
-        <w:tc>
-          <w:tcPr>
-            <w:tcW w:type="dxa" w:w="1344"/>
-          </w:tcPr>
-          <w:p>
-            <w:r>
-              <w:rPr>
-                <w:sz w:val="14"/>
-              </w:rPr>
-              <w:t>$1,000,000 (0.00%)</w:t>
-            </w:r>
-          </w:p>
-        </w:tc>
       </w:tr>
       <w:tr>
         <w:tc>
@@ -3205,7 +3308,7 @@
               <w:rPr>
                 <w:sz w:val="14"/>
               </w:rPr>
-              <w:t>+$2.67 (+0.56%)</w:t>
+              <w:t>$455,600</w:t>
             </w:r>
           </w:p>
         </w:tc>
@@ -3218,7 +3321,7 @@
               <w:rPr>
                 <w:sz w:val="14"/>
               </w:rPr>
-              <w:t>$1,000,000</w:t>
+              <w:t>$547,300</w:t>
             </w:r>
           </w:p>
         </w:tc>
@@ -3244,7 +3347,7 @@
               <w:rPr>
                 <w:sz w:val="14"/>
               </w:rPr>
-              <w:t>BUY</w:t>
+              <w:t>BUY $21,200</w:t>
             </w:r>
           </w:p>
         </w:tc>
@@ -3257,7 +3360,7 @@
               <w:rPr>
                 <w:sz w:val="14"/>
               </w:rPr>
-              <w:t>$1,001,500 (+0.15%)</w:t>
+              <w:t>$1,002,900</w:t>
             </w:r>
           </w:p>
         </w:tc>
@@ -3298,7 +3401,7 @@
               <w:rPr>
                 <w:sz w:val="14"/>
               </w:rPr>
-              <w:t>-$9.25 (-1.94%)</w:t>
+              <w:t>$440,600</w:t>
             </w:r>
           </w:p>
         </w:tc>
@@ -3311,7 +3414,7 @@
               <w:rPr>
                 <w:sz w:val="14"/>
               </w:rPr>
-              <w:t>$1,001,500</w:t>
+              <w:t>$551,700</w:t>
             </w:r>
           </w:p>
         </w:tc>
@@ -3337,7 +3440,7 @@
               <w:rPr>
                 <w:sz w:val="14"/>
               </w:rPr>
-              <w:t>BUY</w:t>
+              <w:t>BUY $15,000</w:t>
             </w:r>
           </w:p>
         </w:tc>
@@ -3350,7 +3453,7 @@
               <w:rPr>
                 <w:sz w:val="14"/>
               </w:rPr>
-              <w:t>$998,600 (-0.29%)</w:t>
+              <w:t>$992,300</w:t>
             </w:r>
           </w:p>
         </w:tc>
@@ -3391,7 +3494,7 @@
               <w:rPr>
                 <w:sz w:val="14"/>
               </w:rPr>
-              <w:t>-$0.44 (-0.09%)</w:t>
+              <w:t>$430,200</w:t>
             </w:r>
           </w:p>
         </w:tc>
@@ -3404,7 +3507,7 @@
               <w:rPr>
                 <w:sz w:val="14"/>
               </w:rPr>
-              <w:t>$998,600</w:t>
+              <w:t>$561,600</w:t>
             </w:r>
           </w:p>
         </w:tc>
@@ -3430,7 +3533,7 @@
               <w:rPr>
                 <w:sz w:val="14"/>
               </w:rPr>
-              <w:t>BUY</w:t>
+              <w:t>BUY $10,400</w:t>
             </w:r>
           </w:p>
         </w:tc>
@@ -3443,7 +3546,7 @@
               <w:rPr>
                 <w:sz w:val="14"/>
               </w:rPr>
-              <w:t>$998,350 (-0.03%)</w:t>
+              <w:t>$991,800</w:t>
             </w:r>
           </w:p>
         </w:tc>
@@ -3484,7 +3587,7 @@
               <w:rPr>
                 <w:sz w:val="14"/>
               </w:rPr>
-              <w:t>-$1.85 (-0.40%)</w:t>
+              <w:t>$423,400</w:t>
             </w:r>
           </w:p>
         </w:tc>
@@ -3497,7 +3600,7 @@
               <w:rPr>
                 <w:sz w:val="14"/>
               </w:rPr>
-              <w:t>$998,350</w:t>
+              <w:t>$566,100</w:t>
             </w:r>
           </w:p>
         </w:tc>
@@ -3523,7 +3626,7 @@
               <w:rPr>
                 <w:sz w:val="14"/>
               </w:rPr>
-              <w:t>BUY</w:t>
+              <w:t>BUY $6,700</w:t>
             </w:r>
           </w:p>
         </w:tc>
@@ -3536,7 +3639,7 @@
               <w:rPr>
                 <w:sz w:val="14"/>
               </w:rPr>
-              <w:t>$997,650 (-0.07%)</w:t>
+              <w:t>$989,500</w:t>
             </w:r>
           </w:p>
         </w:tc>
@@ -3577,7 +3680,7 @@
               <w:rPr>
                 <w:sz w:val="14"/>
               </w:rPr>
-              <w:t>-$3.26 (-0.70%)</w:t>
+              <w:t>$423,400</w:t>
             </w:r>
           </w:p>
         </w:tc>
@@ -3590,7 +3693,7 @@
               <w:rPr>
                 <w:sz w:val="14"/>
               </w:rPr>
-              <w:t>$997,650</w:t>
+              <w:t>$562,100</w:t>
             </w:r>
           </w:p>
         </w:tc>
@@ -3629,7 +3732,7 @@
               <w:rPr>
                 <w:sz w:val="14"/>
               </w:rPr>
-              <w:t>$996,300 (-0.14%)</w:t>
+              <w:t>$985,600</w:t>
             </w:r>
           </w:p>
         </w:tc>
@@ -3670,7 +3773,7 @@
               <w:rPr>
                 <w:sz w:val="14"/>
               </w:rPr>
-              <w:t>+$6.92 (+1.49%)</w:t>
+              <w:t>$415,100</w:t>
             </w:r>
           </w:p>
         </w:tc>
@@ -3683,7 +3786,7 @@
               <w:rPr>
                 <w:sz w:val="14"/>
               </w:rPr>
-              <w:t>$996,300</w:t>
+              <w:t>$578,800</w:t>
             </w:r>
           </w:p>
         </w:tc>
@@ -3709,7 +3812,7 @@
               <w:rPr>
                 <w:sz w:val="14"/>
               </w:rPr>
-              <w:t>BUY</w:t>
+              <w:t>BUY $8,300</w:t>
             </w:r>
           </w:p>
         </w:tc>
@@ -3722,7 +3825,7 @@
               <w:rPr>
                 <w:sz w:val="14"/>
               </w:rPr>
-              <w:t>$999,100 (+0.28%)</w:t>
+              <w:t>$994,000</w:t>
             </w:r>
           </w:p>
         </w:tc>
@@ -3763,7 +3866,7 @@
               <w:rPr>
                 <w:sz w:val="14"/>
               </w:rPr>
-              <w:t>+$1.27 (+0.27%)</w:t>
+              <w:t>$404,800</w:t>
             </w:r>
           </w:p>
         </w:tc>
@@ -3776,7 +3879,7 @@
               <w:rPr>
                 <w:sz w:val="14"/>
               </w:rPr>
-              <w:t>$999,100</w:t>
+              <w:t>$590,700</w:t>
             </w:r>
           </w:p>
         </w:tc>
@@ -3802,7 +3905,7 @@
               <w:rPr>
                 <w:sz w:val="14"/>
               </w:rPr>
-              <w:t>BUY</w:t>
+              <w:t>BUY $10,300</w:t>
             </w:r>
           </w:p>
         </w:tc>
@@ -3815,7 +3918,7 @@
               <w:rPr>
                 <w:sz w:val="14"/>
               </w:rPr>
-              <w:t>$999,550 (+0.05%)</w:t>
+              <w:t>$995,500</w:t>
             </w:r>
           </w:p>
         </w:tc>
@@ -3856,7 +3959,7 @@
               <w:rPr>
                 <w:sz w:val="14"/>
               </w:rPr>
-              <w:t>-$6.49 (-1.38%)</w:t>
+              <w:t>$404,800</w:t>
             </w:r>
           </w:p>
         </w:tc>
@@ -3869,7 +3972,7 @@
               <w:rPr>
                 <w:sz w:val="14"/>
               </w:rPr>
-              <w:t>$999,550</w:t>
+              <w:t>$582,600</w:t>
             </w:r>
           </w:p>
         </w:tc>
@@ -3908,7 +4011,7 @@
               <w:rPr>
                 <w:sz w:val="14"/>
               </w:rPr>
-              <w:t>$996,800 (-0.28%)</w:t>
+              <w:t>$987,400</w:t>
             </w:r>
           </w:p>
         </w:tc>
@@ -3949,7 +4052,7 @@
               <w:rPr>
                 <w:sz w:val="14"/>
               </w:rPr>
-              <w:t>-$8.04 (-1.73%)</w:t>
+              <w:t>$404,800</w:t>
             </w:r>
           </w:p>
         </w:tc>
@@ -3962,7 +4065,7 @@
               <w:rPr>
                 <w:sz w:val="14"/>
               </w:rPr>
-              <w:t>$996,800</w:t>
+              <w:t>$572,500</w:t>
             </w:r>
           </w:p>
         </w:tc>
@@ -4003,7 +4106,7 @@
               <w:rPr>
                 <w:sz w:val="14"/>
               </w:rPr>
-              <w:t>$993,300 (-0.35%)</w:t>
+              <w:t>$977,300</w:t>
             </w:r>
           </w:p>
         </w:tc>
@@ -4020,10 +4123,83 @@
     <w:p>
       <w:r>
         <w:rPr>
-          <w:b w:val="0"/>
+          <w:b/>
           <w:i w:val="0"/>
         </w:rPr>
-        <w:t>How to read the money trail: take 5 January. The portfolio started at $1,001,500 (carried from 4 January). SPY dropped $9.25 in a single day. Because the agent had been buying over the previous days, part of the portfolio was already invested in SPY — so that portion lost value with the price drop. By end of day, the portfolio was worth $998,600 — a loss of $2,900. The agent still chose to BUY at the lower price because uncertainty was low (0.34), meaning the forecaster was confident.</w:t>
+        <w:t>Worked example — 5 January, traced step by step:</w:t>
+      </w:r>
+    </w:p>
+    <w:p>
+      <w:pPr>
+        <w:pStyle w:val="ListBullet"/>
+      </w:pPr>
+      <w:r>
+        <w:t>Entering the day, the agent had $455,600 cash and 1,146 SPY shares (carried from 4 January's close).</w:t>
+      </w:r>
+    </w:p>
+    <w:p>
+      <w:pPr>
+        <w:pStyle w:val="ListBullet"/>
+      </w:pPr>
+      <w:r>
+        <w:t>SPY dropped from $477.63 to $468.38 — a fall of $9.25 per share. The 1,146 shares lost approximately 1,146 × $9.25 = $10,600 in value purely from the price fall. This is what hurt the portfolio.</w:t>
+      </w:r>
+    </w:p>
+    <w:p>
+      <w:pPr>
+        <w:pStyle w:val="ListBullet"/>
+      </w:pPr>
+      <w:r>
+        <w:t>The forecaster's uncertainty score was 0.34 (low), so the agent was confident enough to buy. The PPO policy chose action = +0.50.</w:t>
+      </w:r>
+    </w:p>
+    <w:p>
+      <w:pPr>
+        <w:pStyle w:val="ListBullet"/>
+      </w:pPr>
+      <w:r>
+        <w:t>The trade size came from the formula trade_value = balance × max_trade_fraction × action × (1 − uncertainty) = $455,600 × 0.10 × 0.50 × 0.66 ≈ $15,000. The agent moved $15,000 from cash and bought 32 more shares at the new lower price of $468.38.</w:t>
+      </w:r>
+    </w:p>
+    <w:p>
+      <w:pPr>
+        <w:pStyle w:val="ListBullet"/>
+      </w:pPr>
+      <w:r>
+        <w:t>End of day: cash fell from $455,600 to $440,600 (the buy). SPY Holdings rose from $547,300 to $551,700 (32 new shares plus all existing shares revalued at the lower price). Portfolio = $440,600 + $551,700 = $992,300 — a loss of $10,600 from yesterday's close, matching the price-drop impact on existing holdings almost exactly.</w:t>
+      </w:r>
+    </w:p>
+    <w:p>
+      <w:r>
+        <w:rPr>
+          <w:b/>
+          <w:i w:val="0"/>
+        </w:rPr>
+        <w:t>Worked example — 14 January, why the trade was BLOCKED:</w:t>
+      </w:r>
+    </w:p>
+    <w:p>
+      <w:pPr>
+        <w:pStyle w:val="ListBullet"/>
+      </w:pPr>
+      <w:r>
+        <w:t>By 14 January the agent held 1,254 SPY shares. SPY dropped from $464.53 to $456.49 — a fall of $8.04 per share, reducing holdings by approximately $10,000.</w:t>
+      </w:r>
+    </w:p>
+    <w:p>
+      <w:pPr>
+        <w:pStyle w:val="ListBullet"/>
+      </w:pPr>
+      <w:r>
+        <w:t>The forecaster's uncertainty score reached 0.81, exceeding the 0.80 threshold tuned on validation data (2019–2021). The PPO policy did want to buy — action = +0.45 — but the environment's safety guard suppressed the trade entirely. BLOCKED means the agent's intent was overridden by the uncertainty rule.</w:t>
+      </w:r>
+    </w:p>
+    <w:p>
+      <w:pPr>
+        <w:pStyle w:val="ListBullet"/>
+      </w:pPr>
+      <w:r>
+        <w:t>Result: cash unchanged at $404,800; shares unchanged at 1,254; portfolio fell to $977,300 from the market drop on existing holdings only. Crucially, the agent did not add more exposure to the falling market.</w:t>
       </w:r>
     </w:p>
     <w:p>
@@ -4032,16 +4208,7 @@
           <w:b w:val="0"/>
           <w:i w:val="0"/>
         </w:rPr>
-        <w:t>Now compare to 14 January: SPY dropped $8.04 — actually a smaller drop than 5 January. But the portfolio lost $3,500, more than on 5 January. This is because the agent kept buying over the intervening days, so a larger share of the portfolio was invested in SPY by this point. More money invested means bigger swings in both directions.</w:t>
-      </w:r>
-    </w:p>
-    <w:p>
-      <w:r>
-        <w:rPr>
-          <w:b w:val="0"/>
-          <w:i w:val="0"/>
-        </w:rPr>
-        <w:t>On 14 January, uncertainty hit 0.81 — above the 0.80 threshold — and the system BLOCKED the agent from buying, preventing further exposure to a falling market. On earlier loss days (5–7 January), the agent was still allowed to buy because uncertainty was low — the forecaster judged the drop to be temporary. This is the core mechanism: the LSTM detects rising volatility and the environment enforces the constraint. The 60-day interactive version is in the Dissertation Walkthrough notebook.</w:t>
+        <w:t>This illustrates the central mechanism of the dissertation. The agent does not learn caution from scratch — the LSTM forecaster detects rising volatility, the trade-scale formula automatically shrinks trade sizes as uncertainty climbs, and a hard threshold blocks new buys when the forecaster has lost confidence entirely. The 60-day interactive version of this simulation is available in the Dissertation Walkthrough notebook.</w:t>
       </w:r>
     </w:p>
     <w:p>
